--- a/docs/技术难点与解决方案.docx
+++ b/docs/技术难点与解决方案.docx
@@ -140,7 +140,7 @@
               <w:rPr>
                 <w:sz w:val="18"/>
               </w:rPr>
-              <w:t>v1.4</w:t>
+              <w:t>v1.5</w:t>
             </w:r>
           </w:p>
         </w:tc>
@@ -228,7 +228,7 @@
               <w:rPr>
                 <w:sz w:val="18"/>
               </w:rPr>
-              <w:t xml:space="preserve"> v1.4</w:t>
+              <w:t xml:space="preserve"> v1.5</w:t>
             </w:r>
             <w:r>
               <w:rPr>
@@ -798,7 +798,79 @@
               <w:rPr>
                 <w:sz w:val="18"/>
               </w:rPr>
-              <w:t>章，更新附录</w:t>
+              <w:t>章，更新附录；</w:t>
+            </w:r>
+            <w:r>
+              <w:rPr>
+                <w:sz w:val="18"/>
+              </w:rPr>
+              <w:t>v1.5</w:t>
+            </w:r>
+            <w:r>
+              <w:rPr>
+                <w:sz w:val="18"/>
+              </w:rPr>
+              <w:t>（</w:t>
+            </w:r>
+            <w:r>
+              <w:rPr>
+                <w:sz w:val="18"/>
+              </w:rPr>
+              <w:t>10-22</w:t>
+            </w:r>
+            <w:r>
+              <w:rPr>
+                <w:sz w:val="18"/>
+              </w:rPr>
+              <w:t>）：第</w:t>
+            </w:r>
+            <w:r>
+              <w:rPr>
+                <w:sz w:val="18"/>
+              </w:rPr>
+              <w:t xml:space="preserve"> 11 </w:t>
+            </w:r>
+            <w:r>
+              <w:rPr>
+                <w:sz w:val="18"/>
+              </w:rPr>
+              <w:t>章新增</w:t>
+            </w:r>
+            <w:r>
+              <w:rPr>
+                <w:sz w:val="18"/>
+              </w:rPr>
+              <w:t xml:space="preserve"> 11.6–11.10“</w:t>
+            </w:r>
+            <w:r>
+              <w:rPr>
+                <w:sz w:val="18"/>
+              </w:rPr>
+              <w:t>联网检查更新与</w:t>
+            </w:r>
+            <w:r>
+              <w:rPr>
+                <w:sz w:val="18"/>
+              </w:rPr>
+              <w:t xml:space="preserve"> GitHub </w:t>
+            </w:r>
+            <w:r>
+              <w:rPr>
+                <w:sz w:val="18"/>
+              </w:rPr>
+              <w:t>发布</w:t>
+            </w:r>
+            <w:r>
+              <w:rPr>
+                <w:sz w:val="18"/>
+              </w:rPr>
+              <w:t>”</w:t>
+            </w:r>
+            <w:r>
+              <w:rPr>
+                <w:sz w:val="18"/>
+              </w:rPr>
+              <w:t>，更新附录</w:t>
             </w:r>
           </w:p>
         </w:tc>
@@ -850,7 +922,13 @@
               <w:rPr>
                 <w:sz w:val="18"/>
               </w:rPr>
-              <w:t xml:space="preserve"> RGL</w:t>
+              <w:t xml:space="preserve"> </w:t>
+            </w:r>
+            <w:r>
+              <w:rPr>
+                <w:sz w:val="18"/>
+              </w:rPr>
+              <w:t>RGL</w:t>
             </w:r>
             <w:r>
               <w:rPr>
@@ -1050,7 +1128,7 @@
       <w:r>
         <w:fldChar w:fldCharType="separate"/>
       </w:r>
-      <w:hyperlink w:anchor="_Toc243842257" w:history="1">
+      <w:hyperlink w:anchor="_Toc243842269" w:history="1">
         <w:r>
           <w:rPr>
             <w:rStyle w:val="aff9"/>
@@ -1077,7 +1155,7 @@
             <w:noProof/>
             <w:webHidden/>
           </w:rPr>
-          <w:instrText xml:space="preserve"> PAGEREF _Toc243842257 \h </w:instrText>
+          <w:instrText xml:space="preserve"> PAGEREF _Toc243842269 \h </w:instrText>
         </w:r>
         <w:r>
           <w:rPr>
@@ -1118,7 +1196,7 @@
           <w:noProof/>
         </w:rPr>
       </w:pPr>
-      <w:hyperlink w:anchor="_Toc243842258" w:history="1">
+      <w:hyperlink w:anchor="_Toc243842270" w:history="1">
         <w:r>
           <w:rPr>
             <w:rStyle w:val="aff9"/>
@@ -1145,7 +1223,7 @@
             <w:noProof/>
             <w:webHidden/>
           </w:rPr>
-          <w:instrText xml:space="preserve"> PAGEREF _Toc243842258 \h </w:instrText>
+          <w:instrText xml:space="preserve"> PAGEREF _Toc243842270 \h </w:instrText>
         </w:r>
         <w:r>
           <w:rPr>
@@ -1186,7 +1264,7 @@
           <w:noProof/>
         </w:rPr>
       </w:pPr>
-      <w:hyperlink w:anchor="_Toc243842259" w:history="1">
+      <w:hyperlink w:anchor="_Toc243842271" w:history="1">
         <w:r>
           <w:rPr>
             <w:rStyle w:val="aff9"/>
@@ -1213,7 +1291,7 @@
             <w:noProof/>
             <w:webHidden/>
           </w:rPr>
-          <w:instrText xml:space="preserve"> PAGEREF _Toc243842259 \h </w:instrText>
+          <w:instrText xml:space="preserve"> PAGEREF _Toc243842271 \h </w:instrText>
         </w:r>
         <w:r>
           <w:rPr>
@@ -1254,7 +1332,7 @@
           <w:noProof/>
         </w:rPr>
       </w:pPr>
-      <w:hyperlink w:anchor="_Toc243842260" w:history="1">
+      <w:hyperlink w:anchor="_Toc243842272" w:history="1">
         <w:r>
           <w:rPr>
             <w:rStyle w:val="aff9"/>
@@ -1281,7 +1359,7 @@
             <w:noProof/>
             <w:webHidden/>
           </w:rPr>
-          <w:instrText xml:space="preserve"> PAGEREF _Toc243842260 \h </w:instrText>
+          <w:instrText xml:space="preserve"> PAGEREF _Toc243842272 \h </w:instrText>
         </w:r>
         <w:r>
           <w:rPr>
@@ -1322,7 +1400,7 @@
           <w:noProof/>
         </w:rPr>
       </w:pPr>
-      <w:hyperlink w:anchor="_Toc243842261" w:history="1">
+      <w:hyperlink w:anchor="_Toc243842273" w:history="1">
         <w:r>
           <w:rPr>
             <w:rStyle w:val="aff9"/>
@@ -1349,7 +1427,7 @@
             <w:noProof/>
             <w:webHidden/>
           </w:rPr>
-          <w:instrText xml:space="preserve"> PAGEREF _Toc243842261 \h </w:instrText>
+          <w:instrText xml:space="preserve"> PAGEREF _Toc243842273 \h </w:instrText>
         </w:r>
         <w:r>
           <w:rPr>
@@ -1390,7 +1468,7 @@
           <w:noProof/>
         </w:rPr>
       </w:pPr>
-      <w:hyperlink w:anchor="_Toc243842262" w:history="1">
+      <w:hyperlink w:anchor="_Toc243842274" w:history="1">
         <w:r>
           <w:rPr>
             <w:rStyle w:val="aff9"/>
@@ -1417,7 +1495,7 @@
             <w:noProof/>
             <w:webHidden/>
           </w:rPr>
-          <w:instrText xml:space="preserve"> PAGEREF _Toc243842262 \h </w:instrText>
+          <w:instrText xml:space="preserve"> PAGEREF _Toc243842274 \h </w:instrText>
         </w:r>
         <w:r>
           <w:rPr>
@@ -1458,7 +1536,7 @@
           <w:noProof/>
         </w:rPr>
       </w:pPr>
-      <w:hyperlink w:anchor="_Toc243842263" w:history="1">
+      <w:hyperlink w:anchor="_Toc243842275" w:history="1">
         <w:r>
           <w:rPr>
             <w:rStyle w:val="aff9"/>
@@ -1485,7 +1563,7 @@
             <w:noProof/>
             <w:webHidden/>
           </w:rPr>
-          <w:instrText xml:space="preserve"> PAGEREF _Toc243842263 \h </w:instrText>
+          <w:instrText xml:space="preserve"> PAGEREF _Toc243842275 \h </w:instrText>
         </w:r>
         <w:r>
           <w:rPr>
@@ -1526,7 +1604,7 @@
           <w:noProof/>
         </w:rPr>
       </w:pPr>
-      <w:hyperlink w:anchor="_Toc243842264" w:history="1">
+      <w:hyperlink w:anchor="_Toc243842276" w:history="1">
         <w:r>
           <w:rPr>
             <w:rStyle w:val="aff9"/>
@@ -1553,7 +1631,7 @@
             <w:noProof/>
             <w:webHidden/>
           </w:rPr>
-          <w:instrText xml:space="preserve"> PAGEREF _Toc243842264 \h </w:instrText>
+          <w:instrText xml:space="preserve"> PAGEREF _Toc243842276 \h </w:instrText>
         </w:r>
         <w:r>
           <w:rPr>
@@ -1594,7 +1672,7 @@
           <w:noProof/>
         </w:rPr>
       </w:pPr>
-      <w:hyperlink w:anchor="_Toc243842265" w:history="1">
+      <w:hyperlink w:anchor="_Toc243842277" w:history="1">
         <w:r>
           <w:rPr>
             <w:rStyle w:val="aff9"/>
@@ -1621,7 +1699,7 @@
             <w:noProof/>
             <w:webHidden/>
           </w:rPr>
-          <w:instrText xml:space="preserve"> PAGEREF _Toc243842265 \h </w:instrText>
+          <w:instrText xml:space="preserve"> PAGEREF _Toc243842277 \h </w:instrText>
         </w:r>
         <w:r>
           <w:rPr>
@@ -1662,7 +1740,7 @@
           <w:noProof/>
         </w:rPr>
       </w:pPr>
-      <w:hyperlink w:anchor="_Toc243842266" w:history="1">
+      <w:hyperlink w:anchor="_Toc243842278" w:history="1">
         <w:r>
           <w:rPr>
             <w:rStyle w:val="aff9"/>
@@ -1689,7 +1767,7 @@
             <w:noProof/>
             <w:webHidden/>
           </w:rPr>
-          <w:instrText xml:space="preserve"> PAGEREF _Toc243842266 \h </w:instrText>
+          <w:instrText xml:space="preserve"> PAGEREF _Toc243842278 \h </w:instrText>
         </w:r>
         <w:r>
           <w:rPr>
@@ -1730,7 +1808,7 @@
           <w:noProof/>
         </w:rPr>
       </w:pPr>
-      <w:hyperlink w:anchor="_Toc243842267" w:history="1">
+      <w:hyperlink w:anchor="_Toc243842279" w:history="1">
         <w:r>
           <w:rPr>
             <w:rStyle w:val="aff9"/>
@@ -1757,7 +1835,7 @@
             <w:noProof/>
             <w:webHidden/>
           </w:rPr>
-          <w:instrText xml:space="preserve"> PAGEREF _Toc243842267 \h </w:instrText>
+          <w:instrText xml:space="preserve"> PAGEREF _Toc243842279 \h </w:instrText>
         </w:r>
         <w:r>
           <w:rPr>
@@ -1798,7 +1876,7 @@
           <w:noProof/>
         </w:rPr>
       </w:pPr>
-      <w:hyperlink w:anchor="_Toc243842268" w:history="1">
+      <w:hyperlink w:anchor="_Toc243842280" w:history="1">
         <w:r>
           <w:rPr>
             <w:rStyle w:val="aff9"/>
@@ -1825,7 +1903,7 @@
             <w:noProof/>
             <w:webHidden/>
           </w:rPr>
-          <w:instrText xml:space="preserve"> PAGEREF _Toc243842268 \h </w:instrText>
+          <w:instrText xml:space="preserve"> PAGEREF _Toc243842280 \h </w:instrText>
         </w:r>
         <w:r>
           <w:rPr>
@@ -1866,7 +1944,7 @@
           <w:noProof/>
         </w:rPr>
       </w:pPr>
-      <w:hyperlink w:anchor="_Toc243842269" w:history="1">
+      <w:hyperlink w:anchor="_Toc243842281" w:history="1">
         <w:r>
           <w:rPr>
             <w:rStyle w:val="aff9"/>
@@ -1893,7 +1971,7 @@
             <w:noProof/>
             <w:webHidden/>
           </w:rPr>
-          <w:instrText xml:space="preserve"> PAGEREF _Toc243842269 \h </w:instrText>
+          <w:instrText xml:space="preserve"> PAGEREF _Toc243842281 \h </w:instrText>
         </w:r>
         <w:r>
           <w:rPr>
@@ -1934,7 +2012,7 @@
           <w:noProof/>
         </w:rPr>
       </w:pPr>
-      <w:hyperlink w:anchor="_Toc243842270" w:history="1">
+      <w:hyperlink w:anchor="_Toc243842282" w:history="1">
         <w:r>
           <w:rPr>
             <w:rStyle w:val="aff9"/>
@@ -1961,7 +2039,7 @@
             <w:noProof/>
             <w:webHidden/>
           </w:rPr>
-          <w:instrText xml:space="preserve"> PAGEREF _Toc243842270 \h </w:instrText>
+          <w:instrText xml:space="preserve"> PAGEREF _Toc243842282 \h </w:instrText>
         </w:r>
         <w:r>
           <w:rPr>
@@ -2002,7 +2080,7 @@
           <w:noProof/>
         </w:rPr>
       </w:pPr>
-      <w:hyperlink w:anchor="_Toc243842271" w:history="1">
+      <w:hyperlink w:anchor="_Toc243842283" w:history="1">
         <w:r>
           <w:rPr>
             <w:rStyle w:val="aff9"/>
@@ -2029,7 +2107,7 @@
             <w:noProof/>
             <w:webHidden/>
           </w:rPr>
-          <w:instrText xml:space="preserve"> PAGEREF _Toc243842271 \h </w:instrText>
+          <w:instrText xml:space="preserve"> PAGEREF _Toc243842283 \h </w:instrText>
         </w:r>
         <w:r>
           <w:rPr>
@@ -2070,7 +2148,7 @@
           <w:noProof/>
         </w:rPr>
       </w:pPr>
-      <w:hyperlink w:anchor="_Toc243842272" w:history="1">
+      <w:hyperlink w:anchor="_Toc243842284" w:history="1">
         <w:r>
           <w:rPr>
             <w:rStyle w:val="aff9"/>
@@ -2097,7 +2175,7 @@
             <w:noProof/>
             <w:webHidden/>
           </w:rPr>
-          <w:instrText xml:space="preserve"> PAGEREF _Toc243842272 \h </w:instrText>
+          <w:instrText xml:space="preserve"> PAGEREF _Toc243842284 \h </w:instrText>
         </w:r>
         <w:r>
           <w:rPr>
@@ -2138,7 +2216,7 @@
           <w:noProof/>
         </w:rPr>
       </w:pPr>
-      <w:hyperlink w:anchor="_Toc243842273" w:history="1">
+      <w:hyperlink w:anchor="_Toc243842285" w:history="1">
         <w:r>
           <w:rPr>
             <w:rStyle w:val="aff9"/>
@@ -2165,7 +2243,7 @@
             <w:noProof/>
             <w:webHidden/>
           </w:rPr>
-          <w:instrText xml:space="preserve"> PAGEREF _Toc243842273 \h </w:instrText>
+          <w:instrText xml:space="preserve"> PAGEREF _Toc243842285 \h </w:instrText>
         </w:r>
         <w:r>
           <w:rPr>
@@ -2206,7 +2284,7 @@
           <w:noProof/>
         </w:rPr>
       </w:pPr>
-      <w:hyperlink w:anchor="_Toc243842274" w:history="1">
+      <w:hyperlink w:anchor="_Toc243842286" w:history="1">
         <w:r>
           <w:rPr>
             <w:rStyle w:val="aff9"/>
@@ -2233,7 +2311,7 @@
             <w:noProof/>
             <w:webHidden/>
           </w:rPr>
-          <w:instrText xml:space="preserve"> PAGEREF _Toc243842274 \h </w:instrText>
+          <w:instrText xml:space="preserve"> PAGEREF _Toc243842286 \h </w:instrText>
         </w:r>
         <w:r>
           <w:rPr>
@@ -2274,7 +2352,7 @@
           <w:noProof/>
         </w:rPr>
       </w:pPr>
-      <w:hyperlink w:anchor="_Toc243842275" w:history="1">
+      <w:hyperlink w:anchor="_Toc243842287" w:history="1">
         <w:r>
           <w:rPr>
             <w:rStyle w:val="aff9"/>
@@ -2301,7 +2379,7 @@
             <w:noProof/>
             <w:webHidden/>
           </w:rPr>
-          <w:instrText xml:space="preserve"> PAGEREF _Toc243842275 \h </w:instrText>
+          <w:instrText xml:space="preserve"> PAGEREF _Toc243842287 \h </w:instrText>
         </w:r>
         <w:r>
           <w:rPr>
@@ -2342,7 +2420,7 @@
           <w:noProof/>
         </w:rPr>
       </w:pPr>
-      <w:hyperlink w:anchor="_Toc243842276" w:history="1">
+      <w:hyperlink w:anchor="_Toc243842288" w:history="1">
         <w:r>
           <w:rPr>
             <w:rStyle w:val="aff9"/>
@@ -2369,7 +2447,7 @@
             <w:noProof/>
             <w:webHidden/>
           </w:rPr>
-          <w:instrText xml:space="preserve"> PAGEREF _Toc243842276 \h </w:instrText>
+          <w:instrText xml:space="preserve"> PAGEREF _Toc243842288 \h </w:instrText>
         </w:r>
         <w:r>
           <w:rPr>
@@ -2410,7 +2488,7 @@
           <w:noProof/>
         </w:rPr>
       </w:pPr>
-      <w:hyperlink w:anchor="_Toc243842277" w:history="1">
+      <w:hyperlink w:anchor="_Toc243842289" w:history="1">
         <w:r>
           <w:rPr>
             <w:rStyle w:val="aff9"/>
@@ -2437,7 +2515,7 @@
             <w:noProof/>
             <w:webHidden/>
           </w:rPr>
-          <w:instrText xml:space="preserve"> PAGEREF _Toc243842277 \h </w:instrText>
+          <w:instrText xml:space="preserve"> PAGEREF _Toc243842289 \h </w:instrText>
         </w:r>
         <w:r>
           <w:rPr>
@@ -2478,7 +2556,7 @@
           <w:noProof/>
         </w:rPr>
       </w:pPr>
-      <w:hyperlink w:anchor="_Toc243842278" w:history="1">
+      <w:hyperlink w:anchor="_Toc243842290" w:history="1">
         <w:r>
           <w:rPr>
             <w:rStyle w:val="aff9"/>
@@ -2505,7 +2583,7 @@
             <w:noProof/>
             <w:webHidden/>
           </w:rPr>
-          <w:instrText xml:space="preserve"> PAGEREF _Toc243842278 \h </w:instrText>
+          <w:instrText xml:space="preserve"> PAGEREF _Toc243842290 \h </w:instrText>
         </w:r>
         <w:r>
           <w:rPr>
@@ -2546,7 +2624,7 @@
           <w:noProof/>
         </w:rPr>
       </w:pPr>
-      <w:hyperlink w:anchor="_Toc243842279" w:history="1">
+      <w:hyperlink w:anchor="_Toc243842291" w:history="1">
         <w:r>
           <w:rPr>
             <w:rStyle w:val="aff9"/>
@@ -2573,7 +2651,7 @@
             <w:noProof/>
             <w:webHidden/>
           </w:rPr>
-          <w:instrText xml:space="preserve"> PAGEREF _Toc243842279 \h </w:instrText>
+          <w:instrText xml:space="preserve"> PAGEREF _Toc243842291 \h </w:instrText>
         </w:r>
         <w:r>
           <w:rPr>
@@ -2614,7 +2692,7 @@
           <w:noProof/>
         </w:rPr>
       </w:pPr>
-      <w:hyperlink w:anchor="_Toc243842280" w:history="1">
+      <w:hyperlink w:anchor="_Toc243842292" w:history="1">
         <w:r>
           <w:rPr>
             <w:rStyle w:val="aff9"/>
@@ -2641,7 +2719,7 @@
             <w:noProof/>
             <w:webHidden/>
           </w:rPr>
-          <w:instrText xml:space="preserve"> PAGEREF _Toc243842280 \h </w:instrText>
+          <w:instrText xml:space="preserve"> PAGEREF _Toc243842292 \h </w:instrText>
         </w:r>
         <w:r>
           <w:rPr>
@@ -2682,7 +2760,7 @@
           <w:noProof/>
         </w:rPr>
       </w:pPr>
-      <w:hyperlink w:anchor="_Toc243842281" w:history="1">
+      <w:hyperlink w:anchor="_Toc243842293" w:history="1">
         <w:r>
           <w:rPr>
             <w:rStyle w:val="aff9"/>
@@ -2709,7 +2787,7 @@
             <w:noProof/>
             <w:webHidden/>
           </w:rPr>
-          <w:instrText xml:space="preserve"> PAGEREF _Toc243842281 \h </w:instrText>
+          <w:instrText xml:space="preserve"> PAGEREF _Toc243842293 \h </w:instrText>
         </w:r>
         <w:r>
           <w:rPr>
@@ -2750,7 +2828,7 @@
           <w:noProof/>
         </w:rPr>
       </w:pPr>
-      <w:hyperlink w:anchor="_Toc243842282" w:history="1">
+      <w:hyperlink w:anchor="_Toc243842294" w:history="1">
         <w:r>
           <w:rPr>
             <w:rStyle w:val="aff9"/>
@@ -2777,7 +2855,7 @@
             <w:noProof/>
             <w:webHidden/>
           </w:rPr>
-          <w:instrText xml:space="preserve"> PAGEREF _Toc243842282 \h </w:instrText>
+          <w:instrText xml:space="preserve"> PAGEREF _Toc243842294 \h </w:instrText>
         </w:r>
         <w:r>
           <w:rPr>
@@ -2818,7 +2896,7 @@
           <w:noProof/>
         </w:rPr>
       </w:pPr>
-      <w:hyperlink w:anchor="_Toc243842283" w:history="1">
+      <w:hyperlink w:anchor="_Toc243842295" w:history="1">
         <w:r>
           <w:rPr>
             <w:rStyle w:val="aff9"/>
@@ -2845,7 +2923,7 @@
             <w:noProof/>
             <w:webHidden/>
           </w:rPr>
-          <w:instrText xml:space="preserve"> PAGEREF _Toc243842283 \h </w:instrText>
+          <w:instrText xml:space="preserve"> PAGEREF _Toc243842295 \h </w:instrText>
         </w:r>
         <w:r>
           <w:rPr>
@@ -2886,7 +2964,7 @@
           <w:noProof/>
         </w:rPr>
       </w:pPr>
-      <w:hyperlink w:anchor="_Toc243842284" w:history="1">
+      <w:hyperlink w:anchor="_Toc243842296" w:history="1">
         <w:r>
           <w:rPr>
             <w:rStyle w:val="aff9"/>
@@ -2913,7 +2991,7 @@
             <w:noProof/>
             <w:webHidden/>
           </w:rPr>
-          <w:instrText xml:space="preserve"> PAGEREF _Toc243842284 \h </w:instrText>
+          <w:instrText xml:space="preserve"> PAGEREF _Toc243842296 \h </w:instrText>
         </w:r>
         <w:r>
           <w:rPr>
@@ -2954,7 +3032,7 @@
           <w:noProof/>
         </w:rPr>
       </w:pPr>
-      <w:hyperlink w:anchor="_Toc243842285" w:history="1">
+      <w:hyperlink w:anchor="_Toc243842297" w:history="1">
         <w:r>
           <w:rPr>
             <w:rStyle w:val="aff9"/>
@@ -2981,7 +3059,7 @@
             <w:noProof/>
             <w:webHidden/>
           </w:rPr>
-          <w:instrText xml:space="preserve"> PAGEREF _Toc243842285 \h </w:instrText>
+          <w:instrText xml:space="preserve"> PAGEREF _Toc243842297 \h </w:instrText>
         </w:r>
         <w:r>
           <w:rPr>
@@ -3022,7 +3100,7 @@
           <w:noProof/>
         </w:rPr>
       </w:pPr>
-      <w:hyperlink w:anchor="_Toc243842286" w:history="1">
+      <w:hyperlink w:anchor="_Toc243842298" w:history="1">
         <w:r>
           <w:rPr>
             <w:rStyle w:val="aff9"/>
@@ -3049,7 +3127,7 @@
             <w:noProof/>
             <w:webHidden/>
           </w:rPr>
-          <w:instrText xml:space="preserve"> PAGEREF _Toc243842286 \h </w:instrText>
+          <w:instrText xml:space="preserve"> PAGEREF _Toc243842298 \h </w:instrText>
         </w:r>
         <w:r>
           <w:rPr>
@@ -3090,7 +3168,7 @@
           <w:noProof/>
         </w:rPr>
       </w:pPr>
-      <w:hyperlink w:anchor="_Toc243842287" w:history="1">
+      <w:hyperlink w:anchor="_Toc243842299" w:history="1">
         <w:r>
           <w:rPr>
             <w:rStyle w:val="aff9"/>
@@ -3117,7 +3195,7 @@
             <w:noProof/>
             <w:webHidden/>
           </w:rPr>
-          <w:instrText xml:space="preserve"> PAGEREF _Toc243842287 \h </w:instrText>
+          <w:instrText xml:space="preserve"> PAGEREF _Toc243842299 \h </w:instrText>
         </w:r>
         <w:r>
           <w:rPr>
@@ -3158,7 +3236,7 @@
           <w:noProof/>
         </w:rPr>
       </w:pPr>
-      <w:hyperlink w:anchor="_Toc243842288" w:history="1">
+      <w:hyperlink w:anchor="_Toc243842300" w:history="1">
         <w:r>
           <w:rPr>
             <w:rStyle w:val="aff9"/>
@@ -3185,7 +3263,7 @@
             <w:noProof/>
             <w:webHidden/>
           </w:rPr>
-          <w:instrText xml:space="preserve"> PAGEREF _Toc243842288 \h </w:instrText>
+          <w:instrText xml:space="preserve"> PAGEREF _Toc243842300 \h </w:instrText>
         </w:r>
         <w:r>
           <w:rPr>
@@ -3226,7 +3304,7 @@
           <w:noProof/>
         </w:rPr>
       </w:pPr>
-      <w:hyperlink w:anchor="_Toc243842289" w:history="1">
+      <w:hyperlink w:anchor="_Toc243842301" w:history="1">
         <w:r>
           <w:rPr>
             <w:rStyle w:val="aff9"/>
@@ -3253,7 +3331,7 @@
             <w:noProof/>
             <w:webHidden/>
           </w:rPr>
-          <w:instrText xml:space="preserve"> PAGEREF _Toc243842289 \h </w:instrText>
+          <w:instrText xml:space="preserve"> PAGEREF _Toc243842301 \h </w:instrText>
         </w:r>
         <w:r>
           <w:rPr>
@@ -3294,7 +3372,7 @@
           <w:noProof/>
         </w:rPr>
       </w:pPr>
-      <w:hyperlink w:anchor="_Toc243842290" w:history="1">
+      <w:hyperlink w:anchor="_Toc243842302" w:history="1">
         <w:r>
           <w:rPr>
             <w:rStyle w:val="aff9"/>
@@ -3321,7 +3399,7 @@
             <w:noProof/>
             <w:webHidden/>
           </w:rPr>
-          <w:instrText xml:space="preserve"> PAGEREF _Toc243842290 \h </w:instrText>
+          <w:instrText xml:space="preserve"> PAGEREF _Toc243842302 \h </w:instrText>
         </w:r>
         <w:r>
           <w:rPr>
@@ -3362,7 +3440,7 @@
           <w:noProof/>
         </w:rPr>
       </w:pPr>
-      <w:hyperlink w:anchor="_Toc243842291" w:history="1">
+      <w:hyperlink w:anchor="_Toc243842303" w:history="1">
         <w:r>
           <w:rPr>
             <w:rStyle w:val="aff9"/>
@@ -3389,7 +3467,7 @@
             <w:noProof/>
             <w:webHidden/>
           </w:rPr>
-          <w:instrText xml:space="preserve"> PAGEREF _Toc243842291 \h </w:instrText>
+          <w:instrText xml:space="preserve"> PAGEREF _Toc243842303 \h </w:instrText>
         </w:r>
         <w:r>
           <w:rPr>
@@ -3430,7 +3508,7 @@
           <w:noProof/>
         </w:rPr>
       </w:pPr>
-      <w:hyperlink w:anchor="_Toc243842292" w:history="1">
+      <w:hyperlink w:anchor="_Toc243842304" w:history="1">
         <w:r>
           <w:rPr>
             <w:rStyle w:val="aff9"/>
@@ -3457,7 +3535,7 @@
             <w:noProof/>
             <w:webHidden/>
           </w:rPr>
-          <w:instrText xml:space="preserve"> PAGEREF _Toc243842292 \h </w:instrText>
+          <w:instrText xml:space="preserve"> PAGEREF _Toc243842304 \h </w:instrText>
         </w:r>
         <w:r>
           <w:rPr>
@@ -3498,7 +3576,7 @@
           <w:noProof/>
         </w:rPr>
       </w:pPr>
-      <w:hyperlink w:anchor="_Toc243842293" w:history="1">
+      <w:hyperlink w:anchor="_Toc243842305" w:history="1">
         <w:r>
           <w:rPr>
             <w:rStyle w:val="aff9"/>
@@ -3525,7 +3603,7 @@
             <w:noProof/>
             <w:webHidden/>
           </w:rPr>
-          <w:instrText xml:space="preserve"> PAGEREF _Toc243842293 \h </w:instrText>
+          <w:instrText xml:space="preserve"> PAGEREF _Toc243842305 \h </w:instrText>
         </w:r>
         <w:r>
           <w:rPr>
@@ -3566,7 +3644,7 @@
           <w:noProof/>
         </w:rPr>
       </w:pPr>
-      <w:hyperlink w:anchor="_Toc243842294" w:history="1">
+      <w:hyperlink w:anchor="_Toc243842306" w:history="1">
         <w:r>
           <w:rPr>
             <w:rStyle w:val="aff9"/>
@@ -3593,7 +3671,7 @@
             <w:noProof/>
             <w:webHidden/>
           </w:rPr>
-          <w:instrText xml:space="preserve"> PAGEREF _Toc243842294 \h </w:instrText>
+          <w:instrText xml:space="preserve"> PAGEREF _Toc243842306 \h </w:instrText>
         </w:r>
         <w:r>
           <w:rPr>
@@ -3634,7 +3712,7 @@
           <w:noProof/>
         </w:rPr>
       </w:pPr>
-      <w:hyperlink w:anchor="_Toc243842295" w:history="1">
+      <w:hyperlink w:anchor="_Toc243842307" w:history="1">
         <w:r>
           <w:rPr>
             <w:rStyle w:val="aff9"/>
@@ -3661,7 +3739,7 @@
             <w:noProof/>
             <w:webHidden/>
           </w:rPr>
-          <w:instrText xml:space="preserve"> PAGEREF _Toc243842295 \h </w:instrText>
+          <w:instrText xml:space="preserve"> PAGEREF _Toc243842307 \h </w:instrText>
         </w:r>
         <w:r>
           <w:rPr>
@@ -3702,7 +3780,7 @@
           <w:noProof/>
         </w:rPr>
       </w:pPr>
-      <w:hyperlink w:anchor="_Toc243842296" w:history="1">
+      <w:hyperlink w:anchor="_Toc243842308" w:history="1">
         <w:r>
           <w:rPr>
             <w:rStyle w:val="aff9"/>
@@ -3729,7 +3807,7 @@
             <w:noProof/>
             <w:webHidden/>
           </w:rPr>
-          <w:instrText xml:space="preserve"> PAGEREF _Toc243842296 \h </w:instrText>
+          <w:instrText xml:space="preserve"> PAGEREF _Toc243842308 \h </w:instrText>
         </w:r>
         <w:r>
           <w:rPr>
@@ -3770,7 +3848,7 @@
           <w:noProof/>
         </w:rPr>
       </w:pPr>
-      <w:hyperlink w:anchor="_Toc243842297" w:history="1">
+      <w:hyperlink w:anchor="_Toc243842309" w:history="1">
         <w:r>
           <w:rPr>
             <w:rStyle w:val="aff9"/>
@@ -3797,7 +3875,7 @@
             <w:noProof/>
             <w:webHidden/>
           </w:rPr>
-          <w:instrText xml:space="preserve"> PAGEREF _Toc243842297 \h </w:instrText>
+          <w:instrText xml:space="preserve"> PAGEREF _Toc243842309 \h </w:instrText>
         </w:r>
         <w:r>
           <w:rPr>
@@ -3838,7 +3916,7 @@
           <w:noProof/>
         </w:rPr>
       </w:pPr>
-      <w:hyperlink w:anchor="_Toc243842298" w:history="1">
+      <w:hyperlink w:anchor="_Toc243842310" w:history="1">
         <w:r>
           <w:rPr>
             <w:rStyle w:val="aff9"/>
@@ -3865,7 +3943,7 @@
             <w:noProof/>
             <w:webHidden/>
           </w:rPr>
-          <w:instrText xml:space="preserve"> PAGEREF _Toc243842298 \h </w:instrText>
+          <w:instrText xml:space="preserve"> PAGEREF _Toc243842310 \h </w:instrText>
         </w:r>
         <w:r>
           <w:rPr>
@@ -3906,7 +3984,7 @@
           <w:noProof/>
         </w:rPr>
       </w:pPr>
-      <w:hyperlink w:anchor="_Toc243842299" w:history="1">
+      <w:hyperlink w:anchor="_Toc243842311" w:history="1">
         <w:r>
           <w:rPr>
             <w:rStyle w:val="aff9"/>
@@ -3933,7 +4011,7 @@
             <w:noProof/>
             <w:webHidden/>
           </w:rPr>
-          <w:instrText xml:space="preserve"> PAGEREF _Toc243842299 \h </w:instrText>
+          <w:instrText xml:space="preserve"> PAGEREF _Toc243842311 \h </w:instrText>
         </w:r>
         <w:r>
           <w:rPr>
@@ -3974,7 +4052,7 @@
           <w:noProof/>
         </w:rPr>
       </w:pPr>
-      <w:hyperlink w:anchor="_Toc243842300" w:history="1">
+      <w:hyperlink w:anchor="_Toc243842312" w:history="1">
         <w:r>
           <w:rPr>
             <w:rStyle w:val="aff9"/>
@@ -4001,7 +4079,7 @@
             <w:noProof/>
             <w:webHidden/>
           </w:rPr>
-          <w:instrText xml:space="preserve"> PAGEREF _Toc243842300 \h </w:instrText>
+          <w:instrText xml:space="preserve"> PAGEREF _Toc243842312 \h </w:instrText>
         </w:r>
         <w:r>
           <w:rPr>
@@ -4042,7 +4120,7 @@
           <w:noProof/>
         </w:rPr>
       </w:pPr>
-      <w:hyperlink w:anchor="_Toc243842301" w:history="1">
+      <w:hyperlink w:anchor="_Toc243842313" w:history="1">
         <w:r>
           <w:rPr>
             <w:rStyle w:val="aff9"/>
@@ -4069,7 +4147,7 @@
             <w:noProof/>
             <w:webHidden/>
           </w:rPr>
-          <w:instrText xml:space="preserve"> PAGEREF _Toc243842301 \h </w:instrText>
+          <w:instrText xml:space="preserve"> PAGEREF _Toc243842313 \h </w:instrText>
         </w:r>
         <w:r>
           <w:rPr>
@@ -4110,7 +4188,7 @@
           <w:noProof/>
         </w:rPr>
       </w:pPr>
-      <w:hyperlink w:anchor="_Toc243842302" w:history="1">
+      <w:hyperlink w:anchor="_Toc243842314" w:history="1">
         <w:r>
           <w:rPr>
             <w:rStyle w:val="aff9"/>
@@ -4137,7 +4215,7 @@
             <w:noProof/>
             <w:webHidden/>
           </w:rPr>
-          <w:instrText xml:space="preserve"> PAGEREF _Toc243842302 \h </w:instrText>
+          <w:instrText xml:space="preserve"> PAGEREF _Toc243842314 \h </w:instrText>
         </w:r>
         <w:r>
           <w:rPr>
@@ -4178,7 +4256,7 @@
           <w:noProof/>
         </w:rPr>
       </w:pPr>
-      <w:hyperlink w:anchor="_Toc243842303" w:history="1">
+      <w:hyperlink w:anchor="_Toc243842315" w:history="1">
         <w:r>
           <w:rPr>
             <w:rStyle w:val="aff9"/>
@@ -4205,7 +4283,7 @@
             <w:noProof/>
             <w:webHidden/>
           </w:rPr>
-          <w:instrText xml:space="preserve"> PAGEREF _Toc243842303 \h </w:instrText>
+          <w:instrText xml:space="preserve"> PAGEREF _Toc243842315 \h </w:instrText>
         </w:r>
         <w:r>
           <w:rPr>
@@ -4246,7 +4324,7 @@
           <w:noProof/>
         </w:rPr>
       </w:pPr>
-      <w:hyperlink w:anchor="_Toc243842304" w:history="1">
+      <w:hyperlink w:anchor="_Toc243842316" w:history="1">
         <w:r>
           <w:rPr>
             <w:rStyle w:val="aff9"/>
@@ -4273,7 +4351,7 @@
             <w:noProof/>
             <w:webHidden/>
           </w:rPr>
-          <w:instrText xml:space="preserve"> PAGEREF _Toc243842304 \h </w:instrText>
+          <w:instrText xml:space="preserve"> PAGEREF _Toc243842316 \h </w:instrText>
         </w:r>
         <w:r>
           <w:rPr>
@@ -4314,7 +4392,7 @@
           <w:noProof/>
         </w:rPr>
       </w:pPr>
-      <w:hyperlink w:anchor="_Toc243842305" w:history="1">
+      <w:hyperlink w:anchor="_Toc243842317" w:history="1">
         <w:r>
           <w:rPr>
             <w:rStyle w:val="aff9"/>
@@ -4341,7 +4419,7 @@
             <w:noProof/>
             <w:webHidden/>
           </w:rPr>
-          <w:instrText xml:space="preserve"> PAGEREF _Toc243842305 \h </w:instrText>
+          <w:instrText xml:space="preserve"> PAGEREF _Toc243842317 \h </w:instrText>
         </w:r>
         <w:r>
           <w:rPr>
@@ -4382,7 +4460,7 @@
           <w:noProof/>
         </w:rPr>
       </w:pPr>
-      <w:hyperlink w:anchor="_Toc243842306" w:history="1">
+      <w:hyperlink w:anchor="_Toc243842318" w:history="1">
         <w:r>
           <w:rPr>
             <w:rStyle w:val="aff9"/>
@@ -4409,7 +4487,7 @@
             <w:noProof/>
             <w:webHidden/>
           </w:rPr>
-          <w:instrText xml:space="preserve"> PAGEREF _Toc243842306 \h </w:instrText>
+          <w:instrText xml:space="preserve"> PAGEREF _Toc243842318 \h </w:instrText>
         </w:r>
         <w:r>
           <w:rPr>
@@ -4450,7 +4528,7 @@
           <w:noProof/>
         </w:rPr>
       </w:pPr>
-      <w:hyperlink w:anchor="_Toc243842307" w:history="1">
+      <w:hyperlink w:anchor="_Toc243842319" w:history="1">
         <w:r>
           <w:rPr>
             <w:rStyle w:val="aff9"/>
@@ -4477,7 +4555,7 @@
             <w:noProof/>
             <w:webHidden/>
           </w:rPr>
-          <w:instrText xml:space="preserve"> PAGEREF _Toc243842307 \h </w:instrText>
+          <w:instrText xml:space="preserve"> PAGEREF _Toc243842319 \h </w:instrText>
         </w:r>
         <w:r>
           <w:rPr>
@@ -4518,7 +4596,7 @@
           <w:noProof/>
         </w:rPr>
       </w:pPr>
-      <w:hyperlink w:anchor="_Toc243842308" w:history="1">
+      <w:hyperlink w:anchor="_Toc243842320" w:history="1">
         <w:r>
           <w:rPr>
             <w:rStyle w:val="aff9"/>
@@ -4545,7 +4623,7 @@
             <w:noProof/>
             <w:webHidden/>
           </w:rPr>
-          <w:instrText xml:space="preserve"> PAGEREF _Toc243842308 \h </w:instrText>
+          <w:instrText xml:space="preserve"> PAGEREF _Toc243842320 \h </w:instrText>
         </w:r>
         <w:r>
           <w:rPr>
@@ -4586,7 +4664,7 @@
           <w:noProof/>
         </w:rPr>
       </w:pPr>
-      <w:hyperlink w:anchor="_Toc243842309" w:history="1">
+      <w:hyperlink w:anchor="_Toc243842321" w:history="1">
         <w:r>
           <w:rPr>
             <w:rStyle w:val="aff9"/>
@@ -4613,7 +4691,7 @@
             <w:noProof/>
             <w:webHidden/>
           </w:rPr>
-          <w:instrText xml:space="preserve"> PAGEREF _Toc243842309 \h </w:instrText>
+          <w:instrText xml:space="preserve"> PAGEREF _Toc243842321 \h </w:instrText>
         </w:r>
         <w:r>
           <w:rPr>
@@ -4654,7 +4732,7 @@
           <w:noProof/>
         </w:rPr>
       </w:pPr>
-      <w:hyperlink w:anchor="_Toc243842310" w:history="1">
+      <w:hyperlink w:anchor="_Toc243842322" w:history="1">
         <w:r>
           <w:rPr>
             <w:rStyle w:val="aff9"/>
@@ -4681,7 +4759,7 @@
             <w:noProof/>
             <w:webHidden/>
           </w:rPr>
-          <w:instrText xml:space="preserve"> PAGEREF _Toc243842310 \h </w:instrText>
+          <w:instrText xml:space="preserve"> PAGEREF _Toc243842322 \h </w:instrText>
         </w:r>
         <w:r>
           <w:rPr>
@@ -4722,7 +4800,7 @@
           <w:noProof/>
         </w:rPr>
       </w:pPr>
-      <w:hyperlink w:anchor="_Toc243842311" w:history="1">
+      <w:hyperlink w:anchor="_Toc243842323" w:history="1">
         <w:r>
           <w:rPr>
             <w:rStyle w:val="aff9"/>
@@ -4749,7 +4827,7 @@
             <w:noProof/>
             <w:webHidden/>
           </w:rPr>
-          <w:instrText xml:space="preserve"> PAGEREF _Toc243842311 \h </w:instrText>
+          <w:instrText xml:space="preserve"> PAGEREF _Toc243842323 \h </w:instrText>
         </w:r>
         <w:r>
           <w:rPr>
@@ -4790,7 +4868,7 @@
           <w:noProof/>
         </w:rPr>
       </w:pPr>
-      <w:hyperlink w:anchor="_Toc243842312" w:history="1">
+      <w:hyperlink w:anchor="_Toc243842324" w:history="1">
         <w:r>
           <w:rPr>
             <w:rStyle w:val="aff9"/>
@@ -4817,7 +4895,7 @@
             <w:noProof/>
             <w:webHidden/>
           </w:rPr>
-          <w:instrText xml:space="preserve"> PAGEREF _Toc243842312 \h </w:instrText>
+          <w:instrText xml:space="preserve"> PAGEREF _Toc243842324 \h </w:instrText>
         </w:r>
         <w:r>
           <w:rPr>
@@ -4858,7 +4936,7 @@
           <w:noProof/>
         </w:rPr>
       </w:pPr>
-      <w:hyperlink w:anchor="_Toc243842313" w:history="1">
+      <w:hyperlink w:anchor="_Toc243842325" w:history="1">
         <w:r>
           <w:rPr>
             <w:rStyle w:val="aff9"/>
@@ -4885,7 +4963,7 @@
             <w:noProof/>
             <w:webHidden/>
           </w:rPr>
-          <w:instrText xml:space="preserve"> PAGEREF _Toc243842313 \h </w:instrText>
+          <w:instrText xml:space="preserve"> PAGEREF _Toc243842325 \h </w:instrText>
         </w:r>
         <w:r>
           <w:rPr>
@@ -4926,7 +5004,7 @@
           <w:noProof/>
         </w:rPr>
       </w:pPr>
-      <w:hyperlink w:anchor="_Toc243842314" w:history="1">
+      <w:hyperlink w:anchor="_Toc243842326" w:history="1">
         <w:r>
           <w:rPr>
             <w:rStyle w:val="aff9"/>
@@ -4953,7 +5031,7 @@
             <w:noProof/>
             <w:webHidden/>
           </w:rPr>
-          <w:instrText xml:space="preserve"> PAGEREF _Toc243842314 \h </w:instrText>
+          <w:instrText xml:space="preserve"> PAGEREF _Toc243842326 \h </w:instrText>
         </w:r>
         <w:r>
           <w:rPr>
@@ -4994,7 +5072,7 @@
           <w:noProof/>
         </w:rPr>
       </w:pPr>
-      <w:hyperlink w:anchor="_Toc243842315" w:history="1">
+      <w:hyperlink w:anchor="_Toc243842327" w:history="1">
         <w:r>
           <w:rPr>
             <w:rStyle w:val="aff9"/>
@@ -5021,7 +5099,7 @@
             <w:noProof/>
             <w:webHidden/>
           </w:rPr>
-          <w:instrText xml:space="preserve"> PAGEREF _Toc243842315 \h </w:instrText>
+          <w:instrText xml:space="preserve"> PAGEREF _Toc243842327 \h </w:instrText>
         </w:r>
         <w:r>
           <w:rPr>
@@ -5062,7 +5140,7 @@
           <w:noProof/>
         </w:rPr>
       </w:pPr>
-      <w:hyperlink w:anchor="_Toc243842316" w:history="1">
+      <w:hyperlink w:anchor="_Toc243842328" w:history="1">
         <w:r>
           <w:rPr>
             <w:rStyle w:val="aff9"/>
@@ -5089,7 +5167,7 @@
             <w:noProof/>
             <w:webHidden/>
           </w:rPr>
-          <w:instrText xml:space="preserve"> PAGEREF _Toc243842316 \h </w:instrText>
+          <w:instrText xml:space="preserve"> PAGEREF _Toc243842328 \h </w:instrText>
         </w:r>
         <w:r>
           <w:rPr>
@@ -5130,7 +5208,7 @@
           <w:noProof/>
         </w:rPr>
       </w:pPr>
-      <w:hyperlink w:anchor="_Toc243842317" w:history="1">
+      <w:hyperlink w:anchor="_Toc243842329" w:history="1">
         <w:r>
           <w:rPr>
             <w:rStyle w:val="aff9"/>
@@ -5157,7 +5235,7 @@
             <w:noProof/>
             <w:webHidden/>
           </w:rPr>
-          <w:instrText xml:space="preserve"> PAGEREF _Toc243842317 \h </w:instrText>
+          <w:instrText xml:space="preserve"> PAGEREF _Toc243842329 \h </w:instrText>
         </w:r>
         <w:r>
           <w:rPr>
@@ -5198,7 +5276,7 @@
           <w:noProof/>
         </w:rPr>
       </w:pPr>
-      <w:hyperlink w:anchor="_Toc243842318" w:history="1">
+      <w:hyperlink w:anchor="_Toc243842330" w:history="1">
         <w:r>
           <w:rPr>
             <w:rStyle w:val="aff9"/>
@@ -5225,7 +5303,7 @@
             <w:noProof/>
             <w:webHidden/>
           </w:rPr>
-          <w:instrText xml:space="preserve"> PAGEREF _Toc243842318 \h </w:instrText>
+          <w:instrText xml:space="preserve"> PAGEREF _Toc243842330 \h </w:instrText>
         </w:r>
         <w:r>
           <w:rPr>
@@ -5266,7 +5344,7 @@
           <w:noProof/>
         </w:rPr>
       </w:pPr>
-      <w:hyperlink w:anchor="_Toc243842319" w:history="1">
+      <w:hyperlink w:anchor="_Toc243842331" w:history="1">
         <w:r>
           <w:rPr>
             <w:rStyle w:val="aff9"/>
@@ -5293,7 +5371,7 @@
             <w:noProof/>
             <w:webHidden/>
           </w:rPr>
-          <w:instrText xml:space="preserve"> PAGEREF _Toc243842319 \h </w:instrText>
+          <w:instrText xml:space="preserve"> PAGEREF _Toc243842331 \h </w:instrText>
         </w:r>
         <w:r>
           <w:rPr>
@@ -5334,7 +5412,7 @@
           <w:noProof/>
         </w:rPr>
       </w:pPr>
-      <w:hyperlink w:anchor="_Toc243842320" w:history="1">
+      <w:hyperlink w:anchor="_Toc243842332" w:history="1">
         <w:r>
           <w:rPr>
             <w:rStyle w:val="aff9"/>
@@ -5361,7 +5439,7 @@
             <w:noProof/>
             <w:webHidden/>
           </w:rPr>
-          <w:instrText xml:space="preserve"> PAGEREF _Toc243842320 \h </w:instrText>
+          <w:instrText xml:space="preserve"> PAGEREF _Toc243842332 \h </w:instrText>
         </w:r>
         <w:r>
           <w:rPr>
@@ -5402,7 +5480,7 @@
           <w:noProof/>
         </w:rPr>
       </w:pPr>
-      <w:hyperlink w:anchor="_Toc243842321" w:history="1">
+      <w:hyperlink w:anchor="_Toc243842333" w:history="1">
         <w:r>
           <w:rPr>
             <w:rStyle w:val="aff9"/>
@@ -5429,7 +5507,7 @@
             <w:noProof/>
             <w:webHidden/>
           </w:rPr>
-          <w:instrText xml:space="preserve"> PAGEREF _Toc243842321 \h </w:instrText>
+          <w:instrText xml:space="preserve"> PAGEREF _Toc243842333 \h </w:instrText>
         </w:r>
         <w:r>
           <w:rPr>
@@ -5470,7 +5548,7 @@
           <w:noProof/>
         </w:rPr>
       </w:pPr>
-      <w:hyperlink w:anchor="_Toc243842322" w:history="1">
+      <w:hyperlink w:anchor="_Toc243842334" w:history="1">
         <w:r>
           <w:rPr>
             <w:rStyle w:val="aff9"/>
@@ -5497,7 +5575,7 @@
             <w:noProof/>
             <w:webHidden/>
           </w:rPr>
-          <w:instrText xml:space="preserve"> PAGEREF _Toc243842322 \h </w:instrText>
+          <w:instrText xml:space="preserve"> PAGEREF _Toc243842334 \h </w:instrText>
         </w:r>
         <w:r>
           <w:rPr>
@@ -5538,7 +5616,7 @@
           <w:noProof/>
         </w:rPr>
       </w:pPr>
-      <w:hyperlink w:anchor="_Toc243842323" w:history="1">
+      <w:hyperlink w:anchor="_Toc243842335" w:history="1">
         <w:r>
           <w:rPr>
             <w:rStyle w:val="aff9"/>
@@ -5565,7 +5643,7 @@
             <w:noProof/>
             <w:webHidden/>
           </w:rPr>
-          <w:instrText xml:space="preserve"> PAGEREF _Toc243842323 \h </w:instrText>
+          <w:instrText xml:space="preserve"> PAGEREF _Toc243842335 \h </w:instrText>
         </w:r>
         <w:r>
           <w:rPr>
@@ -5606,7 +5684,7 @@
           <w:noProof/>
         </w:rPr>
       </w:pPr>
-      <w:hyperlink w:anchor="_Toc243842324" w:history="1">
+      <w:hyperlink w:anchor="_Toc243842336" w:history="1">
         <w:r>
           <w:rPr>
             <w:rStyle w:val="aff9"/>
@@ -5633,7 +5711,7 @@
             <w:noProof/>
             <w:webHidden/>
           </w:rPr>
-          <w:instrText xml:space="preserve"> PAGEREF _Toc243842324 \h </w:instrText>
+          <w:instrText xml:space="preserve"> PAGEREF _Toc243842336 \h </w:instrText>
         </w:r>
         <w:r>
           <w:rPr>
@@ -5674,7 +5752,7 @@
           <w:noProof/>
         </w:rPr>
       </w:pPr>
-      <w:hyperlink w:anchor="_Toc243842325" w:history="1">
+      <w:hyperlink w:anchor="_Toc243842337" w:history="1">
         <w:r>
           <w:rPr>
             <w:rStyle w:val="aff9"/>
@@ -5701,7 +5779,7 @@
             <w:noProof/>
             <w:webHidden/>
           </w:rPr>
-          <w:instrText xml:space="preserve"> PAGEREF _Toc243842325 \h </w:instrText>
+          <w:instrText xml:space="preserve"> PAGEREF _Toc243842337 \h </w:instrText>
         </w:r>
         <w:r>
           <w:rPr>
@@ -5742,7 +5820,7 @@
           <w:noProof/>
         </w:rPr>
       </w:pPr>
-      <w:hyperlink w:anchor="_Toc243842326" w:history="1">
+      <w:hyperlink w:anchor="_Toc243842338" w:history="1">
         <w:r>
           <w:rPr>
             <w:rStyle w:val="aff9"/>
@@ -5769,7 +5847,7 @@
             <w:noProof/>
             <w:webHidden/>
           </w:rPr>
-          <w:instrText xml:space="preserve"> PAGEREF _Toc243842326 \h </w:instrText>
+          <w:instrText xml:space="preserve"> PAGEREF _Toc243842338 \h </w:instrText>
         </w:r>
         <w:r>
           <w:rPr>
@@ -5810,7 +5888,7 @@
           <w:noProof/>
         </w:rPr>
       </w:pPr>
-      <w:hyperlink w:anchor="_Toc243842327" w:history="1">
+      <w:hyperlink w:anchor="_Toc243842339" w:history="1">
         <w:r>
           <w:rPr>
             <w:rStyle w:val="aff9"/>
@@ -5837,7 +5915,7 @@
             <w:noProof/>
             <w:webHidden/>
           </w:rPr>
-          <w:instrText xml:space="preserve"> PAGEREF _Toc243842327 \h </w:instrText>
+          <w:instrText xml:space="preserve"> PAGEREF _Toc243842339 \h </w:instrText>
         </w:r>
         <w:r>
           <w:rPr>
@@ -5878,7 +5956,7 @@
           <w:noProof/>
         </w:rPr>
       </w:pPr>
-      <w:hyperlink w:anchor="_Toc243842328" w:history="1">
+      <w:hyperlink w:anchor="_Toc243842340" w:history="1">
         <w:r>
           <w:rPr>
             <w:rStyle w:val="aff9"/>
@@ -5905,7 +5983,7 @@
             <w:noProof/>
             <w:webHidden/>
           </w:rPr>
-          <w:instrText xml:space="preserve"> PAGEREF _Toc243842328 \h </w:instrText>
+          <w:instrText xml:space="preserve"> PAGEREF _Toc243842340 \h </w:instrText>
         </w:r>
         <w:r>
           <w:rPr>
@@ -5946,7 +6024,7 @@
           <w:noProof/>
         </w:rPr>
       </w:pPr>
-      <w:hyperlink w:anchor="_Toc243842329" w:history="1">
+      <w:hyperlink w:anchor="_Toc243842341" w:history="1">
         <w:r>
           <w:rPr>
             <w:rStyle w:val="aff9"/>
@@ -5973,7 +6051,7 @@
             <w:noProof/>
             <w:webHidden/>
           </w:rPr>
-          <w:instrText xml:space="preserve"> PAGEREF _Toc243842329 \h </w:instrText>
+          <w:instrText xml:space="preserve"> PAGEREF _Toc243842341 \h </w:instrText>
         </w:r>
         <w:r>
           <w:rPr>
@@ -6014,7 +6092,7 @@
           <w:noProof/>
         </w:rPr>
       </w:pPr>
-      <w:hyperlink w:anchor="_Toc243842330" w:history="1">
+      <w:hyperlink w:anchor="_Toc243842342" w:history="1">
         <w:r>
           <w:rPr>
             <w:rStyle w:val="aff9"/>
@@ -6041,7 +6119,7 @@
             <w:noProof/>
             <w:webHidden/>
           </w:rPr>
-          <w:instrText xml:space="preserve"> PAGEREF _Toc243842330 \h </w:instrText>
+          <w:instrText xml:space="preserve"> PAGEREF _Toc243842342 \h </w:instrText>
         </w:r>
         <w:r>
           <w:rPr>
@@ -6082,7 +6160,7 @@
           <w:noProof/>
         </w:rPr>
       </w:pPr>
-      <w:hyperlink w:anchor="_Toc243842331" w:history="1">
+      <w:hyperlink w:anchor="_Toc243842343" w:history="1">
         <w:r>
           <w:rPr>
             <w:rStyle w:val="aff9"/>
@@ -6109,7 +6187,7 @@
             <w:noProof/>
             <w:webHidden/>
           </w:rPr>
-          <w:instrText xml:space="preserve"> PAGEREF _Toc243842331 \h </w:instrText>
+          <w:instrText xml:space="preserve"> PAGEREF _Toc243842343 \h </w:instrText>
         </w:r>
         <w:r>
           <w:rPr>
@@ -6150,7 +6228,7 @@
           <w:noProof/>
         </w:rPr>
       </w:pPr>
-      <w:hyperlink w:anchor="_Toc243842332" w:history="1">
+      <w:hyperlink w:anchor="_Toc243842344" w:history="1">
         <w:r>
           <w:rPr>
             <w:rStyle w:val="aff9"/>
@@ -6177,7 +6255,7 @@
             <w:noProof/>
             <w:webHidden/>
           </w:rPr>
-          <w:instrText xml:space="preserve"> PAGEREF _Toc243842332 \h </w:instrText>
+          <w:instrText xml:space="preserve"> PAGEREF _Toc243842344 \h </w:instrText>
         </w:r>
         <w:r>
           <w:rPr>
@@ -6218,7 +6296,7 @@
           <w:noProof/>
         </w:rPr>
       </w:pPr>
-      <w:hyperlink w:anchor="_Toc243842333" w:history="1">
+      <w:hyperlink w:anchor="_Toc243842345" w:history="1">
         <w:r>
           <w:rPr>
             <w:rStyle w:val="aff9"/>
@@ -6245,7 +6323,7 @@
             <w:noProof/>
             <w:webHidden/>
           </w:rPr>
-          <w:instrText xml:space="preserve"> PAGEREF _Toc243842333 \h </w:instrText>
+          <w:instrText xml:space="preserve"> PAGEREF _Toc243842345 \h </w:instrText>
         </w:r>
         <w:r>
           <w:rPr>
@@ -6286,7 +6364,7 @@
           <w:noProof/>
         </w:rPr>
       </w:pPr>
-      <w:hyperlink w:anchor="_Toc243842334" w:history="1">
+      <w:hyperlink w:anchor="_Toc243842346" w:history="1">
         <w:r>
           <w:rPr>
             <w:rStyle w:val="aff9"/>
@@ -6313,7 +6391,7 @@
             <w:noProof/>
             <w:webHidden/>
           </w:rPr>
-          <w:instrText xml:space="preserve"> PAGEREF _Toc243842334 \h </w:instrText>
+          <w:instrText xml:space="preserve"> PAGEREF _Toc243842346 \h </w:instrText>
         </w:r>
         <w:r>
           <w:rPr>
@@ -6354,7 +6432,7 @@
           <w:noProof/>
         </w:rPr>
       </w:pPr>
-      <w:hyperlink w:anchor="_Toc243842335" w:history="1">
+      <w:hyperlink w:anchor="_Toc243842347" w:history="1">
         <w:r>
           <w:rPr>
             <w:rStyle w:val="aff9"/>
@@ -6381,7 +6459,7 @@
             <w:noProof/>
             <w:webHidden/>
           </w:rPr>
-          <w:instrText xml:space="preserve"> PAGEREF _Toc243842335 \h </w:instrText>
+          <w:instrText xml:space="preserve"> PAGEREF _Toc243842347 \h </w:instrText>
         </w:r>
         <w:r>
           <w:rPr>
@@ -6422,7 +6500,7 @@
           <w:noProof/>
         </w:rPr>
       </w:pPr>
-      <w:hyperlink w:anchor="_Toc243842336" w:history="1">
+      <w:hyperlink w:anchor="_Toc243842348" w:history="1">
         <w:r>
           <w:rPr>
             <w:rStyle w:val="aff9"/>
@@ -6449,7 +6527,7 @@
             <w:noProof/>
             <w:webHidden/>
           </w:rPr>
-          <w:instrText xml:space="preserve"> PAGEREF _Toc243842336 \h </w:instrText>
+          <w:instrText xml:space="preserve"> PAGEREF _Toc243842348 \h </w:instrText>
         </w:r>
         <w:r>
           <w:rPr>
@@ -6490,7 +6568,7 @@
           <w:noProof/>
         </w:rPr>
       </w:pPr>
-      <w:hyperlink w:anchor="_Toc243842337" w:history="1">
+      <w:hyperlink w:anchor="_Toc243842349" w:history="1">
         <w:r>
           <w:rPr>
             <w:rStyle w:val="aff9"/>
@@ -6517,7 +6595,7 @@
             <w:noProof/>
             <w:webHidden/>
           </w:rPr>
-          <w:instrText xml:space="preserve"> PAGEREF _Toc243842337 \h </w:instrText>
+          <w:instrText xml:space="preserve"> PAGEREF _Toc243842349 \h </w:instrText>
         </w:r>
         <w:r>
           <w:rPr>
@@ -6558,7 +6636,7 @@
           <w:noProof/>
         </w:rPr>
       </w:pPr>
-      <w:hyperlink w:anchor="_Toc243842338" w:history="1">
+      <w:hyperlink w:anchor="_Toc243842350" w:history="1">
         <w:r>
           <w:rPr>
             <w:rStyle w:val="aff9"/>
@@ -6585,7 +6663,7 @@
             <w:noProof/>
             <w:webHidden/>
           </w:rPr>
-          <w:instrText xml:space="preserve"> PAGEREF _Toc243842338 \h </w:instrText>
+          <w:instrText xml:space="preserve"> PAGEREF _Toc243842350 \h </w:instrText>
         </w:r>
         <w:r>
           <w:rPr>
@@ -6626,7 +6704,7 @@
           <w:noProof/>
         </w:rPr>
       </w:pPr>
-      <w:hyperlink w:anchor="_Toc243842339" w:history="1">
+      <w:hyperlink w:anchor="_Toc243842351" w:history="1">
         <w:r>
           <w:rPr>
             <w:rStyle w:val="aff9"/>
@@ -6653,7 +6731,7 @@
             <w:noProof/>
             <w:webHidden/>
           </w:rPr>
-          <w:instrText xml:space="preserve"> PAGEREF _Toc243842339 \h </w:instrText>
+          <w:instrText xml:space="preserve"> PAGEREF _Toc243842351 \h </w:instrText>
         </w:r>
         <w:r>
           <w:rPr>
@@ -6694,7 +6772,7 @@
           <w:noProof/>
         </w:rPr>
       </w:pPr>
-      <w:hyperlink w:anchor="_Toc243842340" w:history="1">
+      <w:hyperlink w:anchor="_Toc243842352" w:history="1">
         <w:r>
           <w:rPr>
             <w:rStyle w:val="aff9"/>
@@ -6721,7 +6799,7 @@
             <w:noProof/>
             <w:webHidden/>
           </w:rPr>
-          <w:instrText xml:space="preserve"> PAGEREF _Toc243842340 \h </w:instrText>
+          <w:instrText xml:space="preserve"> PAGEREF _Toc243842352 \h </w:instrText>
         </w:r>
         <w:r>
           <w:rPr>
@@ -6762,7 +6840,7 @@
           <w:noProof/>
         </w:rPr>
       </w:pPr>
-      <w:hyperlink w:anchor="_Toc243842341" w:history="1">
+      <w:hyperlink w:anchor="_Toc243842353" w:history="1">
         <w:r>
           <w:rPr>
             <w:rStyle w:val="aff9"/>
@@ -6789,7 +6867,7 @@
             <w:noProof/>
             <w:webHidden/>
           </w:rPr>
-          <w:instrText xml:space="preserve"> PAGEREF _Toc243842341 \h </w:instrText>
+          <w:instrText xml:space="preserve"> PAGEREF _Toc243842353 \h </w:instrText>
         </w:r>
         <w:r>
           <w:rPr>
@@ -6830,7 +6908,7 @@
           <w:noProof/>
         </w:rPr>
       </w:pPr>
-      <w:hyperlink w:anchor="_Toc243842342" w:history="1">
+      <w:hyperlink w:anchor="_Toc243842354" w:history="1">
         <w:r>
           <w:rPr>
             <w:rStyle w:val="aff9"/>
@@ -6857,7 +6935,7 @@
             <w:noProof/>
             <w:webHidden/>
           </w:rPr>
-          <w:instrText xml:space="preserve"> PAGEREF _Toc243842342 \h </w:instrText>
+          <w:instrText xml:space="preserve"> PAGEREF _Toc243842354 \h </w:instrText>
         </w:r>
         <w:r>
           <w:rPr>
@@ -6898,7 +6976,7 @@
           <w:noProof/>
         </w:rPr>
       </w:pPr>
-      <w:hyperlink w:anchor="_Toc243842343" w:history="1">
+      <w:hyperlink w:anchor="_Toc243842355" w:history="1">
         <w:r>
           <w:rPr>
             <w:rStyle w:val="aff9"/>
@@ -6925,7 +7003,7 @@
             <w:noProof/>
             <w:webHidden/>
           </w:rPr>
-          <w:instrText xml:space="preserve"> PAGEREF _Toc243842343 \h </w:instrText>
+          <w:instrText xml:space="preserve"> PAGEREF _Toc243842355 \h </w:instrText>
         </w:r>
         <w:r>
           <w:rPr>
@@ -6946,6 +7024,346 @@
             <w:webHidden/>
           </w:rPr>
           <w:t>48</w:t>
+        </w:r>
+        <w:r>
+          <w:rPr>
+            <w:noProof/>
+            <w:webHidden/>
+          </w:rPr>
+          <w:fldChar w:fldCharType="end"/>
+        </w:r>
+      </w:hyperlink>
+    </w:p>
+    <w:p>
+      <w:pPr>
+        <w:pStyle w:val="TOC2"/>
+        <w:tabs>
+          <w:tab w:val="right" w:leader="dot" w:pos="9232"/>
+        </w:tabs>
+        <w:rPr>
+          <w:noProof/>
+        </w:rPr>
+      </w:pPr>
+      <w:hyperlink w:anchor="_Toc243842356" w:history="1">
+        <w:r>
+          <w:rPr>
+            <w:rStyle w:val="aff9"/>
+            <w:noProof/>
+          </w:rPr>
+          <w:t>11.6 联网检查更新（v1.5）</w:t>
+        </w:r>
+        <w:r>
+          <w:rPr>
+            <w:noProof/>
+            <w:webHidden/>
+          </w:rPr>
+          <w:tab/>
+        </w:r>
+        <w:r>
+          <w:rPr>
+            <w:noProof/>
+            <w:webHidden/>
+          </w:rPr>
+          <w:fldChar w:fldCharType="begin"/>
+        </w:r>
+        <w:r>
+          <w:rPr>
+            <w:noProof/>
+            <w:webHidden/>
+          </w:rPr>
+          <w:instrText xml:space="preserve"> PAGEREF _Toc243842356 \h </w:instrText>
+        </w:r>
+        <w:r>
+          <w:rPr>
+            <w:noProof/>
+            <w:webHidden/>
+          </w:rPr>
+        </w:r>
+        <w:r>
+          <w:rPr>
+            <w:noProof/>
+            <w:webHidden/>
+          </w:rPr>
+          <w:fldChar w:fldCharType="separate"/>
+        </w:r>
+        <w:r>
+          <w:rPr>
+            <w:noProof/>
+            <w:webHidden/>
+          </w:rPr>
+          <w:t>48</w:t>
+        </w:r>
+        <w:r>
+          <w:rPr>
+            <w:noProof/>
+            <w:webHidden/>
+          </w:rPr>
+          <w:fldChar w:fldCharType="end"/>
+        </w:r>
+      </w:hyperlink>
+    </w:p>
+    <w:p>
+      <w:pPr>
+        <w:pStyle w:val="TOC2"/>
+        <w:tabs>
+          <w:tab w:val="right" w:leader="dot" w:pos="9232"/>
+        </w:tabs>
+        <w:rPr>
+          <w:noProof/>
+        </w:rPr>
+      </w:pPr>
+      <w:hyperlink w:anchor="_Toc243842357" w:history="1">
+        <w:r>
+          <w:rPr>
+            <w:rStyle w:val="aff9"/>
+            <w:noProof/>
+          </w:rPr>
+          <w:t>11.7 没联网时不能影响使用</w:t>
+        </w:r>
+        <w:r>
+          <w:rPr>
+            <w:noProof/>
+            <w:webHidden/>
+          </w:rPr>
+          <w:tab/>
+        </w:r>
+        <w:r>
+          <w:rPr>
+            <w:noProof/>
+            <w:webHidden/>
+          </w:rPr>
+          <w:fldChar w:fldCharType="begin"/>
+        </w:r>
+        <w:r>
+          <w:rPr>
+            <w:noProof/>
+            <w:webHidden/>
+          </w:rPr>
+          <w:instrText xml:space="preserve"> PAGEREF _Toc243842357 \h </w:instrText>
+        </w:r>
+        <w:r>
+          <w:rPr>
+            <w:noProof/>
+            <w:webHidden/>
+          </w:rPr>
+        </w:r>
+        <w:r>
+          <w:rPr>
+            <w:noProof/>
+            <w:webHidden/>
+          </w:rPr>
+          <w:fldChar w:fldCharType="separate"/>
+        </w:r>
+        <w:r>
+          <w:rPr>
+            <w:noProof/>
+            <w:webHidden/>
+          </w:rPr>
+          <w:t>49</w:t>
+        </w:r>
+        <w:r>
+          <w:rPr>
+            <w:noProof/>
+            <w:webHidden/>
+          </w:rPr>
+          <w:fldChar w:fldCharType="end"/>
+        </w:r>
+      </w:hyperlink>
+    </w:p>
+    <w:p>
+      <w:pPr>
+        <w:pStyle w:val="TOC2"/>
+        <w:tabs>
+          <w:tab w:val="right" w:leader="dot" w:pos="9232"/>
+        </w:tabs>
+        <w:rPr>
+          <w:noProof/>
+        </w:rPr>
+      </w:pPr>
+      <w:hyperlink w:anchor="_Toc243842358" w:history="1">
+        <w:r>
+          <w:rPr>
+            <w:rStyle w:val="aff9"/>
+            <w:noProof/>
+          </w:rPr>
+          <w:t>11.8 安全：只信任本仓库的链接</w:t>
+        </w:r>
+        <w:r>
+          <w:rPr>
+            <w:noProof/>
+            <w:webHidden/>
+          </w:rPr>
+          <w:tab/>
+        </w:r>
+        <w:r>
+          <w:rPr>
+            <w:noProof/>
+            <w:webHidden/>
+          </w:rPr>
+          <w:fldChar w:fldCharType="begin"/>
+        </w:r>
+        <w:r>
+          <w:rPr>
+            <w:noProof/>
+            <w:webHidden/>
+          </w:rPr>
+          <w:instrText xml:space="preserve"> PAGEREF _Toc243842358 \h </w:instrText>
+        </w:r>
+        <w:r>
+          <w:rPr>
+            <w:noProof/>
+            <w:webHidden/>
+          </w:rPr>
+        </w:r>
+        <w:r>
+          <w:rPr>
+            <w:noProof/>
+            <w:webHidden/>
+          </w:rPr>
+          <w:fldChar w:fldCharType="separate"/>
+        </w:r>
+        <w:r>
+          <w:rPr>
+            <w:noProof/>
+            <w:webHidden/>
+          </w:rPr>
+          <w:t>49</w:t>
+        </w:r>
+        <w:r>
+          <w:rPr>
+            <w:noProof/>
+            <w:webHidden/>
+          </w:rPr>
+          <w:fldChar w:fldCharType="end"/>
+        </w:r>
+      </w:hyperlink>
+    </w:p>
+    <w:p>
+      <w:pPr>
+        <w:pStyle w:val="TOC2"/>
+        <w:tabs>
+          <w:tab w:val="right" w:leader="dot" w:pos="9232"/>
+        </w:tabs>
+        <w:rPr>
+          <w:noProof/>
+        </w:rPr>
+      </w:pPr>
+      <w:hyperlink w:anchor="_Toc243842359" w:history="1">
+        <w:r>
+          <w:rPr>
+            <w:rStyle w:val="aff9"/>
+            <w:noProof/>
+          </w:rPr>
+          <w:t>11.9 发布到 GitHub</w:t>
+        </w:r>
+        <w:r>
+          <w:rPr>
+            <w:noProof/>
+            <w:webHidden/>
+          </w:rPr>
+          <w:tab/>
+        </w:r>
+        <w:r>
+          <w:rPr>
+            <w:noProof/>
+            <w:webHidden/>
+          </w:rPr>
+          <w:fldChar w:fldCharType="begin"/>
+        </w:r>
+        <w:r>
+          <w:rPr>
+            <w:noProof/>
+            <w:webHidden/>
+          </w:rPr>
+          <w:instrText xml:space="preserve"> PAGEREF _Toc243842359 \h </w:instrText>
+        </w:r>
+        <w:r>
+          <w:rPr>
+            <w:noProof/>
+            <w:webHidden/>
+          </w:rPr>
+        </w:r>
+        <w:r>
+          <w:rPr>
+            <w:noProof/>
+            <w:webHidden/>
+          </w:rPr>
+          <w:fldChar w:fldCharType="separate"/>
+        </w:r>
+        <w:r>
+          <w:rPr>
+            <w:noProof/>
+            <w:webHidden/>
+          </w:rPr>
+          <w:t>50</w:t>
+        </w:r>
+        <w:r>
+          <w:rPr>
+            <w:noProof/>
+            <w:webHidden/>
+          </w:rPr>
+          <w:fldChar w:fldCharType="end"/>
+        </w:r>
+      </w:hyperlink>
+    </w:p>
+    <w:p>
+      <w:pPr>
+        <w:pStyle w:val="TOC2"/>
+        <w:tabs>
+          <w:tab w:val="right" w:leader="dot" w:pos="9232"/>
+        </w:tabs>
+        <w:rPr>
+          <w:noProof/>
+        </w:rPr>
+      </w:pPr>
+      <w:hyperlink w:anchor="_Toc243842360" w:history="1">
+        <w:r>
+          <w:rPr>
+            <w:rStyle w:val="aff9"/>
+            <w:noProof/>
+          </w:rPr>
+          <w:t>11.10 已知限制（检查更新）</w:t>
+        </w:r>
+        <w:r>
+          <w:rPr>
+            <w:noProof/>
+            <w:webHidden/>
+          </w:rPr>
+          <w:tab/>
+        </w:r>
+        <w:r>
+          <w:rPr>
+            <w:noProof/>
+            <w:webHidden/>
+          </w:rPr>
+          <w:fldChar w:fldCharType="begin"/>
+        </w:r>
+        <w:r>
+          <w:rPr>
+            <w:noProof/>
+            <w:webHidden/>
+          </w:rPr>
+          <w:instrText xml:space="preserve"> PAGEREF _Toc243842360 \h </w:instrText>
+        </w:r>
+        <w:r>
+          <w:rPr>
+            <w:noProof/>
+            <w:webHidden/>
+          </w:rPr>
+        </w:r>
+        <w:r>
+          <w:rPr>
+            <w:noProof/>
+            <w:webHidden/>
+          </w:rPr>
+          <w:fldChar w:fldCharType="separate"/>
+        </w:r>
+        <w:r>
+          <w:rPr>
+            <w:noProof/>
+            <w:webHidden/>
+          </w:rPr>
+          <w:t>51</w:t>
         </w:r>
         <w:r>
           <w:rPr>
@@ -6966,7 +7384,7 @@
           <w:noProof/>
         </w:rPr>
       </w:pPr>
-      <w:hyperlink w:anchor="_Toc243842344" w:history="1">
+      <w:hyperlink w:anchor="_Toc243842361" w:history="1">
         <w:r>
           <w:rPr>
             <w:rStyle w:val="aff9"/>
@@ -6993,7 +7411,7 @@
             <w:noProof/>
             <w:webHidden/>
           </w:rPr>
-          <w:instrText xml:space="preserve"> PAGEREF _Toc243842344 \h </w:instrText>
+          <w:instrText xml:space="preserve"> PAGEREF _Toc243842361 \h </w:instrText>
         </w:r>
         <w:r>
           <w:rPr>
@@ -7013,7 +7431,7 @@
             <w:noProof/>
             <w:webHidden/>
           </w:rPr>
-          <w:t>49</w:t>
+          <w:t>52</w:t>
         </w:r>
         <w:r>
           <w:rPr>
@@ -7034,7 +7452,7 @@
           <w:noProof/>
         </w:rPr>
       </w:pPr>
-      <w:hyperlink w:anchor="_Toc243842345" w:history="1">
+      <w:hyperlink w:anchor="_Toc243842362" w:history="1">
         <w:r>
           <w:rPr>
             <w:rStyle w:val="aff9"/>
@@ -7061,7 +7479,7 @@
             <w:noProof/>
             <w:webHidden/>
           </w:rPr>
-          <w:instrText xml:space="preserve"> PAGEREF _Toc243842345 \h </w:instrText>
+          <w:instrText xml:space="preserve"> PAGEREF _Toc243842362 \h </w:instrText>
         </w:r>
         <w:r>
           <w:rPr>
@@ -7081,7 +7499,7 @@
             <w:noProof/>
             <w:webHidden/>
           </w:rPr>
-          <w:t>49</w:t>
+          <w:t>52</w:t>
         </w:r>
         <w:r>
           <w:rPr>
@@ -7102,7 +7520,7 @@
           <w:noProof/>
         </w:rPr>
       </w:pPr>
-      <w:hyperlink w:anchor="_Toc243842346" w:history="1">
+      <w:hyperlink w:anchor="_Toc243842363" w:history="1">
         <w:r>
           <w:rPr>
             <w:rStyle w:val="aff9"/>
@@ -7129,7 +7547,7 @@
             <w:noProof/>
             <w:webHidden/>
           </w:rPr>
-          <w:instrText xml:space="preserve"> PAGEREF _Toc243842346 \h </w:instrText>
+          <w:instrText xml:space="preserve"> PAGEREF _Toc243842363 \h </w:instrText>
         </w:r>
         <w:r>
           <w:rPr>
@@ -7149,7 +7567,7 @@
             <w:noProof/>
             <w:webHidden/>
           </w:rPr>
-          <w:t>49</w:t>
+          <w:t>52</w:t>
         </w:r>
         <w:r>
           <w:rPr>
@@ -7170,7 +7588,7 @@
           <w:noProof/>
         </w:rPr>
       </w:pPr>
-      <w:hyperlink w:anchor="_Toc243842347" w:history="1">
+      <w:hyperlink w:anchor="_Toc243842364" w:history="1">
         <w:r>
           <w:rPr>
             <w:rStyle w:val="aff9"/>
@@ -7197,7 +7615,7 @@
             <w:noProof/>
             <w:webHidden/>
           </w:rPr>
-          <w:instrText xml:space="preserve"> PAGEREF _Toc243842347 \h </w:instrText>
+          <w:instrText xml:space="preserve"> PAGEREF _Toc243842364 \h </w:instrText>
         </w:r>
         <w:r>
           <w:rPr>
@@ -7217,7 +7635,7 @@
             <w:noProof/>
             <w:webHidden/>
           </w:rPr>
-          <w:t>51</w:t>
+          <w:t>54</w:t>
         </w:r>
         <w:r>
           <w:rPr>
@@ -7238,7 +7656,7 @@
           <w:noProof/>
         </w:rPr>
       </w:pPr>
-      <w:hyperlink w:anchor="_Toc243842348" w:history="1">
+      <w:hyperlink w:anchor="_Toc243842365" w:history="1">
         <w:r>
           <w:rPr>
             <w:rStyle w:val="aff9"/>
@@ -7265,7 +7683,7 @@
             <w:noProof/>
             <w:webHidden/>
           </w:rPr>
-          <w:instrText xml:space="preserve"> PAGEREF _Toc243842348 \h </w:instrText>
+          <w:instrText xml:space="preserve"> PAGEREF _Toc243842365 \h </w:instrText>
         </w:r>
         <w:r>
           <w:rPr>
@@ -7285,7 +7703,7 @@
             <w:noProof/>
             <w:webHidden/>
           </w:rPr>
-          <w:t>51</w:t>
+          <w:t>54</w:t>
         </w:r>
         <w:r>
           <w:rPr>
@@ -7306,7 +7724,7 @@
           <w:noProof/>
         </w:rPr>
       </w:pPr>
-      <w:hyperlink w:anchor="_Toc243842349" w:history="1">
+      <w:hyperlink w:anchor="_Toc243842366" w:history="1">
         <w:r>
           <w:rPr>
             <w:rStyle w:val="aff9"/>
@@ -7333,7 +7751,7 @@
             <w:noProof/>
             <w:webHidden/>
           </w:rPr>
-          <w:instrText xml:space="preserve"> PAGEREF _Toc243842349 \h </w:instrText>
+          <w:instrText xml:space="preserve"> PAGEREF _Toc243842366 \h </w:instrText>
         </w:r>
         <w:r>
           <w:rPr>
@@ -7353,7 +7771,7 @@
             <w:noProof/>
             <w:webHidden/>
           </w:rPr>
-          <w:t>51</w:t>
+          <w:t>54</w:t>
         </w:r>
         <w:r>
           <w:rPr>
@@ -7374,7 +7792,7 @@
           <w:noProof/>
         </w:rPr>
       </w:pPr>
-      <w:hyperlink w:anchor="_Toc243842350" w:history="1">
+      <w:hyperlink w:anchor="_Toc243842367" w:history="1">
         <w:r>
           <w:rPr>
             <w:rStyle w:val="aff9"/>
@@ -7401,7 +7819,7 @@
             <w:noProof/>
             <w:webHidden/>
           </w:rPr>
-          <w:instrText xml:space="preserve"> PAGEREF _Toc243842350 \h </w:instrText>
+          <w:instrText xml:space="preserve"> PAGEREF _Toc243842367 \h </w:instrText>
         </w:r>
         <w:r>
           <w:rPr>
@@ -7421,7 +7839,7 @@
             <w:noProof/>
             <w:webHidden/>
           </w:rPr>
-          <w:t>53</w:t>
+          <w:t>56</w:t>
         </w:r>
         <w:r>
           <w:rPr>
@@ -7442,7 +7860,7 @@
           <w:noProof/>
         </w:rPr>
       </w:pPr>
-      <w:hyperlink w:anchor="_Toc243842351" w:history="1">
+      <w:hyperlink w:anchor="_Toc243842368" w:history="1">
         <w:r>
           <w:rPr>
             <w:rStyle w:val="aff9"/>
@@ -7469,7 +7887,7 @@
             <w:noProof/>
             <w:webHidden/>
           </w:rPr>
-          <w:instrText xml:space="preserve"> PAGEREF _Toc243842351 \h </w:instrText>
+          <w:instrText xml:space="preserve"> PAGEREF _Toc243842368 \h </w:instrText>
         </w:r>
         <w:r>
           <w:rPr>
@@ -7489,7 +7907,7 @@
             <w:noProof/>
             <w:webHidden/>
           </w:rPr>
-          <w:t>53</w:t>
+          <w:t>56</w:t>
         </w:r>
         <w:r>
           <w:rPr>
@@ -7510,7 +7928,7 @@
           <w:noProof/>
         </w:rPr>
       </w:pPr>
-      <w:hyperlink w:anchor="_Toc243842352" w:history="1">
+      <w:hyperlink w:anchor="_Toc243842369" w:history="1">
         <w:r>
           <w:rPr>
             <w:rStyle w:val="aff9"/>
@@ -7537,7 +7955,7 @@
             <w:noProof/>
             <w:webHidden/>
           </w:rPr>
-          <w:instrText xml:space="preserve"> PAGEREF _Toc243842352 \h </w:instrText>
+          <w:instrText xml:space="preserve"> PAGEREF _Toc243842369 \h </w:instrText>
         </w:r>
         <w:r>
           <w:rPr>
@@ -7557,7 +7975,7 @@
             <w:noProof/>
             <w:webHidden/>
           </w:rPr>
-          <w:t>53</w:t>
+          <w:t>56</w:t>
         </w:r>
         <w:r>
           <w:rPr>
@@ -7578,7 +7996,7 @@
           <w:noProof/>
         </w:rPr>
       </w:pPr>
-      <w:hyperlink w:anchor="_Toc243842353" w:history="1">
+      <w:hyperlink w:anchor="_Toc243842370" w:history="1">
         <w:r>
           <w:rPr>
             <w:rStyle w:val="aff9"/>
@@ -7605,7 +8023,7 @@
             <w:noProof/>
             <w:webHidden/>
           </w:rPr>
-          <w:instrText xml:space="preserve"> PAGEREF _Toc243842353 \h </w:instrText>
+          <w:instrText xml:space="preserve"> PAGEREF _Toc243842370 \h </w:instrText>
         </w:r>
         <w:r>
           <w:rPr>
@@ -7625,7 +8043,7 @@
             <w:noProof/>
             <w:webHidden/>
           </w:rPr>
-          <w:t>54</w:t>
+          <w:t>57</w:t>
         </w:r>
         <w:r>
           <w:rPr>
@@ -7646,7 +8064,7 @@
           <w:noProof/>
         </w:rPr>
       </w:pPr>
-      <w:hyperlink w:anchor="_Toc243842354" w:history="1">
+      <w:hyperlink w:anchor="_Toc243842371" w:history="1">
         <w:r>
           <w:rPr>
             <w:rStyle w:val="aff9"/>
@@ -7673,7 +8091,7 @@
             <w:noProof/>
             <w:webHidden/>
           </w:rPr>
-          <w:instrText xml:space="preserve"> PAGEREF _Toc243842354 \h </w:instrText>
+          <w:instrText xml:space="preserve"> PAGEREF _Toc243842371 \h </w:instrText>
         </w:r>
         <w:r>
           <w:rPr>
@@ -7693,7 +8111,7 @@
             <w:noProof/>
             <w:webHidden/>
           </w:rPr>
-          <w:t>55</w:t>
+          <w:t>58</w:t>
         </w:r>
         <w:r>
           <w:rPr>
@@ -7718,7 +8136,7 @@
       <w:pPr>
         <w:pStyle w:val="1"/>
       </w:pPr>
-      <w:bookmarkStart w:id="0" w:name="_Toc243842257"/>
+      <w:bookmarkStart w:id="0" w:name="_Toc243842269"/>
       <w:r>
         <w:rPr>
           <w:rFonts w:ascii="微软雅黑" w:eastAsia="微软雅黑" w:hAnsi="微软雅黑"/>
@@ -7738,7 +8156,7 @@
       <w:pPr>
         <w:pStyle w:val="21"/>
       </w:pPr>
-      <w:bookmarkStart w:id="1" w:name="_Toc243842258"/>
+      <w:bookmarkStart w:id="1" w:name="_Toc243842270"/>
       <w:r>
         <w:rPr>
           <w:rFonts w:ascii="微软雅黑" w:eastAsia="微软雅黑" w:hAnsi="微软雅黑"/>
@@ -7955,7 +8373,13 @@
               <w:rPr>
                 <w:sz w:val="17"/>
               </w:rPr>
-              <w:t xml:space="preserve"> Java</w:t>
+              <w:t xml:space="preserve"> </w:t>
+            </w:r>
+            <w:r>
+              <w:rPr>
+                <w:sz w:val="17"/>
+              </w:rPr>
+              <w:t>Java</w:t>
             </w:r>
             <w:r>
               <w:rPr>
@@ -8329,7 +8753,7 @@
       <w:pPr>
         <w:pStyle w:val="21"/>
       </w:pPr>
-      <w:bookmarkStart w:id="2" w:name="_Toc243842259"/>
+      <w:bookmarkStart w:id="2" w:name="_Toc243842271"/>
       <w:r>
         <w:rPr>
           <w:rFonts w:ascii="微软雅黑" w:eastAsia="微软雅黑" w:hAnsi="微软雅黑"/>
@@ -8798,7 +9222,7 @@
       <w:pPr>
         <w:pStyle w:val="21"/>
       </w:pPr>
-      <w:bookmarkStart w:id="3" w:name="_Toc243842260"/>
+      <w:bookmarkStart w:id="3" w:name="_Toc243842272"/>
       <w:r>
         <w:rPr>
           <w:rFonts w:ascii="微软雅黑" w:eastAsia="微软雅黑" w:hAnsi="微软雅黑"/>
@@ -8900,7 +9324,7 @@
       <w:pPr>
         <w:pStyle w:val="21"/>
       </w:pPr>
-      <w:bookmarkStart w:id="4" w:name="_Toc243842261"/>
+      <w:bookmarkStart w:id="4" w:name="_Toc243842273"/>
       <w:r>
         <w:rPr>
           <w:rFonts w:ascii="微软雅黑" w:eastAsia="微软雅黑" w:hAnsi="微软雅黑"/>
@@ -9630,7 +10054,7 @@
       <w:pPr>
         <w:pStyle w:val="21"/>
       </w:pPr>
-      <w:bookmarkStart w:id="5" w:name="_Toc243842262"/>
+      <w:bookmarkStart w:id="5" w:name="_Toc243842274"/>
       <w:r>
         <w:rPr>
           <w:rFonts w:ascii="微软雅黑" w:eastAsia="微软雅黑" w:hAnsi="微软雅黑"/>
@@ -9747,7 +10171,7 @@
       <w:pPr>
         <w:pStyle w:val="21"/>
       </w:pPr>
-      <w:bookmarkStart w:id="6" w:name="_Toc243842263"/>
+      <w:bookmarkStart w:id="6" w:name="_Toc243842275"/>
       <w:r>
         <w:rPr>
           <w:rFonts w:ascii="微软雅黑" w:eastAsia="微软雅黑" w:hAnsi="微软雅黑"/>
@@ -9844,7 +10268,7 @@
       <w:pPr>
         <w:pStyle w:val="21"/>
       </w:pPr>
-      <w:bookmarkStart w:id="7" w:name="_Toc243842264"/>
+      <w:bookmarkStart w:id="7" w:name="_Toc243842276"/>
       <w:r>
         <w:rPr>
           <w:rFonts w:ascii="微软雅黑" w:eastAsia="微软雅黑" w:hAnsi="微软雅黑"/>
@@ -9902,7 +10326,7 @@
       <w:pPr>
         <w:pStyle w:val="21"/>
       </w:pPr>
-      <w:bookmarkStart w:id="8" w:name="_Toc243842265"/>
+      <w:bookmarkStart w:id="8" w:name="_Toc243842277"/>
       <w:r>
         <w:rPr>
           <w:rFonts w:ascii="微软雅黑" w:eastAsia="微软雅黑" w:hAnsi="微软雅黑"/>
@@ -10000,7 +10424,7 @@
       <w:pPr>
         <w:pStyle w:val="1"/>
       </w:pPr>
-      <w:bookmarkStart w:id="9" w:name="_Toc243842266"/>
+      <w:bookmarkStart w:id="9" w:name="_Toc243842278"/>
       <w:r>
         <w:rPr>
           <w:rFonts w:ascii="微软雅黑" w:eastAsia="微软雅黑" w:hAnsi="微软雅黑"/>
@@ -10025,7 +10449,7 @@
       <w:pPr>
         <w:pStyle w:val="21"/>
       </w:pPr>
-      <w:bookmarkStart w:id="10" w:name="_Toc243842267"/>
+      <w:bookmarkStart w:id="10" w:name="_Toc243842279"/>
       <w:r>
         <w:rPr>
           <w:rFonts w:ascii="微软雅黑" w:eastAsia="微软雅黑" w:hAnsi="微软雅黑"/>
@@ -11288,7 +11712,7 @@
       <w:pPr>
         <w:pStyle w:val="21"/>
       </w:pPr>
-      <w:bookmarkStart w:id="11" w:name="_Toc243842268"/>
+      <w:bookmarkStart w:id="11" w:name="_Toc243842280"/>
       <w:r>
         <w:rPr>
           <w:rFonts w:ascii="微软雅黑" w:eastAsia="微软雅黑" w:hAnsi="微软雅黑"/>
@@ -11452,7 +11876,7 @@
       <w:pPr>
         <w:pStyle w:val="21"/>
       </w:pPr>
-      <w:bookmarkStart w:id="12" w:name="_Toc243842269"/>
+      <w:bookmarkStart w:id="12" w:name="_Toc243842281"/>
       <w:r>
         <w:rPr>
           <w:rFonts w:ascii="微软雅黑" w:eastAsia="微软雅黑" w:hAnsi="微软雅黑"/>
@@ -12149,7 +12573,7 @@
       <w:pPr>
         <w:pStyle w:val="21"/>
       </w:pPr>
-      <w:bookmarkStart w:id="13" w:name="_Toc243842270"/>
+      <w:bookmarkStart w:id="13" w:name="_Toc243842282"/>
       <w:r>
         <w:rPr>
           <w:rFonts w:ascii="微软雅黑" w:eastAsia="微软雅黑" w:hAnsi="微软雅黑"/>
@@ -12412,7 +12836,7 @@
       <w:pPr>
         <w:pStyle w:val="21"/>
       </w:pPr>
-      <w:bookmarkStart w:id="14" w:name="_Toc243842271"/>
+      <w:bookmarkStart w:id="14" w:name="_Toc243842283"/>
       <w:r>
         <w:rPr>
           <w:rFonts w:ascii="微软雅黑" w:eastAsia="微软雅黑" w:hAnsi="微软雅黑"/>
@@ -12595,7 +13019,7 @@
       <w:pPr>
         <w:pStyle w:val="1"/>
       </w:pPr>
-      <w:bookmarkStart w:id="15" w:name="_Toc243842272"/>
+      <w:bookmarkStart w:id="15" w:name="_Toc243842284"/>
       <w:r>
         <w:rPr>
           <w:rFonts w:ascii="微软雅黑" w:eastAsia="微软雅黑" w:hAnsi="微软雅黑"/>
@@ -12615,7 +13039,7 @@
       <w:pPr>
         <w:pStyle w:val="21"/>
       </w:pPr>
-      <w:bookmarkStart w:id="16" w:name="_Toc243842273"/>
+      <w:bookmarkStart w:id="16" w:name="_Toc243842285"/>
       <w:r>
         <w:rPr>
           <w:rFonts w:ascii="微软雅黑" w:eastAsia="微软雅黑" w:hAnsi="微软雅黑"/>
@@ -12736,7 +13160,7 @@
       <w:pPr>
         <w:pStyle w:val="21"/>
       </w:pPr>
-      <w:bookmarkStart w:id="17" w:name="_Toc243842274"/>
+      <w:bookmarkStart w:id="17" w:name="_Toc243842286"/>
       <w:r>
         <w:rPr>
           <w:rFonts w:ascii="微软雅黑" w:eastAsia="微软雅黑" w:hAnsi="微软雅黑"/>
@@ -13113,7 +13537,7 @@
       <w:pPr>
         <w:pStyle w:val="21"/>
       </w:pPr>
-      <w:bookmarkStart w:id="18" w:name="_Toc243842275"/>
+      <w:bookmarkStart w:id="18" w:name="_Toc243842287"/>
       <w:r>
         <w:rPr>
           <w:rFonts w:ascii="微软雅黑" w:eastAsia="微软雅黑" w:hAnsi="微软雅黑"/>
@@ -13439,7 +13863,7 @@
       <w:pPr>
         <w:pStyle w:val="21"/>
       </w:pPr>
-      <w:bookmarkStart w:id="19" w:name="_Toc243842276"/>
+      <w:bookmarkStart w:id="19" w:name="_Toc243842288"/>
       <w:r>
         <w:rPr>
           <w:rFonts w:ascii="微软雅黑" w:eastAsia="微软雅黑" w:hAnsi="微软雅黑"/>
@@ -13579,7 +14003,7 @@
       <w:pPr>
         <w:pStyle w:val="21"/>
       </w:pPr>
-      <w:bookmarkStart w:id="20" w:name="_Toc243842277"/>
+      <w:bookmarkStart w:id="20" w:name="_Toc243842289"/>
       <w:r>
         <w:rPr>
           <w:rFonts w:ascii="微软雅黑" w:eastAsia="微软雅黑" w:hAnsi="微软雅黑"/>
@@ -13671,7 +14095,7 @@
       <w:pPr>
         <w:pStyle w:val="21"/>
       </w:pPr>
-      <w:bookmarkStart w:id="21" w:name="_Toc243842278"/>
+      <w:bookmarkStart w:id="21" w:name="_Toc243842290"/>
       <w:r>
         <w:rPr>
           <w:rFonts w:ascii="微软雅黑" w:eastAsia="微软雅黑" w:hAnsi="微软雅黑"/>
@@ -13736,7 +14160,7 @@
       <w:pPr>
         <w:pStyle w:val="1"/>
       </w:pPr>
-      <w:bookmarkStart w:id="22" w:name="_Toc243842279"/>
+      <w:bookmarkStart w:id="22" w:name="_Toc243842291"/>
       <w:r>
         <w:rPr>
           <w:rFonts w:ascii="微软雅黑" w:eastAsia="微软雅黑" w:hAnsi="微软雅黑"/>
@@ -13756,7 +14180,7 @@
       <w:pPr>
         <w:pStyle w:val="21"/>
       </w:pPr>
-      <w:bookmarkStart w:id="23" w:name="_Toc243842280"/>
+      <w:bookmarkStart w:id="23" w:name="_Toc243842292"/>
       <w:r>
         <w:rPr>
           <w:rFonts w:ascii="微软雅黑" w:eastAsia="微软雅黑" w:hAnsi="微软雅黑"/>
@@ -13922,7 +14346,7 @@
       <w:pPr>
         <w:pStyle w:val="21"/>
       </w:pPr>
-      <w:bookmarkStart w:id="24" w:name="_Toc243842281"/>
+      <w:bookmarkStart w:id="24" w:name="_Toc243842293"/>
       <w:r>
         <w:rPr>
           <w:rFonts w:ascii="微软雅黑" w:eastAsia="微软雅黑" w:hAnsi="微软雅黑"/>
@@ -14042,7 +14466,7 @@
       <w:pPr>
         <w:pStyle w:val="21"/>
       </w:pPr>
-      <w:bookmarkStart w:id="25" w:name="_Toc243842282"/>
+      <w:bookmarkStart w:id="25" w:name="_Toc243842294"/>
       <w:r>
         <w:rPr>
           <w:rFonts w:ascii="微软雅黑" w:eastAsia="微软雅黑" w:hAnsi="微软雅黑"/>
@@ -14142,7 +14566,7 @@
       <w:pPr>
         <w:pStyle w:val="21"/>
       </w:pPr>
-      <w:bookmarkStart w:id="26" w:name="_Toc243842283"/>
+      <w:bookmarkStart w:id="26" w:name="_Toc243842295"/>
       <w:r>
         <w:rPr>
           <w:rFonts w:ascii="微软雅黑" w:eastAsia="微软雅黑" w:hAnsi="微软雅黑"/>
@@ -14258,7 +14682,7 @@
       <w:pPr>
         <w:pStyle w:val="21"/>
       </w:pPr>
-      <w:bookmarkStart w:id="27" w:name="_Toc243842284"/>
+      <w:bookmarkStart w:id="27" w:name="_Toc243842296"/>
       <w:r>
         <w:rPr>
           <w:rFonts w:ascii="微软雅黑" w:eastAsia="微软雅黑" w:hAnsi="微软雅黑"/>
@@ -14411,7 +14835,7 @@
       <w:pPr>
         <w:pStyle w:val="21"/>
       </w:pPr>
-      <w:bookmarkStart w:id="28" w:name="_Toc243842285"/>
+      <w:bookmarkStart w:id="28" w:name="_Toc243842297"/>
       <w:r>
         <w:rPr>
           <w:rFonts w:ascii="微软雅黑" w:eastAsia="微软雅黑" w:hAnsi="微软雅黑"/>
@@ -14482,7 +14906,7 @@
       <w:pPr>
         <w:pStyle w:val="1"/>
       </w:pPr>
-      <w:bookmarkStart w:id="29" w:name="_Toc243842286"/>
+      <w:bookmarkStart w:id="29" w:name="_Toc243842298"/>
       <w:r>
         <w:rPr>
           <w:rFonts w:ascii="微软雅黑" w:eastAsia="微软雅黑" w:hAnsi="微软雅黑"/>
@@ -14502,7 +14926,7 @@
       <w:pPr>
         <w:pStyle w:val="21"/>
       </w:pPr>
-      <w:bookmarkStart w:id="30" w:name="_Toc243842287"/>
+      <w:bookmarkStart w:id="30" w:name="_Toc243842299"/>
       <w:r>
         <w:rPr>
           <w:rFonts w:ascii="微软雅黑" w:eastAsia="微软雅黑" w:hAnsi="微软雅黑"/>
@@ -14577,7 +15001,7 @@
       <w:pPr>
         <w:pStyle w:val="21"/>
       </w:pPr>
-      <w:bookmarkStart w:id="31" w:name="_Toc243842288"/>
+      <w:bookmarkStart w:id="31" w:name="_Toc243842300"/>
       <w:r>
         <w:rPr>
           <w:rFonts w:ascii="微软雅黑" w:eastAsia="微软雅黑" w:hAnsi="微软雅黑"/>
@@ -14956,7 +15380,7 @@
       <w:pPr>
         <w:pStyle w:val="21"/>
       </w:pPr>
-      <w:bookmarkStart w:id="32" w:name="_Toc243842289"/>
+      <w:bookmarkStart w:id="32" w:name="_Toc243842301"/>
       <w:r>
         <w:rPr>
           <w:rFonts w:ascii="微软雅黑" w:eastAsia="微软雅黑" w:hAnsi="微软雅黑"/>
@@ -15018,7 +15442,7 @@
       <w:pPr>
         <w:pStyle w:val="21"/>
       </w:pPr>
-      <w:bookmarkStart w:id="33" w:name="_Toc243842290"/>
+      <w:bookmarkStart w:id="33" w:name="_Toc243842302"/>
       <w:r>
         <w:rPr>
           <w:rFonts w:ascii="微软雅黑" w:eastAsia="微软雅黑" w:hAnsi="微软雅黑"/>
@@ -15042,7 +15466,7 @@
       <w:pPr>
         <w:pStyle w:val="21"/>
       </w:pPr>
-      <w:bookmarkStart w:id="34" w:name="_Toc243842291"/>
+      <w:bookmarkStart w:id="34" w:name="_Toc243842303"/>
       <w:r>
         <w:rPr>
           <w:rFonts w:ascii="微软雅黑" w:eastAsia="微软雅黑" w:hAnsi="微软雅黑"/>
@@ -15533,7 +15957,7 @@
       <w:pPr>
         <w:pStyle w:val="21"/>
       </w:pPr>
-      <w:bookmarkStart w:id="35" w:name="_Toc243842292"/>
+      <w:bookmarkStart w:id="35" w:name="_Toc243842304"/>
       <w:r>
         <w:rPr>
           <w:rFonts w:ascii="微软雅黑" w:eastAsia="微软雅黑" w:hAnsi="微软雅黑"/>
@@ -15617,7 +16041,7 @@
       <w:pPr>
         <w:pStyle w:val="1"/>
       </w:pPr>
-      <w:bookmarkStart w:id="36" w:name="_Toc243842293"/>
+      <w:bookmarkStart w:id="36" w:name="_Toc243842305"/>
       <w:r>
         <w:rPr>
           <w:rFonts w:ascii="微软雅黑" w:eastAsia="微软雅黑" w:hAnsi="微软雅黑"/>
@@ -15637,7 +16061,7 @@
       <w:pPr>
         <w:pStyle w:val="21"/>
       </w:pPr>
-      <w:bookmarkStart w:id="37" w:name="_Toc243842294"/>
+      <w:bookmarkStart w:id="37" w:name="_Toc243842306"/>
       <w:r>
         <w:rPr>
           <w:rFonts w:ascii="微软雅黑" w:eastAsia="微软雅黑" w:hAnsi="微软雅黑"/>
@@ -15761,7 +16185,7 @@
       <w:pPr>
         <w:pStyle w:val="21"/>
       </w:pPr>
-      <w:bookmarkStart w:id="38" w:name="_Toc243842295"/>
+      <w:bookmarkStart w:id="38" w:name="_Toc243842307"/>
       <w:r>
         <w:rPr>
           <w:rFonts w:ascii="微软雅黑" w:eastAsia="微软雅黑" w:hAnsi="微软雅黑"/>
@@ -16800,7 +17224,7 @@
       <w:pPr>
         <w:pStyle w:val="21"/>
       </w:pPr>
-      <w:bookmarkStart w:id="39" w:name="_Toc243842296"/>
+      <w:bookmarkStart w:id="39" w:name="_Toc243842308"/>
       <w:r>
         <w:rPr>
           <w:rFonts w:ascii="微软雅黑" w:eastAsia="微软雅黑" w:hAnsi="微软雅黑"/>
@@ -17036,9 +17460,50 @@
     </w:p>
     <w:p>
       <w:pPr>
+        <w:pStyle w:val="a0"/>
+        <w:spacing w:after="60"/>
+      </w:pPr>
+      <w:r>
+        <w:rPr>
+          <w:rFonts w:ascii="Consolas" w:hAnsi="Consolas"/>
+          <w:color w:val="22434E"/>
+          <w:sz w:val="19"/>
+        </w:rPr>
+        <w:t>jdk.crypto.mscapi</w:t>
+      </w:r>
+      <w:r>
+        <w:t>（</w:t>
+      </w:r>
+      <w:r>
+        <w:t xml:space="preserve">v1.5 </w:t>
+      </w:r>
+      <w:r>
+        <w:t>新增）：读取</w:t>
+      </w:r>
+      <w:r>
+        <w:t xml:space="preserve"> Windows </w:t>
+      </w:r>
+      <w:r>
+        <w:t>系统证书库。公司网络或加速工具重签的</w:t>
+      </w:r>
+      <w:r>
+        <w:t xml:space="preserve"> HTTPS </w:t>
+      </w:r>
+      <w:r>
+        <w:t>证书只在系统证书库里，没有这个模块就连不上（见</w:t>
+      </w:r>
+      <w:r>
+        <w:t xml:space="preserve"> 11.9</w:t>
+      </w:r>
+      <w:r>
+        <w:t>）。</w:t>
+      </w:r>
+    </w:p>
+    <w:p>
+      <w:pPr>
         <w:pStyle w:val="21"/>
       </w:pPr>
-      <w:bookmarkStart w:id="40" w:name="_Toc243842297"/>
+      <w:bookmarkStart w:id="40" w:name="_Toc243842309"/>
       <w:r>
         <w:rPr>
           <w:rFonts w:ascii="微软雅黑" w:eastAsia="微软雅黑" w:hAnsi="微软雅黑"/>
@@ -17386,7 +17851,7 @@
       <w:pPr>
         <w:pStyle w:val="1"/>
       </w:pPr>
-      <w:bookmarkStart w:id="41" w:name="_Toc243842298"/>
+      <w:bookmarkStart w:id="41" w:name="_Toc243842310"/>
       <w:r>
         <w:rPr>
           <w:rFonts w:ascii="微软雅黑" w:eastAsia="微软雅黑" w:hAnsi="微软雅黑"/>
@@ -17406,7 +17871,7 @@
       <w:pPr>
         <w:pStyle w:val="21"/>
       </w:pPr>
-      <w:bookmarkStart w:id="42" w:name="_Toc243842299"/>
+      <w:bookmarkStart w:id="42" w:name="_Toc243842311"/>
       <w:r>
         <w:rPr>
           <w:rFonts w:ascii="微软雅黑" w:eastAsia="微软雅黑" w:hAnsi="微软雅黑"/>
@@ -17500,10 +17965,7 @@
         <w:t>“Database may be already in use”“The file is locked”</w:t>
       </w:r>
       <w:r>
-        <w:t>。也就是说，第一个程序还在运行时又打开了一次，第二个实例去</w:t>
-      </w:r>
-      <w:r>
-        <w:t>打开同一个</w:t>
+        <w:t>。也就是说，第一个程序还在运行时又打开了一次，第二个实例去打开同一个</w:t>
       </w:r>
       <w:r>
         <w:t xml:space="preserve"> H2 </w:t>
@@ -17574,7 +18036,10 @@
         <w:t xml:space="preserve">Spring </w:t>
       </w:r>
       <w:r>
-        <w:t>在后台线程继续运行），这个对象就没有引用了，</w:t>
+        <w:t>在后台线程继续运行），</w:t>
+      </w:r>
+      <w:r>
+        <w:t>这个对象就没有引用了，</w:t>
       </w:r>
       <w:r>
         <w:t xml:space="preserve">Java </w:t>
@@ -17611,10 +18076,7 @@
         <w:spacing w:after="60"/>
       </w:pPr>
       <w:r>
-        <w:t>用静态字段持有锁，让它在整个进程生命周期内都</w:t>
-      </w:r>
-      <w:r>
-        <w:t>不会被回收。</w:t>
+        <w:t>用静态字段持有锁，让它在整个进程生命周期内都不会被回收。</w:t>
       </w:r>
     </w:p>
     <w:p>
@@ -17751,7 +18213,7 @@
       <w:pPr>
         <w:pStyle w:val="21"/>
       </w:pPr>
-      <w:bookmarkStart w:id="43" w:name="_Toc243842300"/>
+      <w:bookmarkStart w:id="43" w:name="_Toc243842312"/>
       <w:r>
         <w:rPr>
           <w:rFonts w:ascii="微软雅黑" w:eastAsia="微软雅黑" w:hAnsi="微软雅黑"/>
@@ -17786,7 +18248,10 @@
         <w:t>现象</w:t>
       </w:r>
       <w:r>
-        <w:t>：右键托盘图标，菜单里的中文全是方块；鼠标悬停时的提示文字反而正常。</w:t>
+        <w:t>：右键托盘图标，菜单里的中文全</w:t>
+      </w:r>
+      <w:r>
+        <w:t>是方块；鼠标悬停时的提示文字反而正常。</w:t>
       </w:r>
     </w:p>
     <w:p>
@@ -17816,10 +18281,7 @@
         <w:t xml:space="preserve"> jlink </w:t>
       </w:r>
       <w:r>
-        <w:t>精简了运行时，推断是原生菜单在这个运行时里找不到能显示</w:t>
-      </w:r>
-      <w:r>
-        <w:t>中文的字体。悬停提示由</w:t>
+        <w:t>精简了运行时，推断是原生菜单在这个运行时里找不到能显示中文的字体。悬停提示由</w:t>
       </w:r>
       <w:r>
         <w:t xml:space="preserve"> Windows </w:t>
@@ -17860,7 +18322,10 @@
         <w:spacing w:after="60"/>
       </w:pPr>
       <w:r>
-        <w:t>菜单项：打开主界面、导入识别、待确认（带数量徽标）、文件目录台账、打开归档目录、打开日志目录、退出。</w:t>
+        <w:t>菜单项：打开主界面、导入识别、待确认（带数量徽标）、文</w:t>
+      </w:r>
+      <w:r>
+        <w:t>件目录台账、打开归档目录、打开日志目录、退出。</w:t>
       </w:r>
     </w:p>
     <w:p>
@@ -18292,7 +18757,10 @@
         <w:t>已验证：写了一个测试，把面板离屏渲染成图片，检查布局和中文显示；又用打包后的精简运行时确认能找到</w:t>
       </w:r>
       <w:r>
-        <w:t>“Microsoft YaHei UI”</w:t>
+        <w:t xml:space="preserve">“Microsoft YaHei </w:t>
+      </w:r>
+      <w:r>
+        <w:t>UI”</w:t>
       </w:r>
       <w:r>
         <w:t>字体并正常显示中文。确认字体时还碰到一个坑：测试小程序自身的编码有问题，第一次的结果不对，改用</w:t>
@@ -18317,7 +18785,7 @@
       <w:pPr>
         <w:pStyle w:val="21"/>
       </w:pPr>
-      <w:bookmarkStart w:id="44" w:name="_Toc243842301"/>
+      <w:bookmarkStart w:id="44" w:name="_Toc243842313"/>
       <w:r>
         <w:rPr>
           <w:rFonts w:ascii="微软雅黑" w:eastAsia="微软雅黑" w:hAnsi="微软雅黑"/>
@@ -18376,10 +18844,7 @@
         <w:t>原因</w:t>
       </w:r>
       <w:r>
-        <w:t>：浏览器会自动请求网站</w:t>
-      </w:r>
-      <w:r>
-        <w:t>图标，程序没有这个文件，而全局异常处理把所有异常都记成了错误日志。</w:t>
+        <w:t>：浏览器会自动请求网站图标，程序没有这个文件，而全局异常处理把所有异常都记成了错误日志。</w:t>
       </w:r>
     </w:p>
     <w:p>
@@ -18396,14 +18861,17 @@
         <w:t xml:space="preserve"> 404</w:t>
       </w:r>
       <w:r>
-        <w:t>，不再记错误日志。</w:t>
+        <w:t>，不再记错</w:t>
+      </w:r>
+      <w:r>
+        <w:t>误日志。</w:t>
       </w:r>
     </w:p>
     <w:p>
       <w:pPr>
         <w:pStyle w:val="21"/>
       </w:pPr>
-      <w:bookmarkStart w:id="45" w:name="_Toc243842302"/>
+      <w:bookmarkStart w:id="45" w:name="_Toc243842314"/>
       <w:r>
         <w:rPr>
           <w:rFonts w:ascii="微软雅黑" w:eastAsia="微软雅黑" w:hAnsi="微软雅黑"/>
@@ -18538,7 +19006,10 @@
         <w:t xml:space="preserve"> 500</w:t>
       </w:r>
       <w:r>
-        <w:t>。浏览器上传中文文件名的情况待验证。</w:t>
+        <w:t>。浏览器上传中文文件名的情</w:t>
+      </w:r>
+      <w:r>
+        <w:t>况待验证。</w:t>
       </w:r>
     </w:p>
     <w:p>
@@ -18550,7 +19021,7 @@
       <w:pPr>
         <w:pStyle w:val="1"/>
       </w:pPr>
-      <w:bookmarkStart w:id="46" w:name="_Toc243842303"/>
+      <w:bookmarkStart w:id="46" w:name="_Toc243842315"/>
       <w:r>
         <w:rPr>
           <w:rFonts w:ascii="微软雅黑" w:eastAsia="微软雅黑" w:hAnsi="微软雅黑"/>
@@ -18623,7 +19094,7 @@
       <w:pPr>
         <w:pStyle w:val="21"/>
       </w:pPr>
-      <w:bookmarkStart w:id="47" w:name="_Toc243842304"/>
+      <w:bookmarkStart w:id="47" w:name="_Toc243842316"/>
       <w:r>
         <w:rPr>
           <w:rFonts w:ascii="微软雅黑" w:eastAsia="微软雅黑" w:hAnsi="微软雅黑"/>
@@ -19412,7 +19883,7 @@
       <w:pPr>
         <w:pStyle w:val="21"/>
       </w:pPr>
-      <w:bookmarkStart w:id="48" w:name="_Toc243842305"/>
+      <w:bookmarkStart w:id="48" w:name="_Toc243842317"/>
       <w:r>
         <w:rPr>
           <w:rFonts w:ascii="微软雅黑" w:eastAsia="微软雅黑" w:hAnsi="微软雅黑"/>
@@ -19557,10 +20028,7 @@
         <w:t xml:space="preserve"> </w:t>
       </w:r>
       <w:r>
-        <w:t>只在新建和修改模板时调用，直接复用智</w:t>
-      </w:r>
-      <w:r>
-        <w:t>能检查的结果：有</w:t>
+        <w:t>只在新建和修改模板时调用，直接复用智能检查的结果：有</w:t>
       </w:r>
       <w:r>
         <w:t>“</w:t>
@@ -19611,7 +20079,7 @@
       <w:pPr>
         <w:pStyle w:val="21"/>
       </w:pPr>
-      <w:bookmarkStart w:id="49" w:name="_Toc243842306"/>
+      <w:bookmarkStart w:id="49" w:name="_Toc243842318"/>
       <w:r>
         <w:rPr>
           <w:rFonts w:ascii="微软雅黑" w:eastAsia="微软雅黑" w:hAnsi="微软雅黑"/>
@@ -20077,7 +20545,7 @@
       <w:pPr>
         <w:pStyle w:val="21"/>
       </w:pPr>
-      <w:bookmarkStart w:id="50" w:name="_Toc243842307"/>
+      <w:bookmarkStart w:id="50" w:name="_Toc243842319"/>
       <w:r>
         <w:rPr>
           <w:rFonts w:ascii="微软雅黑" w:eastAsia="微软雅黑" w:hAnsi="微软雅黑"/>
@@ -20959,7 +21427,7 @@
       <w:pPr>
         <w:pStyle w:val="21"/>
       </w:pPr>
-      <w:bookmarkStart w:id="51" w:name="_Toc243842308"/>
+      <w:bookmarkStart w:id="51" w:name="_Toc243842320"/>
       <w:r>
         <w:rPr>
           <w:rFonts w:ascii="微软雅黑" w:eastAsia="微软雅黑" w:hAnsi="微软雅黑"/>
@@ -21049,7 +21517,7 @@
       <w:pPr>
         <w:pStyle w:val="21"/>
       </w:pPr>
-      <w:bookmarkStart w:id="52" w:name="_Toc243842309"/>
+      <w:bookmarkStart w:id="52" w:name="_Toc243842321"/>
       <w:r>
         <w:rPr>
           <w:rFonts w:ascii="微软雅黑" w:eastAsia="微软雅黑" w:hAnsi="微软雅黑"/>
@@ -21103,7 +21571,10 @@
         <w:t>：待确认的原因有两种</w:t>
       </w:r>
       <w:r>
-        <w:t>。一种和阈值无关，比如字段识别不出来、两个候选部门得分太接近、没读到任何文字，无论阈值调到多少都要人工确认；另一种是综合置信度低于阈值。如果把两者混在一起，就算不出</w:t>
+        <w:t>。一种和阈值无关，比如字段识别不出来、两个候选部门得分太接近、没读到任何文字，无论阈值调到多少都要人</w:t>
+      </w:r>
+      <w:r>
+        <w:t>工确认；另一种是综合置信度低于阈值。如果把两者混在一起，就算不出</w:t>
       </w:r>
       <w:r>
         <w:t>“</w:t>
@@ -21324,10 +21795,7 @@
         <w:t>调到</w:t>
       </w:r>
       <w:r>
-        <w:t xml:space="preserve"> </w:t>
-      </w:r>
-      <w:r>
-        <w:t>0.95</w:t>
+        <w:t xml:space="preserve"> 0.95</w:t>
       </w:r>
       <w:r>
         <w:t>，结果完全一样，阈值顾问就没有意义。</w:t>
@@ -21472,7 +21940,15 @@
                 <w:color w:val="FFFFFF"/>
                 <w:sz w:val="16"/>
               </w:rPr>
-              <w:t>0.90</w:t>
+              <w:t>0</w:t>
+            </w:r>
+            <w:r>
+              <w:rPr>
+                <w:b/>
+                <w:color w:val="FFFFFF"/>
+                <w:sz w:val="16"/>
+              </w:rPr>
+              <w:t>.90</w:t>
             </w:r>
           </w:p>
         </w:tc>
@@ -22006,7 +22482,7 @@
       <w:pPr>
         <w:pStyle w:val="21"/>
       </w:pPr>
-      <w:bookmarkStart w:id="53" w:name="_Toc243842310"/>
+      <w:bookmarkStart w:id="53" w:name="_Toc243842322"/>
       <w:r>
         <w:rPr>
           <w:rFonts w:ascii="微软雅黑" w:eastAsia="微软雅黑" w:hAnsi="微软雅黑"/>
@@ -22030,7 +22506,7 @@
       <w:pPr>
         <w:pStyle w:val="21"/>
       </w:pPr>
-      <w:bookmarkStart w:id="54" w:name="_Toc243842311"/>
+      <w:bookmarkStart w:id="54" w:name="_Toc243842323"/>
       <w:r>
         <w:rPr>
           <w:rFonts w:ascii="微软雅黑" w:eastAsia="微软雅黑" w:hAnsi="微软雅黑"/>
@@ -22212,13 +22688,7 @@
               <w:rPr>
                 <w:sz w:val="17"/>
               </w:rPr>
-              <w:t xml:space="preserve"> “Error </w:t>
-            </w:r>
-            <w:r>
-              <w:rPr>
-                <w:sz w:val="17"/>
-              </w:rPr>
-              <w:t>parsing JavaScript expression”</w:t>
+              <w:t xml:space="preserve"> “Error parsing JavaScript expression”</w:t>
             </w:r>
           </w:p>
         </w:tc>
@@ -22853,7 +23323,7 @@
       <w:pPr>
         <w:pStyle w:val="21"/>
       </w:pPr>
-      <w:bookmarkStart w:id="55" w:name="_Toc243842312"/>
+      <w:bookmarkStart w:id="55" w:name="_Toc243842324"/>
       <w:r>
         <w:rPr>
           <w:rFonts w:ascii="微软雅黑" w:eastAsia="微软雅黑" w:hAnsi="微软雅黑"/>
@@ -23433,7 +23903,7 @@
       <w:pPr>
         <w:pStyle w:val="1"/>
       </w:pPr>
-      <w:bookmarkStart w:id="56" w:name="_Toc243842313"/>
+      <w:bookmarkStart w:id="56" w:name="_Toc243842325"/>
       <w:r>
         <w:rPr>
           <w:rFonts w:ascii="微软雅黑" w:eastAsia="微软雅黑" w:hAnsi="微软雅黑"/>
@@ -23514,7 +23984,10 @@
         <w:t>，简称</w:t>
       </w:r>
       <w:r>
-        <w:t xml:space="preserve"> RGL</w:t>
+        <w:t xml:space="preserve"> </w:t>
+      </w:r>
+      <w:r>
+        <w:t>RGL</w:t>
       </w:r>
       <w:r>
         <w:t>，并设计一个文字为</w:t>
@@ -23530,7 +24003,7 @@
       <w:pPr>
         <w:pStyle w:val="21"/>
       </w:pPr>
-      <w:bookmarkStart w:id="57" w:name="_Toc243842314"/>
+      <w:bookmarkStart w:id="57" w:name="_Toc243842326"/>
       <w:r>
         <w:rPr>
           <w:rFonts w:ascii="微软雅黑" w:eastAsia="微软雅黑" w:hAnsi="微软雅黑"/>
@@ -24287,7 +24760,7 @@
       <w:pPr>
         <w:pStyle w:val="21"/>
       </w:pPr>
-      <w:bookmarkStart w:id="58" w:name="_Toc243842315"/>
+      <w:bookmarkStart w:id="58" w:name="_Toc243842327"/>
       <w:r>
         <w:rPr>
           <w:rFonts w:ascii="微软雅黑" w:eastAsia="微软雅黑" w:hAnsi="微软雅黑"/>
@@ -24363,10 +24836,7 @@
         <w:t>：用一份</w:t>
       </w:r>
       <w:r>
-        <w:t xml:space="preserve"> </w:t>
-      </w:r>
-      <w:r>
-        <w:t xml:space="preserve">TypeScript </w:t>
+        <w:t xml:space="preserve"> TypeScript </w:t>
       </w:r>
       <w:r>
         <w:t>色板作为唯一来源。</w:t>
@@ -24496,10 +24966,10 @@
         <w:spacing w:after="60"/>
       </w:pPr>
       <w:r>
-        <w:t>这样</w:t>
-      </w:r>
-      <w:r>
-        <w:t>新增一套配色只需要加一组基础值，组件和自己写的样式会同时生效。</w:t>
+        <w:t>这样新增一套配色只需要加一组基础值，组件和自己</w:t>
+      </w:r>
+      <w:r>
+        <w:t>写的样式会同时生效。</w:t>
       </w:r>
     </w:p>
     <w:p>
@@ -24517,7 +24987,7 @@
       <w:pPr>
         <w:pStyle w:val="21"/>
       </w:pPr>
-      <w:bookmarkStart w:id="59" w:name="_Toc243842316"/>
+      <w:bookmarkStart w:id="59" w:name="_Toc243842328"/>
       <w:r>
         <w:rPr>
           <w:rFonts w:ascii="微软雅黑" w:eastAsia="微软雅黑" w:hAnsi="微软雅黑"/>
@@ -24603,10 +25073,7 @@
         <w:t xml:space="preserve"> </w:t>
       </w:r>
       <w:r>
-        <w:t>直接返回十六进制色值。切到深色以后，这些区域会变成一块块亮白色，上面的浅灰文字也几乎看不</w:t>
-      </w:r>
-      <w:r>
-        <w:t>清。</w:t>
+        <w:t>直接返回十六进制色值。切到深色以后，这些区域会变成一块块亮白色，上面的浅灰文字也几乎看不清。</w:t>
       </w:r>
     </w:p>
     <w:p>
@@ -24635,7 +25102,10 @@
         <w:t>个文件里共</w:t>
       </w:r>
       <w:r>
-        <w:t xml:space="preserve"> 80 </w:t>
+        <w:t xml:space="preserve"> 80</w:t>
+      </w:r>
+      <w:r>
+        <w:t xml:space="preserve"> </w:t>
       </w:r>
       <w:r>
         <w:t>多处写死的颜色，按用途映射到语义变量：边框统一用</w:t>
@@ -24946,7 +25416,7 @@
       <w:pPr>
         <w:pStyle w:val="21"/>
       </w:pPr>
-      <w:bookmarkStart w:id="60" w:name="_Toc243842317"/>
+      <w:bookmarkStart w:id="60" w:name="_Toc243842329"/>
       <w:r>
         <w:rPr>
           <w:rFonts w:ascii="微软雅黑" w:eastAsia="微软雅黑" w:hAnsi="微软雅黑"/>
@@ -25071,7 +25541,7 @@
       <w:pPr>
         <w:pStyle w:val="21"/>
       </w:pPr>
-      <w:bookmarkStart w:id="61" w:name="_Toc243842318"/>
+      <w:bookmarkStart w:id="61" w:name="_Toc243842330"/>
       <w:r>
         <w:rPr>
           <w:rFonts w:ascii="微软雅黑" w:eastAsia="微软雅黑" w:hAnsi="微软雅黑"/>
@@ -25305,7 +25775,7 @@
       <w:pPr>
         <w:pStyle w:val="21"/>
       </w:pPr>
-      <w:bookmarkStart w:id="62" w:name="_Toc243842319"/>
+      <w:bookmarkStart w:id="62" w:name="_Toc243842331"/>
       <w:r>
         <w:rPr>
           <w:rFonts w:ascii="微软雅黑" w:eastAsia="微软雅黑" w:hAnsi="微软雅黑"/>
@@ -25367,7 +25837,7 @@
       <w:pPr>
         <w:pStyle w:val="21"/>
       </w:pPr>
-      <w:bookmarkStart w:id="63" w:name="_Toc243842320"/>
+      <w:bookmarkStart w:id="63" w:name="_Toc243842332"/>
       <w:r>
         <w:rPr>
           <w:rFonts w:ascii="微软雅黑" w:eastAsia="微软雅黑" w:hAnsi="微软雅黑"/>
@@ -25790,7 +26260,7 @@
       <w:pPr>
         <w:pStyle w:val="21"/>
       </w:pPr>
-      <w:bookmarkStart w:id="64" w:name="_Toc243842321"/>
+      <w:bookmarkStart w:id="64" w:name="_Toc243842333"/>
       <w:r>
         <w:rPr>
           <w:rFonts w:ascii="微软雅黑" w:eastAsia="微软雅黑" w:hAnsi="微软雅黑"/>
@@ -25992,7 +26462,7 @@
       <w:pPr>
         <w:pStyle w:val="21"/>
       </w:pPr>
-      <w:bookmarkStart w:id="65" w:name="_Toc243842322"/>
+      <w:bookmarkStart w:id="65" w:name="_Toc243842334"/>
       <w:r>
         <w:rPr>
           <w:rFonts w:ascii="微软雅黑" w:eastAsia="微软雅黑" w:hAnsi="微软雅黑"/>
@@ -27070,7 +27540,7 @@
       <w:pPr>
         <w:pStyle w:val="21"/>
       </w:pPr>
-      <w:bookmarkStart w:id="66" w:name="_Toc243842323"/>
+      <w:bookmarkStart w:id="66" w:name="_Toc243842335"/>
       <w:r>
         <w:rPr>
           <w:rFonts w:ascii="微软雅黑" w:eastAsia="微软雅黑" w:hAnsi="微软雅黑"/>
@@ -27706,7 +28176,7 @@
       <w:pPr>
         <w:pStyle w:val="21"/>
       </w:pPr>
-      <w:bookmarkStart w:id="67" w:name="_Toc243842324"/>
+      <w:bookmarkStart w:id="67" w:name="_Toc243842336"/>
       <w:r>
         <w:rPr>
           <w:rFonts w:ascii="微软雅黑" w:eastAsia="微软雅黑" w:hAnsi="微软雅黑"/>
@@ -27816,7 +28286,7 @@
       <w:pPr>
         <w:pStyle w:val="1"/>
       </w:pPr>
-      <w:bookmarkStart w:id="68" w:name="_Toc243842325"/>
+      <w:bookmarkStart w:id="68" w:name="_Toc243842337"/>
       <w:r>
         <w:rPr>
           <w:rFonts w:ascii="微软雅黑" w:eastAsia="微软雅黑" w:hAnsi="微软雅黑"/>
@@ -27982,7 +28452,7 @@
       <w:pPr>
         <w:pStyle w:val="21"/>
       </w:pPr>
-      <w:bookmarkStart w:id="69" w:name="_Toc243842326"/>
+      <w:bookmarkStart w:id="69" w:name="_Toc243842338"/>
       <w:r>
         <w:rPr>
           <w:rFonts w:ascii="微软雅黑" w:eastAsia="微软雅黑" w:hAnsi="微软雅黑"/>
@@ -28627,7 +29097,7 @@
       <w:pPr>
         <w:pStyle w:val="21"/>
       </w:pPr>
-      <w:bookmarkStart w:id="70" w:name="_Toc243842327"/>
+      <w:bookmarkStart w:id="70" w:name="_Toc243842339"/>
       <w:r>
         <w:rPr>
           <w:rFonts w:ascii="微软雅黑" w:eastAsia="微软雅黑" w:hAnsi="微软雅黑"/>
@@ -28836,7 +29306,7 @@
       <w:pPr>
         <w:pStyle w:val="21"/>
       </w:pPr>
-      <w:bookmarkStart w:id="71" w:name="_Toc243842328"/>
+      <w:bookmarkStart w:id="71" w:name="_Toc243842340"/>
       <w:r>
         <w:rPr>
           <w:rFonts w:ascii="微软雅黑" w:eastAsia="微软雅黑" w:hAnsi="微软雅黑"/>
@@ -29548,7 +30018,7 @@
       <w:pPr>
         <w:pStyle w:val="21"/>
       </w:pPr>
-      <w:bookmarkStart w:id="72" w:name="_Toc243842329"/>
+      <w:bookmarkStart w:id="72" w:name="_Toc243842341"/>
       <w:r>
         <w:rPr>
           <w:rFonts w:ascii="微软雅黑" w:eastAsia="微软雅黑" w:hAnsi="微软雅黑"/>
@@ -29992,7 +30462,7 @@
       <w:pPr>
         <w:pStyle w:val="21"/>
       </w:pPr>
-      <w:bookmarkStart w:id="73" w:name="_Toc243842330"/>
+      <w:bookmarkStart w:id="73" w:name="_Toc243842342"/>
       <w:r>
         <w:rPr>
           <w:rFonts w:ascii="微软雅黑" w:eastAsia="微软雅黑" w:hAnsi="微软雅黑"/>
@@ -30525,7 +30995,7 @@
       <w:pPr>
         <w:pStyle w:val="21"/>
       </w:pPr>
-      <w:bookmarkStart w:id="74" w:name="_Toc243842331"/>
+      <w:bookmarkStart w:id="74" w:name="_Toc243842343"/>
       <w:r>
         <w:rPr>
           <w:rFonts w:ascii="微软雅黑" w:eastAsia="微软雅黑" w:hAnsi="微软雅黑"/>
@@ -31097,7 +31567,7 @@
       <w:pPr>
         <w:pStyle w:val="21"/>
       </w:pPr>
-      <w:bookmarkStart w:id="75" w:name="_Toc243842332"/>
+      <w:bookmarkStart w:id="75" w:name="_Toc243842344"/>
       <w:r>
         <w:rPr>
           <w:rFonts w:ascii="微软雅黑" w:eastAsia="微软雅黑" w:hAnsi="微软雅黑"/>
@@ -31328,7 +31798,7 @@
       <w:pPr>
         <w:pStyle w:val="21"/>
       </w:pPr>
-      <w:bookmarkStart w:id="76" w:name="_Toc243842333"/>
+      <w:bookmarkStart w:id="76" w:name="_Toc243842345"/>
       <w:r>
         <w:rPr>
           <w:rFonts w:ascii="微软雅黑" w:eastAsia="微软雅黑" w:hAnsi="微软雅黑"/>
@@ -31502,7 +31972,7 @@
       <w:pPr>
         <w:pStyle w:val="21"/>
       </w:pPr>
-      <w:bookmarkStart w:id="77" w:name="_Toc243842334"/>
+      <w:bookmarkStart w:id="77" w:name="_Toc243842346"/>
       <w:r>
         <w:rPr>
           <w:rFonts w:ascii="微软雅黑" w:eastAsia="微软雅黑" w:hAnsi="微软雅黑"/>
@@ -31663,7 +32133,7 @@
       <w:pPr>
         <w:pStyle w:val="21"/>
       </w:pPr>
-      <w:bookmarkStart w:id="78" w:name="_Toc243842335"/>
+      <w:bookmarkStart w:id="78" w:name="_Toc243842347"/>
       <w:r>
         <w:rPr>
           <w:rFonts w:ascii="微软雅黑" w:eastAsia="微软雅黑" w:hAnsi="微软雅黑"/>
@@ -32976,7 +33446,7 @@
       <w:pPr>
         <w:pStyle w:val="21"/>
       </w:pPr>
-      <w:bookmarkStart w:id="79" w:name="_Toc243842336"/>
+      <w:bookmarkStart w:id="79" w:name="_Toc243842348"/>
       <w:r>
         <w:rPr>
           <w:rFonts w:ascii="微软雅黑" w:eastAsia="微软雅黑" w:hAnsi="微软雅黑"/>
@@ -33527,7 +33997,7 @@
       <w:pPr>
         <w:pStyle w:val="21"/>
       </w:pPr>
-      <w:bookmarkStart w:id="80" w:name="_Toc243842337"/>
+      <w:bookmarkStart w:id="80" w:name="_Toc243842349"/>
       <w:r>
         <w:rPr>
           <w:rFonts w:ascii="微软雅黑" w:eastAsia="微软雅黑" w:hAnsi="微软雅黑"/>
@@ -33680,7 +34150,7 @@
       <w:pPr>
         <w:pStyle w:val="1"/>
       </w:pPr>
-      <w:bookmarkStart w:id="81" w:name="_Toc243842338"/>
+      <w:bookmarkStart w:id="81" w:name="_Toc243842350"/>
       <w:r>
         <w:rPr>
           <w:rFonts w:ascii="微软雅黑" w:eastAsia="微软雅黑" w:hAnsi="微软雅黑"/>
@@ -33774,7 +34244,7 @@
       <w:pPr>
         <w:pStyle w:val="21"/>
       </w:pPr>
-      <w:bookmarkStart w:id="82" w:name="_Toc243842339"/>
+      <w:bookmarkStart w:id="82" w:name="_Toc243842351"/>
       <w:r>
         <w:rPr>
           <w:rFonts w:ascii="微软雅黑" w:eastAsia="微软雅黑" w:hAnsi="微软雅黑"/>
@@ -34414,13 +34884,115 @@
               <w:rPr>
                 <w:sz w:val="17"/>
               </w:rPr>
-              <w:t xml:space="preserve"> 11 </w:t>
+              <w:t xml:space="preserve"> 11.1–11.5 </w:t>
             </w:r>
             <w:r>
               <w:rPr>
                 <w:sz w:val="17"/>
               </w:rPr>
-              <w:t>章</w:t>
+              <w:t>节</w:t>
+            </w:r>
+          </w:p>
+        </w:tc>
+      </w:tr>
+      <w:tr>
+        <w:trPr>
+          <w:cantSplit/>
+          <w:jc w:val="center"/>
+        </w:trPr>
+        <w:tc>
+          <w:tcPr>
+            <w:tcW w:w="932" w:type="dxa"/>
+            <w:shd w:val="clear" w:color="auto" w:fill="F2F6F7"/>
+            <w:vAlign w:val="center"/>
+          </w:tcPr>
+          <w:p>
+            <w:pPr>
+              <w:spacing w:after="0" w:line="276" w:lineRule="auto"/>
+            </w:pPr>
+            <w:r>
+              <w:rPr>
+                <w:sz w:val="17"/>
+              </w:rPr>
+              <w:t>v1.5</w:t>
+            </w:r>
+          </w:p>
+        </w:tc>
+        <w:tc>
+          <w:tcPr>
+            <w:tcW w:w="1786" w:type="dxa"/>
+            <w:shd w:val="clear" w:color="auto" w:fill="F2F6F7"/>
+            <w:vAlign w:val="center"/>
+          </w:tcPr>
+          <w:p>
+            <w:pPr>
+              <w:spacing w:after="0" w:line="276" w:lineRule="auto"/>
+            </w:pPr>
+            <w:r>
+              <w:rPr>
+                <w:sz w:val="17"/>
+              </w:rPr>
+              <w:t>2026-10-22</w:t>
+            </w:r>
+          </w:p>
+        </w:tc>
+        <w:tc>
+          <w:tcPr>
+            <w:tcW w:w="4970" w:type="dxa"/>
+            <w:shd w:val="clear" w:color="auto" w:fill="F2F6F7"/>
+            <w:vAlign w:val="center"/>
+          </w:tcPr>
+          <w:p>
+            <w:pPr>
+              <w:spacing w:after="0" w:line="276" w:lineRule="auto"/>
+            </w:pPr>
+            <w:r>
+              <w:rPr>
+                <w:sz w:val="17"/>
+              </w:rPr>
+              <w:t>发布到</w:t>
+            </w:r>
+            <w:r>
+              <w:rPr>
+                <w:sz w:val="17"/>
+              </w:rPr>
+              <w:t xml:space="preserve"> GitHub</w:t>
+            </w:r>
+            <w:r>
+              <w:rPr>
+                <w:sz w:val="17"/>
+              </w:rPr>
+              <w:t>、联网检查更新（离线不受影响）、安装与更新教程</w:t>
+            </w:r>
+          </w:p>
+        </w:tc>
+        <w:tc>
+          <w:tcPr>
+            <w:tcW w:w="1553" w:type="dxa"/>
+            <w:shd w:val="clear" w:color="auto" w:fill="F2F6F7"/>
+            <w:vAlign w:val="center"/>
+          </w:tcPr>
+          <w:p>
+            <w:pPr>
+              <w:spacing w:after="0" w:line="276" w:lineRule="auto"/>
+            </w:pPr>
+            <w:r>
+              <w:rPr>
+                <w:sz w:val="17"/>
+              </w:rPr>
+              <w:t>第</w:t>
+            </w:r>
+            <w:r>
+              <w:rPr>
+                <w:sz w:val="17"/>
+              </w:rPr>
+              <w:t xml:space="preserve"> 11.6–11.10 </w:t>
+            </w:r>
+            <w:r>
+              <w:rPr>
+                <w:sz w:val="17"/>
+              </w:rPr>
+              <w:t>节</w:t>
             </w:r>
           </w:p>
         </w:tc>
@@ -34488,7 +35060,7 @@
       <w:pPr>
         <w:pStyle w:val="21"/>
       </w:pPr>
-      <w:bookmarkStart w:id="83" w:name="_Toc243842340"/>
+      <w:bookmarkStart w:id="83" w:name="_Toc243842352"/>
       <w:r>
         <w:rPr>
           <w:rFonts w:ascii="微软雅黑" w:eastAsia="微软雅黑" w:hAnsi="微软雅黑"/>
@@ -34866,6 +35438,7 @@
               <w:rPr>
                 <w:sz w:val="18"/>
               </w:rPr>
+              <w:lastRenderedPageBreak/>
               <w:t>版本号入口</w:t>
             </w:r>
           </w:p>
@@ -34899,12 +35472,11 @@
       <w:pPr>
         <w:pStyle w:val="21"/>
       </w:pPr>
-      <w:bookmarkStart w:id="84" w:name="_Toc243842341"/>
+      <w:bookmarkStart w:id="84" w:name="_Toc243842353"/>
       <w:r>
         <w:rPr>
           <w:rFonts w:ascii="微软雅黑" w:eastAsia="微软雅黑" w:hAnsi="微软雅黑"/>
         </w:rPr>
-        <w:lastRenderedPageBreak/>
         <w:t xml:space="preserve">11.3 </w:t>
       </w:r>
       <w:r>
@@ -35614,6 +36186,7 @@
         <w:ind w:left="425" w:hanging="312"/>
       </w:pPr>
       <w:r>
+        <w:lastRenderedPageBreak/>
         <w:t xml:space="preserve">1. </w:t>
       </w:r>
       <w:r>
@@ -35719,7 +36292,6 @@
         <w:ind w:left="425" w:hanging="312"/>
       </w:pPr>
       <w:r>
-        <w:lastRenderedPageBreak/>
         <w:t xml:space="preserve">5. README </w:t>
       </w:r>
       <w:r>
@@ -35821,7 +36393,7 @@
       <w:pPr>
         <w:pStyle w:val="21"/>
       </w:pPr>
-      <w:bookmarkStart w:id="85" w:name="_Toc243842342"/>
+      <w:bookmarkStart w:id="85" w:name="_Toc243842354"/>
       <w:r>
         <w:rPr>
           <w:rFonts w:ascii="微软雅黑" w:eastAsia="微软雅黑" w:hAnsi="微软雅黑"/>
@@ -35992,7 +36564,7 @@
       <w:pPr>
         <w:pStyle w:val="21"/>
       </w:pPr>
-      <w:bookmarkStart w:id="86" w:name="_Toc243842343"/>
+      <w:bookmarkStart w:id="86" w:name="_Toc243842355"/>
       <w:r>
         <w:rPr>
           <w:rFonts w:ascii="微软雅黑" w:eastAsia="微软雅黑" w:hAnsi="微软雅黑"/>
@@ -36013,19 +36585,22 @@
         <w:spacing w:after="60"/>
       </w:pPr>
       <w:r>
-        <w:t>程序完全离线，不会联网检查有没有新版本；要知道有新版本，需要发布方另行通知。以后如果有固定的发布地址，可以加</w:t>
-      </w:r>
-      <w:r>
-        <w:t>“</w:t>
-      </w:r>
-      <w:r>
-        <w:t>检查更新</w:t>
-      </w:r>
-      <w:r>
-        <w:t>”</w:t>
-      </w:r>
-      <w:r>
-        <w:t>。</w:t>
+        <w:t xml:space="preserve">v1.4 </w:t>
+      </w:r>
+      <w:r>
+        <w:t>时程序还不会联网检查新版本；</w:t>
+      </w:r>
+      <w:r>
+        <w:t xml:space="preserve">v1.5 </w:t>
+      </w:r>
+      <w:r>
+        <w:t>起加入了联网检查（见</w:t>
+      </w:r>
+      <w:r>
+        <w:t xml:space="preserve"> 11.6</w:t>
+      </w:r>
+      <w:r>
+        <w:t>）。</w:t>
       </w:r>
     </w:p>
     <w:p>
@@ -36097,6 +36672,1643 @@
       </w:r>
     </w:p>
     <w:p>
+      <w:pPr>
+        <w:pStyle w:val="21"/>
+      </w:pPr>
+      <w:bookmarkStart w:id="87" w:name="_Toc243842356"/>
+      <w:r>
+        <w:rPr>
+          <w:rFonts w:ascii="微软雅黑" w:eastAsia="微软雅黑" w:hAnsi="微软雅黑"/>
+        </w:rPr>
+        <w:t xml:space="preserve">11.6 </w:t>
+      </w:r>
+      <w:r>
+        <w:rPr>
+          <w:rFonts w:ascii="微软雅黑" w:eastAsia="微软雅黑" w:hAnsi="微软雅黑"/>
+        </w:rPr>
+        <w:t>联网检查更新（</w:t>
+      </w:r>
+      <w:r>
+        <w:rPr>
+          <w:rFonts w:ascii="微软雅黑" w:eastAsia="微软雅黑" w:hAnsi="微软雅黑"/>
+        </w:rPr>
+        <w:t>v1.5</w:t>
+      </w:r>
+      <w:r>
+        <w:rPr>
+          <w:rFonts w:ascii="微软雅黑" w:eastAsia="微软雅黑" w:hAnsi="微软雅黑"/>
+        </w:rPr>
+        <w:t>）</w:t>
+      </w:r>
+      <w:bookmarkEnd w:id="87"/>
+    </w:p>
+    <w:p>
+      <w:r>
+        <w:rPr>
+          <w:b/>
+        </w:rPr>
+        <w:t>诉求</w:t>
+      </w:r>
+      <w:r>
+        <w:t>：项目发布到</w:t>
+      </w:r>
+      <w:r>
+        <w:t xml:space="preserve"> GitHub</w:t>
+      </w:r>
+      <w:r>
+        <w:t>，程序能知道有没有新版本；没有联网时不能影响当前版本的使用。</w:t>
+      </w:r>
+    </w:p>
+    <w:p>
+      <w:r>
+        <w:rPr>
+          <w:b/>
+        </w:rPr>
+        <w:lastRenderedPageBreak/>
+        <w:t>对打包的影响</w:t>
+      </w:r>
+      <w:r>
+        <w:t>：检查更新用的是</w:t>
+      </w:r>
+      <w:r>
+        <w:t xml:space="preserve"> JDK </w:t>
+      </w:r>
+      <w:r>
+        <w:t>自带的</w:t>
+      </w:r>
+      <w:r>
+        <w:t xml:space="preserve"> HttpClient</w:t>
+      </w:r>
+      <w:r>
+        <w:t>，和</w:t>
+      </w:r>
+      <w:r>
+        <w:t xml:space="preserve"> AI </w:t>
+      </w:r>
+      <w:r>
+        <w:t>助手一样，精简运行时里已经有</w:t>
+      </w:r>
+      <w:r>
+        <w:t xml:space="preserve"> </w:t>
+      </w:r>
+      <w:r>
+        <w:rPr>
+          <w:rFonts w:ascii="Consolas" w:hAnsi="Consolas"/>
+          <w:color w:val="22434E"/>
+          <w:sz w:val="19"/>
+        </w:rPr>
+        <w:t>java.net.http</w:t>
+      </w:r>
+      <w:r>
+        <w:t xml:space="preserve"> </w:t>
+      </w:r>
+      <w:r>
+        <w:t>和</w:t>
+      </w:r>
+      <w:r>
+        <w:t xml:space="preserve"> </w:t>
+      </w:r>
+      <w:r>
+        <w:rPr>
+          <w:rFonts w:ascii="Consolas" w:hAnsi="Consolas"/>
+          <w:color w:val="22434E"/>
+          <w:sz w:val="19"/>
+        </w:rPr>
+        <w:t>jdk.cry</w:t>
+      </w:r>
+      <w:r>
+        <w:rPr>
+          <w:rFonts w:ascii="Consolas" w:hAnsi="Consolas"/>
+          <w:color w:val="22434E"/>
+          <w:sz w:val="19"/>
+        </w:rPr>
+        <w:t>pto.ec</w:t>
+      </w:r>
+      <w:r>
+        <w:t>（见</w:t>
+      </w:r>
+      <w:r>
+        <w:t xml:space="preserve"> 10.2</w:t>
+      </w:r>
+      <w:r>
+        <w:t>），打包脚本不用改。实测中发现了一个证书问题（见</w:t>
+      </w:r>
+      <w:r>
+        <w:t xml:space="preserve"> 11.9</w:t>
+      </w:r>
+      <w:r>
+        <w:t>），为此在模块清单里加了一个约</w:t>
+      </w:r>
+      <w:r>
+        <w:t xml:space="preserve"> 100 KB </w:t>
+      </w:r>
+      <w:r>
+        <w:t>的模块</w:t>
+      </w:r>
+      <w:r>
+        <w:t xml:space="preserve"> </w:t>
+      </w:r>
+      <w:r>
+        <w:rPr>
+          <w:rFonts w:ascii="Consolas" w:hAnsi="Consolas"/>
+          <w:color w:val="22434E"/>
+          <w:sz w:val="19"/>
+        </w:rPr>
+        <w:t>jdk.crypto.mscapi</w:t>
+      </w:r>
+      <w:r>
+        <w:t>，打包流程不变。</w:t>
+      </w:r>
+    </w:p>
+    <w:p>
+      <w:r>
+        <w:rPr>
+          <w:b/>
+        </w:rPr>
+        <w:t>做法</w:t>
+      </w:r>
+      <w:r>
+        <w:t>：</w:t>
+      </w:r>
+    </w:p>
+    <w:p>
+      <w:pPr>
+        <w:pStyle w:val="a0"/>
+        <w:spacing w:after="60"/>
+      </w:pPr>
+      <w:r>
+        <w:t>程序启动完成后，另开一个后台线程，请求</w:t>
+      </w:r>
+      <w:r>
+        <w:t xml:space="preserve"> GitHub </w:t>
+      </w:r>
+      <w:r>
+        <w:t>的</w:t>
+      </w:r>
+      <w:r>
+        <w:t>“</w:t>
+      </w:r>
+      <w:r>
+        <w:t>最新发布</w:t>
+      </w:r>
+      <w:r>
+        <w:t>”</w:t>
+      </w:r>
+      <w:r>
+        <w:t>接口（</w:t>
+      </w:r>
+      <w:r>
+        <w:rPr>
+          <w:rFonts w:ascii="Consolas" w:hAnsi="Consolas"/>
+          <w:color w:val="22434E"/>
+          <w:sz w:val="19"/>
+        </w:rPr>
+        <w:t>/repos/tonightrrrrrr/RGL-OA/releases/latest</w:t>
+      </w:r>
+      <w:r>
+        <w:t>），把发布的版本号和当前版本按数字逐段比较（</w:t>
+      </w:r>
+      <w:r>
+        <w:t>1.5.10 &gt; 1.5.9 &gt; 1.5</w:t>
+      </w:r>
+      <w:r>
+        <w:t>）。</w:t>
+      </w:r>
+    </w:p>
+    <w:p>
+      <w:pPr>
+        <w:pStyle w:val="a0"/>
+        <w:spacing w:after="60"/>
+      </w:pPr>
+      <w:r>
+        <w:t>页面打开时只读取后台的检查结果，不等待网络；后台还在检查时，每</w:t>
+      </w:r>
+      <w:r>
+        <w:t xml:space="preserve"> </w:t>
+      </w:r>
+      <w:r>
+        <w:t xml:space="preserve">5 </w:t>
+      </w:r>
+      <w:r>
+        <w:t>秒再读一次，最多读</w:t>
+      </w:r>
+      <w:r>
+        <w:t xml:space="preserve"> 6 </w:t>
+      </w:r>
+      <w:r>
+        <w:t>次。</w:t>
+      </w:r>
+    </w:p>
+    <w:p>
+      <w:pPr>
+        <w:pStyle w:val="a0"/>
+        <w:spacing w:after="60"/>
+      </w:pPr>
+      <w:r>
+        <w:t>有新版本时，顶栏出现绿色的</w:t>
+      </w:r>
+      <w:r>
+        <w:t>“</w:t>
+      </w:r>
+      <w:r>
+        <w:t>新版本</w:t>
+      </w:r>
+      <w:r>
+        <w:t xml:space="preserve"> vX.X”</w:t>
+      </w:r>
+      <w:r>
+        <w:t>按钮。每个新版本只自动弹一次发布说明；如果本机的更新公告正在显示，等它关掉再弹，避免两个弹窗叠在一起。</w:t>
+      </w:r>
+    </w:p>
+    <w:p>
+      <w:pPr>
+        <w:pStyle w:val="a0"/>
+        <w:spacing w:after="60"/>
+      </w:pPr>
+      <w:r>
+        <w:t>“</w:t>
+      </w:r>
+      <w:r>
+        <w:t>系统设置</w:t>
+      </w:r>
+      <w:r>
+        <w:t xml:space="preserve"> → </w:t>
+      </w:r>
+      <w:r>
+        <w:t>检查更新</w:t>
+      </w:r>
+      <w:r>
+        <w:t>”</w:t>
+      </w:r>
+      <w:r>
+        <w:t>显示检查状态（已是最新、有新版本、未联网、检查失败等）和上次检查时间，可以手动检查，也可以关闭自动检查。设置保存在数据目录的</w:t>
+      </w:r>
+      <w:r>
+        <w:t xml:space="preserve"> </w:t>
+      </w:r>
+      <w:r>
+        <w:rPr>
+          <w:rFonts w:ascii="Consolas" w:hAnsi="Consolas"/>
+          <w:color w:val="22434E"/>
+          <w:sz w:val="19"/>
+        </w:rPr>
+        <w:t>config/update.json</w:t>
+      </w:r>
+      <w:r>
+        <w:t>。</w:t>
+      </w:r>
+    </w:p>
+    <w:p>
+      <w:pPr>
+        <w:pStyle w:val="21"/>
+      </w:pPr>
+      <w:bookmarkStart w:id="88" w:name="_Toc243842357"/>
+      <w:r>
+        <w:rPr>
+          <w:rFonts w:ascii="微软雅黑" w:eastAsia="微软雅黑" w:hAnsi="微软雅黑"/>
+        </w:rPr>
+        <w:t xml:space="preserve">11.7 </w:t>
+      </w:r>
+      <w:r>
+        <w:rPr>
+          <w:rFonts w:ascii="微软雅黑" w:eastAsia="微软雅黑" w:hAnsi="微软雅黑"/>
+        </w:rPr>
+        <w:t>没联网时不能影响使用</w:t>
+      </w:r>
+      <w:bookmarkEnd w:id="88"/>
+    </w:p>
+    <w:tbl>
+      <w:tblPr>
+        <w:tblW w:w="0" w:type="auto"/>
+        <w:jc w:val="center"/>
+        <w:tblBorders>
+          <w:top w:val="single" w:sz="4" w:space="0" w:color="C9D1D4"/>
+          <w:left w:val="single" w:sz="4" w:space="0" w:color="C9D1D4"/>
+          <w:bottom w:val="single" w:sz="4" w:space="0" w:color="C9D1D4"/>
+          <w:right w:val="single" w:sz="4" w:space="0" w:color="C9D1D4"/>
+          <w:insideH w:val="single" w:sz="4" w:space="0" w:color="C9D1D4"/>
+          <w:insideV w:val="single" w:sz="4" w:space="0" w:color="C9D1D4"/>
+        </w:tblBorders>
+        <w:tblLayout w:type="fixed"/>
+        <w:tblCellMar>
+          <w:top w:w="50" w:type="dxa"/>
+          <w:left w:w="90" w:type="dxa"/>
+          <w:bottom w:w="50" w:type="dxa"/>
+          <w:right w:w="90" w:type="dxa"/>
+        </w:tblCellMar>
+        <w:tblLook w:val="04A0" w:firstRow="1" w:lastRow="0" w:firstColumn="1" w:lastColumn="0" w:noHBand="0" w:noVBand="1"/>
+      </w:tblPr>
+      <w:tblGrid>
+        <w:gridCol w:w="3768"/>
+        <w:gridCol w:w="5473"/>
+      </w:tblGrid>
+      <w:tr>
+        <w:trPr>
+          <w:cantSplit/>
+          <w:tblHeader/>
+          <w:jc w:val="center"/>
+        </w:trPr>
+        <w:tc>
+          <w:tcPr>
+            <w:tcW w:w="3768" w:type="dxa"/>
+            <w:shd w:val="clear" w:color="auto" w:fill="304954"/>
+            <w:vAlign w:val="center"/>
+          </w:tcPr>
+          <w:p>
+            <w:pPr>
+              <w:spacing w:after="0" w:line="276" w:lineRule="auto"/>
+            </w:pPr>
+            <w:r>
+              <w:rPr>
+                <w:b/>
+                <w:color w:val="FFFFFF"/>
+                <w:sz w:val="18"/>
+              </w:rPr>
+              <w:t>情况</w:t>
+            </w:r>
+          </w:p>
+        </w:tc>
+        <w:tc>
+          <w:tcPr>
+            <w:tcW w:w="5473" w:type="dxa"/>
+            <w:shd w:val="clear" w:color="auto" w:fill="304954"/>
+            <w:vAlign w:val="center"/>
+          </w:tcPr>
+          <w:p>
+            <w:pPr>
+              <w:spacing w:after="0" w:line="276" w:lineRule="auto"/>
+            </w:pPr>
+            <w:r>
+              <w:rPr>
+                <w:b/>
+                <w:color w:val="FFFFFF"/>
+                <w:sz w:val="18"/>
+              </w:rPr>
+              <w:t>处理</w:t>
+            </w:r>
+          </w:p>
+        </w:tc>
+      </w:tr>
+      <w:tr>
+        <w:trPr>
+          <w:cantSplit/>
+          <w:jc w:val="center"/>
+        </w:trPr>
+        <w:tc>
+          <w:tcPr>
+            <w:tcW w:w="3768" w:type="dxa"/>
+            <w:vAlign w:val="center"/>
+          </w:tcPr>
+          <w:p>
+            <w:pPr>
+              <w:spacing w:after="0" w:line="276" w:lineRule="auto"/>
+            </w:pPr>
+            <w:r>
+              <w:rPr>
+                <w:sz w:val="18"/>
+              </w:rPr>
+              <w:t>没有网络、连不上</w:t>
+            </w:r>
+            <w:r>
+              <w:rPr>
+                <w:sz w:val="18"/>
+              </w:rPr>
+              <w:t xml:space="preserve"> GitHub</w:t>
+            </w:r>
+          </w:p>
+        </w:tc>
+        <w:tc>
+          <w:tcPr>
+            <w:tcW w:w="5473" w:type="dxa"/>
+            <w:vAlign w:val="center"/>
+          </w:tcPr>
+          <w:p>
+            <w:pPr>
+              <w:spacing w:after="0" w:line="276" w:lineRule="auto"/>
+            </w:pPr>
+            <w:r>
+              <w:rPr>
+                <w:sz w:val="18"/>
+              </w:rPr>
+              <w:t>连接超时</w:t>
+            </w:r>
+            <w:r>
+              <w:rPr>
+                <w:sz w:val="18"/>
+              </w:rPr>
+              <w:t xml:space="preserve"> 5 </w:t>
+            </w:r>
+            <w:r>
+              <w:rPr>
+                <w:sz w:val="18"/>
+              </w:rPr>
+              <w:t>秒，整个请求最多</w:t>
+            </w:r>
+            <w:r>
+              <w:rPr>
+                <w:sz w:val="18"/>
+              </w:rPr>
+              <w:t xml:space="preserve"> 10 </w:t>
+            </w:r>
+            <w:r>
+              <w:rPr>
+                <w:sz w:val="18"/>
+              </w:rPr>
+              <w:t>秒，而且在后台线程里，不会拖慢启动；状态记为</w:t>
+            </w:r>
+            <w:r>
+              <w:rPr>
+                <w:sz w:val="18"/>
+              </w:rPr>
+              <w:t>“</w:t>
+            </w:r>
+            <w:r>
+              <w:rPr>
+                <w:sz w:val="18"/>
+              </w:rPr>
+              <w:t>未联网</w:t>
+            </w:r>
+            <w:r>
+              <w:rPr>
+                <w:sz w:val="18"/>
+              </w:rPr>
+              <w:t>”</w:t>
+            </w:r>
+            <w:r>
+              <w:rPr>
+                <w:sz w:val="18"/>
+              </w:rPr>
+              <w:t>，不弹窗、不报错</w:t>
+            </w:r>
+          </w:p>
+        </w:tc>
+      </w:tr>
+      <w:tr>
+        <w:trPr>
+          <w:cantSplit/>
+          <w:jc w:val="center"/>
+        </w:trPr>
+        <w:tc>
+          <w:tcPr>
+            <w:tcW w:w="3768" w:type="dxa"/>
+            <w:shd w:val="clear" w:color="auto" w:fill="F2F6F7"/>
+            <w:vAlign w:val="center"/>
+          </w:tcPr>
+          <w:p>
+            <w:pPr>
+              <w:spacing w:after="0" w:line="276" w:lineRule="auto"/>
+            </w:pPr>
+            <w:r>
+              <w:rPr>
+                <w:sz w:val="18"/>
+              </w:rPr>
+              <w:t xml:space="preserve">GitHub </w:t>
+            </w:r>
+            <w:r>
+              <w:rPr>
+                <w:sz w:val="18"/>
+              </w:rPr>
+              <w:t>限流（未登录时每小时</w:t>
+            </w:r>
+            <w:r>
+              <w:rPr>
+                <w:sz w:val="18"/>
+              </w:rPr>
+              <w:t xml:space="preserve"> 60 </w:t>
+            </w:r>
+            <w:r>
+              <w:rPr>
+                <w:sz w:val="18"/>
+              </w:rPr>
+              <w:t>次）</w:t>
+            </w:r>
+          </w:p>
+        </w:tc>
+        <w:tc>
+          <w:tcPr>
+            <w:tcW w:w="5473" w:type="dxa"/>
+            <w:shd w:val="clear" w:color="auto" w:fill="F2F6F7"/>
+            <w:vAlign w:val="center"/>
+          </w:tcPr>
+          <w:p>
+            <w:pPr>
+              <w:spacing w:after="0" w:line="276" w:lineRule="auto"/>
+            </w:pPr>
+            <w:r>
+              <w:rPr>
+                <w:sz w:val="18"/>
+              </w:rPr>
+              <w:t>状态记为</w:t>
+            </w:r>
+            <w:r>
+              <w:rPr>
+                <w:sz w:val="18"/>
+              </w:rPr>
+              <w:t>“</w:t>
+            </w:r>
+            <w:r>
+              <w:rPr>
+                <w:sz w:val="18"/>
+              </w:rPr>
+              <w:t>检查失败</w:t>
+            </w:r>
+            <w:r>
+              <w:rPr>
+                <w:sz w:val="18"/>
+              </w:rPr>
+              <w:t>”</w:t>
+            </w:r>
+            <w:r>
+              <w:rPr>
+                <w:sz w:val="18"/>
+              </w:rPr>
+              <w:t>，提示稍后再试；自动检查每天最多一次，正常使用不会触发限流</w:t>
+            </w:r>
+          </w:p>
+        </w:tc>
+      </w:tr>
+      <w:tr>
+        <w:trPr>
+          <w:cantSplit/>
+          <w:jc w:val="center"/>
+        </w:trPr>
+        <w:tc>
+          <w:tcPr>
+            <w:tcW w:w="3768" w:type="dxa"/>
+            <w:vAlign w:val="center"/>
+          </w:tcPr>
+          <w:p>
+            <w:pPr>
+              <w:spacing w:after="0" w:line="276" w:lineRule="auto"/>
+            </w:pPr>
+            <w:r>
+              <w:rPr>
+                <w:sz w:val="18"/>
+              </w:rPr>
+              <w:t>仓库还没有发布任何版本</w:t>
+            </w:r>
+          </w:p>
+        </w:tc>
+        <w:tc>
+          <w:tcPr>
+            <w:tcW w:w="5473" w:type="dxa"/>
+            <w:vAlign w:val="center"/>
+          </w:tcPr>
+          <w:p>
+            <w:pPr>
+              <w:spacing w:after="0" w:line="276" w:lineRule="auto"/>
+            </w:pPr>
+            <w:r>
+              <w:rPr>
+                <w:sz w:val="18"/>
+              </w:rPr>
+              <w:t xml:space="preserve">GitHub </w:t>
+            </w:r>
+            <w:r>
+              <w:rPr>
+                <w:sz w:val="18"/>
+              </w:rPr>
+              <w:t>返回</w:t>
+            </w:r>
+            <w:r>
+              <w:rPr>
+                <w:sz w:val="18"/>
+              </w:rPr>
+              <w:t xml:space="preserve"> 404</w:t>
+            </w:r>
+            <w:r>
+              <w:rPr>
+                <w:sz w:val="18"/>
+              </w:rPr>
+              <w:t>，按</w:t>
+            </w:r>
+            <w:r>
+              <w:rPr>
+                <w:sz w:val="18"/>
+              </w:rPr>
+              <w:t>“</w:t>
+            </w:r>
+            <w:r>
+              <w:rPr>
+                <w:sz w:val="18"/>
+              </w:rPr>
+              <w:t>已是最新</w:t>
+            </w:r>
+            <w:r>
+              <w:rPr>
+                <w:sz w:val="18"/>
+              </w:rPr>
+              <w:t>”</w:t>
+            </w:r>
+            <w:r>
+              <w:rPr>
+                <w:sz w:val="18"/>
+              </w:rPr>
+              <w:t>处理</w:t>
+            </w:r>
+          </w:p>
+        </w:tc>
+      </w:tr>
+      <w:tr>
+        <w:trPr>
+          <w:cantSplit/>
+          <w:jc w:val="center"/>
+        </w:trPr>
+        <w:tc>
+          <w:tcPr>
+            <w:tcW w:w="3768" w:type="dxa"/>
+            <w:shd w:val="clear" w:color="auto" w:fill="F2F6F7"/>
+            <w:vAlign w:val="center"/>
+          </w:tcPr>
+          <w:p>
+            <w:pPr>
+              <w:spacing w:after="0" w:line="276" w:lineRule="auto"/>
+            </w:pPr>
+            <w:r>
+              <w:rPr>
+                <w:sz w:val="18"/>
+              </w:rPr>
+              <w:t>返回的数据格式不对</w:t>
+            </w:r>
+          </w:p>
+        </w:tc>
+        <w:tc>
+          <w:tcPr>
+            <w:tcW w:w="5473" w:type="dxa"/>
+            <w:shd w:val="clear" w:color="auto" w:fill="F2F6F7"/>
+            <w:vAlign w:val="center"/>
+          </w:tcPr>
+          <w:p>
+            <w:pPr>
+              <w:spacing w:after="0" w:line="276" w:lineRule="auto"/>
+            </w:pPr>
+            <w:r>
+              <w:rPr>
+                <w:sz w:val="18"/>
+              </w:rPr>
+              <w:t>状态记为</w:t>
+            </w:r>
+            <w:r>
+              <w:rPr>
+                <w:sz w:val="18"/>
+              </w:rPr>
+              <w:t>“</w:t>
+            </w:r>
+            <w:r>
+              <w:rPr>
+                <w:sz w:val="18"/>
+              </w:rPr>
+              <w:t>检查失败</w:t>
+            </w:r>
+            <w:r>
+              <w:rPr>
+                <w:sz w:val="18"/>
+              </w:rPr>
+              <w:t>”</w:t>
+            </w:r>
+            <w:r>
+              <w:rPr>
+                <w:sz w:val="18"/>
+              </w:rPr>
+              <w:t>，不影响其他功能</w:t>
+            </w:r>
+          </w:p>
+        </w:tc>
+      </w:tr>
+      <w:tr>
+        <w:trPr>
+          <w:cantSplit/>
+          <w:jc w:val="center"/>
+        </w:trPr>
+        <w:tc>
+          <w:tcPr>
+            <w:tcW w:w="3768" w:type="dxa"/>
+            <w:vAlign w:val="center"/>
+          </w:tcPr>
+          <w:p>
+            <w:pPr>
+              <w:spacing w:after="0" w:line="276" w:lineRule="auto"/>
+            </w:pPr>
+            <w:r>
+              <w:rPr>
+                <w:sz w:val="18"/>
+              </w:rPr>
+              <w:t>用户关闭了自动检查</w:t>
+            </w:r>
+          </w:p>
+        </w:tc>
+        <w:tc>
+          <w:tcPr>
+            <w:tcW w:w="5473" w:type="dxa"/>
+            <w:vAlign w:val="center"/>
+          </w:tcPr>
+          <w:p>
+            <w:pPr>
+              <w:spacing w:after="0" w:line="276" w:lineRule="auto"/>
+            </w:pPr>
+            <w:r>
+              <w:rPr>
+                <w:sz w:val="18"/>
+              </w:rPr>
+              <w:t>启动时完全不联网，只有手动点</w:t>
+            </w:r>
+            <w:r>
+              <w:rPr>
+                <w:sz w:val="18"/>
+              </w:rPr>
+              <w:t>“</w:t>
+            </w:r>
+            <w:r>
+              <w:rPr>
+                <w:sz w:val="18"/>
+              </w:rPr>
+              <w:t>检查更新</w:t>
+            </w:r>
+            <w:r>
+              <w:rPr>
+                <w:sz w:val="18"/>
+              </w:rPr>
+              <w:t>”</w:t>
+            </w:r>
+            <w:r>
+              <w:rPr>
+                <w:sz w:val="18"/>
+              </w:rPr>
+              <w:t>才联网</w:t>
+            </w:r>
+          </w:p>
+        </w:tc>
+      </w:tr>
+    </w:tbl>
+    <w:p>
+      <w:pPr>
+        <w:spacing w:after="80"/>
+      </w:pPr>
+    </w:p>
+    <w:p>
+      <w:r>
+        <w:rPr>
+          <w:b/>
+        </w:rPr>
+        <w:t>验证（已验证）</w:t>
+      </w:r>
+      <w:r>
+        <w:t>：</w:t>
+      </w:r>
+      <w:r>
+        <w:rPr>
+          <w:rFonts w:ascii="Consolas" w:hAnsi="Consolas"/>
+          <w:color w:val="22434E"/>
+          <w:sz w:val="19"/>
+        </w:rPr>
+        <w:t>UpdateServiceTest</w:t>
+      </w:r>
+      <w:r>
+        <w:t xml:space="preserve"> </w:t>
+      </w:r>
+      <w:r>
+        <w:t>用一个已经关闭的本地端口模拟</w:t>
+      </w:r>
+      <w:r>
+        <w:t>“</w:t>
+      </w:r>
+      <w:r>
+        <w:t>连不上</w:t>
+      </w:r>
+      <w:r>
+        <w:t>”</w:t>
+      </w:r>
+      <w:r>
+        <w:t>：返回</w:t>
+      </w:r>
+      <w:r>
+        <w:t>“</w:t>
+      </w:r>
+      <w:r>
+        <w:t>未联网</w:t>
+      </w:r>
+      <w:r>
+        <w:t>”</w:t>
+      </w:r>
+      <w:r>
+        <w:t>状态，没有抛出异常，并且很快就返回了。</w:t>
+      </w:r>
+    </w:p>
+    <w:p>
+      <w:pPr>
+        <w:pStyle w:val="21"/>
+      </w:pPr>
+      <w:bookmarkStart w:id="89" w:name="_Toc243842358"/>
+      <w:r>
+        <w:rPr>
+          <w:rFonts w:ascii="微软雅黑" w:eastAsia="微软雅黑" w:hAnsi="微软雅黑"/>
+        </w:rPr>
+        <w:t xml:space="preserve">11.8 </w:t>
+      </w:r>
+      <w:r>
+        <w:rPr>
+          <w:rFonts w:ascii="微软雅黑" w:eastAsia="微软雅黑" w:hAnsi="微软雅黑"/>
+        </w:rPr>
+        <w:t>安全：只信任本仓库的链接</w:t>
+      </w:r>
+      <w:bookmarkEnd w:id="89"/>
+    </w:p>
+    <w:p>
+      <w:pPr>
+        <w:pStyle w:val="a0"/>
+        <w:spacing w:after="60"/>
+      </w:pPr>
+      <w:r>
+        <w:t>检查更新只发一个</w:t>
+      </w:r>
+      <w:r>
+        <w:t xml:space="preserve"> GET </w:t>
+      </w:r>
+      <w:r>
+        <w:t>请求，不带任何台账、文件或</w:t>
+      </w:r>
+      <w:r>
+        <w:t xml:space="preserve"> AI </w:t>
+      </w:r>
+      <w:r>
+        <w:t>设置的数据。</w:t>
+      </w:r>
+    </w:p>
+    <w:p>
+      <w:pPr>
+        <w:pStyle w:val="a0"/>
+        <w:spacing w:after="60"/>
+      </w:pPr>
+      <w:r>
+        <w:lastRenderedPageBreak/>
+        <w:t xml:space="preserve">GitHub </w:t>
+      </w:r>
+      <w:r>
+        <w:t>返回的下载链接和发布页链接，只接受</w:t>
+      </w:r>
+      <w:r>
+        <w:t xml:space="preserve"> </w:t>
+      </w:r>
+      <w:r>
+        <w:rPr>
+          <w:rFonts w:ascii="Consolas" w:hAnsi="Consolas"/>
+          <w:color w:val="22434E"/>
+          <w:sz w:val="19"/>
+        </w:rPr>
+        <w:t>https://github.com/tonightrrrrrr/RGL-OA/</w:t>
+      </w:r>
+      <w:r>
+        <w:t xml:space="preserve"> </w:t>
+      </w:r>
+      <w:r>
+        <w:t>开头的地址；其他地址一律忽略，退回到发布页。这样即使发布数据被篡改，也不会把用户引到别的网站。</w:t>
+      </w:r>
+    </w:p>
+    <w:p>
+      <w:pPr>
+        <w:pStyle w:val="a0"/>
+        <w:spacing w:after="60"/>
+      </w:pPr>
+      <w:r>
+        <w:t>发布说明用</w:t>
+      </w:r>
+      <w:r>
+        <w:t xml:space="preserve"> 10.9 </w:t>
+      </w:r>
+      <w:r>
+        <w:t>的安全</w:t>
+      </w:r>
+      <w:r>
+        <w:t xml:space="preserve"> Markdown </w:t>
+      </w:r>
+      <w:r>
+        <w:t>渲染显示，里面的</w:t>
+      </w:r>
+      <w:r>
+        <w:t xml:space="preserve"> HTML </w:t>
+      </w:r>
+      <w:r>
+        <w:t>不</w:t>
+      </w:r>
+      <w:r>
+        <w:t>会被执行。</w:t>
+      </w:r>
+    </w:p>
+    <w:p>
+      <w:pPr>
+        <w:pStyle w:val="a0"/>
+        <w:spacing w:after="60"/>
+      </w:pPr>
+      <w:r>
+        <w:t>程序不会自动下载、替换自己：下载在浏览器里进行，由用户退出旧版后手动覆盖。全自动替换要额外写一个更新程序，处理文件占用、保留数据目录、失败回滚，容易出问题，对参赛作品来说收益不大。</w:t>
+      </w:r>
+    </w:p>
+    <w:p>
+      <w:pPr>
+        <w:pStyle w:val="21"/>
+      </w:pPr>
+      <w:bookmarkStart w:id="90" w:name="_Toc243842359"/>
+      <w:r>
+        <w:rPr>
+          <w:rFonts w:ascii="微软雅黑" w:eastAsia="微软雅黑" w:hAnsi="微软雅黑"/>
+        </w:rPr>
+        <w:t xml:space="preserve">11.9 </w:t>
+      </w:r>
+      <w:r>
+        <w:rPr>
+          <w:rFonts w:ascii="微软雅黑" w:eastAsia="微软雅黑" w:hAnsi="微软雅黑"/>
+        </w:rPr>
+        <w:t>发布到</w:t>
+      </w:r>
+      <w:r>
+        <w:rPr>
+          <w:rFonts w:ascii="微软雅黑" w:eastAsia="微软雅黑" w:hAnsi="微软雅黑"/>
+        </w:rPr>
+        <w:t xml:space="preserve"> GitHub</w:t>
+      </w:r>
+      <w:bookmarkEnd w:id="90"/>
+    </w:p>
+    <w:p>
+      <w:pPr>
+        <w:pStyle w:val="a0"/>
+        <w:spacing w:after="60"/>
+      </w:pPr>
+      <w:r>
+        <w:t>仓库：</w:t>
+      </w:r>
+      <w:r>
+        <w:t>&lt;https://github.com/tonightrrrrrr/RGL-OA&gt;</w:t>
+      </w:r>
+      <w:r>
+        <w:t>（公开）。程序的检查更新和教程里的下载链接都需要公开仓库，未登录也能访问。</w:t>
+      </w:r>
+    </w:p>
+    <w:p>
+      <w:pPr>
+        <w:pStyle w:val="a0"/>
+        <w:spacing w:after="60"/>
+      </w:pPr>
+      <w:r>
+        <w:rPr>
+          <w:b/>
+        </w:rPr>
+        <w:t>之前的版本</w:t>
+      </w:r>
+      <w:r>
+        <w:t>：仓库是在</w:t>
+      </w:r>
+      <w:r>
+        <w:t xml:space="preserve"> v1.4 </w:t>
+      </w:r>
+      <w:r>
+        <w:t>时第一次提交的，</w:t>
+      </w:r>
+      <w:r>
+        <w:t xml:space="preserve">v1.0 </w:t>
+      </w:r>
+      <w:r>
+        <w:t>到</w:t>
+      </w:r>
+      <w:r>
+        <w:t xml:space="preserve"> v1.3 </w:t>
+      </w:r>
+      <w:r>
+        <w:t>当时没有提交记录，没办法补出对应的代码快照。所以第</w:t>
+      </w:r>
+      <w:r>
+        <w:t>一次提交（标签</w:t>
+      </w:r>
+      <w:r>
+        <w:t xml:space="preserve"> v1.4</w:t>
+      </w:r>
+      <w:r>
+        <w:t>）包含了</w:t>
+      </w:r>
+      <w:r>
+        <w:t xml:space="preserve"> v1.0 </w:t>
+      </w:r>
+      <w:r>
+        <w:t>到</w:t>
+      </w:r>
+      <w:r>
+        <w:t xml:space="preserve"> v1.4 </w:t>
+      </w:r>
+      <w:r>
+        <w:t>的全部内容，各版本的说明写在</w:t>
+      </w:r>
+      <w:r>
+        <w:t xml:space="preserve"> </w:t>
+      </w:r>
+      <w:r>
+        <w:rPr>
+          <w:rFonts w:ascii="Consolas" w:hAnsi="Consolas"/>
+          <w:color w:val="22434E"/>
+          <w:sz w:val="19"/>
+        </w:rPr>
+        <w:t>CHANGELOG.md</w:t>
+      </w:r>
+      <w:r>
+        <w:t xml:space="preserve"> </w:t>
+      </w:r>
+      <w:r>
+        <w:t>里；之后每个版本单独提交、单独打标签（</w:t>
+      </w:r>
+      <w:r>
+        <w:t>v1.5</w:t>
+      </w:r>
+      <w:r>
+        <w:t>、</w:t>
+      </w:r>
+      <w:r>
+        <w:t>v1.5.1</w:t>
+      </w:r>
+      <w:r>
+        <w:t>、</w:t>
+      </w:r>
+      <w:r>
+        <w:t>v1.5.2</w:t>
+      </w:r>
+      <w:r>
+        <w:t>）。</w:t>
+      </w:r>
+    </w:p>
+    <w:p>
+      <w:pPr>
+        <w:pStyle w:val="a0"/>
+        <w:spacing w:after="60"/>
+      </w:pPr>
+      <w:r>
+        <w:rPr>
+          <w:rFonts w:ascii="Consolas" w:hAnsi="Consolas"/>
+          <w:color w:val="22434E"/>
+          <w:sz w:val="19"/>
+        </w:rPr>
+        <w:t>CHANGELOG.md</w:t>
+      </w:r>
+      <w:r>
+        <w:t xml:space="preserve"> </w:t>
+      </w:r>
+      <w:r>
+        <w:t>和</w:t>
+      </w:r>
+      <w:r>
+        <w:t xml:space="preserve"> GitHub </w:t>
+      </w:r>
+      <w:r>
+        <w:t>发布说明都由</w:t>
+      </w:r>
+      <w:r>
+        <w:t xml:space="preserve"> </w:t>
+      </w:r>
+      <w:r>
+        <w:rPr>
+          <w:rFonts w:ascii="Consolas" w:hAnsi="Consolas"/>
+          <w:color w:val="22434E"/>
+          <w:sz w:val="19"/>
+        </w:rPr>
+        <w:t>docs/tools/changelog_md.py</w:t>
+      </w:r>
+      <w:r>
+        <w:t xml:space="preserve"> </w:t>
+      </w:r>
+      <w:r>
+        <w:t>从</w:t>
+      </w:r>
+      <w:r>
+        <w:t xml:space="preserve"> </w:t>
+      </w:r>
+      <w:r>
+        <w:rPr>
+          <w:rFonts w:ascii="Consolas" w:hAnsi="Consolas"/>
+          <w:color w:val="22434E"/>
+          <w:sz w:val="19"/>
+        </w:rPr>
+        <w:t>changelog.json</w:t>
+      </w:r>
+      <w:r>
+        <w:t xml:space="preserve"> </w:t>
+      </w:r>
+      <w:r>
+        <w:t>生成，和程序里的</w:t>
+      </w:r>
+      <w:r>
+        <w:t>“</w:t>
+      </w:r>
+      <w:r>
+        <w:t>版本更新</w:t>
+      </w:r>
+      <w:r>
+        <w:t>”</w:t>
+      </w:r>
+      <w:r>
+        <w:t>页面是同一份数据。</w:t>
+      </w:r>
+    </w:p>
+    <w:p>
+      <w:pPr>
+        <w:pStyle w:val="a0"/>
+        <w:spacing w:after="60"/>
+      </w:pPr>
+      <w:r>
+        <w:t>仓库里加了</w:t>
+      </w:r>
+      <w:r>
+        <w:t xml:space="preserve"> </w:t>
+      </w:r>
+      <w:r>
+        <w:rPr>
+          <w:rFonts w:ascii="Consolas" w:hAnsi="Consolas"/>
+          <w:color w:val="22434E"/>
+          <w:sz w:val="19"/>
+        </w:rPr>
+        <w:t>.gitattributes</w:t>
+      </w:r>
+      <w:r>
+        <w:t>：统一用</w:t>
+      </w:r>
+      <w:r>
+        <w:t xml:space="preserve"> LF </w:t>
+      </w:r>
+      <w:r>
+        <w:t>换行，</w:t>
+      </w:r>
+      <w:r>
+        <w:t xml:space="preserve">PowerShell </w:t>
+      </w:r>
+      <w:r>
+        <w:t>脚本检出为</w:t>
+      </w:r>
+      <w:r>
+        <w:t xml:space="preserve"> CRLF</w:t>
+      </w:r>
+      <w:r>
+        <w:t>，图片和</w:t>
+      </w:r>
+      <w:r>
+        <w:t xml:space="preserve"> Offic</w:t>
+      </w:r>
+      <w:r>
+        <w:t xml:space="preserve">e </w:t>
+      </w:r>
+      <w:r>
+        <w:t>文件按二进制处理；</w:t>
+      </w:r>
+      <w:r>
+        <w:rPr>
+          <w:rFonts w:ascii="Consolas" w:hAnsi="Consolas"/>
+          <w:color w:val="22434E"/>
+          <w:sz w:val="19"/>
+        </w:rPr>
+        <w:t>.gitignore</w:t>
+      </w:r>
+      <w:r>
+        <w:t xml:space="preserve"> </w:t>
+      </w:r>
+      <w:r>
+        <w:t>排除了数据目录、构建产物、安装包和本机开发配置。提交前扫描过，没有</w:t>
+      </w:r>
+      <w:r>
+        <w:t xml:space="preserve"> API Key </w:t>
+      </w:r>
+      <w:r>
+        <w:t>等敏感信息。</w:t>
+      </w:r>
+    </w:p>
+    <w:p>
+      <w:pPr>
+        <w:pStyle w:val="a0"/>
+        <w:spacing w:after="60"/>
+      </w:pPr>
+      <w:r>
+        <w:t>安装与更新步骤见</w:t>
+      </w:r>
+      <w:r>
+        <w:t xml:space="preserve"> </w:t>
+      </w:r>
+      <w:r>
+        <w:t>安装与更新教程。</w:t>
+      </w:r>
+    </w:p>
+    <w:p>
+      <w:r>
+        <w:rPr>
+          <w:b/>
+        </w:rPr>
+        <w:t>本机访问</w:t>
+      </w:r>
+      <w:r>
+        <w:rPr>
+          <w:b/>
+        </w:rPr>
+        <w:t xml:space="preserve"> GitHub </w:t>
+      </w:r>
+      <w:r>
+        <w:rPr>
+          <w:b/>
+        </w:rPr>
+        <w:t>时遇到的问题</w:t>
+      </w:r>
+      <w:r>
+        <w:t>：本机没有安装</w:t>
+      </w:r>
+      <w:r>
+        <w:t xml:space="preserve"> GitHub </w:t>
+      </w:r>
+      <w:r>
+        <w:t>命令行工具，改用</w:t>
+      </w:r>
+      <w:r>
+        <w:t xml:space="preserve"> Git </w:t>
+      </w:r>
+      <w:r>
+        <w:t>已保存的登录凭据调用</w:t>
+      </w:r>
+      <w:r>
+        <w:t xml:space="preserve"> GitHub </w:t>
+      </w:r>
+      <w:r>
+        <w:t>接口。</w:t>
+      </w:r>
+      <w:r>
+        <w:t xml:space="preserve">Windows </w:t>
+      </w:r>
+      <w:r>
+        <w:t>自带的</w:t>
+      </w:r>
+      <w:r>
+        <w:t xml:space="preserve"> curl </w:t>
+      </w:r>
+      <w:r>
+        <w:t>默认要在线检查证书吊销，本机连不上吊销服务器，报错</w:t>
+      </w:r>
+      <w:r>
+        <w:t xml:space="preserve"> </w:t>
+      </w:r>
+      <w:r>
+        <w:rPr>
+          <w:rFonts w:ascii="Consolas" w:hAnsi="Consolas"/>
+          <w:color w:val="22434E"/>
+          <w:sz w:val="19"/>
+        </w:rPr>
+        <w:t>CRYPT_E_NO_REVOCATION_CHECK</w:t>
+      </w:r>
+      <w:r>
+        <w:t>。加上</w:t>
+      </w:r>
+      <w:r>
+        <w:t xml:space="preserve"> </w:t>
+      </w:r>
+      <w:r>
+        <w:rPr>
+          <w:rFonts w:ascii="Consolas" w:hAnsi="Consolas"/>
+          <w:color w:val="22434E"/>
+          <w:sz w:val="19"/>
+        </w:rPr>
+        <w:t>--ssl-no-revoke</w:t>
+      </w:r>
+      <w:r>
+        <w:t xml:space="preserve"> </w:t>
+      </w:r>
+      <w:r>
+        <w:t>后正常；证书本身仍然</w:t>
+      </w:r>
+      <w:r>
+        <w:t>会校验。</w:t>
+      </w:r>
+    </w:p>
+    <w:p>
+      <w:r>
+        <w:rPr>
+          <w:b/>
+        </w:rPr>
+        <w:t>程序连不上</w:t>
+      </w:r>
+      <w:r>
+        <w:rPr>
+          <w:b/>
+        </w:rPr>
+        <w:t xml:space="preserve"> GitHub</w:t>
+      </w:r>
+      <w:r>
+        <w:rPr>
+          <w:b/>
+        </w:rPr>
+        <w:t>（重要）</w:t>
+      </w:r>
+      <w:r>
+        <w:t>：打包后的程序检查更新一直显示</w:t>
+      </w:r>
+      <w:r>
+        <w:t>“</w:t>
+      </w:r>
+      <w:r>
+        <w:t>未联网</w:t>
+      </w:r>
+      <w:r>
+        <w:t>”</w:t>
+      </w:r>
+      <w:r>
+        <w:t>，可是</w:t>
+      </w:r>
+      <w:r>
+        <w:t xml:space="preserve"> Git </w:t>
+      </w:r>
+      <w:r>
+        <w:t>和浏览器都能访问</w:t>
+      </w:r>
+      <w:r>
+        <w:t xml:space="preserve"> GitHub</w:t>
+      </w:r>
+      <w:r>
+        <w:t>。</w:t>
+      </w:r>
+    </w:p>
+    <w:p>
+      <w:pPr>
+        <w:pStyle w:val="a0"/>
+        <w:spacing w:after="60"/>
+      </w:pPr>
+      <w:r>
+        <w:t>原因：本机装了</w:t>
+      </w:r>
+      <w:r>
+        <w:t xml:space="preserve"> Watt Toolkit</w:t>
+      </w:r>
+      <w:r>
+        <w:t>（</w:t>
+      </w:r>
+      <w:r>
+        <w:t>SteamTools</w:t>
+      </w:r>
+      <w:r>
+        <w:t>）加速</w:t>
+      </w:r>
+      <w:r>
+        <w:t xml:space="preserve"> GitHub</w:t>
+      </w:r>
+      <w:r>
+        <w:t>。它把</w:t>
+      </w:r>
+      <w:r>
+        <w:t xml:space="preserve"> </w:t>
+      </w:r>
+      <w:r>
+        <w:rPr>
+          <w:rFonts w:ascii="Consolas" w:hAnsi="Consolas"/>
+          <w:color w:val="22434E"/>
+          <w:sz w:val="19"/>
+        </w:rPr>
+        <w:t>api.github.com</w:t>
+      </w:r>
+      <w:r>
+        <w:t xml:space="preserve"> </w:t>
+      </w:r>
+      <w:r>
+        <w:t>解析到</w:t>
+      </w:r>
+      <w:r>
+        <w:t xml:space="preserve"> 127.0.0.1</w:t>
+      </w:r>
+      <w:r>
+        <w:t>，再用自己的根证书</w:t>
+      </w:r>
+      <w:r>
+        <w:t>“SteamTools Certificate”</w:t>
+      </w:r>
+      <w:r>
+        <w:t>重新签发证书。这个根证书只装在</w:t>
+      </w:r>
+      <w:r>
+        <w:t xml:space="preserve"> Windows </w:t>
+      </w:r>
+      <w:r>
+        <w:t>证书库里，</w:t>
+      </w:r>
+      <w:r>
+        <w:t xml:space="preserve">Java </w:t>
+      </w:r>
+      <w:r>
+        <w:t>自带的证书库不认识，于是报</w:t>
+      </w:r>
+      <w:r>
+        <w:t xml:space="preserve"> </w:t>
+      </w:r>
+      <w:r>
+        <w:rPr>
+          <w:rFonts w:ascii="Consolas" w:hAnsi="Consolas"/>
+          <w:color w:val="22434E"/>
+          <w:sz w:val="19"/>
+        </w:rPr>
+        <w:t>PKIX path building failed</w:t>
+      </w:r>
+      <w:r>
+        <w:t>。公司网络的</w:t>
+      </w:r>
+      <w:r>
+        <w:t xml:space="preserve"> HTTPS </w:t>
+      </w:r>
+      <w:r>
+        <w:t>审查也是同样的原理。</w:t>
+      </w:r>
+    </w:p>
+    <w:p>
+      <w:pPr>
+        <w:pStyle w:val="a0"/>
+        <w:spacing w:after="60"/>
+      </w:pPr>
+      <w:r>
+        <w:lastRenderedPageBreak/>
+        <w:t>解决：新增</w:t>
+      </w:r>
+      <w:r>
+        <w:t xml:space="preserve"> </w:t>
+      </w:r>
+      <w:r>
+        <w:rPr>
+          <w:rFonts w:ascii="Consolas" w:hAnsi="Consolas"/>
+          <w:color w:val="22434E"/>
+          <w:sz w:val="19"/>
+        </w:rPr>
+        <w:t>SystemTrust</w:t>
+      </w:r>
+      <w:r>
+        <w:t>。验证证书时先用</w:t>
+      </w:r>
+      <w:r>
+        <w:t xml:space="preserve"> Java </w:t>
+      </w:r>
+      <w:r>
+        <w:t>自带的证书库，不通过再用</w:t>
+      </w:r>
+      <w:r>
+        <w:t xml:space="preserve"> Windows </w:t>
+      </w:r>
+      <w:r>
+        <w:t>系统证书库（</w:t>
+      </w:r>
+      <w:r>
+        <w:rPr>
+          <w:rFonts w:ascii="Consolas" w:hAnsi="Consolas"/>
+          <w:color w:val="22434E"/>
+          <w:sz w:val="19"/>
+        </w:rPr>
+        <w:t>Windows-ROOT</w:t>
+      </w:r>
+      <w:r>
+        <w:t>，和浏览器信任的一样）。证书链和主机名照样校验，不会跳过验证。检查更新和</w:t>
+      </w:r>
+      <w:r>
+        <w:t xml:space="preserve"> AI </w:t>
+      </w:r>
+      <w:r>
+        <w:t>助手</w:t>
+      </w:r>
+      <w:r>
+        <w:t>都使用它。</w:t>
+      </w:r>
+    </w:p>
+    <w:p>
+      <w:pPr>
+        <w:pStyle w:val="a0"/>
+        <w:spacing w:after="60"/>
+      </w:pPr>
+      <w:r>
+        <w:t>精简运行时原来没有读取</w:t>
+      </w:r>
+      <w:r>
+        <w:t xml:space="preserve"> Windows </w:t>
+      </w:r>
+      <w:r>
+        <w:t>证书库的模块，所以在模块清单里加了</w:t>
+      </w:r>
+      <w:r>
+        <w:t xml:space="preserve"> </w:t>
+      </w:r>
+      <w:r>
+        <w:rPr>
+          <w:rFonts w:ascii="Consolas" w:hAnsi="Consolas"/>
+          <w:color w:val="22434E"/>
+          <w:sz w:val="19"/>
+        </w:rPr>
+        <w:t>jdk.crypto.mscapi</w:t>
+      </w:r>
+      <w:r>
+        <w:t>，约</w:t>
+      </w:r>
+      <w:r>
+        <w:t xml:space="preserve"> 100 KB</w:t>
+      </w:r>
+      <w:r>
+        <w:t>。</w:t>
+      </w:r>
+    </w:p>
+    <w:p>
+      <w:pPr>
+        <w:pStyle w:val="a0"/>
+        <w:spacing w:after="60"/>
+      </w:pPr>
+      <w:r>
+        <w:t>验证（已验证）：重新打包后，用打包的运行时访问真实的</w:t>
+      </w:r>
+      <w:r>
+        <w:t xml:space="preserve"> GitHub </w:t>
+      </w:r>
+      <w:r>
+        <w:t>接口，能正确读到最新发布；</w:t>
+      </w:r>
+      <w:r>
+        <w:t xml:space="preserve">AI </w:t>
+      </w:r>
+      <w:r>
+        <w:t>助手连接中转站也正常。</w:t>
+      </w:r>
+    </w:p>
+    <w:p>
+      <w:pPr>
+        <w:pStyle w:val="21"/>
+      </w:pPr>
+      <w:bookmarkStart w:id="91" w:name="_Toc243842360"/>
+      <w:r>
+        <w:rPr>
+          <w:rFonts w:ascii="微软雅黑" w:eastAsia="微软雅黑" w:hAnsi="微软雅黑"/>
+        </w:rPr>
+        <w:t xml:space="preserve">11.10 </w:t>
+      </w:r>
+      <w:r>
+        <w:rPr>
+          <w:rFonts w:ascii="微软雅黑" w:eastAsia="微软雅黑" w:hAnsi="微软雅黑"/>
+        </w:rPr>
+        <w:t>已知限制（检查更新）</w:t>
+      </w:r>
+      <w:bookmarkEnd w:id="91"/>
+    </w:p>
+    <w:p>
+      <w:pPr>
+        <w:pStyle w:val="a0"/>
+        <w:spacing w:after="60"/>
+      </w:pPr>
+      <w:r>
+        <w:t>国内访问</w:t>
+      </w:r>
+      <w:r>
+        <w:t xml:space="preserve"> GitHub </w:t>
+      </w:r>
+      <w:r>
+        <w:t>有时很慢或打不开，这时只会显示</w:t>
+      </w:r>
+      <w:r>
+        <w:t>“</w:t>
+      </w:r>
+      <w:r>
+        <w:t>未联网</w:t>
+      </w:r>
+      <w:r>
+        <w:t>”</w:t>
+      </w:r>
+      <w:r>
+        <w:t>，需要换个时间再检查，或者在别的电脑上下载。</w:t>
+      </w:r>
+    </w:p>
+    <w:p>
+      <w:pPr>
+        <w:pStyle w:val="a0"/>
+        <w:spacing w:after="60"/>
+      </w:pPr>
+      <w:r>
+        <w:t>程序不会自动安装新版本，需要用户手动下载、退出旧版、覆盖。</w:t>
+      </w:r>
+    </w:p>
+    <w:p>
+      <w:pPr>
+        <w:pStyle w:val="a0"/>
+        <w:spacing w:after="60"/>
+      </w:pPr>
+      <w:r>
+        <w:t>检查更新目前不走</w:t>
+      </w:r>
+      <w:r>
+        <w:t xml:space="preserve"> AI </w:t>
+      </w:r>
+      <w:r>
+        <w:t>设置里的代理，只用系统默认的网络连接。</w:t>
+      </w:r>
+    </w:p>
+    <w:p>
+      <w:pPr>
+        <w:pStyle w:val="a0"/>
+        <w:spacing w:after="60"/>
+      </w:pPr>
+      <w:r>
+        <w:t>信任</w:t>
+      </w:r>
+      <w:r>
+        <w:t xml:space="preserve"> Windows </w:t>
+      </w:r>
+      <w:r>
+        <w:t>系统证书库意味着：电脑上安装的根证书（包括公司或加速工具安装的）都会被信任，这和浏览器的行为一致。</w:t>
+      </w:r>
+    </w:p>
+    <w:p>
       <w:r>
         <w:br w:type="page"/>
       </w:r>
@@ -36105,7 +38317,7 @@
       <w:pPr>
         <w:pStyle w:val="1"/>
       </w:pPr>
-      <w:bookmarkStart w:id="87" w:name="_Toc243842344"/>
+      <w:bookmarkStart w:id="92" w:name="_Toc243842361"/>
       <w:r>
         <w:rPr>
           <w:rFonts w:ascii="微软雅黑" w:eastAsia="微软雅黑" w:hAnsi="微软雅黑"/>
@@ -36119,13 +38331,13 @@
         </w:rPr>
         <w:t>常见疑问</w:t>
       </w:r>
-      <w:bookmarkEnd w:id="87"/>
+      <w:bookmarkEnd w:id="92"/>
     </w:p>
     <w:p>
       <w:pPr>
         <w:pStyle w:val="21"/>
       </w:pPr>
-      <w:bookmarkStart w:id="88" w:name="_Toc243842345"/>
+      <w:bookmarkStart w:id="93" w:name="_Toc243842362"/>
       <w:r>
         <w:rPr>
           <w:rFonts w:ascii="微软雅黑" w:eastAsia="微软雅黑" w:hAnsi="微软雅黑"/>
@@ -36138,7 +38350,7 @@
         </w:rPr>
         <w:t>界面上部门、类型、日期旁边的百分比是相似度吗</w:t>
       </w:r>
-      <w:bookmarkEnd w:id="88"/>
+      <w:bookmarkEnd w:id="93"/>
     </w:p>
     <w:p>
       <w:r>
@@ -36757,7 +38969,7 @@
       <w:pPr>
         <w:pStyle w:val="21"/>
       </w:pPr>
-      <w:bookmarkStart w:id="89" w:name="_Toc243842346"/>
+      <w:bookmarkStart w:id="94" w:name="_Toc243842363"/>
       <w:r>
         <w:rPr>
           <w:rFonts w:ascii="微软雅黑" w:eastAsia="微软雅黑" w:hAnsi="微软雅黑"/>
@@ -36806,7 +39018,7 @@
         </w:rPr>
         <w:t>章）</w:t>
       </w:r>
-      <w:bookmarkEnd w:id="89"/>
+      <w:bookmarkEnd w:id="94"/>
     </w:p>
     <w:p>
       <w:r>
@@ -37063,10 +39275,7 @@
         <w:t>”</w:t>
       </w:r>
       <w:r>
-        <w:t>示例只能靠正文识别，置信度高低不一，最能看出阈值和关</w:t>
-      </w:r>
-      <w:r>
-        <w:t>键词规则的作用。</w:t>
+        <w:t>示例只能靠正文识别，置信度高低不一，最能看出阈值和关键词规则的作用。</w:t>
       </w:r>
     </w:p>
     <w:p>
@@ -37084,7 +39293,10 @@
         <w:spacing w:after="60"/>
       </w:pPr>
       <w:r>
-        <w:t>智能检查：实时找出问题，例如规则里的部门不在词典中、部门代码重复、命名规则会导致重名、档号会重复、日期格式写错、单字关键词容易误命中。问题分为错误、警告、提示三级，部分问题可以一键修复。有</w:t>
+        <w:t>智能检查</w:t>
+      </w:r>
+      <w:r>
+        <w:t>：实时找出问题，例如规则里的部门不在词典中、部门代码重复、命名规则会导致重名、档号会重复、日期格式写错、单字关键词容易误命中。问题分为错误、警告、提示三级，部分问题可以一键修复。有</w:t>
       </w:r>
       <w:r>
         <w:t>“</w:t>
@@ -37203,7 +39415,10 @@
         <w:spacing w:after="60"/>
       </w:pPr>
       <w:r>
-        <w:t>这里的</w:t>
+        <w:t>这</w:t>
+      </w:r>
+      <w:r>
+        <w:t>里的</w:t>
       </w:r>
       <w:r>
         <w:t>“</w:t>
@@ -37282,7 +39497,10 @@
         <w:t>秒；扫描件第一次需要</w:t>
       </w:r>
       <w:r>
-        <w:t xml:space="preserve"> OCR</w:t>
+        <w:t xml:space="preserve"> </w:t>
+      </w:r>
+      <w:r>
+        <w:t>OCR</w:t>
       </w:r>
       <w:r>
         <w:t>，会稍慢。</w:t>
@@ -37324,10 +39542,7 @@
         <w:t>“</w:t>
       </w:r>
       <w:r>
-        <w:t>正确答</w:t>
-      </w:r>
-      <w:r>
-        <w:t>案</w:t>
+        <w:t>正确答案</w:t>
       </w:r>
       <w:r>
         <w:t>”</w:t>
@@ -37340,7 +39555,7 @@
       <w:pPr>
         <w:pStyle w:val="21"/>
       </w:pPr>
-      <w:bookmarkStart w:id="90" w:name="_Toc243842347"/>
+      <w:bookmarkStart w:id="95" w:name="_Toc243842364"/>
       <w:r>
         <w:rPr>
           <w:rFonts w:ascii="微软雅黑" w:eastAsia="微软雅黑" w:hAnsi="微软雅黑"/>
@@ -37353,7 +39568,7 @@
         </w:rPr>
         <w:t>撤销和删除有什么区别</w:t>
       </w:r>
-      <w:bookmarkEnd w:id="90"/>
+      <w:bookmarkEnd w:id="95"/>
     </w:p>
     <w:tbl>
       <w:tblPr>
@@ -37587,7 +39802,7 @@
       <w:pPr>
         <w:pStyle w:val="21"/>
       </w:pPr>
-      <w:bookmarkStart w:id="91" w:name="_Toc243842348"/>
+      <w:bookmarkStart w:id="96" w:name="_Toc243842365"/>
       <w:r>
         <w:rPr>
           <w:rFonts w:ascii="微软雅黑" w:eastAsia="微软雅黑" w:hAnsi="微软雅黑"/>
@@ -37612,7 +39827,7 @@
         </w:rPr>
         <w:t>体现在哪里</w:t>
       </w:r>
-      <w:bookmarkEnd w:id="91"/>
+      <w:bookmarkEnd w:id="96"/>
     </w:p>
     <w:p>
       <w:r>
@@ -37737,7 +39952,7 @@
       <w:pPr>
         <w:pStyle w:val="21"/>
       </w:pPr>
-      <w:bookmarkStart w:id="92" w:name="_Toc243842349"/>
+      <w:bookmarkStart w:id="97" w:name="_Toc243842366"/>
       <w:r>
         <w:rPr>
           <w:rFonts w:ascii="微软雅黑" w:eastAsia="微软雅黑" w:hAnsi="微软雅黑"/>
@@ -37774,7 +39989,7 @@
         </w:rPr>
         <w:t>怎么用</w:t>
       </w:r>
-      <w:bookmarkEnd w:id="92"/>
+      <w:bookmarkEnd w:id="97"/>
     </w:p>
     <w:p>
       <w:pPr>
@@ -37833,10 +40048,7 @@
         <w:t xml:space="preserve"> AI </w:t>
       </w:r>
       <w:r>
-        <w:t>助</w:t>
-      </w:r>
-      <w:r>
-        <w:t>手</w:t>
+        <w:t>助手</w:t>
       </w:r>
       <w:r>
         <w:t>”</w:t>
@@ -37891,7 +40103,10 @@
         <w:t>“</w:t>
       </w:r>
       <w:r>
-        <w:t>测试连接</w:t>
+        <w:t>测试</w:t>
+      </w:r>
+      <w:r>
+        <w:t>连接</w:t>
       </w:r>
       <w:r>
         <w:t>”</w:t>
@@ -38118,7 +40333,7 @@
       <w:pPr>
         <w:pStyle w:val="1"/>
       </w:pPr>
-      <w:bookmarkStart w:id="93" w:name="_Toc243842350"/>
+      <w:bookmarkStart w:id="98" w:name="_Toc243842367"/>
       <w:r>
         <w:rPr>
           <w:rFonts w:ascii="微软雅黑" w:eastAsia="微软雅黑" w:hAnsi="微软雅黑"/>
@@ -38132,13 +40347,13 @@
         </w:rPr>
         <w:t>遗留问题与待验证项</w:t>
       </w:r>
-      <w:bookmarkEnd w:id="93"/>
+      <w:bookmarkEnd w:id="98"/>
     </w:p>
     <w:p>
       <w:pPr>
         <w:pStyle w:val="21"/>
       </w:pPr>
-      <w:bookmarkStart w:id="94" w:name="_Toc243842351"/>
+      <w:bookmarkStart w:id="99" w:name="_Toc243842368"/>
       <w:r>
         <w:rPr>
           <w:rFonts w:ascii="微软雅黑" w:eastAsia="微软雅黑" w:hAnsi="微软雅黑"/>
@@ -38151,7 +40366,7 @@
         </w:rPr>
         <w:t>尚未实现</w:t>
       </w:r>
-      <w:bookmarkEnd w:id="94"/>
+      <w:bookmarkEnd w:id="99"/>
     </w:p>
     <w:tbl>
       <w:tblPr>
@@ -38299,7 +40514,13 @@
               <w:rPr>
                 <w:sz w:val="18"/>
               </w:rPr>
-              <w:t xml:space="preserve"> OCR</w:t>
+              <w:t xml:space="preserve"> </w:t>
+            </w:r>
+            <w:r>
+              <w:rPr>
+                <w:sz w:val="18"/>
+              </w:rPr>
+              <w:t>OCR</w:t>
             </w:r>
             <w:r>
               <w:rPr>
@@ -38952,7 +41173,7 @@
       <w:pPr>
         <w:pStyle w:val="21"/>
       </w:pPr>
-      <w:bookmarkStart w:id="95" w:name="_Toc243842352"/>
+      <w:bookmarkStart w:id="100" w:name="_Toc243842369"/>
       <w:r>
         <w:rPr>
           <w:rFonts w:ascii="微软雅黑" w:eastAsia="微软雅黑" w:hAnsi="微软雅黑"/>
@@ -38965,7 +41186,7 @@
         </w:rPr>
         <w:t>待验证</w:t>
       </w:r>
-      <w:bookmarkEnd w:id="95"/>
+      <w:bookmarkEnd w:id="100"/>
     </w:p>
     <w:tbl>
       <w:tblPr>
@@ -39846,7 +42067,7 @@
       <w:pPr>
         <w:pStyle w:val="21"/>
       </w:pPr>
-      <w:bookmarkStart w:id="96" w:name="_Toc243842353"/>
+      <w:bookmarkStart w:id="101" w:name="_Toc243842370"/>
       <w:r>
         <w:rPr>
           <w:rFonts w:ascii="微软雅黑" w:eastAsia="微软雅黑" w:hAnsi="微软雅黑"/>
@@ -39859,7 +42080,7 @@
         </w:rPr>
         <w:t>已知限制</w:t>
       </w:r>
-      <w:bookmarkEnd w:id="96"/>
+      <w:bookmarkEnd w:id="101"/>
     </w:p>
     <w:p>
       <w:pPr>
@@ -40077,7 +42298,7 @@
       <w:pPr>
         <w:pStyle w:val="1"/>
       </w:pPr>
-      <w:bookmarkStart w:id="97" w:name="_Toc243842354"/>
+      <w:bookmarkStart w:id="102" w:name="_Toc243842371"/>
       <w:r>
         <w:rPr>
           <w:rFonts w:ascii="微软雅黑" w:eastAsia="微软雅黑" w:hAnsi="微软雅黑"/>
@@ -40097,7 +42318,7 @@
         </w:rPr>
         <w:t>）</w:t>
       </w:r>
-      <w:bookmarkEnd w:id="97"/>
+      <w:bookmarkEnd w:id="102"/>
     </w:p>
     <w:tbl>
       <w:tblPr>
@@ -41709,7 +43930,7 @@
               <w:rPr>
                 <w:sz w:val="18"/>
               </w:rPr>
-              <w:t>重新打包</w:t>
+              <w:t>联网检查更新</w:t>
             </w:r>
           </w:p>
         </w:tc>
@@ -41727,7 +43948,13 @@
               <w:rPr>
                 <w:sz w:val="18"/>
               </w:rPr>
-              <w:t>通过：</w:t>
+              <w:t xml:space="preserve">8/8 </w:t>
+            </w:r>
+            <w:r>
+              <w:rPr>
+                <w:sz w:val="18"/>
+              </w:rPr>
+              <w:t>通过（</w:t>
             </w:r>
             <w:r>
               <w:rPr>
@@ -41735,31 +43962,191 @@
                 <w:color w:val="22434E"/>
                 <w:sz w:val="16"/>
               </w:rPr>
-              <w:t>OA-Archive-Agent-v1.4-win64.zip</w:t>
-            </w:r>
-            <w:r>
-              <w:rPr>
-                <w:sz w:val="18"/>
-              </w:rPr>
-              <w:t>，</w:t>
-            </w:r>
-            <w:r>
-              <w:rPr>
-                <w:sz w:val="18"/>
-              </w:rPr>
-              <w:t>171 MB</w:t>
-            </w:r>
-            <w:r>
-              <w:rPr>
-                <w:sz w:val="18"/>
-              </w:rPr>
-              <w:t>，</w:t>
-            </w:r>
-            <w:r>
-              <w:rPr>
-                <w:sz w:val="18"/>
-              </w:rPr>
-              <w:t xml:space="preserve">SHA-256 </w:t>
+              <w:t>UpdateServiceTest</w:t>
+            </w:r>
+            <w:r>
+              <w:rPr>
+                <w:sz w:val="18"/>
+              </w:rPr>
+              <w:t>，用假的</w:t>
+            </w:r>
+            <w:r>
+              <w:rPr>
+                <w:sz w:val="18"/>
+              </w:rPr>
+              <w:t xml:space="preserve"> GitHub </w:t>
+            </w:r>
+            <w:r>
+              <w:rPr>
+                <w:sz w:val="18"/>
+              </w:rPr>
+              <w:t>接口）：有新版本、已是最新、比</w:t>
+            </w:r>
+            <w:r>
+              <w:rPr>
+                <w:sz w:val="18"/>
+              </w:rPr>
+              <w:t xml:space="preserve"> </w:t>
+            </w:r>
+            <w:r>
+              <w:rPr>
+                <w:sz w:val="18"/>
+              </w:rPr>
+              <w:t xml:space="preserve">GitHub </w:t>
+            </w:r>
+            <w:r>
+              <w:rPr>
+                <w:sz w:val="18"/>
+              </w:rPr>
+              <w:t>上的还新；没联网时返回</w:t>
+            </w:r>
+            <w:r>
+              <w:rPr>
+                <w:sz w:val="18"/>
+              </w:rPr>
+              <w:t>“</w:t>
+            </w:r>
+            <w:r>
+              <w:rPr>
+                <w:sz w:val="18"/>
+              </w:rPr>
+              <w:t>未联网</w:t>
+            </w:r>
+            <w:r>
+              <w:rPr>
+                <w:sz w:val="18"/>
+              </w:rPr>
+              <w:t>”</w:t>
+            </w:r>
+            <w:r>
+              <w:rPr>
+                <w:sz w:val="18"/>
+              </w:rPr>
+              <w:t>且不抛异常；外部链接被忽略；没有发布和限流；自动检查每天最多一次；关闭自动检查后重启不联网；版本号按数字比较</w:t>
+            </w:r>
+          </w:p>
+        </w:tc>
+      </w:tr>
+      <w:tr>
+        <w:trPr>
+          <w:cantSplit/>
+          <w:jc w:val="center"/>
+        </w:trPr>
+        <w:tc>
+          <w:tcPr>
+            <w:tcW w:w="3393" w:type="dxa"/>
+            <w:vAlign w:val="center"/>
+          </w:tcPr>
+          <w:p>
+            <w:pPr>
+              <w:spacing w:after="0" w:line="276" w:lineRule="auto"/>
+            </w:pPr>
+            <w:r>
+              <w:rPr>
+                <w:sz w:val="18"/>
+              </w:rPr>
+              <w:t>打包后访问真实</w:t>
+            </w:r>
+            <w:r>
+              <w:rPr>
+                <w:sz w:val="18"/>
+              </w:rPr>
+              <w:t xml:space="preserve"> GitHub</w:t>
+            </w:r>
+          </w:p>
+        </w:tc>
+        <w:tc>
+          <w:tcPr>
+            <w:tcW w:w="5848" w:type="dxa"/>
+            <w:vAlign w:val="center"/>
+          </w:tcPr>
+          <w:p>
+            <w:pPr>
+              <w:spacing w:after="0" w:line="276" w:lineRule="auto"/>
+            </w:pPr>
+            <w:r>
+              <w:rPr>
+                <w:sz w:val="18"/>
+              </w:rPr>
+              <w:t>通过：本机有</w:t>
+            </w:r>
+            <w:r>
+              <w:rPr>
+                <w:sz w:val="18"/>
+              </w:rPr>
+              <w:t xml:space="preserve"> Watt Toolkit </w:t>
+            </w:r>
+            <w:r>
+              <w:rPr>
+                <w:sz w:val="18"/>
+              </w:rPr>
+              <w:t>重签证书，加入</w:t>
+            </w:r>
+            <w:r>
+              <w:rPr>
+                <w:sz w:val="18"/>
+              </w:rPr>
+              <w:t xml:space="preserve"> Windows </w:t>
+            </w:r>
+            <w:r>
+              <w:rPr>
+                <w:sz w:val="18"/>
+              </w:rPr>
+              <w:t>证书库后，打包的运行时能读到真实的最新发布；</w:t>
+            </w:r>
+            <w:r>
+              <w:rPr>
+                <w:sz w:val="18"/>
+              </w:rPr>
+              <w:t xml:space="preserve">AI </w:t>
+            </w:r>
+            <w:r>
+              <w:rPr>
+                <w:sz w:val="18"/>
+              </w:rPr>
+              <w:t>助手连接中转站正常</w:t>
+            </w:r>
+          </w:p>
+        </w:tc>
+      </w:tr>
+      <w:tr>
+        <w:trPr>
+          <w:cantSplit/>
+          <w:jc w:val="center"/>
+        </w:trPr>
+        <w:tc>
+          <w:tcPr>
+            <w:tcW w:w="3393" w:type="dxa"/>
+            <w:shd w:val="clear" w:color="auto" w:fill="F2F6F7"/>
+            <w:vAlign w:val="center"/>
+          </w:tcPr>
+          <w:p>
+            <w:pPr>
+              <w:spacing w:after="0" w:line="276" w:lineRule="auto"/>
+            </w:pPr>
+            <w:r>
+              <w:rPr>
+                <w:sz w:val="18"/>
+              </w:rPr>
+              <w:t>重新打包</w:t>
+            </w:r>
+          </w:p>
+        </w:tc>
+        <w:tc>
+          <w:tcPr>
+            <w:tcW w:w="5848" w:type="dxa"/>
+            <w:shd w:val="clear" w:color="auto" w:fill="F2F6F7"/>
+            <w:vAlign w:val="center"/>
+          </w:tcPr>
+          <w:p>
+            <w:pPr>
+              <w:spacing w:after="0" w:line="276" w:lineRule="auto"/>
+            </w:pPr>
+            <w:r>
+              <w:rPr>
+                <w:sz w:val="18"/>
+              </w:rPr>
+              <w:t>通过：</w:t>
             </w:r>
             <w:r>
               <w:rPr>
@@ -41767,7 +44154,31 @@
                 <w:color w:val="22434E"/>
                 <w:sz w:val="16"/>
               </w:rPr>
-              <w:t>1ee8</w:t>
+              <w:t>OA-Archive-Agent-v1.5-win64.zip</w:t>
+            </w:r>
+            <w:r>
+              <w:rPr>
+                <w:sz w:val="18"/>
+              </w:rPr>
+              <w:t>，</w:t>
+            </w:r>
+            <w:r>
+              <w:rPr>
+                <w:sz w:val="18"/>
+              </w:rPr>
+              <w:t>171.4 MB</w:t>
+            </w:r>
+            <w:r>
+              <w:rPr>
+                <w:sz w:val="18"/>
+              </w:rPr>
+              <w:t>，</w:t>
+            </w:r>
+            <w:r>
+              <w:rPr>
+                <w:sz w:val="18"/>
+              </w:rPr>
+              <w:t xml:space="preserve">SHA-256 </w:t>
             </w:r>
             <w:r>
               <w:rPr>
@@ -41775,7 +44186,7 @@
                 <w:color w:val="22434E"/>
                 <w:sz w:val="16"/>
               </w:rPr>
-              <w:t>dfa7c6c7074586e9eec95f531a3c6a42c61e5d6a9dd0975d17a0036f921b</w:t>
+              <w:t>5507a1d451e046519f6c9b4509456a041f4d5b98bc8fe84eebaf39d6fd6734bf</w:t>
             </w:r>
             <w:r>
               <w:rPr>
@@ -41799,7 +44210,7 @@
               <w:rPr>
                 <w:sz w:val="18"/>
               </w:rPr>
-              <w:t xml:space="preserve"> 1.4</w:t>
+              <w:t xml:space="preserve"> 1.5</w:t>
             </w:r>
           </w:p>
         </w:tc>
@@ -41815,7 +44226,7 @@
         <w:t>共</w:t>
       </w:r>
       <w:r>
-        <w:t xml:space="preserve"> 28 </w:t>
+        <w:t xml:space="preserve"> 36 </w:t>
       </w:r>
       <w:r>
         <w:t>项自动化测试，全部通过。</w:t>
@@ -41897,7 +44308,7 @@
         <w:color w:val="646E73"/>
         <w:sz w:val="16"/>
       </w:rPr>
-      <w:t xml:space="preserve"> v1.4</w:t>
+      <w:t xml:space="preserve"> v1.5</w:t>
     </w:r>
     <w:r>
       <w:rPr>
@@ -53589,7 +56000,7 @@
     <w:autoRedefine/>
     <w:uiPriority w:val="39"/>
     <w:unhideWhenUsed/>
-    <w:rsid w:val="00BF65B6"/>
+    <w:rsid w:val="00073EDF"/>
   </w:style>
   <w:style w:type="paragraph" w:styleId="TOC2">
     <w:name w:val="toc 2"/>
@@ -53598,7 +56009,7 @@
     <w:autoRedefine/>
     <w:uiPriority w:val="39"/>
     <w:unhideWhenUsed/>
-    <w:rsid w:val="00BF65B6"/>
+    <w:rsid w:val="00073EDF"/>
     <w:pPr>
       <w:ind w:leftChars="200" w:left="420"/>
     </w:pPr>
@@ -53610,7 +56021,7 @@
     <w:autoRedefine/>
     <w:uiPriority w:val="39"/>
     <w:unhideWhenUsed/>
-    <w:rsid w:val="00BF65B6"/>
+    <w:rsid w:val="00073EDF"/>
     <w:pPr>
       <w:widowControl w:val="0"/>
       <w:spacing w:after="0" w:line="240" w:lineRule="auto"/>
@@ -53631,7 +56042,7 @@
     <w:autoRedefine/>
     <w:uiPriority w:val="39"/>
     <w:unhideWhenUsed/>
-    <w:rsid w:val="00BF65B6"/>
+    <w:rsid w:val="00073EDF"/>
     <w:pPr>
       <w:widowControl w:val="0"/>
       <w:spacing w:after="0" w:line="240" w:lineRule="auto"/>
@@ -53652,7 +56063,7 @@
     <w:autoRedefine/>
     <w:uiPriority w:val="39"/>
     <w:unhideWhenUsed/>
-    <w:rsid w:val="00BF65B6"/>
+    <w:rsid w:val="00073EDF"/>
     <w:pPr>
       <w:widowControl w:val="0"/>
       <w:spacing w:after="0" w:line="240" w:lineRule="auto"/>
@@ -53673,7 +56084,7 @@
     <w:autoRedefine/>
     <w:uiPriority w:val="39"/>
     <w:unhideWhenUsed/>
-    <w:rsid w:val="00BF65B6"/>
+    <w:rsid w:val="00073EDF"/>
     <w:pPr>
       <w:widowControl w:val="0"/>
       <w:spacing w:after="0" w:line="240" w:lineRule="auto"/>
@@ -53694,7 +56105,7 @@
     <w:autoRedefine/>
     <w:uiPriority w:val="39"/>
     <w:unhideWhenUsed/>
-    <w:rsid w:val="00BF65B6"/>
+    <w:rsid w:val="00073EDF"/>
     <w:pPr>
       <w:widowControl w:val="0"/>
       <w:spacing w:after="0" w:line="240" w:lineRule="auto"/>
@@ -53715,7 +56126,7 @@
     <w:autoRedefine/>
     <w:uiPriority w:val="39"/>
     <w:unhideWhenUsed/>
-    <w:rsid w:val="00BF65B6"/>
+    <w:rsid w:val="00073EDF"/>
     <w:pPr>
       <w:widowControl w:val="0"/>
       <w:spacing w:after="0" w:line="240" w:lineRule="auto"/>
@@ -53736,7 +56147,7 @@
     <w:autoRedefine/>
     <w:uiPriority w:val="39"/>
     <w:unhideWhenUsed/>
-    <w:rsid w:val="00BF65B6"/>
+    <w:rsid w:val="00073EDF"/>
     <w:pPr>
       <w:widowControl w:val="0"/>
       <w:spacing w:after="0" w:line="240" w:lineRule="auto"/>
@@ -53755,7 +56166,7 @@
     <w:basedOn w:val="a2"/>
     <w:uiPriority w:val="99"/>
     <w:unhideWhenUsed/>
-    <w:rsid w:val="00BF65B6"/>
+    <w:rsid w:val="00073EDF"/>
     <w:rPr>
       <w:color w:val="0000FF" w:themeColor="hyperlink"/>
       <w:u w:val="single"/>
@@ -53767,7 +56178,7 @@
     <w:uiPriority w:val="99"/>
     <w:semiHidden/>
     <w:unhideWhenUsed/>
-    <w:rsid w:val="00BF65B6"/>
+    <w:rsid w:val="00073EDF"/>
     <w:rPr>
       <w:color w:val="605E5C"/>
       <w:shd w:val="clear" w:color="auto" w:fill="E1DFDD"/>

--- a/docs/技术难点与解决方案.docx
+++ b/docs/技术难点与解决方案.docx
@@ -140,7 +140,7 @@
               <w:rPr>
                 <w:sz w:val="18"/>
               </w:rPr>
-              <w:t>v1.5</w:t>
+              <w:t>v1.5.1</w:t>
             </w:r>
           </w:p>
         </w:tc>
@@ -228,7 +228,7 @@
               <w:rPr>
                 <w:sz w:val="18"/>
               </w:rPr>
-              <w:t xml:space="preserve"> v1.5</w:t>
+              <w:t xml:space="preserve"> v1.5.1</w:t>
             </w:r>
             <w:r>
               <w:rPr>
@@ -870,6 +870,66 @@
               <w:rPr>
                 <w:sz w:val="18"/>
               </w:rPr>
+              <w:t>，更新附录；</w:t>
+            </w:r>
+            <w:r>
+              <w:rPr>
+                <w:sz w:val="18"/>
+              </w:rPr>
+              <w:t>v1.5.1</w:t>
+            </w:r>
+            <w:r>
+              <w:rPr>
+                <w:sz w:val="18"/>
+              </w:rPr>
+              <w:t>（</w:t>
+            </w:r>
+            <w:r>
+              <w:rPr>
+                <w:sz w:val="18"/>
+              </w:rPr>
+              <w:t>10-23</w:t>
+            </w:r>
+            <w:r>
+              <w:rPr>
+                <w:sz w:val="18"/>
+              </w:rPr>
+              <w:t>）：新增</w:t>
+            </w:r>
+            <w:r>
+              <w:rPr>
+                <w:sz w:val="18"/>
+              </w:rPr>
+              <w:t xml:space="preserve"> 5.7 </w:t>
+            </w:r>
+            <w:r>
+              <w:rPr>
+                <w:sz w:val="18"/>
+              </w:rPr>
+              <w:t>节</w:t>
+            </w:r>
+            <w:r>
+              <w:rPr>
+                <w:sz w:val="18"/>
+              </w:rPr>
+              <w:t>“</w:t>
+            </w:r>
+            <w:r>
+              <w:rPr>
+                <w:sz w:val="18"/>
+              </w:rPr>
+              <w:t>反面案例</w:t>
+            </w:r>
+            <w:r>
+              <w:rPr>
+                <w:sz w:val="18"/>
+              </w:rPr>
+              <w:t>”</w:t>
+            </w:r>
+            <w:r>
+              <w:rPr>
+                <w:sz w:val="18"/>
+              </w:rPr>
               <w:t>，更新附录</w:t>
             </w:r>
           </w:p>
@@ -922,13 +982,7 @@
               <w:rPr>
                 <w:sz w:val="18"/>
               </w:rPr>
-              <w:t xml:space="preserve"> </w:t>
-            </w:r>
-            <w:r>
-              <w:rPr>
-                <w:sz w:val="18"/>
-              </w:rPr>
-              <w:t>RGL</w:t>
+              <w:t xml:space="preserve"> RGL</w:t>
             </w:r>
             <w:r>
               <w:rPr>
@@ -1128,7 +1182,7 @@
       <w:r>
         <w:fldChar w:fldCharType="separate"/>
       </w:r>
-      <w:hyperlink w:anchor="_Toc243842269" w:history="1">
+      <w:hyperlink w:anchor="_Toc243842274" w:history="1">
         <w:r>
           <w:rPr>
             <w:rStyle w:val="aff9"/>
@@ -1155,7 +1209,7 @@
             <w:noProof/>
             <w:webHidden/>
           </w:rPr>
-          <w:instrText xml:space="preserve"> PAGEREF _Toc243842269 \h </w:instrText>
+          <w:instrText xml:space="preserve"> PAGEREF _Toc243842274 \h </w:instrText>
         </w:r>
         <w:r>
           <w:rPr>
@@ -1196,7 +1250,7 @@
           <w:noProof/>
         </w:rPr>
       </w:pPr>
-      <w:hyperlink w:anchor="_Toc243842270" w:history="1">
+      <w:hyperlink w:anchor="_Toc243842275" w:history="1">
         <w:r>
           <w:rPr>
             <w:rStyle w:val="aff9"/>
@@ -1223,7 +1277,7 @@
             <w:noProof/>
             <w:webHidden/>
           </w:rPr>
-          <w:instrText xml:space="preserve"> PAGEREF _Toc243842270 \h </w:instrText>
+          <w:instrText xml:space="preserve"> PAGEREF _Toc243842275 \h </w:instrText>
         </w:r>
         <w:r>
           <w:rPr>
@@ -1264,7 +1318,7 @@
           <w:noProof/>
         </w:rPr>
       </w:pPr>
-      <w:hyperlink w:anchor="_Toc243842271" w:history="1">
+      <w:hyperlink w:anchor="_Toc243842276" w:history="1">
         <w:r>
           <w:rPr>
             <w:rStyle w:val="aff9"/>
@@ -1291,7 +1345,7 @@
             <w:noProof/>
             <w:webHidden/>
           </w:rPr>
-          <w:instrText xml:space="preserve"> PAGEREF _Toc243842271 \h </w:instrText>
+          <w:instrText xml:space="preserve"> PAGEREF _Toc243842276 \h </w:instrText>
         </w:r>
         <w:r>
           <w:rPr>
@@ -1332,7 +1386,7 @@
           <w:noProof/>
         </w:rPr>
       </w:pPr>
-      <w:hyperlink w:anchor="_Toc243842272" w:history="1">
+      <w:hyperlink w:anchor="_Toc243842277" w:history="1">
         <w:r>
           <w:rPr>
             <w:rStyle w:val="aff9"/>
@@ -1359,7 +1413,7 @@
             <w:noProof/>
             <w:webHidden/>
           </w:rPr>
-          <w:instrText xml:space="preserve"> PAGEREF _Toc243842272 \h </w:instrText>
+          <w:instrText xml:space="preserve"> PAGEREF _Toc243842277 \h </w:instrText>
         </w:r>
         <w:r>
           <w:rPr>
@@ -1400,7 +1454,7 @@
           <w:noProof/>
         </w:rPr>
       </w:pPr>
-      <w:hyperlink w:anchor="_Toc243842273" w:history="1">
+      <w:hyperlink w:anchor="_Toc243842278" w:history="1">
         <w:r>
           <w:rPr>
             <w:rStyle w:val="aff9"/>
@@ -1427,7 +1481,7 @@
             <w:noProof/>
             <w:webHidden/>
           </w:rPr>
-          <w:instrText xml:space="preserve"> PAGEREF _Toc243842273 \h </w:instrText>
+          <w:instrText xml:space="preserve"> PAGEREF _Toc243842278 \h </w:instrText>
         </w:r>
         <w:r>
           <w:rPr>
@@ -1468,7 +1522,7 @@
           <w:noProof/>
         </w:rPr>
       </w:pPr>
-      <w:hyperlink w:anchor="_Toc243842274" w:history="1">
+      <w:hyperlink w:anchor="_Toc243842279" w:history="1">
         <w:r>
           <w:rPr>
             <w:rStyle w:val="aff9"/>
@@ -1495,7 +1549,7 @@
             <w:noProof/>
             <w:webHidden/>
           </w:rPr>
-          <w:instrText xml:space="preserve"> PAGEREF _Toc243842274 \h </w:instrText>
+          <w:instrText xml:space="preserve"> PAGEREF _Toc243842279 \h </w:instrText>
         </w:r>
         <w:r>
           <w:rPr>
@@ -1536,7 +1590,7 @@
           <w:noProof/>
         </w:rPr>
       </w:pPr>
-      <w:hyperlink w:anchor="_Toc243842275" w:history="1">
+      <w:hyperlink w:anchor="_Toc243842280" w:history="1">
         <w:r>
           <w:rPr>
             <w:rStyle w:val="aff9"/>
@@ -1563,7 +1617,7 @@
             <w:noProof/>
             <w:webHidden/>
           </w:rPr>
-          <w:instrText xml:space="preserve"> PAGEREF _Toc243842275 \h </w:instrText>
+          <w:instrText xml:space="preserve"> PAGEREF _Toc243842280 \h </w:instrText>
         </w:r>
         <w:r>
           <w:rPr>
@@ -1604,7 +1658,7 @@
           <w:noProof/>
         </w:rPr>
       </w:pPr>
-      <w:hyperlink w:anchor="_Toc243842276" w:history="1">
+      <w:hyperlink w:anchor="_Toc243842281" w:history="1">
         <w:r>
           <w:rPr>
             <w:rStyle w:val="aff9"/>
@@ -1631,7 +1685,7 @@
             <w:noProof/>
             <w:webHidden/>
           </w:rPr>
-          <w:instrText xml:space="preserve"> PAGEREF _Toc243842276 \h </w:instrText>
+          <w:instrText xml:space="preserve"> PAGEREF _Toc243842281 \h </w:instrText>
         </w:r>
         <w:r>
           <w:rPr>
@@ -1672,7 +1726,7 @@
           <w:noProof/>
         </w:rPr>
       </w:pPr>
-      <w:hyperlink w:anchor="_Toc243842277" w:history="1">
+      <w:hyperlink w:anchor="_Toc243842282" w:history="1">
         <w:r>
           <w:rPr>
             <w:rStyle w:val="aff9"/>
@@ -1699,7 +1753,7 @@
             <w:noProof/>
             <w:webHidden/>
           </w:rPr>
-          <w:instrText xml:space="preserve"> PAGEREF _Toc243842277 \h </w:instrText>
+          <w:instrText xml:space="preserve"> PAGEREF _Toc243842282 \h </w:instrText>
         </w:r>
         <w:r>
           <w:rPr>
@@ -1740,7 +1794,7 @@
           <w:noProof/>
         </w:rPr>
       </w:pPr>
-      <w:hyperlink w:anchor="_Toc243842278" w:history="1">
+      <w:hyperlink w:anchor="_Toc243842283" w:history="1">
         <w:r>
           <w:rPr>
             <w:rStyle w:val="aff9"/>
@@ -1767,7 +1821,7 @@
             <w:noProof/>
             <w:webHidden/>
           </w:rPr>
-          <w:instrText xml:space="preserve"> PAGEREF _Toc243842278 \h </w:instrText>
+          <w:instrText xml:space="preserve"> PAGEREF _Toc243842283 \h </w:instrText>
         </w:r>
         <w:r>
           <w:rPr>
@@ -1808,7 +1862,7 @@
           <w:noProof/>
         </w:rPr>
       </w:pPr>
-      <w:hyperlink w:anchor="_Toc243842279" w:history="1">
+      <w:hyperlink w:anchor="_Toc243842284" w:history="1">
         <w:r>
           <w:rPr>
             <w:rStyle w:val="aff9"/>
@@ -1835,7 +1889,7 @@
             <w:noProof/>
             <w:webHidden/>
           </w:rPr>
-          <w:instrText xml:space="preserve"> PAGEREF _Toc243842279 \h </w:instrText>
+          <w:instrText xml:space="preserve"> PAGEREF _Toc243842284 \h </w:instrText>
         </w:r>
         <w:r>
           <w:rPr>
@@ -1876,7 +1930,7 @@
           <w:noProof/>
         </w:rPr>
       </w:pPr>
-      <w:hyperlink w:anchor="_Toc243842280" w:history="1">
+      <w:hyperlink w:anchor="_Toc243842285" w:history="1">
         <w:r>
           <w:rPr>
             <w:rStyle w:val="aff9"/>
@@ -1903,7 +1957,7 @@
             <w:noProof/>
             <w:webHidden/>
           </w:rPr>
-          <w:instrText xml:space="preserve"> PAGEREF _Toc243842280 \h </w:instrText>
+          <w:instrText xml:space="preserve"> PAGEREF _Toc243842285 \h </w:instrText>
         </w:r>
         <w:r>
           <w:rPr>
@@ -1944,7 +1998,7 @@
           <w:noProof/>
         </w:rPr>
       </w:pPr>
-      <w:hyperlink w:anchor="_Toc243842281" w:history="1">
+      <w:hyperlink w:anchor="_Toc243842286" w:history="1">
         <w:r>
           <w:rPr>
             <w:rStyle w:val="aff9"/>
@@ -1971,7 +2025,7 @@
             <w:noProof/>
             <w:webHidden/>
           </w:rPr>
-          <w:instrText xml:space="preserve"> PAGEREF _Toc243842281 \h </w:instrText>
+          <w:instrText xml:space="preserve"> PAGEREF _Toc243842286 \h </w:instrText>
         </w:r>
         <w:r>
           <w:rPr>
@@ -2012,7 +2066,7 @@
           <w:noProof/>
         </w:rPr>
       </w:pPr>
-      <w:hyperlink w:anchor="_Toc243842282" w:history="1">
+      <w:hyperlink w:anchor="_Toc243842287" w:history="1">
         <w:r>
           <w:rPr>
             <w:rStyle w:val="aff9"/>
@@ -2039,7 +2093,7 @@
             <w:noProof/>
             <w:webHidden/>
           </w:rPr>
-          <w:instrText xml:space="preserve"> PAGEREF _Toc243842282 \h </w:instrText>
+          <w:instrText xml:space="preserve"> PAGEREF _Toc243842287 \h </w:instrText>
         </w:r>
         <w:r>
           <w:rPr>
@@ -2080,7 +2134,7 @@
           <w:noProof/>
         </w:rPr>
       </w:pPr>
-      <w:hyperlink w:anchor="_Toc243842283" w:history="1">
+      <w:hyperlink w:anchor="_Toc243842288" w:history="1">
         <w:r>
           <w:rPr>
             <w:rStyle w:val="aff9"/>
@@ -2107,7 +2161,7 @@
             <w:noProof/>
             <w:webHidden/>
           </w:rPr>
-          <w:instrText xml:space="preserve"> PAGEREF _Toc243842283 \h </w:instrText>
+          <w:instrText xml:space="preserve"> PAGEREF _Toc243842288 \h </w:instrText>
         </w:r>
         <w:r>
           <w:rPr>
@@ -2148,7 +2202,7 @@
           <w:noProof/>
         </w:rPr>
       </w:pPr>
-      <w:hyperlink w:anchor="_Toc243842284" w:history="1">
+      <w:hyperlink w:anchor="_Toc243842289" w:history="1">
         <w:r>
           <w:rPr>
             <w:rStyle w:val="aff9"/>
@@ -2175,7 +2229,7 @@
             <w:noProof/>
             <w:webHidden/>
           </w:rPr>
-          <w:instrText xml:space="preserve"> PAGEREF _Toc243842284 \h </w:instrText>
+          <w:instrText xml:space="preserve"> PAGEREF _Toc243842289 \h </w:instrText>
         </w:r>
         <w:r>
           <w:rPr>
@@ -2216,7 +2270,7 @@
           <w:noProof/>
         </w:rPr>
       </w:pPr>
-      <w:hyperlink w:anchor="_Toc243842285" w:history="1">
+      <w:hyperlink w:anchor="_Toc243842290" w:history="1">
         <w:r>
           <w:rPr>
             <w:rStyle w:val="aff9"/>
@@ -2243,7 +2297,7 @@
             <w:noProof/>
             <w:webHidden/>
           </w:rPr>
-          <w:instrText xml:space="preserve"> PAGEREF _Toc243842285 \h </w:instrText>
+          <w:instrText xml:space="preserve"> PAGEREF _Toc243842290 \h </w:instrText>
         </w:r>
         <w:r>
           <w:rPr>
@@ -2284,7 +2338,7 @@
           <w:noProof/>
         </w:rPr>
       </w:pPr>
-      <w:hyperlink w:anchor="_Toc243842286" w:history="1">
+      <w:hyperlink w:anchor="_Toc243842291" w:history="1">
         <w:r>
           <w:rPr>
             <w:rStyle w:val="aff9"/>
@@ -2311,7 +2365,7 @@
             <w:noProof/>
             <w:webHidden/>
           </w:rPr>
-          <w:instrText xml:space="preserve"> PAGEREF _Toc243842286 \h </w:instrText>
+          <w:instrText xml:space="preserve"> PAGEREF _Toc243842291 \h </w:instrText>
         </w:r>
         <w:r>
           <w:rPr>
@@ -2352,7 +2406,7 @@
           <w:noProof/>
         </w:rPr>
       </w:pPr>
-      <w:hyperlink w:anchor="_Toc243842287" w:history="1">
+      <w:hyperlink w:anchor="_Toc243842292" w:history="1">
         <w:r>
           <w:rPr>
             <w:rStyle w:val="aff9"/>
@@ -2379,7 +2433,7 @@
             <w:noProof/>
             <w:webHidden/>
           </w:rPr>
-          <w:instrText xml:space="preserve"> PAGEREF _Toc243842287 \h </w:instrText>
+          <w:instrText xml:space="preserve"> PAGEREF _Toc243842292 \h </w:instrText>
         </w:r>
         <w:r>
           <w:rPr>
@@ -2420,7 +2474,7 @@
           <w:noProof/>
         </w:rPr>
       </w:pPr>
-      <w:hyperlink w:anchor="_Toc243842288" w:history="1">
+      <w:hyperlink w:anchor="_Toc243842293" w:history="1">
         <w:r>
           <w:rPr>
             <w:rStyle w:val="aff9"/>
@@ -2447,7 +2501,7 @@
             <w:noProof/>
             <w:webHidden/>
           </w:rPr>
-          <w:instrText xml:space="preserve"> PAGEREF _Toc243842288 \h </w:instrText>
+          <w:instrText xml:space="preserve"> PAGEREF _Toc243842293 \h </w:instrText>
         </w:r>
         <w:r>
           <w:rPr>
@@ -2488,7 +2542,7 @@
           <w:noProof/>
         </w:rPr>
       </w:pPr>
-      <w:hyperlink w:anchor="_Toc243842289" w:history="1">
+      <w:hyperlink w:anchor="_Toc243842294" w:history="1">
         <w:r>
           <w:rPr>
             <w:rStyle w:val="aff9"/>
@@ -2515,7 +2569,7 @@
             <w:noProof/>
             <w:webHidden/>
           </w:rPr>
-          <w:instrText xml:space="preserve"> PAGEREF _Toc243842289 \h </w:instrText>
+          <w:instrText xml:space="preserve"> PAGEREF _Toc243842294 \h </w:instrText>
         </w:r>
         <w:r>
           <w:rPr>
@@ -2556,7 +2610,7 @@
           <w:noProof/>
         </w:rPr>
       </w:pPr>
-      <w:hyperlink w:anchor="_Toc243842290" w:history="1">
+      <w:hyperlink w:anchor="_Toc243842295" w:history="1">
         <w:r>
           <w:rPr>
             <w:rStyle w:val="aff9"/>
@@ -2583,7 +2637,7 @@
             <w:noProof/>
             <w:webHidden/>
           </w:rPr>
-          <w:instrText xml:space="preserve"> PAGEREF _Toc243842290 \h </w:instrText>
+          <w:instrText xml:space="preserve"> PAGEREF _Toc243842295 \h </w:instrText>
         </w:r>
         <w:r>
           <w:rPr>
@@ -2624,7 +2678,7 @@
           <w:noProof/>
         </w:rPr>
       </w:pPr>
-      <w:hyperlink w:anchor="_Toc243842291" w:history="1">
+      <w:hyperlink w:anchor="_Toc243842296" w:history="1">
         <w:r>
           <w:rPr>
             <w:rStyle w:val="aff9"/>
@@ -2651,7 +2705,7 @@
             <w:noProof/>
             <w:webHidden/>
           </w:rPr>
-          <w:instrText xml:space="preserve"> PAGEREF _Toc243842291 \h </w:instrText>
+          <w:instrText xml:space="preserve"> PAGEREF _Toc243842296 \h </w:instrText>
         </w:r>
         <w:r>
           <w:rPr>
@@ -2692,7 +2746,7 @@
           <w:noProof/>
         </w:rPr>
       </w:pPr>
-      <w:hyperlink w:anchor="_Toc243842292" w:history="1">
+      <w:hyperlink w:anchor="_Toc243842297" w:history="1">
         <w:r>
           <w:rPr>
             <w:rStyle w:val="aff9"/>
@@ -2719,7 +2773,7 @@
             <w:noProof/>
             <w:webHidden/>
           </w:rPr>
-          <w:instrText xml:space="preserve"> PAGEREF _Toc243842292 \h </w:instrText>
+          <w:instrText xml:space="preserve"> PAGEREF _Toc243842297 \h </w:instrText>
         </w:r>
         <w:r>
           <w:rPr>
@@ -2760,7 +2814,7 @@
           <w:noProof/>
         </w:rPr>
       </w:pPr>
-      <w:hyperlink w:anchor="_Toc243842293" w:history="1">
+      <w:hyperlink w:anchor="_Toc243842298" w:history="1">
         <w:r>
           <w:rPr>
             <w:rStyle w:val="aff9"/>
@@ -2787,7 +2841,7 @@
             <w:noProof/>
             <w:webHidden/>
           </w:rPr>
-          <w:instrText xml:space="preserve"> PAGEREF _Toc243842293 \h </w:instrText>
+          <w:instrText xml:space="preserve"> PAGEREF _Toc243842298 \h </w:instrText>
         </w:r>
         <w:r>
           <w:rPr>
@@ -2828,7 +2882,7 @@
           <w:noProof/>
         </w:rPr>
       </w:pPr>
-      <w:hyperlink w:anchor="_Toc243842294" w:history="1">
+      <w:hyperlink w:anchor="_Toc243842299" w:history="1">
         <w:r>
           <w:rPr>
             <w:rStyle w:val="aff9"/>
@@ -2855,7 +2909,7 @@
             <w:noProof/>
             <w:webHidden/>
           </w:rPr>
-          <w:instrText xml:space="preserve"> PAGEREF _Toc243842294 \h </w:instrText>
+          <w:instrText xml:space="preserve"> PAGEREF _Toc243842299 \h </w:instrText>
         </w:r>
         <w:r>
           <w:rPr>
@@ -2896,7 +2950,7 @@
           <w:noProof/>
         </w:rPr>
       </w:pPr>
-      <w:hyperlink w:anchor="_Toc243842295" w:history="1">
+      <w:hyperlink w:anchor="_Toc243842300" w:history="1">
         <w:r>
           <w:rPr>
             <w:rStyle w:val="aff9"/>
@@ -2923,7 +2977,7 @@
             <w:noProof/>
             <w:webHidden/>
           </w:rPr>
-          <w:instrText xml:space="preserve"> PAGEREF _Toc243842295 \h </w:instrText>
+          <w:instrText xml:space="preserve"> PAGEREF _Toc243842300 \h </w:instrText>
         </w:r>
         <w:r>
           <w:rPr>
@@ -2964,7 +3018,7 @@
           <w:noProof/>
         </w:rPr>
       </w:pPr>
-      <w:hyperlink w:anchor="_Toc243842296" w:history="1">
+      <w:hyperlink w:anchor="_Toc243842301" w:history="1">
         <w:r>
           <w:rPr>
             <w:rStyle w:val="aff9"/>
@@ -2991,7 +3045,7 @@
             <w:noProof/>
             <w:webHidden/>
           </w:rPr>
-          <w:instrText xml:space="preserve"> PAGEREF _Toc243842296 \h </w:instrText>
+          <w:instrText xml:space="preserve"> PAGEREF _Toc243842301 \h </w:instrText>
         </w:r>
         <w:r>
           <w:rPr>
@@ -3032,7 +3086,7 @@
           <w:noProof/>
         </w:rPr>
       </w:pPr>
-      <w:hyperlink w:anchor="_Toc243842297" w:history="1">
+      <w:hyperlink w:anchor="_Toc243842302" w:history="1">
         <w:r>
           <w:rPr>
             <w:rStyle w:val="aff9"/>
@@ -3059,7 +3113,7 @@
             <w:noProof/>
             <w:webHidden/>
           </w:rPr>
-          <w:instrText xml:space="preserve"> PAGEREF _Toc243842297 \h </w:instrText>
+          <w:instrText xml:space="preserve"> PAGEREF _Toc243842302 \h </w:instrText>
         </w:r>
         <w:r>
           <w:rPr>
@@ -3100,7 +3154,7 @@
           <w:noProof/>
         </w:rPr>
       </w:pPr>
-      <w:hyperlink w:anchor="_Toc243842298" w:history="1">
+      <w:hyperlink w:anchor="_Toc243842303" w:history="1">
         <w:r>
           <w:rPr>
             <w:rStyle w:val="aff9"/>
@@ -3127,7 +3181,7 @@
             <w:noProof/>
             <w:webHidden/>
           </w:rPr>
-          <w:instrText xml:space="preserve"> PAGEREF _Toc243842298 \h </w:instrText>
+          <w:instrText xml:space="preserve"> PAGEREF _Toc243842303 \h </w:instrText>
         </w:r>
         <w:r>
           <w:rPr>
@@ -3168,7 +3222,7 @@
           <w:noProof/>
         </w:rPr>
       </w:pPr>
-      <w:hyperlink w:anchor="_Toc243842299" w:history="1">
+      <w:hyperlink w:anchor="_Toc243842304" w:history="1">
         <w:r>
           <w:rPr>
             <w:rStyle w:val="aff9"/>
@@ -3195,7 +3249,7 @@
             <w:noProof/>
             <w:webHidden/>
           </w:rPr>
-          <w:instrText xml:space="preserve"> PAGEREF _Toc243842299 \h </w:instrText>
+          <w:instrText xml:space="preserve"> PAGEREF _Toc243842304 \h </w:instrText>
         </w:r>
         <w:r>
           <w:rPr>
@@ -3236,7 +3290,7 @@
           <w:noProof/>
         </w:rPr>
       </w:pPr>
-      <w:hyperlink w:anchor="_Toc243842300" w:history="1">
+      <w:hyperlink w:anchor="_Toc243842305" w:history="1">
         <w:r>
           <w:rPr>
             <w:rStyle w:val="aff9"/>
@@ -3263,7 +3317,7 @@
             <w:noProof/>
             <w:webHidden/>
           </w:rPr>
-          <w:instrText xml:space="preserve"> PAGEREF _Toc243842300 \h </w:instrText>
+          <w:instrText xml:space="preserve"> PAGEREF _Toc243842305 \h </w:instrText>
         </w:r>
         <w:r>
           <w:rPr>
@@ -3304,7 +3358,7 @@
           <w:noProof/>
         </w:rPr>
       </w:pPr>
-      <w:hyperlink w:anchor="_Toc243842301" w:history="1">
+      <w:hyperlink w:anchor="_Toc243842306" w:history="1">
         <w:r>
           <w:rPr>
             <w:rStyle w:val="aff9"/>
@@ -3331,7 +3385,7 @@
             <w:noProof/>
             <w:webHidden/>
           </w:rPr>
-          <w:instrText xml:space="preserve"> PAGEREF _Toc243842301 \h </w:instrText>
+          <w:instrText xml:space="preserve"> PAGEREF _Toc243842306 \h </w:instrText>
         </w:r>
         <w:r>
           <w:rPr>
@@ -3372,7 +3426,7 @@
           <w:noProof/>
         </w:rPr>
       </w:pPr>
-      <w:hyperlink w:anchor="_Toc243842302" w:history="1">
+      <w:hyperlink w:anchor="_Toc243842307" w:history="1">
         <w:r>
           <w:rPr>
             <w:rStyle w:val="aff9"/>
@@ -3399,7 +3453,7 @@
             <w:noProof/>
             <w:webHidden/>
           </w:rPr>
-          <w:instrText xml:space="preserve"> PAGEREF _Toc243842302 \h </w:instrText>
+          <w:instrText xml:space="preserve"> PAGEREF _Toc243842307 \h </w:instrText>
         </w:r>
         <w:r>
           <w:rPr>
@@ -3440,7 +3494,7 @@
           <w:noProof/>
         </w:rPr>
       </w:pPr>
-      <w:hyperlink w:anchor="_Toc243842303" w:history="1">
+      <w:hyperlink w:anchor="_Toc243842308" w:history="1">
         <w:r>
           <w:rPr>
             <w:rStyle w:val="aff9"/>
@@ -3467,7 +3521,7 @@
             <w:noProof/>
             <w:webHidden/>
           </w:rPr>
-          <w:instrText xml:space="preserve"> PAGEREF _Toc243842303 \h </w:instrText>
+          <w:instrText xml:space="preserve"> PAGEREF _Toc243842308 \h </w:instrText>
         </w:r>
         <w:r>
           <w:rPr>
@@ -3508,7 +3562,7 @@
           <w:noProof/>
         </w:rPr>
       </w:pPr>
-      <w:hyperlink w:anchor="_Toc243842304" w:history="1">
+      <w:hyperlink w:anchor="_Toc243842309" w:history="1">
         <w:r>
           <w:rPr>
             <w:rStyle w:val="aff9"/>
@@ -3535,7 +3589,7 @@
             <w:noProof/>
             <w:webHidden/>
           </w:rPr>
-          <w:instrText xml:space="preserve"> PAGEREF _Toc243842304 \h </w:instrText>
+          <w:instrText xml:space="preserve"> PAGEREF _Toc243842309 \h </w:instrText>
         </w:r>
         <w:r>
           <w:rPr>
@@ -3556,6 +3610,74 @@
             <w:webHidden/>
           </w:rPr>
           <w:t>18</w:t>
+        </w:r>
+        <w:r>
+          <w:rPr>
+            <w:noProof/>
+            <w:webHidden/>
+          </w:rPr>
+          <w:fldChar w:fldCharType="end"/>
+        </w:r>
+      </w:hyperlink>
+    </w:p>
+    <w:p>
+      <w:pPr>
+        <w:pStyle w:val="TOC2"/>
+        <w:tabs>
+          <w:tab w:val="right" w:leader="dot" w:pos="9232"/>
+        </w:tabs>
+        <w:rPr>
+          <w:noProof/>
+        </w:rPr>
+      </w:pPr>
+      <w:hyperlink w:anchor="_Toc243842310" w:history="1">
+        <w:r>
+          <w:rPr>
+            <w:rStyle w:val="aff9"/>
+            <w:noProof/>
+          </w:rPr>
+          <w:t>5.7 反面案例：证明失败情况也处理得对（v1.5.1）</w:t>
+        </w:r>
+        <w:r>
+          <w:rPr>
+            <w:noProof/>
+            <w:webHidden/>
+          </w:rPr>
+          <w:tab/>
+        </w:r>
+        <w:r>
+          <w:rPr>
+            <w:noProof/>
+            <w:webHidden/>
+          </w:rPr>
+          <w:fldChar w:fldCharType="begin"/>
+        </w:r>
+        <w:r>
+          <w:rPr>
+            <w:noProof/>
+            <w:webHidden/>
+          </w:rPr>
+          <w:instrText xml:space="preserve"> PAGEREF _Toc243842310 \h </w:instrText>
+        </w:r>
+        <w:r>
+          <w:rPr>
+            <w:noProof/>
+            <w:webHidden/>
+          </w:rPr>
+        </w:r>
+        <w:r>
+          <w:rPr>
+            <w:noProof/>
+            <w:webHidden/>
+          </w:rPr>
+          <w:fldChar w:fldCharType="separate"/>
+        </w:r>
+        <w:r>
+          <w:rPr>
+            <w:noProof/>
+            <w:webHidden/>
+          </w:rPr>
+          <w:t>19</w:t>
         </w:r>
         <w:r>
           <w:rPr>
@@ -3576,7 +3698,7 @@
           <w:noProof/>
         </w:rPr>
       </w:pPr>
-      <w:hyperlink w:anchor="_Toc243842305" w:history="1">
+      <w:hyperlink w:anchor="_Toc243842311" w:history="1">
         <w:r>
           <w:rPr>
             <w:rStyle w:val="aff9"/>
@@ -3603,7 +3725,7 @@
             <w:noProof/>
             <w:webHidden/>
           </w:rPr>
-          <w:instrText xml:space="preserve"> PAGEREF _Toc243842305 \h </w:instrText>
+          <w:instrText xml:space="preserve"> PAGEREF _Toc243842311 \h </w:instrText>
         </w:r>
         <w:r>
           <w:rPr>
@@ -3623,7 +3745,7 @@
             <w:noProof/>
             <w:webHidden/>
           </w:rPr>
-          <w:t>19</w:t>
+          <w:t>21</w:t>
         </w:r>
         <w:r>
           <w:rPr>
@@ -3644,7 +3766,7 @@
           <w:noProof/>
         </w:rPr>
       </w:pPr>
-      <w:hyperlink w:anchor="_Toc243842306" w:history="1">
+      <w:hyperlink w:anchor="_Toc243842312" w:history="1">
         <w:r>
           <w:rPr>
             <w:rStyle w:val="aff9"/>
@@ -3671,7 +3793,7 @@
             <w:noProof/>
             <w:webHidden/>
           </w:rPr>
-          <w:instrText xml:space="preserve"> PAGEREF _Toc243842306 \h </w:instrText>
+          <w:instrText xml:space="preserve"> PAGEREF _Toc243842312 \h </w:instrText>
         </w:r>
         <w:r>
           <w:rPr>
@@ -3691,7 +3813,7 @@
             <w:noProof/>
             <w:webHidden/>
           </w:rPr>
-          <w:t>19</w:t>
+          <w:t>21</w:t>
         </w:r>
         <w:r>
           <w:rPr>
@@ -3712,7 +3834,7 @@
           <w:noProof/>
         </w:rPr>
       </w:pPr>
-      <w:hyperlink w:anchor="_Toc243842307" w:history="1">
+      <w:hyperlink w:anchor="_Toc243842313" w:history="1">
         <w:r>
           <w:rPr>
             <w:rStyle w:val="aff9"/>
@@ -3739,7 +3861,7 @@
             <w:noProof/>
             <w:webHidden/>
           </w:rPr>
-          <w:instrText xml:space="preserve"> PAGEREF _Toc243842307 \h </w:instrText>
+          <w:instrText xml:space="preserve"> PAGEREF _Toc243842313 \h </w:instrText>
         </w:r>
         <w:r>
           <w:rPr>
@@ -3759,7 +3881,7 @@
             <w:noProof/>
             <w:webHidden/>
           </w:rPr>
-          <w:t>19</w:t>
+          <w:t>21</w:t>
         </w:r>
         <w:r>
           <w:rPr>
@@ -3780,7 +3902,7 @@
           <w:noProof/>
         </w:rPr>
       </w:pPr>
-      <w:hyperlink w:anchor="_Toc243842308" w:history="1">
+      <w:hyperlink w:anchor="_Toc243842314" w:history="1">
         <w:r>
           <w:rPr>
             <w:rStyle w:val="aff9"/>
@@ -3807,7 +3929,7 @@
             <w:noProof/>
             <w:webHidden/>
           </w:rPr>
-          <w:instrText xml:space="preserve"> PAGEREF _Toc243842308 \h </w:instrText>
+          <w:instrText xml:space="preserve"> PAGEREF _Toc243842314 \h </w:instrText>
         </w:r>
         <w:r>
           <w:rPr>
@@ -3827,7 +3949,7 @@
             <w:noProof/>
             <w:webHidden/>
           </w:rPr>
-          <w:t>19</w:t>
+          <w:t>21</w:t>
         </w:r>
         <w:r>
           <w:rPr>
@@ -3848,7 +3970,7 @@
           <w:noProof/>
         </w:rPr>
       </w:pPr>
-      <w:hyperlink w:anchor="_Toc243842309" w:history="1">
+      <w:hyperlink w:anchor="_Toc243842315" w:history="1">
         <w:r>
           <w:rPr>
             <w:rStyle w:val="aff9"/>
@@ -3875,7 +3997,7 @@
             <w:noProof/>
             <w:webHidden/>
           </w:rPr>
-          <w:instrText xml:space="preserve"> PAGEREF _Toc243842309 \h </w:instrText>
+          <w:instrText xml:space="preserve"> PAGEREF _Toc243842315 \h </w:instrText>
         </w:r>
         <w:r>
           <w:rPr>
@@ -3895,7 +4017,7 @@
             <w:noProof/>
             <w:webHidden/>
           </w:rPr>
-          <w:t>20</w:t>
+          <w:t>22</w:t>
         </w:r>
         <w:r>
           <w:rPr>
@@ -3916,7 +4038,7 @@
           <w:noProof/>
         </w:rPr>
       </w:pPr>
-      <w:hyperlink w:anchor="_Toc243842310" w:history="1">
+      <w:hyperlink w:anchor="_Toc243842316" w:history="1">
         <w:r>
           <w:rPr>
             <w:rStyle w:val="aff9"/>
@@ -3943,7 +4065,7 @@
             <w:noProof/>
             <w:webHidden/>
           </w:rPr>
-          <w:instrText xml:space="preserve"> PAGEREF _Toc243842310 \h </w:instrText>
+          <w:instrText xml:space="preserve"> PAGEREF _Toc243842316 \h </w:instrText>
         </w:r>
         <w:r>
           <w:rPr>
@@ -3963,7 +4085,7 @@
             <w:noProof/>
             <w:webHidden/>
           </w:rPr>
-          <w:t>21</w:t>
+          <w:t>23</w:t>
         </w:r>
         <w:r>
           <w:rPr>
@@ -3984,7 +4106,7 @@
           <w:noProof/>
         </w:rPr>
       </w:pPr>
-      <w:hyperlink w:anchor="_Toc243842311" w:history="1">
+      <w:hyperlink w:anchor="_Toc243842317" w:history="1">
         <w:r>
           <w:rPr>
             <w:rStyle w:val="aff9"/>
@@ -4011,7 +4133,7 @@
             <w:noProof/>
             <w:webHidden/>
           </w:rPr>
-          <w:instrText xml:space="preserve"> PAGEREF _Toc243842311 \h </w:instrText>
+          <w:instrText xml:space="preserve"> PAGEREF _Toc243842317 \h </w:instrText>
         </w:r>
         <w:r>
           <w:rPr>
@@ -4031,7 +4153,7 @@
             <w:noProof/>
             <w:webHidden/>
           </w:rPr>
-          <w:t>21</w:t>
+          <w:t>23</w:t>
         </w:r>
         <w:r>
           <w:rPr>
@@ -4052,7 +4174,7 @@
           <w:noProof/>
         </w:rPr>
       </w:pPr>
-      <w:hyperlink w:anchor="_Toc243842312" w:history="1">
+      <w:hyperlink w:anchor="_Toc243842318" w:history="1">
         <w:r>
           <w:rPr>
             <w:rStyle w:val="aff9"/>
@@ -4079,7 +4201,7 @@
             <w:noProof/>
             <w:webHidden/>
           </w:rPr>
-          <w:instrText xml:space="preserve"> PAGEREF _Toc243842312 \h </w:instrText>
+          <w:instrText xml:space="preserve"> PAGEREF _Toc243842318 \h </w:instrText>
         </w:r>
         <w:r>
           <w:rPr>
@@ -4099,7 +4221,7 @@
             <w:noProof/>
             <w:webHidden/>
           </w:rPr>
-          <w:t>21</w:t>
+          <w:t>23</w:t>
         </w:r>
         <w:r>
           <w:rPr>
@@ -4120,7 +4242,7 @@
           <w:noProof/>
         </w:rPr>
       </w:pPr>
-      <w:hyperlink w:anchor="_Toc243842313" w:history="1">
+      <w:hyperlink w:anchor="_Toc243842319" w:history="1">
         <w:r>
           <w:rPr>
             <w:rStyle w:val="aff9"/>
@@ -4147,7 +4269,7 @@
             <w:noProof/>
             <w:webHidden/>
           </w:rPr>
-          <w:instrText xml:space="preserve"> PAGEREF _Toc243842313 \h </w:instrText>
+          <w:instrText xml:space="preserve"> PAGEREF _Toc243842319 \h </w:instrText>
         </w:r>
         <w:r>
           <w:rPr>
@@ -4167,7 +4289,7 @@
             <w:noProof/>
             <w:webHidden/>
           </w:rPr>
-          <w:t>22</w:t>
+          <w:t>24</w:t>
         </w:r>
         <w:r>
           <w:rPr>
@@ -4188,7 +4310,7 @@
           <w:noProof/>
         </w:rPr>
       </w:pPr>
-      <w:hyperlink w:anchor="_Toc243842314" w:history="1">
+      <w:hyperlink w:anchor="_Toc243842320" w:history="1">
         <w:r>
           <w:rPr>
             <w:rStyle w:val="aff9"/>
@@ -4215,7 +4337,7 @@
             <w:noProof/>
             <w:webHidden/>
           </w:rPr>
-          <w:instrText xml:space="preserve"> PAGEREF _Toc243842314 \h </w:instrText>
+          <w:instrText xml:space="preserve"> PAGEREF _Toc243842320 \h </w:instrText>
         </w:r>
         <w:r>
           <w:rPr>
@@ -4235,7 +4357,7 @@
             <w:noProof/>
             <w:webHidden/>
           </w:rPr>
-          <w:t>23</w:t>
+          <w:t>25</w:t>
         </w:r>
         <w:r>
           <w:rPr>
@@ -4256,7 +4378,7 @@
           <w:noProof/>
         </w:rPr>
       </w:pPr>
-      <w:hyperlink w:anchor="_Toc243842315" w:history="1">
+      <w:hyperlink w:anchor="_Toc243842321" w:history="1">
         <w:r>
           <w:rPr>
             <w:rStyle w:val="aff9"/>
@@ -4283,7 +4405,7 @@
             <w:noProof/>
             <w:webHidden/>
           </w:rPr>
-          <w:instrText xml:space="preserve"> PAGEREF _Toc243842315 \h </w:instrText>
+          <w:instrText xml:space="preserve"> PAGEREF _Toc243842321 \h </w:instrText>
         </w:r>
         <w:r>
           <w:rPr>
@@ -4303,7 +4425,7 @@
             <w:noProof/>
             <w:webHidden/>
           </w:rPr>
-          <w:t>24</w:t>
+          <w:t>26</w:t>
         </w:r>
         <w:r>
           <w:rPr>
@@ -4324,7 +4446,7 @@
           <w:noProof/>
         </w:rPr>
       </w:pPr>
-      <w:hyperlink w:anchor="_Toc243842316" w:history="1">
+      <w:hyperlink w:anchor="_Toc243842322" w:history="1">
         <w:r>
           <w:rPr>
             <w:rStyle w:val="aff9"/>
@@ -4351,7 +4473,7 @@
             <w:noProof/>
             <w:webHidden/>
           </w:rPr>
-          <w:instrText xml:space="preserve"> PAGEREF _Toc243842316 \h </w:instrText>
+          <w:instrText xml:space="preserve"> PAGEREF _Toc243842322 \h </w:instrText>
         </w:r>
         <w:r>
           <w:rPr>
@@ -4371,7 +4493,7 @@
             <w:noProof/>
             <w:webHidden/>
           </w:rPr>
-          <w:t>24</w:t>
+          <w:t>26</w:t>
         </w:r>
         <w:r>
           <w:rPr>
@@ -4392,7 +4514,7 @@
           <w:noProof/>
         </w:rPr>
       </w:pPr>
-      <w:hyperlink w:anchor="_Toc243842317" w:history="1">
+      <w:hyperlink w:anchor="_Toc243842323" w:history="1">
         <w:r>
           <w:rPr>
             <w:rStyle w:val="aff9"/>
@@ -4419,7 +4541,7 @@
             <w:noProof/>
             <w:webHidden/>
           </w:rPr>
-          <w:instrText xml:space="preserve"> PAGEREF _Toc243842317 \h </w:instrText>
+          <w:instrText xml:space="preserve"> PAGEREF _Toc243842323 \h </w:instrText>
         </w:r>
         <w:r>
           <w:rPr>
@@ -4439,7 +4561,7 @@
             <w:noProof/>
             <w:webHidden/>
           </w:rPr>
-          <w:t>24</w:t>
+          <w:t>26</w:t>
         </w:r>
         <w:r>
           <w:rPr>
@@ -4460,7 +4582,7 @@
           <w:noProof/>
         </w:rPr>
       </w:pPr>
-      <w:hyperlink w:anchor="_Toc243842318" w:history="1">
+      <w:hyperlink w:anchor="_Toc243842324" w:history="1">
         <w:r>
           <w:rPr>
             <w:rStyle w:val="aff9"/>
@@ -4487,7 +4609,7 @@
             <w:noProof/>
             <w:webHidden/>
           </w:rPr>
-          <w:instrText xml:space="preserve"> PAGEREF _Toc243842318 \h </w:instrText>
+          <w:instrText xml:space="preserve"> PAGEREF _Toc243842324 \h </w:instrText>
         </w:r>
         <w:r>
           <w:rPr>
@@ -4507,7 +4629,7 @@
             <w:noProof/>
             <w:webHidden/>
           </w:rPr>
-          <w:t>25</w:t>
+          <w:t>27</w:t>
         </w:r>
         <w:r>
           <w:rPr>
@@ -4528,7 +4650,7 @@
           <w:noProof/>
         </w:rPr>
       </w:pPr>
-      <w:hyperlink w:anchor="_Toc243842319" w:history="1">
+      <w:hyperlink w:anchor="_Toc243842325" w:history="1">
         <w:r>
           <w:rPr>
             <w:rStyle w:val="aff9"/>
@@ -4555,7 +4677,7 @@
             <w:noProof/>
             <w:webHidden/>
           </w:rPr>
-          <w:instrText xml:space="preserve"> PAGEREF _Toc243842319 \h </w:instrText>
+          <w:instrText xml:space="preserve"> PAGEREF _Toc243842325 \h </w:instrText>
         </w:r>
         <w:r>
           <w:rPr>
@@ -4575,7 +4697,7 @@
             <w:noProof/>
             <w:webHidden/>
           </w:rPr>
-          <w:t>25</w:t>
+          <w:t>27</w:t>
         </w:r>
         <w:r>
           <w:rPr>
@@ -4596,7 +4718,7 @@
           <w:noProof/>
         </w:rPr>
       </w:pPr>
-      <w:hyperlink w:anchor="_Toc243842320" w:history="1">
+      <w:hyperlink w:anchor="_Toc243842326" w:history="1">
         <w:r>
           <w:rPr>
             <w:rStyle w:val="aff9"/>
@@ -4623,7 +4745,7 @@
             <w:noProof/>
             <w:webHidden/>
           </w:rPr>
-          <w:instrText xml:space="preserve"> PAGEREF _Toc243842320 \h </w:instrText>
+          <w:instrText xml:space="preserve"> PAGEREF _Toc243842326 \h </w:instrText>
         </w:r>
         <w:r>
           <w:rPr>
@@ -4643,7 +4765,7 @@
             <w:noProof/>
             <w:webHidden/>
           </w:rPr>
-          <w:t>26</w:t>
+          <w:t>28</w:t>
         </w:r>
         <w:r>
           <w:rPr>
@@ -4664,7 +4786,7 @@
           <w:noProof/>
         </w:rPr>
       </w:pPr>
-      <w:hyperlink w:anchor="_Toc243842321" w:history="1">
+      <w:hyperlink w:anchor="_Toc243842327" w:history="1">
         <w:r>
           <w:rPr>
             <w:rStyle w:val="aff9"/>
@@ -4691,7 +4813,7 @@
             <w:noProof/>
             <w:webHidden/>
           </w:rPr>
-          <w:instrText xml:space="preserve"> PAGEREF _Toc243842321 \h </w:instrText>
+          <w:instrText xml:space="preserve"> PAGEREF _Toc243842327 \h </w:instrText>
         </w:r>
         <w:r>
           <w:rPr>
@@ -4711,7 +4833,7 @@
             <w:noProof/>
             <w:webHidden/>
           </w:rPr>
-          <w:t>27</w:t>
+          <w:t>29</w:t>
         </w:r>
         <w:r>
           <w:rPr>
@@ -4732,7 +4854,7 @@
           <w:noProof/>
         </w:rPr>
       </w:pPr>
-      <w:hyperlink w:anchor="_Toc243842322" w:history="1">
+      <w:hyperlink w:anchor="_Toc243842328" w:history="1">
         <w:r>
           <w:rPr>
             <w:rStyle w:val="aff9"/>
@@ -4759,7 +4881,7 @@
             <w:noProof/>
             <w:webHidden/>
           </w:rPr>
-          <w:instrText xml:space="preserve"> PAGEREF _Toc243842322 \h </w:instrText>
+          <w:instrText xml:space="preserve"> PAGEREF _Toc243842328 \h </w:instrText>
         </w:r>
         <w:r>
           <w:rPr>
@@ -4779,7 +4901,7 @@
             <w:noProof/>
             <w:webHidden/>
           </w:rPr>
-          <w:t>28</w:t>
+          <w:t>30</w:t>
         </w:r>
         <w:r>
           <w:rPr>
@@ -4800,7 +4922,7 @@
           <w:noProof/>
         </w:rPr>
       </w:pPr>
-      <w:hyperlink w:anchor="_Toc243842323" w:history="1">
+      <w:hyperlink w:anchor="_Toc243842329" w:history="1">
         <w:r>
           <w:rPr>
             <w:rStyle w:val="aff9"/>
@@ -4827,7 +4949,7 @@
             <w:noProof/>
             <w:webHidden/>
           </w:rPr>
-          <w:instrText xml:space="preserve"> PAGEREF _Toc243842323 \h </w:instrText>
+          <w:instrText xml:space="preserve"> PAGEREF _Toc243842329 \h </w:instrText>
         </w:r>
         <w:r>
           <w:rPr>
@@ -4847,7 +4969,7 @@
             <w:noProof/>
             <w:webHidden/>
           </w:rPr>
-          <w:t>28</w:t>
+          <w:t>30</w:t>
         </w:r>
         <w:r>
           <w:rPr>
@@ -4868,7 +4990,7 @@
           <w:noProof/>
         </w:rPr>
       </w:pPr>
-      <w:hyperlink w:anchor="_Toc243842324" w:history="1">
+      <w:hyperlink w:anchor="_Toc243842330" w:history="1">
         <w:r>
           <w:rPr>
             <w:rStyle w:val="aff9"/>
@@ -4895,7 +5017,7 @@
             <w:noProof/>
             <w:webHidden/>
           </w:rPr>
-          <w:instrText xml:space="preserve"> PAGEREF _Toc243842324 \h </w:instrText>
+          <w:instrText xml:space="preserve"> PAGEREF _Toc243842330 \h </w:instrText>
         </w:r>
         <w:r>
           <w:rPr>
@@ -4915,7 +5037,7 @@
             <w:noProof/>
             <w:webHidden/>
           </w:rPr>
-          <w:t>28</w:t>
+          <w:t>30</w:t>
         </w:r>
         <w:r>
           <w:rPr>
@@ -4936,7 +5058,7 @@
           <w:noProof/>
         </w:rPr>
       </w:pPr>
-      <w:hyperlink w:anchor="_Toc243842325" w:history="1">
+      <w:hyperlink w:anchor="_Toc243842331" w:history="1">
         <w:r>
           <w:rPr>
             <w:rStyle w:val="aff9"/>
@@ -4963,7 +5085,7 @@
             <w:noProof/>
             <w:webHidden/>
           </w:rPr>
-          <w:instrText xml:space="preserve"> PAGEREF _Toc243842325 \h </w:instrText>
+          <w:instrText xml:space="preserve"> PAGEREF _Toc243842331 \h </w:instrText>
         </w:r>
         <w:r>
           <w:rPr>
@@ -4983,7 +5105,7 @@
             <w:noProof/>
             <w:webHidden/>
           </w:rPr>
-          <w:t>30</w:t>
+          <w:t>32</w:t>
         </w:r>
         <w:r>
           <w:rPr>
@@ -5004,7 +5126,7 @@
           <w:noProof/>
         </w:rPr>
       </w:pPr>
-      <w:hyperlink w:anchor="_Toc243842326" w:history="1">
+      <w:hyperlink w:anchor="_Toc243842332" w:history="1">
         <w:r>
           <w:rPr>
             <w:rStyle w:val="aff9"/>
@@ -5031,7 +5153,7 @@
             <w:noProof/>
             <w:webHidden/>
           </w:rPr>
-          <w:instrText xml:space="preserve"> PAGEREF _Toc243842326 \h </w:instrText>
+          <w:instrText xml:space="preserve"> PAGEREF _Toc243842332 \h </w:instrText>
         </w:r>
         <w:r>
           <w:rPr>
@@ -5051,7 +5173,7 @@
             <w:noProof/>
             <w:webHidden/>
           </w:rPr>
-          <w:t>30</w:t>
+          <w:t>32</w:t>
         </w:r>
         <w:r>
           <w:rPr>
@@ -5072,7 +5194,7 @@
           <w:noProof/>
         </w:rPr>
       </w:pPr>
-      <w:hyperlink w:anchor="_Toc243842327" w:history="1">
+      <w:hyperlink w:anchor="_Toc243842333" w:history="1">
         <w:r>
           <w:rPr>
             <w:rStyle w:val="aff9"/>
@@ -5099,7 +5221,7 @@
             <w:noProof/>
             <w:webHidden/>
           </w:rPr>
-          <w:instrText xml:space="preserve"> PAGEREF _Toc243842327 \h </w:instrText>
+          <w:instrText xml:space="preserve"> PAGEREF _Toc243842333 \h </w:instrText>
         </w:r>
         <w:r>
           <w:rPr>
@@ -5119,7 +5241,7 @@
             <w:noProof/>
             <w:webHidden/>
           </w:rPr>
-          <w:t>30</w:t>
+          <w:t>32</w:t>
         </w:r>
         <w:r>
           <w:rPr>
@@ -5140,7 +5262,7 @@
           <w:noProof/>
         </w:rPr>
       </w:pPr>
-      <w:hyperlink w:anchor="_Toc243842328" w:history="1">
+      <w:hyperlink w:anchor="_Toc243842334" w:history="1">
         <w:r>
           <w:rPr>
             <w:rStyle w:val="aff9"/>
@@ -5167,7 +5289,7 @@
             <w:noProof/>
             <w:webHidden/>
           </w:rPr>
-          <w:instrText xml:space="preserve"> PAGEREF _Toc243842328 \h </w:instrText>
+          <w:instrText xml:space="preserve"> PAGEREF _Toc243842334 \h </w:instrText>
         </w:r>
         <w:r>
           <w:rPr>
@@ -5187,7 +5309,7 @@
             <w:noProof/>
             <w:webHidden/>
           </w:rPr>
-          <w:t>31</w:t>
+          <w:t>33</w:t>
         </w:r>
         <w:r>
           <w:rPr>
@@ -5208,7 +5330,7 @@
           <w:noProof/>
         </w:rPr>
       </w:pPr>
-      <w:hyperlink w:anchor="_Toc243842329" w:history="1">
+      <w:hyperlink w:anchor="_Toc243842335" w:history="1">
         <w:r>
           <w:rPr>
             <w:rStyle w:val="aff9"/>
@@ -5235,7 +5357,7 @@
             <w:noProof/>
             <w:webHidden/>
           </w:rPr>
-          <w:instrText xml:space="preserve"> PAGEREF _Toc243842329 \h </w:instrText>
+          <w:instrText xml:space="preserve"> PAGEREF _Toc243842335 \h </w:instrText>
         </w:r>
         <w:r>
           <w:rPr>
@@ -5255,7 +5377,7 @@
             <w:noProof/>
             <w:webHidden/>
           </w:rPr>
-          <w:t>32</w:t>
+          <w:t>34</w:t>
         </w:r>
         <w:r>
           <w:rPr>
@@ -5276,7 +5398,7 @@
           <w:noProof/>
         </w:rPr>
       </w:pPr>
-      <w:hyperlink w:anchor="_Toc243842330" w:history="1">
+      <w:hyperlink w:anchor="_Toc243842336" w:history="1">
         <w:r>
           <w:rPr>
             <w:rStyle w:val="aff9"/>
@@ -5303,7 +5425,7 @@
             <w:noProof/>
             <w:webHidden/>
           </w:rPr>
-          <w:instrText xml:space="preserve"> PAGEREF _Toc243842330 \h </w:instrText>
+          <w:instrText xml:space="preserve"> PAGEREF _Toc243842336 \h </w:instrText>
         </w:r>
         <w:r>
           <w:rPr>
@@ -5323,7 +5445,7 @@
             <w:noProof/>
             <w:webHidden/>
           </w:rPr>
-          <w:t>32</w:t>
+          <w:t>34</w:t>
         </w:r>
         <w:r>
           <w:rPr>
@@ -5344,7 +5466,7 @@
           <w:noProof/>
         </w:rPr>
       </w:pPr>
-      <w:hyperlink w:anchor="_Toc243842331" w:history="1">
+      <w:hyperlink w:anchor="_Toc243842337" w:history="1">
         <w:r>
           <w:rPr>
             <w:rStyle w:val="aff9"/>
@@ -5371,7 +5493,7 @@
             <w:noProof/>
             <w:webHidden/>
           </w:rPr>
-          <w:instrText xml:space="preserve"> PAGEREF _Toc243842331 \h </w:instrText>
+          <w:instrText xml:space="preserve"> PAGEREF _Toc243842337 \h </w:instrText>
         </w:r>
         <w:r>
           <w:rPr>
@@ -5391,7 +5513,7 @@
             <w:noProof/>
             <w:webHidden/>
           </w:rPr>
-          <w:t>33</w:t>
+          <w:t>35</w:t>
         </w:r>
         <w:r>
           <w:rPr>
@@ -5412,7 +5534,7 @@
           <w:noProof/>
         </w:rPr>
       </w:pPr>
-      <w:hyperlink w:anchor="_Toc243842332" w:history="1">
+      <w:hyperlink w:anchor="_Toc243842338" w:history="1">
         <w:r>
           <w:rPr>
             <w:rStyle w:val="aff9"/>
@@ -5439,7 +5561,7 @@
             <w:noProof/>
             <w:webHidden/>
           </w:rPr>
-          <w:instrText xml:space="preserve"> PAGEREF _Toc243842332 \h </w:instrText>
+          <w:instrText xml:space="preserve"> PAGEREF _Toc243842338 \h </w:instrText>
         </w:r>
         <w:r>
           <w:rPr>
@@ -5459,7 +5581,7 @@
             <w:noProof/>
             <w:webHidden/>
           </w:rPr>
-          <w:t>33</w:t>
+          <w:t>35</w:t>
         </w:r>
         <w:r>
           <w:rPr>
@@ -5480,7 +5602,7 @@
           <w:noProof/>
         </w:rPr>
       </w:pPr>
-      <w:hyperlink w:anchor="_Toc243842333" w:history="1">
+      <w:hyperlink w:anchor="_Toc243842339" w:history="1">
         <w:r>
           <w:rPr>
             <w:rStyle w:val="aff9"/>
@@ -5507,7 +5629,7 @@
             <w:noProof/>
             <w:webHidden/>
           </w:rPr>
-          <w:instrText xml:space="preserve"> PAGEREF _Toc243842333 \h </w:instrText>
+          <w:instrText xml:space="preserve"> PAGEREF _Toc243842339 \h </w:instrText>
         </w:r>
         <w:r>
           <w:rPr>
@@ -5527,7 +5649,7 @@
             <w:noProof/>
             <w:webHidden/>
           </w:rPr>
-          <w:t>33</w:t>
+          <w:t>35</w:t>
         </w:r>
         <w:r>
           <w:rPr>
@@ -5548,7 +5670,7 @@
           <w:noProof/>
         </w:rPr>
       </w:pPr>
-      <w:hyperlink w:anchor="_Toc243842334" w:history="1">
+      <w:hyperlink w:anchor="_Toc243842340" w:history="1">
         <w:r>
           <w:rPr>
             <w:rStyle w:val="aff9"/>
@@ -5575,7 +5697,7 @@
             <w:noProof/>
             <w:webHidden/>
           </w:rPr>
-          <w:instrText xml:space="preserve"> PAGEREF _Toc243842334 \h </w:instrText>
+          <w:instrText xml:space="preserve"> PAGEREF _Toc243842340 \h </w:instrText>
         </w:r>
         <w:r>
           <w:rPr>
@@ -5595,7 +5717,7 @@
             <w:noProof/>
             <w:webHidden/>
           </w:rPr>
-          <w:t>34</w:t>
+          <w:t>36</w:t>
         </w:r>
         <w:r>
           <w:rPr>
@@ -5616,7 +5738,7 @@
           <w:noProof/>
         </w:rPr>
       </w:pPr>
-      <w:hyperlink w:anchor="_Toc243842335" w:history="1">
+      <w:hyperlink w:anchor="_Toc243842341" w:history="1">
         <w:r>
           <w:rPr>
             <w:rStyle w:val="aff9"/>
@@ -5643,7 +5765,7 @@
             <w:noProof/>
             <w:webHidden/>
           </w:rPr>
-          <w:instrText xml:space="preserve"> PAGEREF _Toc243842335 \h </w:instrText>
+          <w:instrText xml:space="preserve"> PAGEREF _Toc243842341 \h </w:instrText>
         </w:r>
         <w:r>
           <w:rPr>
@@ -5663,7 +5785,7 @@
             <w:noProof/>
             <w:webHidden/>
           </w:rPr>
-          <w:t>35</w:t>
+          <w:t>37</w:t>
         </w:r>
         <w:r>
           <w:rPr>
@@ -5684,7 +5806,7 @@
           <w:noProof/>
         </w:rPr>
       </w:pPr>
-      <w:hyperlink w:anchor="_Toc243842336" w:history="1">
+      <w:hyperlink w:anchor="_Toc243842342" w:history="1">
         <w:r>
           <w:rPr>
             <w:rStyle w:val="aff9"/>
@@ -5711,7 +5833,7 @@
             <w:noProof/>
             <w:webHidden/>
           </w:rPr>
-          <w:instrText xml:space="preserve"> PAGEREF _Toc243842336 \h </w:instrText>
+          <w:instrText xml:space="preserve"> PAGEREF _Toc243842342 \h </w:instrText>
         </w:r>
         <w:r>
           <w:rPr>
@@ -5731,7 +5853,7 @@
             <w:noProof/>
             <w:webHidden/>
           </w:rPr>
-          <w:t>36</w:t>
+          <w:t>38</w:t>
         </w:r>
         <w:r>
           <w:rPr>
@@ -5752,7 +5874,7 @@
           <w:noProof/>
         </w:rPr>
       </w:pPr>
-      <w:hyperlink w:anchor="_Toc243842337" w:history="1">
+      <w:hyperlink w:anchor="_Toc243842343" w:history="1">
         <w:r>
           <w:rPr>
             <w:rStyle w:val="aff9"/>
@@ -5779,7 +5901,7 @@
             <w:noProof/>
             <w:webHidden/>
           </w:rPr>
-          <w:instrText xml:space="preserve"> PAGEREF _Toc243842337 \h </w:instrText>
+          <w:instrText xml:space="preserve"> PAGEREF _Toc243842343 \h </w:instrText>
         </w:r>
         <w:r>
           <w:rPr>
@@ -5799,7 +5921,7 @@
             <w:noProof/>
             <w:webHidden/>
           </w:rPr>
-          <w:t>37</w:t>
+          <w:t>39</w:t>
         </w:r>
         <w:r>
           <w:rPr>
@@ -5820,7 +5942,7 @@
           <w:noProof/>
         </w:rPr>
       </w:pPr>
-      <w:hyperlink w:anchor="_Toc243842338" w:history="1">
+      <w:hyperlink w:anchor="_Toc243842344" w:history="1">
         <w:r>
           <w:rPr>
             <w:rStyle w:val="aff9"/>
@@ -5847,7 +5969,7 @@
             <w:noProof/>
             <w:webHidden/>
           </w:rPr>
-          <w:instrText xml:space="preserve"> PAGEREF _Toc243842338 \h </w:instrText>
+          <w:instrText xml:space="preserve"> PAGEREF _Toc243842344 \h </w:instrText>
         </w:r>
         <w:r>
           <w:rPr>
@@ -5867,7 +5989,7 @@
             <w:noProof/>
             <w:webHidden/>
           </w:rPr>
-          <w:t>37</w:t>
+          <w:t>39</w:t>
         </w:r>
         <w:r>
           <w:rPr>
@@ -5888,7 +6010,7 @@
           <w:noProof/>
         </w:rPr>
       </w:pPr>
-      <w:hyperlink w:anchor="_Toc243842339" w:history="1">
+      <w:hyperlink w:anchor="_Toc243842345" w:history="1">
         <w:r>
           <w:rPr>
             <w:rStyle w:val="aff9"/>
@@ -5915,7 +6037,7 @@
             <w:noProof/>
             <w:webHidden/>
           </w:rPr>
-          <w:instrText xml:space="preserve"> PAGEREF _Toc243842339 \h </w:instrText>
+          <w:instrText xml:space="preserve"> PAGEREF _Toc243842345 \h </w:instrText>
         </w:r>
         <w:r>
           <w:rPr>
@@ -5935,7 +6057,7 @@
             <w:noProof/>
             <w:webHidden/>
           </w:rPr>
-          <w:t>37</w:t>
+          <w:t>39</w:t>
         </w:r>
         <w:r>
           <w:rPr>
@@ -5956,7 +6078,7 @@
           <w:noProof/>
         </w:rPr>
       </w:pPr>
-      <w:hyperlink w:anchor="_Toc243842340" w:history="1">
+      <w:hyperlink w:anchor="_Toc243842346" w:history="1">
         <w:r>
           <w:rPr>
             <w:rStyle w:val="aff9"/>
@@ -5983,7 +6105,7 @@
             <w:noProof/>
             <w:webHidden/>
           </w:rPr>
-          <w:instrText xml:space="preserve"> PAGEREF _Toc243842340 \h </w:instrText>
+          <w:instrText xml:space="preserve"> PAGEREF _Toc243842346 \h </w:instrText>
         </w:r>
         <w:r>
           <w:rPr>
@@ -6003,7 +6125,7 @@
             <w:noProof/>
             <w:webHidden/>
           </w:rPr>
-          <w:t>38</w:t>
+          <w:t>40</w:t>
         </w:r>
         <w:r>
           <w:rPr>
@@ -6024,7 +6146,7 @@
           <w:noProof/>
         </w:rPr>
       </w:pPr>
-      <w:hyperlink w:anchor="_Toc243842341" w:history="1">
+      <w:hyperlink w:anchor="_Toc243842347" w:history="1">
         <w:r>
           <w:rPr>
             <w:rStyle w:val="aff9"/>
@@ -6051,7 +6173,7 @@
             <w:noProof/>
             <w:webHidden/>
           </w:rPr>
-          <w:instrText xml:space="preserve"> PAGEREF _Toc243842341 \h </w:instrText>
+          <w:instrText xml:space="preserve"> PAGEREF _Toc243842347 \h </w:instrText>
         </w:r>
         <w:r>
           <w:rPr>
@@ -6071,7 +6193,7 @@
             <w:noProof/>
             <w:webHidden/>
           </w:rPr>
-          <w:t>38</w:t>
+          <w:t>40</w:t>
         </w:r>
         <w:r>
           <w:rPr>
@@ -6092,7 +6214,7 @@
           <w:noProof/>
         </w:rPr>
       </w:pPr>
-      <w:hyperlink w:anchor="_Toc243842342" w:history="1">
+      <w:hyperlink w:anchor="_Toc243842348" w:history="1">
         <w:r>
           <w:rPr>
             <w:rStyle w:val="aff9"/>
@@ -6119,7 +6241,7 @@
             <w:noProof/>
             <w:webHidden/>
           </w:rPr>
-          <w:instrText xml:space="preserve"> PAGEREF _Toc243842342 \h </w:instrText>
+          <w:instrText xml:space="preserve"> PAGEREF _Toc243842348 \h </w:instrText>
         </w:r>
         <w:r>
           <w:rPr>
@@ -6139,7 +6261,7 @@
             <w:noProof/>
             <w:webHidden/>
           </w:rPr>
-          <w:t>40</w:t>
+          <w:t>42</w:t>
         </w:r>
         <w:r>
           <w:rPr>
@@ -6160,7 +6282,7 @@
           <w:noProof/>
         </w:rPr>
       </w:pPr>
-      <w:hyperlink w:anchor="_Toc243842343" w:history="1">
+      <w:hyperlink w:anchor="_Toc243842349" w:history="1">
         <w:r>
           <w:rPr>
             <w:rStyle w:val="aff9"/>
@@ -6187,7 +6309,7 @@
             <w:noProof/>
             <w:webHidden/>
           </w:rPr>
-          <w:instrText xml:space="preserve"> PAGEREF _Toc243842343 \h </w:instrText>
+          <w:instrText xml:space="preserve"> PAGEREF _Toc243842349 \h </w:instrText>
         </w:r>
         <w:r>
           <w:rPr>
@@ -6207,7 +6329,7 @@
             <w:noProof/>
             <w:webHidden/>
           </w:rPr>
-          <w:t>41</w:t>
+          <w:t>43</w:t>
         </w:r>
         <w:r>
           <w:rPr>
@@ -6228,7 +6350,7 @@
           <w:noProof/>
         </w:rPr>
       </w:pPr>
-      <w:hyperlink w:anchor="_Toc243842344" w:history="1">
+      <w:hyperlink w:anchor="_Toc243842350" w:history="1">
         <w:r>
           <w:rPr>
             <w:rStyle w:val="aff9"/>
@@ -6255,7 +6377,7 @@
             <w:noProof/>
             <w:webHidden/>
           </w:rPr>
-          <w:instrText xml:space="preserve"> PAGEREF _Toc243842344 \h </w:instrText>
+          <w:instrText xml:space="preserve"> PAGEREF _Toc243842350 \h </w:instrText>
         </w:r>
         <w:r>
           <w:rPr>
@@ -6275,7 +6397,7 @@
             <w:noProof/>
             <w:webHidden/>
           </w:rPr>
-          <w:t>41</w:t>
+          <w:t>43</w:t>
         </w:r>
         <w:r>
           <w:rPr>
@@ -6296,7 +6418,7 @@
           <w:noProof/>
         </w:rPr>
       </w:pPr>
-      <w:hyperlink w:anchor="_Toc243842345" w:history="1">
+      <w:hyperlink w:anchor="_Toc243842351" w:history="1">
         <w:r>
           <w:rPr>
             <w:rStyle w:val="aff9"/>
@@ -6323,7 +6445,7 @@
             <w:noProof/>
             <w:webHidden/>
           </w:rPr>
-          <w:instrText xml:space="preserve"> PAGEREF _Toc243842345 \h </w:instrText>
+          <w:instrText xml:space="preserve"> PAGEREF _Toc243842351 \h </w:instrText>
         </w:r>
         <w:r>
           <w:rPr>
@@ -6343,7 +6465,7 @@
             <w:noProof/>
             <w:webHidden/>
           </w:rPr>
-          <w:t>42</w:t>
+          <w:t>44</w:t>
         </w:r>
         <w:r>
           <w:rPr>
@@ -6364,7 +6486,7 @@
           <w:noProof/>
         </w:rPr>
       </w:pPr>
-      <w:hyperlink w:anchor="_Toc243842346" w:history="1">
+      <w:hyperlink w:anchor="_Toc243842352" w:history="1">
         <w:r>
           <w:rPr>
             <w:rStyle w:val="aff9"/>
@@ -6391,7 +6513,7 @@
             <w:noProof/>
             <w:webHidden/>
           </w:rPr>
-          <w:instrText xml:space="preserve"> PAGEREF _Toc243842346 \h </w:instrText>
+          <w:instrText xml:space="preserve"> PAGEREF _Toc243842352 \h </w:instrText>
         </w:r>
         <w:r>
           <w:rPr>
@@ -6411,7 +6533,7 @@
             <w:noProof/>
             <w:webHidden/>
           </w:rPr>
-          <w:t>42</w:t>
+          <w:t>44</w:t>
         </w:r>
         <w:r>
           <w:rPr>
@@ -6432,7 +6554,7 @@
           <w:noProof/>
         </w:rPr>
       </w:pPr>
-      <w:hyperlink w:anchor="_Toc243842347" w:history="1">
+      <w:hyperlink w:anchor="_Toc243842353" w:history="1">
         <w:r>
           <w:rPr>
             <w:rStyle w:val="aff9"/>
@@ -6459,7 +6581,7 @@
             <w:noProof/>
             <w:webHidden/>
           </w:rPr>
-          <w:instrText xml:space="preserve"> PAGEREF _Toc243842347 \h </w:instrText>
+          <w:instrText xml:space="preserve"> PAGEREF _Toc243842353 \h </w:instrText>
         </w:r>
         <w:r>
           <w:rPr>
@@ -6479,7 +6601,7 @@
             <w:noProof/>
             <w:webHidden/>
           </w:rPr>
-          <w:t>43</w:t>
+          <w:t>45</w:t>
         </w:r>
         <w:r>
           <w:rPr>
@@ -6500,7 +6622,7 @@
           <w:noProof/>
         </w:rPr>
       </w:pPr>
-      <w:hyperlink w:anchor="_Toc243842348" w:history="1">
+      <w:hyperlink w:anchor="_Toc243842354" w:history="1">
         <w:r>
           <w:rPr>
             <w:rStyle w:val="aff9"/>
@@ -6527,7 +6649,7 @@
             <w:noProof/>
             <w:webHidden/>
           </w:rPr>
-          <w:instrText xml:space="preserve"> PAGEREF _Toc243842348 \h </w:instrText>
+          <w:instrText xml:space="preserve"> PAGEREF _Toc243842354 \h </w:instrText>
         </w:r>
         <w:r>
           <w:rPr>
@@ -6547,7 +6669,7 @@
             <w:noProof/>
             <w:webHidden/>
           </w:rPr>
-          <w:t>44</w:t>
+          <w:t>46</w:t>
         </w:r>
         <w:r>
           <w:rPr>
@@ -6568,7 +6690,7 @@
           <w:noProof/>
         </w:rPr>
       </w:pPr>
-      <w:hyperlink w:anchor="_Toc243842349" w:history="1">
+      <w:hyperlink w:anchor="_Toc243842355" w:history="1">
         <w:r>
           <w:rPr>
             <w:rStyle w:val="aff9"/>
@@ -6595,7 +6717,7 @@
             <w:noProof/>
             <w:webHidden/>
           </w:rPr>
-          <w:instrText xml:space="preserve"> PAGEREF _Toc243842349 \h </w:instrText>
+          <w:instrText xml:space="preserve"> PAGEREF _Toc243842355 \h </w:instrText>
         </w:r>
         <w:r>
           <w:rPr>
@@ -6615,7 +6737,7 @@
             <w:noProof/>
             <w:webHidden/>
           </w:rPr>
-          <w:t>44</w:t>
+          <w:t>46</w:t>
         </w:r>
         <w:r>
           <w:rPr>
@@ -6636,7 +6758,7 @@
           <w:noProof/>
         </w:rPr>
       </w:pPr>
-      <w:hyperlink w:anchor="_Toc243842350" w:history="1">
+      <w:hyperlink w:anchor="_Toc243842356" w:history="1">
         <w:r>
           <w:rPr>
             <w:rStyle w:val="aff9"/>
@@ -6663,7 +6785,7 @@
             <w:noProof/>
             <w:webHidden/>
           </w:rPr>
-          <w:instrText xml:space="preserve"> PAGEREF _Toc243842350 \h </w:instrText>
+          <w:instrText xml:space="preserve"> PAGEREF _Toc243842356 \h </w:instrText>
         </w:r>
         <w:r>
           <w:rPr>
@@ -6683,7 +6805,7 @@
             <w:noProof/>
             <w:webHidden/>
           </w:rPr>
-          <w:t>46</w:t>
+          <w:t>48</w:t>
         </w:r>
         <w:r>
           <w:rPr>
@@ -6704,7 +6826,7 @@
           <w:noProof/>
         </w:rPr>
       </w:pPr>
-      <w:hyperlink w:anchor="_Toc243842351" w:history="1">
+      <w:hyperlink w:anchor="_Toc243842357" w:history="1">
         <w:r>
           <w:rPr>
             <w:rStyle w:val="aff9"/>
@@ -6731,7 +6853,7 @@
             <w:noProof/>
             <w:webHidden/>
           </w:rPr>
-          <w:instrText xml:space="preserve"> PAGEREF _Toc243842351 \h </w:instrText>
+          <w:instrText xml:space="preserve"> PAGEREF _Toc243842357 \h </w:instrText>
         </w:r>
         <w:r>
           <w:rPr>
@@ -6751,7 +6873,7 @@
             <w:noProof/>
             <w:webHidden/>
           </w:rPr>
-          <w:t>46</w:t>
+          <w:t>48</w:t>
         </w:r>
         <w:r>
           <w:rPr>
@@ -6772,7 +6894,7 @@
           <w:noProof/>
         </w:rPr>
       </w:pPr>
-      <w:hyperlink w:anchor="_Toc243842352" w:history="1">
+      <w:hyperlink w:anchor="_Toc243842358" w:history="1">
         <w:r>
           <w:rPr>
             <w:rStyle w:val="aff9"/>
@@ -6799,7 +6921,7 @@
             <w:noProof/>
             <w:webHidden/>
           </w:rPr>
-          <w:instrText xml:space="preserve"> PAGEREF _Toc243842352 \h </w:instrText>
+          <w:instrText xml:space="preserve"> PAGEREF _Toc243842358 \h </w:instrText>
         </w:r>
         <w:r>
           <w:rPr>
@@ -6819,7 +6941,7 @@
             <w:noProof/>
             <w:webHidden/>
           </w:rPr>
-          <w:t>46</w:t>
+          <w:t>48</w:t>
         </w:r>
         <w:r>
           <w:rPr>
@@ -6840,7 +6962,7 @@
           <w:noProof/>
         </w:rPr>
       </w:pPr>
-      <w:hyperlink w:anchor="_Toc243842353" w:history="1">
+      <w:hyperlink w:anchor="_Toc243842359" w:history="1">
         <w:r>
           <w:rPr>
             <w:rStyle w:val="aff9"/>
@@ -6867,7 +6989,7 @@
             <w:noProof/>
             <w:webHidden/>
           </w:rPr>
-          <w:instrText xml:space="preserve"> PAGEREF _Toc243842353 \h </w:instrText>
+          <w:instrText xml:space="preserve"> PAGEREF _Toc243842359 \h </w:instrText>
         </w:r>
         <w:r>
           <w:rPr>
@@ -6887,7 +7009,7 @@
             <w:noProof/>
             <w:webHidden/>
           </w:rPr>
-          <w:t>47</w:t>
+          <w:t>49</w:t>
         </w:r>
         <w:r>
           <w:rPr>
@@ -6908,7 +7030,7 @@
           <w:noProof/>
         </w:rPr>
       </w:pPr>
-      <w:hyperlink w:anchor="_Toc243842354" w:history="1">
+      <w:hyperlink w:anchor="_Toc243842360" w:history="1">
         <w:r>
           <w:rPr>
             <w:rStyle w:val="aff9"/>
@@ -6935,7 +7057,7 @@
             <w:noProof/>
             <w:webHidden/>
           </w:rPr>
-          <w:instrText xml:space="preserve"> PAGEREF _Toc243842354 \h </w:instrText>
+          <w:instrText xml:space="preserve"> PAGEREF _Toc243842360 \h </w:instrText>
         </w:r>
         <w:r>
           <w:rPr>
@@ -6955,7 +7077,7 @@
             <w:noProof/>
             <w:webHidden/>
           </w:rPr>
-          <w:t>48</w:t>
+          <w:t>50</w:t>
         </w:r>
         <w:r>
           <w:rPr>
@@ -6976,7 +7098,7 @@
           <w:noProof/>
         </w:rPr>
       </w:pPr>
-      <w:hyperlink w:anchor="_Toc243842355" w:history="1">
+      <w:hyperlink w:anchor="_Toc243842361" w:history="1">
         <w:r>
           <w:rPr>
             <w:rStyle w:val="aff9"/>
@@ -7003,7 +7125,7 @@
             <w:noProof/>
             <w:webHidden/>
           </w:rPr>
-          <w:instrText xml:space="preserve"> PAGEREF _Toc243842355 \h </w:instrText>
+          <w:instrText xml:space="preserve"> PAGEREF _Toc243842361 \h </w:instrText>
         </w:r>
         <w:r>
           <w:rPr>
@@ -7023,7 +7145,7 @@
             <w:noProof/>
             <w:webHidden/>
           </w:rPr>
-          <w:t>48</w:t>
+          <w:t>50</w:t>
         </w:r>
         <w:r>
           <w:rPr>
@@ -7044,7 +7166,7 @@
           <w:noProof/>
         </w:rPr>
       </w:pPr>
-      <w:hyperlink w:anchor="_Toc243842356" w:history="1">
+      <w:hyperlink w:anchor="_Toc243842362" w:history="1">
         <w:r>
           <w:rPr>
             <w:rStyle w:val="aff9"/>
@@ -7071,7 +7193,7 @@
             <w:noProof/>
             <w:webHidden/>
           </w:rPr>
-          <w:instrText xml:space="preserve"> PAGEREF _Toc243842356 \h </w:instrText>
+          <w:instrText xml:space="preserve"> PAGEREF _Toc243842362 \h </w:instrText>
         </w:r>
         <w:r>
           <w:rPr>
@@ -7091,7 +7213,7 @@
             <w:noProof/>
             <w:webHidden/>
           </w:rPr>
-          <w:t>48</w:t>
+          <w:t>50</w:t>
         </w:r>
         <w:r>
           <w:rPr>
@@ -7112,7 +7234,7 @@
           <w:noProof/>
         </w:rPr>
       </w:pPr>
-      <w:hyperlink w:anchor="_Toc243842357" w:history="1">
+      <w:hyperlink w:anchor="_Toc243842363" w:history="1">
         <w:r>
           <w:rPr>
             <w:rStyle w:val="aff9"/>
@@ -7139,7 +7261,7 @@
             <w:noProof/>
             <w:webHidden/>
           </w:rPr>
-          <w:instrText xml:space="preserve"> PAGEREF _Toc243842357 \h </w:instrText>
+          <w:instrText xml:space="preserve"> PAGEREF _Toc243842363 \h </w:instrText>
         </w:r>
         <w:r>
           <w:rPr>
@@ -7159,7 +7281,7 @@
             <w:noProof/>
             <w:webHidden/>
           </w:rPr>
-          <w:t>49</w:t>
+          <w:t>51</w:t>
         </w:r>
         <w:r>
           <w:rPr>
@@ -7180,7 +7302,7 @@
           <w:noProof/>
         </w:rPr>
       </w:pPr>
-      <w:hyperlink w:anchor="_Toc243842358" w:history="1">
+      <w:hyperlink w:anchor="_Toc243842364" w:history="1">
         <w:r>
           <w:rPr>
             <w:rStyle w:val="aff9"/>
@@ -7207,7 +7329,7 @@
             <w:noProof/>
             <w:webHidden/>
           </w:rPr>
-          <w:instrText xml:space="preserve"> PAGEREF _Toc243842358 \h </w:instrText>
+          <w:instrText xml:space="preserve"> PAGEREF _Toc243842364 \h </w:instrText>
         </w:r>
         <w:r>
           <w:rPr>
@@ -7227,7 +7349,7 @@
             <w:noProof/>
             <w:webHidden/>
           </w:rPr>
-          <w:t>49</w:t>
+          <w:t>51</w:t>
         </w:r>
         <w:r>
           <w:rPr>
@@ -7248,7 +7370,7 @@
           <w:noProof/>
         </w:rPr>
       </w:pPr>
-      <w:hyperlink w:anchor="_Toc243842359" w:history="1">
+      <w:hyperlink w:anchor="_Toc243842365" w:history="1">
         <w:r>
           <w:rPr>
             <w:rStyle w:val="aff9"/>
@@ -7275,7 +7397,7 @@
             <w:noProof/>
             <w:webHidden/>
           </w:rPr>
-          <w:instrText xml:space="preserve"> PAGEREF _Toc243842359 \h </w:instrText>
+          <w:instrText xml:space="preserve"> PAGEREF _Toc243842365 \h </w:instrText>
         </w:r>
         <w:r>
           <w:rPr>
@@ -7295,7 +7417,7 @@
             <w:noProof/>
             <w:webHidden/>
           </w:rPr>
-          <w:t>50</w:t>
+          <w:t>52</w:t>
         </w:r>
         <w:r>
           <w:rPr>
@@ -7316,7 +7438,7 @@
           <w:noProof/>
         </w:rPr>
       </w:pPr>
-      <w:hyperlink w:anchor="_Toc243842360" w:history="1">
+      <w:hyperlink w:anchor="_Toc243842366" w:history="1">
         <w:r>
           <w:rPr>
             <w:rStyle w:val="aff9"/>
@@ -7343,7 +7465,7 @@
             <w:noProof/>
             <w:webHidden/>
           </w:rPr>
-          <w:instrText xml:space="preserve"> PAGEREF _Toc243842360 \h </w:instrText>
+          <w:instrText xml:space="preserve"> PAGEREF _Toc243842366 \h </w:instrText>
         </w:r>
         <w:r>
           <w:rPr>
@@ -7363,7 +7485,7 @@
             <w:noProof/>
             <w:webHidden/>
           </w:rPr>
-          <w:t>51</w:t>
+          <w:t>53</w:t>
         </w:r>
         <w:r>
           <w:rPr>
@@ -7384,7 +7506,7 @@
           <w:noProof/>
         </w:rPr>
       </w:pPr>
-      <w:hyperlink w:anchor="_Toc243842361" w:history="1">
+      <w:hyperlink w:anchor="_Toc243842367" w:history="1">
         <w:r>
           <w:rPr>
             <w:rStyle w:val="aff9"/>
@@ -7411,7 +7533,7 @@
             <w:noProof/>
             <w:webHidden/>
           </w:rPr>
-          <w:instrText xml:space="preserve"> PAGEREF _Toc243842361 \h </w:instrText>
+          <w:instrText xml:space="preserve"> PAGEREF _Toc243842367 \h </w:instrText>
         </w:r>
         <w:r>
           <w:rPr>
@@ -7431,7 +7553,7 @@
             <w:noProof/>
             <w:webHidden/>
           </w:rPr>
-          <w:t>52</w:t>
+          <w:t>54</w:t>
         </w:r>
         <w:r>
           <w:rPr>
@@ -7452,7 +7574,7 @@
           <w:noProof/>
         </w:rPr>
       </w:pPr>
-      <w:hyperlink w:anchor="_Toc243842362" w:history="1">
+      <w:hyperlink w:anchor="_Toc243842368" w:history="1">
         <w:r>
           <w:rPr>
             <w:rStyle w:val="aff9"/>
@@ -7479,7 +7601,7 @@
             <w:noProof/>
             <w:webHidden/>
           </w:rPr>
-          <w:instrText xml:space="preserve"> PAGEREF _Toc243842362 \h </w:instrText>
+          <w:instrText xml:space="preserve"> PAGEREF _Toc243842368 \h </w:instrText>
         </w:r>
         <w:r>
           <w:rPr>
@@ -7499,7 +7621,7 @@
             <w:noProof/>
             <w:webHidden/>
           </w:rPr>
-          <w:t>52</w:t>
+          <w:t>54</w:t>
         </w:r>
         <w:r>
           <w:rPr>
@@ -7520,7 +7642,7 @@
           <w:noProof/>
         </w:rPr>
       </w:pPr>
-      <w:hyperlink w:anchor="_Toc243842363" w:history="1">
+      <w:hyperlink w:anchor="_Toc243842369" w:history="1">
         <w:r>
           <w:rPr>
             <w:rStyle w:val="aff9"/>
@@ -7547,7 +7669,7 @@
             <w:noProof/>
             <w:webHidden/>
           </w:rPr>
-          <w:instrText xml:space="preserve"> PAGEREF _Toc243842363 \h </w:instrText>
+          <w:instrText xml:space="preserve"> PAGEREF _Toc243842369 \h </w:instrText>
         </w:r>
         <w:r>
           <w:rPr>
@@ -7567,7 +7689,7 @@
             <w:noProof/>
             <w:webHidden/>
           </w:rPr>
-          <w:t>52</w:t>
+          <w:t>54</w:t>
         </w:r>
         <w:r>
           <w:rPr>
@@ -7588,7 +7710,7 @@
           <w:noProof/>
         </w:rPr>
       </w:pPr>
-      <w:hyperlink w:anchor="_Toc243842364" w:history="1">
+      <w:hyperlink w:anchor="_Toc243842370" w:history="1">
         <w:r>
           <w:rPr>
             <w:rStyle w:val="aff9"/>
@@ -7615,7 +7737,7 @@
             <w:noProof/>
             <w:webHidden/>
           </w:rPr>
-          <w:instrText xml:space="preserve"> PAGEREF _Toc243842364 \h </w:instrText>
+          <w:instrText xml:space="preserve"> PAGEREF _Toc243842370 \h </w:instrText>
         </w:r>
         <w:r>
           <w:rPr>
@@ -7635,7 +7757,7 @@
             <w:noProof/>
             <w:webHidden/>
           </w:rPr>
-          <w:t>54</w:t>
+          <w:t>56</w:t>
         </w:r>
         <w:r>
           <w:rPr>
@@ -7656,7 +7778,7 @@
           <w:noProof/>
         </w:rPr>
       </w:pPr>
-      <w:hyperlink w:anchor="_Toc243842365" w:history="1">
+      <w:hyperlink w:anchor="_Toc243842371" w:history="1">
         <w:r>
           <w:rPr>
             <w:rStyle w:val="aff9"/>
@@ -7683,7 +7805,7 @@
             <w:noProof/>
             <w:webHidden/>
           </w:rPr>
-          <w:instrText xml:space="preserve"> PAGEREF _Toc243842365 \h </w:instrText>
+          <w:instrText xml:space="preserve"> PAGEREF _Toc243842371 \h </w:instrText>
         </w:r>
         <w:r>
           <w:rPr>
@@ -7703,7 +7825,7 @@
             <w:noProof/>
             <w:webHidden/>
           </w:rPr>
-          <w:t>54</w:t>
+          <w:t>56</w:t>
         </w:r>
         <w:r>
           <w:rPr>
@@ -7724,7 +7846,7 @@
           <w:noProof/>
         </w:rPr>
       </w:pPr>
-      <w:hyperlink w:anchor="_Toc243842366" w:history="1">
+      <w:hyperlink w:anchor="_Toc243842372" w:history="1">
         <w:r>
           <w:rPr>
             <w:rStyle w:val="aff9"/>
@@ -7751,7 +7873,7 @@
             <w:noProof/>
             <w:webHidden/>
           </w:rPr>
-          <w:instrText xml:space="preserve"> PAGEREF _Toc243842366 \h </w:instrText>
+          <w:instrText xml:space="preserve"> PAGEREF _Toc243842372 \h </w:instrText>
         </w:r>
         <w:r>
           <w:rPr>
@@ -7771,7 +7893,7 @@
             <w:noProof/>
             <w:webHidden/>
           </w:rPr>
-          <w:t>54</w:t>
+          <w:t>56</w:t>
         </w:r>
         <w:r>
           <w:rPr>
@@ -7792,7 +7914,7 @@
           <w:noProof/>
         </w:rPr>
       </w:pPr>
-      <w:hyperlink w:anchor="_Toc243842367" w:history="1">
+      <w:hyperlink w:anchor="_Toc243842373" w:history="1">
         <w:r>
           <w:rPr>
             <w:rStyle w:val="aff9"/>
@@ -7819,7 +7941,7 @@
             <w:noProof/>
             <w:webHidden/>
           </w:rPr>
-          <w:instrText xml:space="preserve"> PAGEREF _Toc243842367 \h </w:instrText>
+          <w:instrText xml:space="preserve"> PAGEREF _Toc243842373 \h </w:instrText>
         </w:r>
         <w:r>
           <w:rPr>
@@ -7839,7 +7961,7 @@
             <w:noProof/>
             <w:webHidden/>
           </w:rPr>
-          <w:t>56</w:t>
+          <w:t>58</w:t>
         </w:r>
         <w:r>
           <w:rPr>
@@ -7860,7 +7982,7 @@
           <w:noProof/>
         </w:rPr>
       </w:pPr>
-      <w:hyperlink w:anchor="_Toc243842368" w:history="1">
+      <w:hyperlink w:anchor="_Toc243842374" w:history="1">
         <w:r>
           <w:rPr>
             <w:rStyle w:val="aff9"/>
@@ -7887,7 +8009,7 @@
             <w:noProof/>
             <w:webHidden/>
           </w:rPr>
-          <w:instrText xml:space="preserve"> PAGEREF _Toc243842368 \h </w:instrText>
+          <w:instrText xml:space="preserve"> PAGEREF _Toc243842374 \h </w:instrText>
         </w:r>
         <w:r>
           <w:rPr>
@@ -7907,7 +8029,7 @@
             <w:noProof/>
             <w:webHidden/>
           </w:rPr>
-          <w:t>56</w:t>
+          <w:t>58</w:t>
         </w:r>
         <w:r>
           <w:rPr>
@@ -7928,7 +8050,7 @@
           <w:noProof/>
         </w:rPr>
       </w:pPr>
-      <w:hyperlink w:anchor="_Toc243842369" w:history="1">
+      <w:hyperlink w:anchor="_Toc243842375" w:history="1">
         <w:r>
           <w:rPr>
             <w:rStyle w:val="aff9"/>
@@ -7955,7 +8077,7 @@
             <w:noProof/>
             <w:webHidden/>
           </w:rPr>
-          <w:instrText xml:space="preserve"> PAGEREF _Toc243842369 \h </w:instrText>
+          <w:instrText xml:space="preserve"> PAGEREF _Toc243842375 \h </w:instrText>
         </w:r>
         <w:r>
           <w:rPr>
@@ -7975,7 +8097,7 @@
             <w:noProof/>
             <w:webHidden/>
           </w:rPr>
-          <w:t>56</w:t>
+          <w:t>58</w:t>
         </w:r>
         <w:r>
           <w:rPr>
@@ -7996,7 +8118,7 @@
           <w:noProof/>
         </w:rPr>
       </w:pPr>
-      <w:hyperlink w:anchor="_Toc243842370" w:history="1">
+      <w:hyperlink w:anchor="_Toc243842376" w:history="1">
         <w:r>
           <w:rPr>
             <w:rStyle w:val="aff9"/>
@@ -8023,7 +8145,7 @@
             <w:noProof/>
             <w:webHidden/>
           </w:rPr>
-          <w:instrText xml:space="preserve"> PAGEREF _Toc243842370 \h </w:instrText>
+          <w:instrText xml:space="preserve"> PAGEREF _Toc243842376 \h </w:instrText>
         </w:r>
         <w:r>
           <w:rPr>
@@ -8043,7 +8165,7 @@
             <w:noProof/>
             <w:webHidden/>
           </w:rPr>
-          <w:t>57</w:t>
+          <w:t>59</w:t>
         </w:r>
         <w:r>
           <w:rPr>
@@ -8064,7 +8186,7 @@
           <w:noProof/>
         </w:rPr>
       </w:pPr>
-      <w:hyperlink w:anchor="_Toc243842371" w:history="1">
+      <w:hyperlink w:anchor="_Toc243842377" w:history="1">
         <w:r>
           <w:rPr>
             <w:rStyle w:val="aff9"/>
@@ -8091,7 +8213,7 @@
             <w:noProof/>
             <w:webHidden/>
           </w:rPr>
-          <w:instrText xml:space="preserve"> PAGEREF _Toc243842371 \h </w:instrText>
+          <w:instrText xml:space="preserve"> PAGEREF _Toc243842377 \h </w:instrText>
         </w:r>
         <w:r>
           <w:rPr>
@@ -8111,7 +8233,7 @@
             <w:noProof/>
             <w:webHidden/>
           </w:rPr>
-          <w:t>58</w:t>
+          <w:t>60</w:t>
         </w:r>
         <w:r>
           <w:rPr>
@@ -8136,7 +8258,7 @@
       <w:pPr>
         <w:pStyle w:val="1"/>
       </w:pPr>
-      <w:bookmarkStart w:id="0" w:name="_Toc243842269"/>
+      <w:bookmarkStart w:id="0" w:name="_Toc243842274"/>
       <w:r>
         <w:rPr>
           <w:rFonts w:ascii="微软雅黑" w:eastAsia="微软雅黑" w:hAnsi="微软雅黑"/>
@@ -8156,7 +8278,7 @@
       <w:pPr>
         <w:pStyle w:val="21"/>
       </w:pPr>
-      <w:bookmarkStart w:id="1" w:name="_Toc243842270"/>
+      <w:bookmarkStart w:id="1" w:name="_Toc243842275"/>
       <w:r>
         <w:rPr>
           <w:rFonts w:ascii="微软雅黑" w:eastAsia="微软雅黑" w:hAnsi="微软雅黑"/>
@@ -8753,7 +8875,7 @@
       <w:pPr>
         <w:pStyle w:val="21"/>
       </w:pPr>
-      <w:bookmarkStart w:id="2" w:name="_Toc243842271"/>
+      <w:bookmarkStart w:id="2" w:name="_Toc243842276"/>
       <w:r>
         <w:rPr>
           <w:rFonts w:ascii="微软雅黑" w:eastAsia="微软雅黑" w:hAnsi="微软雅黑"/>
@@ -9222,7 +9344,7 @@
       <w:pPr>
         <w:pStyle w:val="21"/>
       </w:pPr>
-      <w:bookmarkStart w:id="3" w:name="_Toc243842272"/>
+      <w:bookmarkStart w:id="3" w:name="_Toc243842277"/>
       <w:r>
         <w:rPr>
           <w:rFonts w:ascii="微软雅黑" w:eastAsia="微软雅黑" w:hAnsi="微软雅黑"/>
@@ -9324,7 +9446,7 @@
       <w:pPr>
         <w:pStyle w:val="21"/>
       </w:pPr>
-      <w:bookmarkStart w:id="4" w:name="_Toc243842273"/>
+      <w:bookmarkStart w:id="4" w:name="_Toc243842278"/>
       <w:r>
         <w:rPr>
           <w:rFonts w:ascii="微软雅黑" w:eastAsia="微软雅黑" w:hAnsi="微软雅黑"/>
@@ -10054,7 +10176,7 @@
       <w:pPr>
         <w:pStyle w:val="21"/>
       </w:pPr>
-      <w:bookmarkStart w:id="5" w:name="_Toc243842274"/>
+      <w:bookmarkStart w:id="5" w:name="_Toc243842279"/>
       <w:r>
         <w:rPr>
           <w:rFonts w:ascii="微软雅黑" w:eastAsia="微软雅黑" w:hAnsi="微软雅黑"/>
@@ -10171,7 +10293,7 @@
       <w:pPr>
         <w:pStyle w:val="21"/>
       </w:pPr>
-      <w:bookmarkStart w:id="6" w:name="_Toc243842275"/>
+      <w:bookmarkStart w:id="6" w:name="_Toc243842280"/>
       <w:r>
         <w:rPr>
           <w:rFonts w:ascii="微软雅黑" w:eastAsia="微软雅黑" w:hAnsi="微软雅黑"/>
@@ -10268,7 +10390,7 @@
       <w:pPr>
         <w:pStyle w:val="21"/>
       </w:pPr>
-      <w:bookmarkStart w:id="7" w:name="_Toc243842276"/>
+      <w:bookmarkStart w:id="7" w:name="_Toc243842281"/>
       <w:r>
         <w:rPr>
           <w:rFonts w:ascii="微软雅黑" w:eastAsia="微软雅黑" w:hAnsi="微软雅黑"/>
@@ -10326,7 +10448,7 @@
       <w:pPr>
         <w:pStyle w:val="21"/>
       </w:pPr>
-      <w:bookmarkStart w:id="8" w:name="_Toc243842277"/>
+      <w:bookmarkStart w:id="8" w:name="_Toc243842282"/>
       <w:r>
         <w:rPr>
           <w:rFonts w:ascii="微软雅黑" w:eastAsia="微软雅黑" w:hAnsi="微软雅黑"/>
@@ -10424,7 +10546,7 @@
       <w:pPr>
         <w:pStyle w:val="1"/>
       </w:pPr>
-      <w:bookmarkStart w:id="9" w:name="_Toc243842278"/>
+      <w:bookmarkStart w:id="9" w:name="_Toc243842283"/>
       <w:r>
         <w:rPr>
           <w:rFonts w:ascii="微软雅黑" w:eastAsia="微软雅黑" w:hAnsi="微软雅黑"/>
@@ -10449,7 +10571,7 @@
       <w:pPr>
         <w:pStyle w:val="21"/>
       </w:pPr>
-      <w:bookmarkStart w:id="10" w:name="_Toc243842279"/>
+      <w:bookmarkStart w:id="10" w:name="_Toc243842284"/>
       <w:r>
         <w:rPr>
           <w:rFonts w:ascii="微软雅黑" w:eastAsia="微软雅黑" w:hAnsi="微软雅黑"/>
@@ -11712,7 +11834,7 @@
       <w:pPr>
         <w:pStyle w:val="21"/>
       </w:pPr>
-      <w:bookmarkStart w:id="11" w:name="_Toc243842280"/>
+      <w:bookmarkStart w:id="11" w:name="_Toc243842285"/>
       <w:r>
         <w:rPr>
           <w:rFonts w:ascii="微软雅黑" w:eastAsia="微软雅黑" w:hAnsi="微软雅黑"/>
@@ -11876,7 +11998,7 @@
       <w:pPr>
         <w:pStyle w:val="21"/>
       </w:pPr>
-      <w:bookmarkStart w:id="12" w:name="_Toc243842281"/>
+      <w:bookmarkStart w:id="12" w:name="_Toc243842286"/>
       <w:r>
         <w:rPr>
           <w:rFonts w:ascii="微软雅黑" w:eastAsia="微软雅黑" w:hAnsi="微软雅黑"/>
@@ -12573,7 +12695,7 @@
       <w:pPr>
         <w:pStyle w:val="21"/>
       </w:pPr>
-      <w:bookmarkStart w:id="13" w:name="_Toc243842282"/>
+      <w:bookmarkStart w:id="13" w:name="_Toc243842287"/>
       <w:r>
         <w:rPr>
           <w:rFonts w:ascii="微软雅黑" w:eastAsia="微软雅黑" w:hAnsi="微软雅黑"/>
@@ -12836,7 +12958,7 @@
       <w:pPr>
         <w:pStyle w:val="21"/>
       </w:pPr>
-      <w:bookmarkStart w:id="14" w:name="_Toc243842283"/>
+      <w:bookmarkStart w:id="14" w:name="_Toc243842288"/>
       <w:r>
         <w:rPr>
           <w:rFonts w:ascii="微软雅黑" w:eastAsia="微软雅黑" w:hAnsi="微软雅黑"/>
@@ -13019,7 +13141,7 @@
       <w:pPr>
         <w:pStyle w:val="1"/>
       </w:pPr>
-      <w:bookmarkStart w:id="15" w:name="_Toc243842284"/>
+      <w:bookmarkStart w:id="15" w:name="_Toc243842289"/>
       <w:r>
         <w:rPr>
           <w:rFonts w:ascii="微软雅黑" w:eastAsia="微软雅黑" w:hAnsi="微软雅黑"/>
@@ -13039,7 +13161,7 @@
       <w:pPr>
         <w:pStyle w:val="21"/>
       </w:pPr>
-      <w:bookmarkStart w:id="16" w:name="_Toc243842285"/>
+      <w:bookmarkStart w:id="16" w:name="_Toc243842290"/>
       <w:r>
         <w:rPr>
           <w:rFonts w:ascii="微软雅黑" w:eastAsia="微软雅黑" w:hAnsi="微软雅黑"/>
@@ -13160,7 +13282,7 @@
       <w:pPr>
         <w:pStyle w:val="21"/>
       </w:pPr>
-      <w:bookmarkStart w:id="17" w:name="_Toc243842286"/>
+      <w:bookmarkStart w:id="17" w:name="_Toc243842291"/>
       <w:r>
         <w:rPr>
           <w:rFonts w:ascii="微软雅黑" w:eastAsia="微软雅黑" w:hAnsi="微软雅黑"/>
@@ -13537,7 +13659,7 @@
       <w:pPr>
         <w:pStyle w:val="21"/>
       </w:pPr>
-      <w:bookmarkStart w:id="18" w:name="_Toc243842287"/>
+      <w:bookmarkStart w:id="18" w:name="_Toc243842292"/>
       <w:r>
         <w:rPr>
           <w:rFonts w:ascii="微软雅黑" w:eastAsia="微软雅黑" w:hAnsi="微软雅黑"/>
@@ -13863,7 +13985,7 @@
       <w:pPr>
         <w:pStyle w:val="21"/>
       </w:pPr>
-      <w:bookmarkStart w:id="19" w:name="_Toc243842288"/>
+      <w:bookmarkStart w:id="19" w:name="_Toc243842293"/>
       <w:r>
         <w:rPr>
           <w:rFonts w:ascii="微软雅黑" w:eastAsia="微软雅黑" w:hAnsi="微软雅黑"/>
@@ -14003,7 +14125,7 @@
       <w:pPr>
         <w:pStyle w:val="21"/>
       </w:pPr>
-      <w:bookmarkStart w:id="20" w:name="_Toc243842289"/>
+      <w:bookmarkStart w:id="20" w:name="_Toc243842294"/>
       <w:r>
         <w:rPr>
           <w:rFonts w:ascii="微软雅黑" w:eastAsia="微软雅黑" w:hAnsi="微软雅黑"/>
@@ -14095,7 +14217,7 @@
       <w:pPr>
         <w:pStyle w:val="21"/>
       </w:pPr>
-      <w:bookmarkStart w:id="21" w:name="_Toc243842290"/>
+      <w:bookmarkStart w:id="21" w:name="_Toc243842295"/>
       <w:r>
         <w:rPr>
           <w:rFonts w:ascii="微软雅黑" w:eastAsia="微软雅黑" w:hAnsi="微软雅黑"/>
@@ -14160,7 +14282,7 @@
       <w:pPr>
         <w:pStyle w:val="1"/>
       </w:pPr>
-      <w:bookmarkStart w:id="22" w:name="_Toc243842291"/>
+      <w:bookmarkStart w:id="22" w:name="_Toc243842296"/>
       <w:r>
         <w:rPr>
           <w:rFonts w:ascii="微软雅黑" w:eastAsia="微软雅黑" w:hAnsi="微软雅黑"/>
@@ -14180,7 +14302,7 @@
       <w:pPr>
         <w:pStyle w:val="21"/>
       </w:pPr>
-      <w:bookmarkStart w:id="23" w:name="_Toc243842292"/>
+      <w:bookmarkStart w:id="23" w:name="_Toc243842297"/>
       <w:r>
         <w:rPr>
           <w:rFonts w:ascii="微软雅黑" w:eastAsia="微软雅黑" w:hAnsi="微软雅黑"/>
@@ -14346,7 +14468,7 @@
       <w:pPr>
         <w:pStyle w:val="21"/>
       </w:pPr>
-      <w:bookmarkStart w:id="24" w:name="_Toc243842293"/>
+      <w:bookmarkStart w:id="24" w:name="_Toc243842298"/>
       <w:r>
         <w:rPr>
           <w:rFonts w:ascii="微软雅黑" w:eastAsia="微软雅黑" w:hAnsi="微软雅黑"/>
@@ -14466,7 +14588,7 @@
       <w:pPr>
         <w:pStyle w:val="21"/>
       </w:pPr>
-      <w:bookmarkStart w:id="25" w:name="_Toc243842294"/>
+      <w:bookmarkStart w:id="25" w:name="_Toc243842299"/>
       <w:r>
         <w:rPr>
           <w:rFonts w:ascii="微软雅黑" w:eastAsia="微软雅黑" w:hAnsi="微软雅黑"/>
@@ -14566,7 +14688,7 @@
       <w:pPr>
         <w:pStyle w:val="21"/>
       </w:pPr>
-      <w:bookmarkStart w:id="26" w:name="_Toc243842295"/>
+      <w:bookmarkStart w:id="26" w:name="_Toc243842300"/>
       <w:r>
         <w:rPr>
           <w:rFonts w:ascii="微软雅黑" w:eastAsia="微软雅黑" w:hAnsi="微软雅黑"/>
@@ -14682,7 +14804,7 @@
       <w:pPr>
         <w:pStyle w:val="21"/>
       </w:pPr>
-      <w:bookmarkStart w:id="27" w:name="_Toc243842296"/>
+      <w:bookmarkStart w:id="27" w:name="_Toc243842301"/>
       <w:r>
         <w:rPr>
           <w:rFonts w:ascii="微软雅黑" w:eastAsia="微软雅黑" w:hAnsi="微软雅黑"/>
@@ -14835,7 +14957,7 @@
       <w:pPr>
         <w:pStyle w:val="21"/>
       </w:pPr>
-      <w:bookmarkStart w:id="28" w:name="_Toc243842297"/>
+      <w:bookmarkStart w:id="28" w:name="_Toc243842302"/>
       <w:r>
         <w:rPr>
           <w:rFonts w:ascii="微软雅黑" w:eastAsia="微软雅黑" w:hAnsi="微软雅黑"/>
@@ -14906,7 +15028,7 @@
       <w:pPr>
         <w:pStyle w:val="1"/>
       </w:pPr>
-      <w:bookmarkStart w:id="29" w:name="_Toc243842298"/>
+      <w:bookmarkStart w:id="29" w:name="_Toc243842303"/>
       <w:r>
         <w:rPr>
           <w:rFonts w:ascii="微软雅黑" w:eastAsia="微软雅黑" w:hAnsi="微软雅黑"/>
@@ -14926,7 +15048,7 @@
       <w:pPr>
         <w:pStyle w:val="21"/>
       </w:pPr>
-      <w:bookmarkStart w:id="30" w:name="_Toc243842299"/>
+      <w:bookmarkStart w:id="30" w:name="_Toc243842304"/>
       <w:r>
         <w:rPr>
           <w:rFonts w:ascii="微软雅黑" w:eastAsia="微软雅黑" w:hAnsi="微软雅黑"/>
@@ -15001,7 +15123,7 @@
       <w:pPr>
         <w:pStyle w:val="21"/>
       </w:pPr>
-      <w:bookmarkStart w:id="31" w:name="_Toc243842300"/>
+      <w:bookmarkStart w:id="31" w:name="_Toc243842305"/>
       <w:r>
         <w:rPr>
           <w:rFonts w:ascii="微软雅黑" w:eastAsia="微软雅黑" w:hAnsi="微软雅黑"/>
@@ -15380,7 +15502,7 @@
       <w:pPr>
         <w:pStyle w:val="21"/>
       </w:pPr>
-      <w:bookmarkStart w:id="32" w:name="_Toc243842301"/>
+      <w:bookmarkStart w:id="32" w:name="_Toc243842306"/>
       <w:r>
         <w:rPr>
           <w:rFonts w:ascii="微软雅黑" w:eastAsia="微软雅黑" w:hAnsi="微软雅黑"/>
@@ -15442,7 +15564,7 @@
       <w:pPr>
         <w:pStyle w:val="21"/>
       </w:pPr>
-      <w:bookmarkStart w:id="33" w:name="_Toc243842302"/>
+      <w:bookmarkStart w:id="33" w:name="_Toc243842307"/>
       <w:r>
         <w:rPr>
           <w:rFonts w:ascii="微软雅黑" w:eastAsia="微软雅黑" w:hAnsi="微软雅黑"/>
@@ -15466,7 +15588,7 @@
       <w:pPr>
         <w:pStyle w:val="21"/>
       </w:pPr>
-      <w:bookmarkStart w:id="34" w:name="_Toc243842303"/>
+      <w:bookmarkStart w:id="34" w:name="_Toc243842308"/>
       <w:r>
         <w:rPr>
           <w:rFonts w:ascii="微软雅黑" w:eastAsia="微软雅黑" w:hAnsi="微软雅黑"/>
@@ -15957,7 +16079,7 @@
       <w:pPr>
         <w:pStyle w:val="21"/>
       </w:pPr>
-      <w:bookmarkStart w:id="35" w:name="_Toc243842304"/>
+      <w:bookmarkStart w:id="35" w:name="_Toc243842309"/>
       <w:r>
         <w:rPr>
           <w:rFonts w:ascii="微软雅黑" w:eastAsia="微软雅黑" w:hAnsi="微软雅黑"/>
@@ -16033,6 +16155,1419 @@
       </w:r>
     </w:p>
     <w:p>
+      <w:pPr>
+        <w:pStyle w:val="21"/>
+      </w:pPr>
+      <w:bookmarkStart w:id="36" w:name="_Toc243842310"/>
+      <w:r>
+        <w:rPr>
+          <w:rFonts w:ascii="微软雅黑" w:eastAsia="微软雅黑" w:hAnsi="微软雅黑"/>
+        </w:rPr>
+        <w:lastRenderedPageBreak/>
+        <w:t xml:space="preserve">5.7 </w:t>
+      </w:r>
+      <w:r>
+        <w:rPr>
+          <w:rFonts w:ascii="微软雅黑" w:eastAsia="微软雅黑" w:hAnsi="微软雅黑"/>
+        </w:rPr>
+        <w:t>反面案例：证明失败情况也处理得对（</w:t>
+      </w:r>
+      <w:r>
+        <w:rPr>
+          <w:rFonts w:ascii="微软雅黑" w:eastAsia="微软雅黑" w:hAnsi="微软雅黑"/>
+        </w:rPr>
+        <w:t>v1.5.1</w:t>
+      </w:r>
+      <w:r>
+        <w:rPr>
+          <w:rFonts w:ascii="微软雅黑" w:eastAsia="微软雅黑" w:hAnsi="微软雅黑"/>
+        </w:rPr>
+        <w:t>）</w:t>
+      </w:r>
+      <w:bookmarkEnd w:id="36"/>
+    </w:p>
+    <w:p>
+      <w:r>
+        <w:rPr>
+          <w:b/>
+        </w:rPr>
+        <w:t>诉求</w:t>
+      </w:r>
+      <w:r>
+        <w:t>：除了</w:t>
+      </w:r>
+      <w:r>
+        <w:t xml:space="preserve"> 10 </w:t>
+      </w:r>
+      <w:r>
+        <w:t>份能全部识别成功的赛题示例，还要有一组故意出问题的文件，证明待确认、失败、重复等情况程序都能正确处理，台账和模板设置都能用它们演示。</w:t>
+      </w:r>
+    </w:p>
+    <w:p>
+      <w:r>
+        <w:rPr>
+          <w:b/>
+        </w:rPr>
+        <w:t>内容</w:t>
+      </w:r>
+      <w:r>
+        <w:t>：</w:t>
+      </w:r>
+      <w:r>
+        <w:t xml:space="preserve">16 </w:t>
+      </w:r>
+      <w:r>
+        <w:t>份文件，放在</w:t>
+      </w:r>
+      <w:r>
+        <w:t xml:space="preserve"> </w:t>
+      </w:r>
+      <w:r>
+        <w:rPr>
+          <w:rFonts w:ascii="Consolas" w:hAnsi="Consolas"/>
+          <w:color w:val="22434E"/>
+          <w:sz w:val="19"/>
+        </w:rPr>
+        <w:t>src/main/resources/samples-negative/</w:t>
+      </w:r>
+      <w:r>
+        <w:t>，绿色版里在</w:t>
+      </w:r>
+      <w:r>
+        <w:t xml:space="preserve"> </w:t>
+      </w:r>
+      <w:r>
+        <w:rPr>
+          <w:rFonts w:ascii="Consolas" w:hAnsi="Consolas"/>
+          <w:color w:val="22434E"/>
+          <w:sz w:val="19"/>
+        </w:rPr>
+        <w:t>示例文件</w:t>
+      </w:r>
+      <w:r>
+        <w:rPr>
+          <w:rFonts w:ascii="Consolas" w:hAnsi="Consolas"/>
+          <w:color w:val="22434E"/>
+          <w:sz w:val="19"/>
+        </w:rPr>
+        <w:t>\</w:t>
+      </w:r>
+      <w:r>
+        <w:rPr>
+          <w:rFonts w:ascii="Consolas" w:hAnsi="Consolas"/>
+          <w:color w:val="22434E"/>
+          <w:sz w:val="19"/>
+        </w:rPr>
+        <w:t>反面案例</w:t>
+      </w:r>
+      <w:r>
+        <w:rPr>
+          <w:rFonts w:ascii="Consolas" w:hAnsi="Consolas"/>
+          <w:color w:val="22434E"/>
+          <w:sz w:val="19"/>
+        </w:rPr>
+        <w:t>\</w:t>
+      </w:r>
+      <w:r>
+        <w:t>。每份文件的预期结果、问题所在、演示什么，写在</w:t>
+      </w:r>
+      <w:r>
+        <w:t xml:space="preserve"> </w:t>
+      </w:r>
+      <w:r>
+        <w:rPr>
+          <w:rFonts w:ascii="Consolas" w:hAnsi="Consolas"/>
+          <w:color w:val="22434E"/>
+          <w:sz w:val="19"/>
+        </w:rPr>
+        <w:t>cases.json</w:t>
+      </w:r>
+      <w:r>
+        <w:t xml:space="preserve"> </w:t>
+      </w:r>
+      <w:r>
+        <w:t>和</w:t>
+      </w:r>
+      <w:r>
+        <w:t xml:space="preserve"> </w:t>
+      </w:r>
+      <w:r>
+        <w:t>反面案例说明</w:t>
+      </w:r>
+      <w:r>
+        <w:t xml:space="preserve"> </w:t>
+      </w:r>
+      <w:r>
+        <w:t>里。</w:t>
+      </w:r>
+    </w:p>
+    <w:tbl>
+      <w:tblPr>
+        <w:tblW w:w="0" w:type="auto"/>
+        <w:jc w:val="center"/>
+        <w:tblBorders>
+          <w:top w:val="single" w:sz="4" w:space="0" w:color="C9D1D4"/>
+          <w:left w:val="single" w:sz="4" w:space="0" w:color="C9D1D4"/>
+          <w:bottom w:val="single" w:sz="4" w:space="0" w:color="C9D1D4"/>
+          <w:right w:val="single" w:sz="4" w:space="0" w:color="C9D1D4"/>
+          <w:insideH w:val="single" w:sz="4" w:space="0" w:color="C9D1D4"/>
+          <w:insideV w:val="single" w:sz="4" w:space="0" w:color="C9D1D4"/>
+        </w:tblBorders>
+        <w:tblLayout w:type="fixed"/>
+        <w:tblCellMar>
+          <w:top w:w="50" w:type="dxa"/>
+          <w:left w:w="90" w:type="dxa"/>
+          <w:bottom w:w="50" w:type="dxa"/>
+          <w:right w:w="90" w:type="dxa"/>
+        </w:tblCellMar>
+        <w:tblLook w:val="04A0" w:firstRow="1" w:lastRow="0" w:firstColumn="1" w:lastColumn="0" w:noHBand="0" w:noVBand="1"/>
+      </w:tblPr>
+      <w:tblGrid>
+        <w:gridCol w:w="2203"/>
+        <w:gridCol w:w="979"/>
+        <w:gridCol w:w="6059"/>
+      </w:tblGrid>
+      <w:tr>
+        <w:trPr>
+          <w:cantSplit/>
+          <w:tblHeader/>
+          <w:jc w:val="center"/>
+        </w:trPr>
+        <w:tc>
+          <w:tcPr>
+            <w:tcW w:w="2203" w:type="dxa"/>
+            <w:shd w:val="clear" w:color="auto" w:fill="304954"/>
+            <w:vAlign w:val="center"/>
+          </w:tcPr>
+          <w:p>
+            <w:pPr>
+              <w:spacing w:after="0" w:line="276" w:lineRule="auto"/>
+            </w:pPr>
+            <w:r>
+              <w:rPr>
+                <w:b/>
+                <w:color w:val="FFFFFF"/>
+                <w:sz w:val="18"/>
+              </w:rPr>
+              <w:t>预期结果</w:t>
+            </w:r>
+          </w:p>
+        </w:tc>
+        <w:tc>
+          <w:tcPr>
+            <w:tcW w:w="979" w:type="dxa"/>
+            <w:shd w:val="clear" w:color="auto" w:fill="304954"/>
+            <w:vAlign w:val="center"/>
+          </w:tcPr>
+          <w:p>
+            <w:pPr>
+              <w:spacing w:after="0" w:line="276" w:lineRule="auto"/>
+            </w:pPr>
+            <w:r>
+              <w:rPr>
+                <w:b/>
+                <w:color w:val="FFFFFF"/>
+                <w:sz w:val="18"/>
+              </w:rPr>
+              <w:t>份数</w:t>
+            </w:r>
+          </w:p>
+        </w:tc>
+        <w:tc>
+          <w:tcPr>
+            <w:tcW w:w="6059" w:type="dxa"/>
+            <w:shd w:val="clear" w:color="auto" w:fill="304954"/>
+            <w:vAlign w:val="center"/>
+          </w:tcPr>
+          <w:p>
+            <w:pPr>
+              <w:spacing w:after="0" w:line="276" w:lineRule="auto"/>
+            </w:pPr>
+            <w:r>
+              <w:rPr>
+                <w:b/>
+                <w:color w:val="FFFFFF"/>
+                <w:sz w:val="18"/>
+              </w:rPr>
+              <w:t>覆盖的情况</w:t>
+            </w:r>
+          </w:p>
+        </w:tc>
+      </w:tr>
+      <w:tr>
+        <w:trPr>
+          <w:cantSplit/>
+          <w:jc w:val="center"/>
+        </w:trPr>
+        <w:tc>
+          <w:tcPr>
+            <w:tcW w:w="2203" w:type="dxa"/>
+            <w:vAlign w:val="center"/>
+          </w:tcPr>
+          <w:p>
+            <w:pPr>
+              <w:spacing w:after="0" w:line="276" w:lineRule="auto"/>
+            </w:pPr>
+            <w:r>
+              <w:rPr>
+                <w:sz w:val="18"/>
+              </w:rPr>
+              <w:t>待确认</w:t>
+            </w:r>
+          </w:p>
+        </w:tc>
+        <w:tc>
+          <w:tcPr>
+            <w:tcW w:w="979" w:type="dxa"/>
+            <w:vAlign w:val="center"/>
+          </w:tcPr>
+          <w:p>
+            <w:pPr>
+              <w:spacing w:after="0" w:line="276" w:lineRule="auto"/>
+            </w:pPr>
+            <w:r>
+              <w:rPr>
+                <w:sz w:val="18"/>
+              </w:rPr>
+              <w:t>5</w:t>
+            </w:r>
+          </w:p>
+        </w:tc>
+        <w:tc>
+          <w:tcPr>
+            <w:tcW w:w="6059" w:type="dxa"/>
+            <w:vAlign w:val="center"/>
+          </w:tcPr>
+          <w:p>
+            <w:pPr>
+              <w:spacing w:after="0" w:line="276" w:lineRule="auto"/>
+            </w:pPr>
+            <w:r>
+              <w:rPr>
+                <w:sz w:val="18"/>
+              </w:rPr>
+              <w:t>文件名没含义、正文没写部门、两个部门同时出现、没有日期、类型识别不出、照片里没有文字</w:t>
+            </w:r>
+          </w:p>
+        </w:tc>
+      </w:tr>
+      <w:tr>
+        <w:trPr>
+          <w:cantSplit/>
+          <w:jc w:val="center"/>
+        </w:trPr>
+        <w:tc>
+          <w:tcPr>
+            <w:tcW w:w="2203" w:type="dxa"/>
+            <w:shd w:val="clear" w:color="auto" w:fill="F2F6F7"/>
+            <w:vAlign w:val="center"/>
+          </w:tcPr>
+          <w:p>
+            <w:pPr>
+              <w:spacing w:after="0" w:line="276" w:lineRule="auto"/>
+            </w:pPr>
+            <w:r>
+              <w:rPr>
+                <w:sz w:val="18"/>
+              </w:rPr>
+              <w:t>处理失败</w:t>
+            </w:r>
+          </w:p>
+        </w:tc>
+        <w:tc>
+          <w:tcPr>
+            <w:tcW w:w="979" w:type="dxa"/>
+            <w:shd w:val="clear" w:color="auto" w:fill="F2F6F7"/>
+            <w:vAlign w:val="center"/>
+          </w:tcPr>
+          <w:p>
+            <w:pPr>
+              <w:spacing w:after="0" w:line="276" w:lineRule="auto"/>
+            </w:pPr>
+            <w:r>
+              <w:rPr>
+                <w:sz w:val="18"/>
+              </w:rPr>
+              <w:t>3</w:t>
+            </w:r>
+          </w:p>
+        </w:tc>
+        <w:tc>
+          <w:tcPr>
+            <w:tcW w:w="6059" w:type="dxa"/>
+            <w:shd w:val="clear" w:color="auto" w:fill="F2F6F7"/>
+            <w:vAlign w:val="center"/>
+          </w:tcPr>
+          <w:p>
+            <w:pPr>
+              <w:spacing w:after="0" w:line="276" w:lineRule="auto"/>
+            </w:pPr>
+            <w:r>
+              <w:rPr>
+                <w:sz w:val="18"/>
+              </w:rPr>
+              <w:t>损坏的</w:t>
+            </w:r>
+            <w:r>
+              <w:rPr>
+                <w:sz w:val="18"/>
+              </w:rPr>
+              <w:t xml:space="preserve"> Word</w:t>
+            </w:r>
+            <w:r>
+              <w:rPr>
+                <w:sz w:val="18"/>
+              </w:rPr>
+              <w:t>、损坏的</w:t>
+            </w:r>
+            <w:r>
+              <w:rPr>
+                <w:sz w:val="18"/>
+              </w:rPr>
+              <w:t xml:space="preserve"> Excel</w:t>
+            </w:r>
+            <w:r>
+              <w:rPr>
+                <w:sz w:val="18"/>
+              </w:rPr>
+              <w:t>、加密的</w:t>
+            </w:r>
+            <w:r>
+              <w:rPr>
+                <w:sz w:val="18"/>
+              </w:rPr>
+              <w:t xml:space="preserve"> PDF</w:t>
+            </w:r>
+          </w:p>
+        </w:tc>
+      </w:tr>
+      <w:tr>
+        <w:trPr>
+          <w:cantSplit/>
+          <w:jc w:val="center"/>
+        </w:trPr>
+        <w:tc>
+          <w:tcPr>
+            <w:tcW w:w="2203" w:type="dxa"/>
+            <w:vAlign w:val="center"/>
+          </w:tcPr>
+          <w:p>
+            <w:pPr>
+              <w:spacing w:after="0" w:line="276" w:lineRule="auto"/>
+            </w:pPr>
+            <w:r>
+              <w:rPr>
+                <w:sz w:val="18"/>
+              </w:rPr>
+              <w:t>重复</w:t>
+            </w:r>
+          </w:p>
+        </w:tc>
+        <w:tc>
+          <w:tcPr>
+            <w:tcW w:w="979" w:type="dxa"/>
+            <w:vAlign w:val="center"/>
+          </w:tcPr>
+          <w:p>
+            <w:pPr>
+              <w:spacing w:after="0" w:line="276" w:lineRule="auto"/>
+            </w:pPr>
+            <w:r>
+              <w:rPr>
+                <w:sz w:val="18"/>
+              </w:rPr>
+              <w:t>3</w:t>
+            </w:r>
+          </w:p>
+        </w:tc>
+        <w:tc>
+          <w:tcPr>
+            <w:tcW w:w="6059" w:type="dxa"/>
+            <w:vAlign w:val="center"/>
+          </w:tcPr>
+          <w:p>
+            <w:pPr>
+              <w:spacing w:after="0" w:line="276" w:lineRule="auto"/>
+            </w:pPr>
+            <w:r>
+              <w:rPr>
+                <w:sz w:val="18"/>
+              </w:rPr>
+              <w:t>和台账里已归档的文件重复；同一批里两份内容相同的文件（其中一份判为重复）</w:t>
+            </w:r>
+          </w:p>
+        </w:tc>
+      </w:tr>
+      <w:tr>
+        <w:trPr>
+          <w:cantSplit/>
+          <w:jc w:val="center"/>
+        </w:trPr>
+        <w:tc>
+          <w:tcPr>
+            <w:tcW w:w="2203" w:type="dxa"/>
+            <w:shd w:val="clear" w:color="auto" w:fill="F2F6F7"/>
+            <w:vAlign w:val="center"/>
+          </w:tcPr>
+          <w:p>
+            <w:pPr>
+              <w:spacing w:after="0" w:line="276" w:lineRule="auto"/>
+            </w:pPr>
+            <w:r>
+              <w:rPr>
+                <w:sz w:val="18"/>
+              </w:rPr>
+              <w:t>待归档但要注意</w:t>
+            </w:r>
+          </w:p>
+        </w:tc>
+        <w:tc>
+          <w:tcPr>
+            <w:tcW w:w="979" w:type="dxa"/>
+            <w:shd w:val="clear" w:color="auto" w:fill="F2F6F7"/>
+            <w:vAlign w:val="center"/>
+          </w:tcPr>
+          <w:p>
+            <w:pPr>
+              <w:spacing w:after="0" w:line="276" w:lineRule="auto"/>
+            </w:pPr>
+            <w:r>
+              <w:rPr>
+                <w:sz w:val="18"/>
+              </w:rPr>
+              <w:t>3</w:t>
+            </w:r>
+          </w:p>
+        </w:tc>
+        <w:tc>
+          <w:tcPr>
+            <w:tcW w:w="6059" w:type="dxa"/>
+            <w:shd w:val="clear" w:color="auto" w:fill="F2F6F7"/>
+            <w:vAlign w:val="center"/>
+          </w:tcPr>
+          <w:p>
+            <w:pPr>
+              <w:spacing w:after="0" w:line="276" w:lineRule="auto"/>
+            </w:pPr>
+            <w:r>
+              <w:rPr>
+                <w:sz w:val="18"/>
+              </w:rPr>
+              <w:t>两份新文件名重名（归档时自动加序号）；标题里有</w:t>
+            </w:r>
+            <w:r>
+              <w:rPr>
+                <w:sz w:val="18"/>
+              </w:rPr>
+              <w:t xml:space="preserve"> Windows </w:t>
+            </w:r>
+            <w:r>
+              <w:rPr>
+                <w:sz w:val="18"/>
+              </w:rPr>
+              <w:t>文件名不允许的字符</w:t>
+            </w:r>
+          </w:p>
+        </w:tc>
+      </w:tr>
+      <w:tr>
+        <w:trPr>
+          <w:cantSplit/>
+          <w:jc w:val="center"/>
+        </w:trPr>
+        <w:tc>
+          <w:tcPr>
+            <w:tcW w:w="2203" w:type="dxa"/>
+            <w:vAlign w:val="center"/>
+          </w:tcPr>
+          <w:p>
+            <w:pPr>
+              <w:spacing w:after="0" w:line="276" w:lineRule="auto"/>
+            </w:pPr>
+            <w:r>
+              <w:rPr>
+                <w:sz w:val="18"/>
+              </w:rPr>
+              <w:t>导入时跳过</w:t>
+            </w:r>
+          </w:p>
+        </w:tc>
+        <w:tc>
+          <w:tcPr>
+            <w:tcW w:w="979" w:type="dxa"/>
+            <w:vAlign w:val="center"/>
+          </w:tcPr>
+          <w:p>
+            <w:pPr>
+              <w:spacing w:after="0" w:line="276" w:lineRule="auto"/>
+            </w:pPr>
+            <w:r>
+              <w:rPr>
+                <w:sz w:val="18"/>
+              </w:rPr>
+              <w:t>2</w:t>
+            </w:r>
+          </w:p>
+        </w:tc>
+        <w:tc>
+          <w:tcPr>
+            <w:tcW w:w="6059" w:type="dxa"/>
+            <w:vAlign w:val="center"/>
+          </w:tcPr>
+          <w:p>
+            <w:pPr>
+              <w:spacing w:after="0" w:line="276" w:lineRule="auto"/>
+            </w:pPr>
+            <w:r>
+              <w:rPr>
+                <w:sz w:val="18"/>
+              </w:rPr>
+              <w:t xml:space="preserve">Office </w:t>
+            </w:r>
+            <w:r>
+              <w:rPr>
+                <w:sz w:val="18"/>
+              </w:rPr>
+              <w:t>临时文件、空文件</w:t>
+            </w:r>
+          </w:p>
+        </w:tc>
+      </w:tr>
+    </w:tbl>
+    <w:p>
+      <w:pPr>
+        <w:spacing w:after="80"/>
+      </w:pPr>
+    </w:p>
+    <w:p>
+      <w:r>
+        <w:rPr>
+          <w:b/>
+        </w:rPr>
+        <w:t>难点与解决</w:t>
+      </w:r>
+      <w:r>
+        <w:t>：</w:t>
+      </w:r>
+    </w:p>
+    <w:tbl>
+      <w:tblPr>
+        <w:tblW w:w="0" w:type="auto"/>
+        <w:jc w:val="center"/>
+        <w:tblBorders>
+          <w:top w:val="single" w:sz="4" w:space="0" w:color="C9D1D4"/>
+          <w:left w:val="single" w:sz="4" w:space="0" w:color="C9D1D4"/>
+          <w:bottom w:val="single" w:sz="4" w:space="0" w:color="C9D1D4"/>
+          <w:right w:val="single" w:sz="4" w:space="0" w:color="C9D1D4"/>
+          <w:insideH w:val="single" w:sz="4" w:space="0" w:color="C9D1D4"/>
+          <w:insideV w:val="single" w:sz="4" w:space="0" w:color="C9D1D4"/>
+        </w:tblBorders>
+        <w:tblLayout w:type="fixed"/>
+        <w:tblCellMar>
+          <w:top w:w="50" w:type="dxa"/>
+          <w:left w:w="90" w:type="dxa"/>
+          <w:bottom w:w="50" w:type="dxa"/>
+          <w:right w:w="90" w:type="dxa"/>
+        </w:tblCellMar>
+        <w:tblLook w:val="04A0" w:firstRow="1" w:lastRow="0" w:firstColumn="1" w:lastColumn="0" w:noHBand="0" w:noVBand="1"/>
+      </w:tblPr>
+      <w:tblGrid>
+        <w:gridCol w:w="4471"/>
+        <w:gridCol w:w="4770"/>
+      </w:tblGrid>
+      <w:tr>
+        <w:trPr>
+          <w:cantSplit/>
+          <w:tblHeader/>
+          <w:jc w:val="center"/>
+        </w:trPr>
+        <w:tc>
+          <w:tcPr>
+            <w:tcW w:w="4471" w:type="dxa"/>
+            <w:shd w:val="clear" w:color="auto" w:fill="304954"/>
+            <w:vAlign w:val="center"/>
+          </w:tcPr>
+          <w:p>
+            <w:pPr>
+              <w:spacing w:after="0" w:line="276" w:lineRule="auto"/>
+            </w:pPr>
+            <w:r>
+              <w:rPr>
+                <w:b/>
+                <w:color w:val="FFFFFF"/>
+                <w:sz w:val="18"/>
+              </w:rPr>
+              <w:t>难点</w:t>
+            </w:r>
+          </w:p>
+        </w:tc>
+        <w:tc>
+          <w:tcPr>
+            <w:tcW w:w="4770" w:type="dxa"/>
+            <w:shd w:val="clear" w:color="auto" w:fill="304954"/>
+            <w:vAlign w:val="center"/>
+          </w:tcPr>
+          <w:p>
+            <w:pPr>
+              <w:spacing w:after="0" w:line="276" w:lineRule="auto"/>
+            </w:pPr>
+            <w:r>
+              <w:rPr>
+                <w:b/>
+                <w:color w:val="FFFFFF"/>
+                <w:sz w:val="18"/>
+              </w:rPr>
+              <w:t>解决</w:t>
+            </w:r>
+          </w:p>
+        </w:tc>
+      </w:tr>
+      <w:tr>
+        <w:trPr>
+          <w:cantSplit/>
+          <w:jc w:val="center"/>
+        </w:trPr>
+        <w:tc>
+          <w:tcPr>
+            <w:tcW w:w="4471" w:type="dxa"/>
+            <w:vAlign w:val="center"/>
+          </w:tcPr>
+          <w:p>
+            <w:pPr>
+              <w:spacing w:after="0" w:line="276" w:lineRule="auto"/>
+            </w:pPr>
+            <w:r>
+              <w:rPr>
+                <w:sz w:val="18"/>
+              </w:rPr>
+              <w:t>手写的文件预期结果不一定对</w:t>
+            </w:r>
+          </w:p>
+        </w:tc>
+        <w:tc>
+          <w:tcPr>
+            <w:tcW w:w="4770" w:type="dxa"/>
+            <w:vAlign w:val="center"/>
+          </w:tcPr>
+          <w:p>
+            <w:pPr>
+              <w:spacing w:after="0" w:line="276" w:lineRule="auto"/>
+            </w:pPr>
+            <w:r>
+              <w:rPr>
+                <w:sz w:val="18"/>
+              </w:rPr>
+              <w:t>文件由</w:t>
+            </w:r>
+            <w:r>
+              <w:rPr>
+                <w:sz w:val="18"/>
+              </w:rPr>
+              <w:t xml:space="preserve"> </w:t>
+            </w:r>
+            <w:r>
+              <w:rPr>
+                <w:rFonts w:ascii="Consolas" w:hAnsi="Consolas"/>
+                <w:color w:val="22434E"/>
+                <w:sz w:val="16"/>
+              </w:rPr>
+              <w:t>NegativeSampleGenerator</w:t>
+            </w:r>
+            <w:r>
+              <w:rPr>
+                <w:sz w:val="18"/>
+              </w:rPr>
+              <w:t xml:space="preserve"> </w:t>
+            </w:r>
+            <w:r>
+              <w:rPr>
+                <w:sz w:val="18"/>
+              </w:rPr>
+              <w:t>用</w:t>
+            </w:r>
+            <w:r>
+              <w:rPr>
+                <w:sz w:val="18"/>
+              </w:rPr>
+              <w:t xml:space="preserve"> POI</w:t>
+            </w:r>
+            <w:r>
+              <w:rPr>
+                <w:sz w:val="18"/>
+              </w:rPr>
+              <w:t>、</w:t>
+            </w:r>
+            <w:r>
+              <w:rPr>
+                <w:sz w:val="18"/>
+              </w:rPr>
+              <w:t xml:space="preserve">PDFBox </w:t>
+            </w:r>
+            <w:r>
+              <w:rPr>
+                <w:sz w:val="18"/>
+              </w:rPr>
+              <w:t>生成（标题用</w:t>
+            </w:r>
+            <w:r>
+              <w:rPr>
+                <w:sz w:val="18"/>
+              </w:rPr>
+              <w:t xml:space="preserve"> 22 </w:t>
+            </w:r>
+            <w:r>
+              <w:rPr>
+                <w:sz w:val="18"/>
+              </w:rPr>
+              <w:t>磅黑体，和真实公文一样）。先导入看实际结果，再写进</w:t>
+            </w:r>
+            <w:r>
+              <w:rPr>
+                <w:sz w:val="18"/>
+              </w:rPr>
+              <w:t xml:space="preserve"> </w:t>
+            </w:r>
+            <w:r>
+              <w:rPr>
+                <w:rFonts w:ascii="Consolas" w:hAnsi="Consolas"/>
+                <w:color w:val="22434E"/>
+                <w:sz w:val="16"/>
+              </w:rPr>
+              <w:t>cases.json</w:t>
+            </w:r>
+            <w:r>
+              <w:rPr>
+                <w:sz w:val="18"/>
+              </w:rPr>
+              <w:t>，最后用测试固定下来</w:t>
+            </w:r>
+          </w:p>
+        </w:tc>
+      </w:tr>
+      <w:tr>
+        <w:trPr>
+          <w:cantSplit/>
+          <w:jc w:val="center"/>
+        </w:trPr>
+        <w:tc>
+          <w:tcPr>
+            <w:tcW w:w="4471" w:type="dxa"/>
+            <w:shd w:val="clear" w:color="auto" w:fill="F2F6F7"/>
+            <w:vAlign w:val="center"/>
+          </w:tcPr>
+          <w:p>
+            <w:pPr>
+              <w:spacing w:after="0" w:line="276" w:lineRule="auto"/>
+            </w:pPr>
+            <w:r>
+              <w:rPr>
+                <w:sz w:val="18"/>
+              </w:rPr>
+              <w:t>“</w:t>
+            </w:r>
+            <w:r>
+              <w:rPr>
+                <w:sz w:val="18"/>
+              </w:rPr>
+              <w:t>重复上传的副本</w:t>
+            </w:r>
+            <w:r>
+              <w:rPr>
+                <w:sz w:val="18"/>
+              </w:rPr>
+              <w:t>”</w:t>
+            </w:r>
+            <w:r>
+              <w:rPr>
+                <w:sz w:val="18"/>
+              </w:rPr>
+              <w:t>被正常识别，不是重复</w:t>
+            </w:r>
+          </w:p>
+        </w:tc>
+        <w:tc>
+          <w:tcPr>
+            <w:tcW w:w="4770" w:type="dxa"/>
+            <w:shd w:val="clear" w:color="auto" w:fill="F2F6F7"/>
+            <w:vAlign w:val="center"/>
+          </w:tcPr>
+          <w:p>
+            <w:pPr>
+              <w:spacing w:after="0" w:line="276" w:lineRule="auto"/>
+            </w:pPr>
+            <w:r>
+              <w:rPr>
+                <w:sz w:val="18"/>
+              </w:rPr>
+              <w:t>判断重复要和台账里已归档的文件比，单独导入反面案例时台账是空的。测试和说明都改成先归档</w:t>
+            </w:r>
+            <w:r>
+              <w:rPr>
+                <w:sz w:val="18"/>
+              </w:rPr>
+              <w:t xml:space="preserve"> 10 </w:t>
+            </w:r>
+            <w:r>
+              <w:rPr>
+                <w:sz w:val="18"/>
+              </w:rPr>
+              <w:t>份成功示例、再导入反面案例；另外加了一对同一批里内容相同的文件，不依赖台账也能演示重复</w:t>
+            </w:r>
+          </w:p>
+        </w:tc>
+      </w:tr>
+      <w:tr>
+        <w:trPr>
+          <w:cantSplit/>
+          <w:jc w:val="center"/>
+        </w:trPr>
+        <w:tc>
+          <w:tcPr>
+            <w:tcW w:w="4471" w:type="dxa"/>
+            <w:vAlign w:val="center"/>
+          </w:tcPr>
+          <w:p>
+            <w:pPr>
+              <w:spacing w:after="0" w:line="276" w:lineRule="auto"/>
+            </w:pPr>
+            <w:r>
+              <w:rPr>
+                <w:sz w:val="18"/>
+              </w:rPr>
+              <w:t>同一批里两份相同的文件，被判为重复的是哪份不固定</w:t>
+            </w:r>
+          </w:p>
+        </w:tc>
+        <w:tc>
+          <w:tcPr>
+            <w:tcW w:w="4770" w:type="dxa"/>
+            <w:vAlign w:val="center"/>
+          </w:tcPr>
+          <w:p>
+            <w:pPr>
+              <w:spacing w:after="0" w:line="276" w:lineRule="auto"/>
+            </w:pPr>
+            <w:r>
+              <w:rPr>
+                <w:sz w:val="18"/>
+              </w:rPr>
+              <w:t>文件是</w:t>
+            </w:r>
+            <w:r>
+              <w:rPr>
+                <w:sz w:val="18"/>
+              </w:rPr>
+              <w:t xml:space="preserve"> 4 </w:t>
+            </w:r>
+            <w:r>
+              <w:rPr>
+                <w:sz w:val="18"/>
+              </w:rPr>
+              <w:t>个线程并行处理的，先处理完的那份算原件。测试只检查</w:t>
+            </w:r>
+            <w:r>
+              <w:rPr>
+                <w:sz w:val="18"/>
+              </w:rPr>
+              <w:t>“</w:t>
+            </w:r>
+            <w:r>
+              <w:rPr>
+                <w:sz w:val="18"/>
+              </w:rPr>
+              <w:t>恰好一份是重复、另一份正常</w:t>
+            </w:r>
+            <w:r>
+              <w:rPr>
+                <w:sz w:val="18"/>
+              </w:rPr>
+              <w:t>”</w:t>
+            </w:r>
+            <w:r>
+              <w:rPr>
+                <w:sz w:val="18"/>
+              </w:rPr>
+              <w:t>，说明里也写明了</w:t>
+            </w:r>
+          </w:p>
+        </w:tc>
+      </w:tr>
+      <w:tr>
+        <w:trPr>
+          <w:cantSplit/>
+          <w:jc w:val="center"/>
+        </w:trPr>
+        <w:tc>
+          <w:tcPr>
+            <w:tcW w:w="4471" w:type="dxa"/>
+            <w:shd w:val="clear" w:color="auto" w:fill="F2F6F7"/>
+            <w:vAlign w:val="center"/>
+          </w:tcPr>
+          <w:p>
+            <w:pPr>
+              <w:spacing w:after="0" w:line="276" w:lineRule="auto"/>
+            </w:pPr>
+            <w:r>
+              <w:rPr>
+                <w:sz w:val="18"/>
+              </w:rPr>
+              <w:t>客户拜访记录被判为</w:t>
+            </w:r>
+            <w:r>
+              <w:rPr>
+                <w:sz w:val="18"/>
+              </w:rPr>
+              <w:t>“</w:t>
+            </w:r>
+            <w:r>
+              <w:rPr>
+                <w:sz w:val="18"/>
+              </w:rPr>
+              <w:t>类型未能识别</w:t>
+            </w:r>
+            <w:r>
+              <w:rPr>
+                <w:sz w:val="18"/>
+              </w:rPr>
+              <w:t>”</w:t>
+            </w:r>
+          </w:p>
+        </w:tc>
+        <w:tc>
+          <w:tcPr>
+            <w:tcW w:w="4770" w:type="dxa"/>
+            <w:shd w:val="clear" w:color="auto" w:fill="F2F6F7"/>
+            <w:vAlign w:val="center"/>
+          </w:tcPr>
+          <w:p>
+            <w:pPr>
+              <w:spacing w:after="0" w:line="276" w:lineRule="auto"/>
+            </w:pPr>
+            <w:r>
+              <w:rPr>
+                <w:sz w:val="18"/>
+              </w:rPr>
+              <w:t>标题</w:t>
+            </w:r>
+            <w:r>
+              <w:rPr>
+                <w:sz w:val="18"/>
+              </w:rPr>
+              <w:t>“</w:t>
+            </w:r>
+            <w:r>
+              <w:rPr>
+                <w:sz w:val="18"/>
+              </w:rPr>
+              <w:t>客户拜访记录</w:t>
+            </w:r>
+            <w:r>
+              <w:rPr>
+                <w:sz w:val="18"/>
+              </w:rPr>
+              <w:t>”</w:t>
+            </w:r>
+            <w:r>
+              <w:rPr>
+                <w:sz w:val="18"/>
+              </w:rPr>
+              <w:t>不含类型词典里的后缀，改成</w:t>
+            </w:r>
+            <w:r>
+              <w:rPr>
+                <w:sz w:val="18"/>
+              </w:rPr>
+              <w:t>“……</w:t>
+            </w:r>
+            <w:r>
+              <w:rPr>
+                <w:sz w:val="18"/>
+              </w:rPr>
+              <w:t>汇总表</w:t>
+            </w:r>
+            <w:r>
+              <w:rPr>
+                <w:sz w:val="18"/>
+              </w:rPr>
+              <w:t>”</w:t>
+            </w:r>
+            <w:r>
+              <w:rPr>
+                <w:sz w:val="18"/>
+              </w:rPr>
+              <w:t>，按报表识别</w:t>
+            </w:r>
+          </w:p>
+        </w:tc>
+      </w:tr>
+      <w:tr>
+        <w:trPr>
+          <w:cantSplit/>
+          <w:jc w:val="center"/>
+        </w:trPr>
+        <w:tc>
+          <w:tcPr>
+            <w:tcW w:w="4471" w:type="dxa"/>
+            <w:vAlign w:val="center"/>
+          </w:tcPr>
+          <w:p>
+            <w:pPr>
+              <w:spacing w:after="0" w:line="276" w:lineRule="auto"/>
+            </w:pPr>
+            <w:r>
+              <w:rPr>
+                <w:sz w:val="18"/>
+              </w:rPr>
+              <w:t>模板预览要能选反面案例</w:t>
+            </w:r>
+          </w:p>
+        </w:tc>
+        <w:tc>
+          <w:tcPr>
+            <w:tcW w:w="4770" w:type="dxa"/>
+            <w:vAlign w:val="center"/>
+          </w:tcPr>
+          <w:p>
+            <w:pPr>
+              <w:spacing w:after="0" w:line="276" w:lineRule="auto"/>
+            </w:pPr>
+            <w:r>
+              <w:rPr>
+                <w:sz w:val="18"/>
+              </w:rPr>
+              <w:t>新增</w:t>
+            </w:r>
+            <w:r>
+              <w:rPr>
+                <w:sz w:val="18"/>
+              </w:rPr>
+              <w:t>“</w:t>
+            </w:r>
+            <w:r>
+              <w:rPr>
+                <w:sz w:val="18"/>
+              </w:rPr>
+              <w:t>内置示例</w:t>
+            </w:r>
+            <w:r>
+              <w:rPr>
+                <w:sz w:val="18"/>
+              </w:rPr>
+              <w:t xml:space="preserve"> · </w:t>
+            </w:r>
+            <w:r>
+              <w:rPr>
+                <w:sz w:val="18"/>
+              </w:rPr>
+              <w:t>反面案例</w:t>
+            </w:r>
+            <w:r>
+              <w:rPr>
+                <w:sz w:val="18"/>
+              </w:rPr>
+              <w:t>”</w:t>
+            </w:r>
+            <w:r>
+              <w:rPr>
+                <w:sz w:val="18"/>
+              </w:rPr>
+              <w:t>。导入时会被跳过的文件不参与预览；解析失败的文件列在</w:t>
+            </w:r>
+            <w:r>
+              <w:rPr>
+                <w:sz w:val="18"/>
+              </w:rPr>
+              <w:t>“</w:t>
+            </w:r>
+            <w:r>
+              <w:rPr>
+                <w:sz w:val="18"/>
+              </w:rPr>
+              <w:t>未能预览</w:t>
+            </w:r>
+            <w:r>
+              <w:rPr>
+                <w:sz w:val="18"/>
+              </w:rPr>
+              <w:t>”</w:t>
+            </w:r>
+            <w:r>
+              <w:rPr>
+                <w:sz w:val="18"/>
+              </w:rPr>
+              <w:t>里；完全看不出部门和类型的文件没有标准答案，不计入对错</w:t>
+            </w:r>
+          </w:p>
+        </w:tc>
+      </w:tr>
+      <w:tr>
+        <w:trPr>
+          <w:cantSplit/>
+          <w:jc w:val="center"/>
+        </w:trPr>
+        <w:tc>
+          <w:tcPr>
+            <w:tcW w:w="4471" w:type="dxa"/>
+            <w:shd w:val="clear" w:color="auto" w:fill="F2F6F7"/>
+            <w:vAlign w:val="center"/>
+          </w:tcPr>
+          <w:p>
+            <w:pPr>
+              <w:spacing w:after="0" w:line="276" w:lineRule="auto"/>
+            </w:pPr>
+            <w:r>
+              <w:rPr>
+                <w:sz w:val="18"/>
+              </w:rPr>
+              <w:lastRenderedPageBreak/>
+              <w:t>打包脚本复制</w:t>
+            </w:r>
+            <w:r>
+              <w:rPr>
+                <w:sz w:val="18"/>
+              </w:rPr>
+              <w:t>“~$</w:t>
+            </w:r>
+            <w:r>
+              <w:rPr>
+                <w:sz w:val="18"/>
+              </w:rPr>
+              <w:t>临时文件</w:t>
+            </w:r>
+            <w:r>
+              <w:rPr>
+                <w:sz w:val="18"/>
+              </w:rPr>
+              <w:t>.docx”</w:t>
+            </w:r>
+            <w:r>
+              <w:rPr>
+                <w:sz w:val="18"/>
+              </w:rPr>
+              <w:t>时，</w:t>
+            </w:r>
+            <w:r>
+              <w:rPr>
+                <w:rFonts w:ascii="Consolas" w:hAnsi="Consolas"/>
+                <w:color w:val="22434E"/>
+                <w:sz w:val="16"/>
+              </w:rPr>
+              <w:t>$</w:t>
+            </w:r>
+            <w:r>
+              <w:rPr>
+                <w:sz w:val="18"/>
+              </w:rPr>
+              <w:t xml:space="preserve"> </w:t>
+            </w:r>
+            <w:r>
+              <w:rPr>
+                <w:sz w:val="18"/>
+              </w:rPr>
+              <w:t>和</w:t>
+            </w:r>
+            <w:r>
+              <w:rPr>
+                <w:sz w:val="18"/>
+              </w:rPr>
+              <w:t xml:space="preserve"> </w:t>
+            </w:r>
+            <w:r>
+              <w:rPr>
+                <w:rFonts w:ascii="Consolas" w:hAnsi="Consolas"/>
+                <w:color w:val="22434E"/>
+                <w:sz w:val="16"/>
+              </w:rPr>
+              <w:t>~</w:t>
+            </w:r>
+            <w:r>
+              <w:rPr>
+                <w:sz w:val="18"/>
+              </w:rPr>
+              <w:t xml:space="preserve"> </w:t>
+            </w:r>
+            <w:r>
+              <w:rPr>
+                <w:sz w:val="18"/>
+              </w:rPr>
+              <w:t>可能被当成通配符</w:t>
+            </w:r>
+          </w:p>
+        </w:tc>
+        <w:tc>
+          <w:tcPr>
+            <w:tcW w:w="4770" w:type="dxa"/>
+            <w:shd w:val="clear" w:color="auto" w:fill="F2F6F7"/>
+            <w:vAlign w:val="center"/>
+          </w:tcPr>
+          <w:p>
+            <w:pPr>
+              <w:spacing w:after="0" w:line="276" w:lineRule="auto"/>
+            </w:pPr>
+            <w:r>
+              <w:rPr>
+                <w:sz w:val="18"/>
+              </w:rPr>
+              <w:t>改用</w:t>
+            </w:r>
+            <w:r>
+              <w:rPr>
+                <w:sz w:val="18"/>
+              </w:rPr>
+              <w:t xml:space="preserve"> </w:t>
+            </w:r>
+            <w:r>
+              <w:rPr>
+                <w:rFonts w:ascii="Consolas" w:hAnsi="Consolas"/>
+                <w:color w:val="22434E"/>
+                <w:sz w:val="16"/>
+              </w:rPr>
+              <w:t>-LiteralPath</w:t>
+            </w:r>
+            <w:r>
+              <w:rPr>
+                <w:sz w:val="18"/>
+              </w:rPr>
+              <w:t xml:space="preserve"> </w:t>
+            </w:r>
+            <w:r>
+              <w:rPr>
+                <w:sz w:val="18"/>
+              </w:rPr>
+              <w:t>逐个复制</w:t>
+            </w:r>
+          </w:p>
+        </w:tc>
+      </w:tr>
+    </w:tbl>
+    <w:p>
+      <w:pPr>
+        <w:spacing w:after="80"/>
+      </w:pPr>
+    </w:p>
+    <w:p>
+      <w:r>
+        <w:rPr>
+          <w:b/>
+        </w:rPr>
+        <w:t>验证（已验证）</w:t>
+      </w:r>
+      <w:r>
+        <w:t>：</w:t>
+      </w:r>
+      <w:r>
+        <w:rPr>
+          <w:rFonts w:ascii="Consolas" w:hAnsi="Consolas"/>
+          <w:color w:val="22434E"/>
+          <w:sz w:val="19"/>
+        </w:rPr>
+        <w:t>NegativeSamplesTest</w:t>
+      </w:r>
+      <w:r>
+        <w:t xml:space="preserve"> </w:t>
+      </w:r>
+      <w:r>
+        <w:t>先导入并归档</w:t>
+      </w:r>
+      <w:r>
+        <w:t xml:space="preserve"> 10 </w:t>
+      </w:r>
+      <w:r>
+        <w:t>份成功示例，再导入反面案例，逐个检查每份文件的状态和</w:t>
+      </w:r>
+      <w:r>
+        <w:t xml:space="preserve"> </w:t>
+      </w:r>
+      <w:r>
+        <w:rPr>
+          <w:rFonts w:ascii="Consolas" w:hAnsi="Consolas"/>
+          <w:color w:val="22434E"/>
+          <w:sz w:val="19"/>
+        </w:rPr>
+        <w:t>cases.json</w:t>
+      </w:r>
+      <w:r>
+        <w:t xml:space="preserve"> </w:t>
+      </w:r>
+      <w:r>
+        <w:t>一致；并检查了加密</w:t>
+      </w:r>
+      <w:r>
+        <w:t xml:space="preserve"> PDF </w:t>
+      </w:r>
+      <w:r>
+        <w:t>的报错含</w:t>
+      </w:r>
+      <w:r>
+        <w:t>“</w:t>
+      </w:r>
+      <w:r>
+        <w:t>密码</w:t>
+      </w:r>
+      <w:r>
+        <w:t>”</w:t>
+      </w:r>
+      <w:r>
+        <w:t>、损坏文件的报错含</w:t>
+      </w:r>
+      <w:r>
+        <w:t>“</w:t>
+      </w:r>
+      <w:r>
+        <w:t>损坏</w:t>
+      </w:r>
+      <w:r>
+        <w:t>”</w:t>
+      </w:r>
+      <w:r>
+        <w:t>、照片的原因含</w:t>
+      </w:r>
+      <w:r>
+        <w:t>“</w:t>
+      </w:r>
+      <w:r>
+        <w:t>没有读到文字</w:t>
+      </w:r>
+      <w:r>
+        <w:t>”</w:t>
+      </w:r>
+      <w:r>
+        <w:t>、重名文件在预览里有提示、新文件名里没有非法字符、模板预览能选反面案例。连续运行两次结果一致。</w:t>
+      </w:r>
+    </w:p>
+    <w:p>
+      <w:r>
+        <w:rPr>
+          <w:b/>
+        </w:rPr>
+        <w:t>没有放进来的情况</w:t>
+      </w:r>
+      <w:r>
+        <w:t>：超过大小上限（默认</w:t>
+      </w:r>
+      <w:r>
+        <w:t xml:space="preserve"> 200 MB</w:t>
+      </w:r>
+      <w:r>
+        <w:t>）的文件太大，不适合放进安装包；解析超时（默认</w:t>
+      </w:r>
+      <w:r>
+        <w:t xml:space="preserve"> 120 </w:t>
+      </w:r>
+      <w:r>
+        <w:t>秒）很难用小文件稳</w:t>
+      </w:r>
+      <w:r>
+        <w:t>定复现。这两种情况见</w:t>
+      </w:r>
+      <w:r>
+        <w:t xml:space="preserve"> 4.6 </w:t>
+      </w:r>
+      <w:r>
+        <w:t>节。</w:t>
+      </w:r>
+    </w:p>
+    <w:p>
       <w:r>
         <w:br w:type="page"/>
       </w:r>
@@ -16041,7 +17576,7 @@
       <w:pPr>
         <w:pStyle w:val="1"/>
       </w:pPr>
-      <w:bookmarkStart w:id="36" w:name="_Toc243842305"/>
+      <w:bookmarkStart w:id="37" w:name="_Toc243842311"/>
       <w:r>
         <w:rPr>
           <w:rFonts w:ascii="微软雅黑" w:eastAsia="微软雅黑" w:hAnsi="微软雅黑"/>
@@ -16055,13 +17590,13 @@
         </w:rPr>
         <w:t>打包与开箱即用的难题</w:t>
       </w:r>
-      <w:bookmarkEnd w:id="36"/>
+      <w:bookmarkEnd w:id="37"/>
     </w:p>
     <w:p>
       <w:pPr>
         <w:pStyle w:val="21"/>
       </w:pPr>
-      <w:bookmarkStart w:id="37" w:name="_Toc243842306"/>
+      <w:bookmarkStart w:id="38" w:name="_Toc243842312"/>
       <w:r>
         <w:rPr>
           <w:rFonts w:ascii="微软雅黑" w:eastAsia="微软雅黑" w:hAnsi="微软雅黑"/>
@@ -16074,7 +17609,7 @@
         </w:rPr>
         <w:t>打包流程</w:t>
       </w:r>
-      <w:bookmarkEnd w:id="37"/>
+      <w:bookmarkEnd w:id="38"/>
     </w:p>
     <w:p>
       <w:r>
@@ -16185,7 +17720,7 @@
       <w:pPr>
         <w:pStyle w:val="21"/>
       </w:pPr>
-      <w:bookmarkStart w:id="38" w:name="_Toc243842307"/>
+      <w:bookmarkStart w:id="39" w:name="_Toc243842313"/>
       <w:r>
         <w:rPr>
           <w:rFonts w:ascii="微软雅黑" w:eastAsia="微软雅黑" w:hAnsi="微软雅黑"/>
@@ -16198,7 +17733,7 @@
         </w:rPr>
         <w:t>打包过程中遇到的问题</w:t>
       </w:r>
-      <w:bookmarkEnd w:id="38"/>
+      <w:bookmarkEnd w:id="39"/>
     </w:p>
     <w:tbl>
       <w:tblPr>
@@ -16372,13 +17907,13 @@
               <w:rPr>
                 <w:sz w:val="17"/>
               </w:rPr>
-              <w:t>Windows PowerSh</w:t>
+              <w:t xml:space="preserve">Windows </w:t>
             </w:r>
             <w:r>
               <w:rPr>
                 <w:sz w:val="17"/>
               </w:rPr>
-              <w:t xml:space="preserve">ell 5.1 </w:t>
+              <w:t xml:space="preserve">PowerShell 5.1 </w:t>
             </w:r>
             <w:r>
               <w:rPr>
@@ -17224,7 +18759,7 @@
       <w:pPr>
         <w:pStyle w:val="21"/>
       </w:pPr>
-      <w:bookmarkStart w:id="39" w:name="_Toc243842308"/>
+      <w:bookmarkStart w:id="40" w:name="_Toc243842314"/>
       <w:r>
         <w:rPr>
           <w:rFonts w:ascii="微软雅黑" w:eastAsia="微软雅黑" w:hAnsi="微软雅黑"/>
@@ -17237,7 +18772,7 @@
         </w:rPr>
         <w:t>精简运行时的模块清单</w:t>
       </w:r>
-      <w:bookmarkEnd w:id="39"/>
+      <w:bookmarkEnd w:id="40"/>
     </w:p>
     <w:p>
       <w:r>
@@ -17503,7 +19038,7 @@
       <w:pPr>
         <w:pStyle w:val="21"/>
       </w:pPr>
-      <w:bookmarkStart w:id="40" w:name="_Toc243842309"/>
+      <w:bookmarkStart w:id="41" w:name="_Toc243842315"/>
       <w:r>
         <w:rPr>
           <w:rFonts w:ascii="微软雅黑" w:eastAsia="微软雅黑" w:hAnsi="微软雅黑"/>
@@ -17516,7 +19051,7 @@
         </w:rPr>
         <w:t>程序双击后要能直接用</w:t>
       </w:r>
-      <w:bookmarkEnd w:id="40"/>
+      <w:bookmarkEnd w:id="41"/>
     </w:p>
     <w:tbl>
       <w:tblPr>
@@ -17851,7 +19386,7 @@
       <w:pPr>
         <w:pStyle w:val="1"/>
       </w:pPr>
-      <w:bookmarkStart w:id="41" w:name="_Toc243842310"/>
+      <w:bookmarkStart w:id="42" w:name="_Toc243842316"/>
       <w:r>
         <w:rPr>
           <w:rFonts w:ascii="微软雅黑" w:eastAsia="微软雅黑" w:hAnsi="微软雅黑"/>
@@ -17865,13 +19400,13 @@
         </w:rPr>
         <w:t>运行时与实测中发现的问题</w:t>
       </w:r>
-      <w:bookmarkEnd w:id="41"/>
+      <w:bookmarkEnd w:id="42"/>
     </w:p>
     <w:p>
       <w:pPr>
         <w:pStyle w:val="21"/>
       </w:pPr>
-      <w:bookmarkStart w:id="42" w:name="_Toc243842311"/>
+      <w:bookmarkStart w:id="43" w:name="_Toc243842317"/>
       <w:r>
         <w:rPr>
           <w:rFonts w:ascii="微软雅黑" w:eastAsia="微软雅黑" w:hAnsi="微软雅黑"/>
@@ -17920,7 +19455,7 @@
         </w:rPr>
         <w:t>修复）</w:t>
       </w:r>
-      <w:bookmarkEnd w:id="42"/>
+      <w:bookmarkEnd w:id="43"/>
     </w:p>
     <w:p>
       <w:r>
@@ -18137,7 +19672,10 @@
         <w:t xml:space="preserve"> 2 </w:t>
       </w:r>
       <w:r>
-        <w:t>秒内退出，第一个继续正常服务，日志里没有数据库被锁的报错。</w:t>
+        <w:t>秒内退出，第一个继续正常服</w:t>
+      </w:r>
+      <w:r>
+        <w:t>务，日志里没有数据库被锁的报错。</w:t>
       </w:r>
     </w:p>
     <w:p>
@@ -18213,7 +19751,7 @@
       <w:pPr>
         <w:pStyle w:val="21"/>
       </w:pPr>
-      <w:bookmarkStart w:id="43" w:name="_Toc243842312"/>
+      <w:bookmarkStart w:id="44" w:name="_Toc243842318"/>
       <w:r>
         <w:rPr>
           <w:rFonts w:ascii="微软雅黑" w:eastAsia="微软雅黑" w:hAnsi="微软雅黑"/>
@@ -18238,7 +19776,7 @@
         </w:rPr>
         <w:t>修复）</w:t>
       </w:r>
-      <w:bookmarkEnd w:id="43"/>
+      <w:bookmarkEnd w:id="44"/>
     </w:p>
     <w:p>
       <w:r>
@@ -18248,10 +19786,7 @@
         <w:t>现象</w:t>
       </w:r>
       <w:r>
-        <w:t>：右键托盘图标，菜单里的中文全</w:t>
-      </w:r>
-      <w:r>
-        <w:t>是方块；鼠标悬停时的提示文字反而正常。</w:t>
+        <w:t>：右键托盘图标，菜单里的中文全是方块；鼠标悬停时的提示文字反而正常。</w:t>
       </w:r>
     </w:p>
     <w:p>
@@ -18269,7 +19804,10 @@
         <w:t xml:space="preserve"> Java </w:t>
       </w:r>
       <w:r>
-        <w:t>自带的系统原生托盘菜单，它依赖</w:t>
+        <w:t>自带的系统原生托</w:t>
+      </w:r>
+      <w:r>
+        <w:t>盘菜单，它依赖</w:t>
       </w:r>
       <w:r>
         <w:t xml:space="preserve"> Java </w:t>
@@ -18322,10 +19860,7 @@
         <w:spacing w:after="60"/>
       </w:pPr>
       <w:r>
-        <w:t>菜单项：打开主界面、导入识别、待确认（带数量徽标）、文</w:t>
-      </w:r>
-      <w:r>
-        <w:t>件目录台账、打开归档目录、打开日志目录、退出。</w:t>
+        <w:t>菜单项：打开主界面、导入识别、待确认（带数量徽标）、文件目录台账、打开归档目录、打开日志目录、退出。</w:t>
       </w:r>
     </w:p>
     <w:p>
@@ -18352,7 +19887,10 @@
         <w:t xml:space="preserve"> → </w:t>
       </w:r>
       <w:r>
-        <w:t>其他中文字体</w:t>
+        <w:t>其</w:t>
+      </w:r>
+      <w:r>
+        <w:t>他中文字体</w:t>
       </w:r>
       <w:r>
         <w:t>”</w:t>
@@ -18785,7 +20323,7 @@
       <w:pPr>
         <w:pStyle w:val="21"/>
       </w:pPr>
-      <w:bookmarkStart w:id="44" w:name="_Toc243842313"/>
+      <w:bookmarkStart w:id="45" w:name="_Toc243842319"/>
       <w:r>
         <w:rPr>
           <w:rFonts w:ascii="微软雅黑" w:eastAsia="微软雅黑" w:hAnsi="微软雅黑"/>
@@ -18810,7 +20348,7 @@
         </w:rPr>
         <w:t>报错刷屏</w:t>
       </w:r>
-      <w:bookmarkEnd w:id="44"/>
+      <w:bookmarkEnd w:id="45"/>
     </w:p>
     <w:p>
       <w:r>
@@ -18871,7 +20409,7 @@
       <w:pPr>
         <w:pStyle w:val="21"/>
       </w:pPr>
-      <w:bookmarkStart w:id="45" w:name="_Toc243842314"/>
+      <w:bookmarkStart w:id="46" w:name="_Toc243842320"/>
       <w:r>
         <w:rPr>
           <w:rFonts w:ascii="微软雅黑" w:eastAsia="微软雅黑" w:hAnsi="微软雅黑"/>
@@ -18896,7 +20434,7 @@
         </w:rPr>
         <w:t>测试中文时出现乱码</w:t>
       </w:r>
-      <w:bookmarkEnd w:id="45"/>
+      <w:bookmarkEnd w:id="46"/>
     </w:p>
     <w:p>
       <w:r>
@@ -19021,7 +20559,7 @@
       <w:pPr>
         <w:pStyle w:val="1"/>
       </w:pPr>
-      <w:bookmarkStart w:id="46" w:name="_Toc243842315"/>
+      <w:bookmarkStart w:id="47" w:name="_Toc243842321"/>
       <w:r>
         <w:rPr>
           <w:rFonts w:ascii="微软雅黑" w:eastAsia="微软雅黑" w:hAnsi="微软雅黑"/>
@@ -19059,7 +20597,7 @@
         </w:rPr>
         <w:t>改版）</w:t>
       </w:r>
-      <w:bookmarkEnd w:id="46"/>
+      <w:bookmarkEnd w:id="47"/>
     </w:p>
     <w:p>
       <w:r>
@@ -19094,7 +20632,7 @@
       <w:pPr>
         <w:pStyle w:val="21"/>
       </w:pPr>
-      <w:bookmarkStart w:id="47" w:name="_Toc243842316"/>
+      <w:bookmarkStart w:id="48" w:name="_Toc243842322"/>
       <w:r>
         <w:rPr>
           <w:rFonts w:ascii="微软雅黑" w:eastAsia="微软雅黑" w:hAnsi="微软雅黑"/>
@@ -19107,7 +20645,7 @@
         </w:rPr>
         <w:t>改版内容一览</w:t>
       </w:r>
-      <w:bookmarkEnd w:id="47"/>
+      <w:bookmarkEnd w:id="48"/>
     </w:p>
     <w:tbl>
       <w:tblPr>
@@ -19883,7 +21421,7 @@
       <w:pPr>
         <w:pStyle w:val="21"/>
       </w:pPr>
-      <w:bookmarkStart w:id="48" w:name="_Toc243842317"/>
+      <w:bookmarkStart w:id="49" w:name="_Toc243842323"/>
       <w:r>
         <w:rPr>
           <w:rFonts w:ascii="微软雅黑" w:eastAsia="微软雅黑" w:hAnsi="微软雅黑"/>
@@ -19896,7 +21434,7 @@
         </w:rPr>
         <w:t>智能检查：校验变严格后，旧批次不能打不开</w:t>
       </w:r>
-      <w:bookmarkEnd w:id="48"/>
+      <w:bookmarkEnd w:id="49"/>
     </w:p>
     <w:p>
       <w:r>
@@ -20072,14 +21610,17 @@
         <w:t>验证（已验证）</w:t>
       </w:r>
       <w:r>
-        <w:t>：单元测试确认内置默认模板没有任何错误和警告；故意写错的模板能检出全部问题，并且保存被拒绝。</w:t>
+        <w:t>：单元测试确认内置默认模板没有任何</w:t>
+      </w:r>
+      <w:r>
+        <w:t>错误和警告；故意写错的模板能检出全部问题，并且保存被拒绝。</w:t>
       </w:r>
     </w:p>
     <w:p>
       <w:pPr>
         <w:pStyle w:val="21"/>
       </w:pPr>
-      <w:bookmarkStart w:id="49" w:name="_Toc243842318"/>
+      <w:bookmarkStart w:id="50" w:name="_Toc243842324"/>
       <w:r>
         <w:rPr>
           <w:rFonts w:ascii="微软雅黑" w:eastAsia="微软雅黑" w:hAnsi="微软雅黑"/>
@@ -20092,7 +21633,7 @@
         </w:rPr>
         <w:t>智能检查规则本身的坑</w:t>
       </w:r>
-      <w:bookmarkEnd w:id="49"/>
+      <w:bookmarkEnd w:id="50"/>
     </w:p>
     <w:tbl>
       <w:tblPr>
@@ -20545,7 +22086,7 @@
       <w:pPr>
         <w:pStyle w:val="21"/>
       </w:pPr>
-      <w:bookmarkStart w:id="50" w:name="_Toc243842319"/>
+      <w:bookmarkStart w:id="51" w:name="_Toc243842325"/>
       <w:r>
         <w:rPr>
           <w:rFonts w:ascii="微软雅黑" w:eastAsia="微软雅黑" w:hAnsi="微软雅黑"/>
@@ -20558,7 +22099,7 @@
         </w:rPr>
         <w:t>实时预览：改一个字就要看到全部文件的变化</w:t>
       </w:r>
-      <w:bookmarkEnd w:id="50"/>
+      <w:bookmarkEnd w:id="51"/>
     </w:p>
     <w:p>
       <w:r>
@@ -21427,7 +22968,7 @@
       <w:pPr>
         <w:pStyle w:val="21"/>
       </w:pPr>
-      <w:bookmarkStart w:id="51" w:name="_Toc243842320"/>
+      <w:bookmarkStart w:id="52" w:name="_Toc243842326"/>
       <w:r>
         <w:rPr>
           <w:rFonts w:ascii="微软雅黑" w:eastAsia="微软雅黑" w:hAnsi="微软雅黑"/>
@@ -21440,7 +22981,7 @@
         </w:rPr>
         <w:t>没有导入过文件时，拿什么来预览</w:t>
       </w:r>
-      <w:bookmarkEnd w:id="51"/>
+      <w:bookmarkEnd w:id="52"/>
     </w:p>
     <w:p>
       <w:r>
@@ -21517,7 +23058,7 @@
       <w:pPr>
         <w:pStyle w:val="21"/>
       </w:pPr>
-      <w:bookmarkStart w:id="52" w:name="_Toc243842321"/>
+      <w:bookmarkStart w:id="53" w:name="_Toc243842327"/>
       <w:r>
         <w:rPr>
           <w:rFonts w:ascii="微软雅黑" w:eastAsia="微软雅黑" w:hAnsi="微软雅黑"/>
@@ -21549,7 +23090,7 @@
         </w:rPr>
         <w:t>”</w:t>
       </w:r>
-      <w:bookmarkEnd w:id="52"/>
+      <w:bookmarkEnd w:id="53"/>
     </w:p>
     <w:p>
       <w:r>
@@ -21571,10 +23112,7 @@
         <w:t>：待确认的原因有两种</w:t>
       </w:r>
       <w:r>
-        <w:t>。一种和阈值无关，比如字段识别不出来、两个候选部门得分太接近、没读到任何文字，无论阈值调到多少都要人</w:t>
-      </w:r>
-      <w:r>
-        <w:t>工确认；另一种是综合置信度低于阈值。如果把两者混在一起，就算不出</w:t>
+        <w:t>。一种和阈值无关，比如字段识别不出来、两个候选部门得分太接近、没读到任何文字，无论阈值调到多少都要人工确认；另一种是综合置信度低于阈值。如果把两者混在一起，就算不出</w:t>
       </w:r>
       <w:r>
         <w:t>“</w:t>
@@ -22482,7 +24020,7 @@
       <w:pPr>
         <w:pStyle w:val="21"/>
       </w:pPr>
-      <w:bookmarkStart w:id="53" w:name="_Toc243842322"/>
+      <w:bookmarkStart w:id="54" w:name="_Toc243842328"/>
       <w:r>
         <w:rPr>
           <w:rFonts w:ascii="微软雅黑" w:eastAsia="微软雅黑" w:hAnsi="微软雅黑"/>
@@ -22495,7 +24033,7 @@
         </w:rPr>
         <w:t>部门、类型词典修改后的识别效果</w:t>
       </w:r>
-      <w:bookmarkEnd w:id="53"/>
+      <w:bookmarkEnd w:id="54"/>
     </w:p>
     <w:p>
       <w:r>
@@ -22506,7 +24044,7 @@
       <w:pPr>
         <w:pStyle w:val="21"/>
       </w:pPr>
-      <w:bookmarkStart w:id="54" w:name="_Toc243842323"/>
+      <w:bookmarkStart w:id="55" w:name="_Toc243842329"/>
       <w:r>
         <w:rPr>
           <w:rFonts w:ascii="微软雅黑" w:eastAsia="微软雅黑" w:hAnsi="微软雅黑"/>
@@ -22519,7 +24057,7 @@
         </w:rPr>
         <w:t>前端实现中的坑</w:t>
       </w:r>
-      <w:bookmarkEnd w:id="54"/>
+      <w:bookmarkEnd w:id="55"/>
     </w:p>
     <w:tbl>
       <w:tblPr>
@@ -23323,7 +24861,7 @@
       <w:pPr>
         <w:pStyle w:val="21"/>
       </w:pPr>
-      <w:bookmarkStart w:id="55" w:name="_Toc243842324"/>
+      <w:bookmarkStart w:id="56" w:name="_Toc243842330"/>
       <w:r>
         <w:rPr>
           <w:rFonts w:ascii="微软雅黑" w:eastAsia="微软雅黑" w:hAnsi="微软雅黑"/>
@@ -23336,7 +24874,7 @@
         </w:rPr>
         <w:t>验证过程中的问题</w:t>
       </w:r>
-      <w:bookmarkEnd w:id="55"/>
+      <w:bookmarkEnd w:id="56"/>
     </w:p>
     <w:tbl>
       <w:tblPr>
@@ -23903,7 +25441,7 @@
       <w:pPr>
         <w:pStyle w:val="1"/>
       </w:pPr>
-      <w:bookmarkStart w:id="56" w:name="_Toc243842325"/>
+      <w:bookmarkStart w:id="57" w:name="_Toc243842331"/>
       <w:r>
         <w:rPr>
           <w:rFonts w:ascii="微软雅黑" w:eastAsia="微软雅黑" w:hAnsi="微软雅黑"/>
@@ -23929,7 +25467,7 @@
         </w:rPr>
         <w:t>）</w:t>
       </w:r>
-      <w:bookmarkEnd w:id="56"/>
+      <w:bookmarkEnd w:id="57"/>
     </w:p>
     <w:p>
       <w:r>
@@ -24003,7 +25541,7 @@
       <w:pPr>
         <w:pStyle w:val="21"/>
       </w:pPr>
-      <w:bookmarkStart w:id="57" w:name="_Toc243842326"/>
+      <w:bookmarkStart w:id="58" w:name="_Toc243842332"/>
       <w:r>
         <w:rPr>
           <w:rFonts w:ascii="微软雅黑" w:eastAsia="微软雅黑" w:hAnsi="微软雅黑"/>
@@ -24016,7 +25554,7 @@
         </w:rPr>
         <w:t>改版内容一览</w:t>
       </w:r>
-      <w:bookmarkEnd w:id="57"/>
+      <w:bookmarkEnd w:id="58"/>
     </w:p>
     <w:tbl>
       <w:tblPr>
@@ -24760,7 +26298,7 @@
       <w:pPr>
         <w:pStyle w:val="21"/>
       </w:pPr>
-      <w:bookmarkStart w:id="58" w:name="_Toc243842327"/>
+      <w:bookmarkStart w:id="59" w:name="_Toc243842333"/>
       <w:r>
         <w:rPr>
           <w:rFonts w:ascii="微软雅黑" w:eastAsia="微软雅黑" w:hAnsi="微软雅黑"/>
@@ -24773,7 +26311,7 @@
         </w:rPr>
         <w:t>组件和自己写的样式要用同一套颜色</w:t>
       </w:r>
-      <w:bookmarkEnd w:id="58"/>
+      <w:bookmarkEnd w:id="59"/>
     </w:p>
     <w:p>
       <w:r>
@@ -24848,7 +26386,10 @@
         <w:spacing w:after="60"/>
       </w:pPr>
       <w:r>
-        <w:t>每套底色只定义十几个基础值：背景、侧栏、三层卡片、两级边框、三级文字、四种状态色。强调色只定义一个颜色值。</w:t>
+        <w:t>每套底色只定义十几个基础值：背景、侧栏、三层卡片、两级边框、三级文字、四种状态色。强调色只定义一个颜色值</w:t>
+      </w:r>
+      <w:r>
+        <w:t>。</w:t>
       </w:r>
     </w:p>
     <w:p>
@@ -24966,10 +26507,7 @@
         <w:spacing w:after="60"/>
       </w:pPr>
       <w:r>
-        <w:t>这样新增一套配色只需要加一组基础值，组件和自己</w:t>
-      </w:r>
-      <w:r>
-        <w:t>写的样式会同时生效。</w:t>
+        <w:t>这样新增一套配色只需要加一组基础值，组件和自己写的样式会同时生效。</w:t>
       </w:r>
     </w:p>
     <w:p>
@@ -24980,14 +26518,17 @@
         <w:t>验证（已验证）</w:t>
       </w:r>
       <w:r>
-        <w:t>：类型检查通过；四种底色的截图里，按钮、表格、输入框、标签和自己写的面板颜色一致。</w:t>
+        <w:t>：类型检查通过；四种底色的截图里，按钮、表格、输入框、标签和自己写的</w:t>
+      </w:r>
+      <w:r>
+        <w:t>面板颜色一致。</w:t>
       </w:r>
     </w:p>
     <w:p>
       <w:pPr>
         <w:pStyle w:val="21"/>
       </w:pPr>
-      <w:bookmarkStart w:id="59" w:name="_Toc243842328"/>
+      <w:bookmarkStart w:id="60" w:name="_Toc243842334"/>
       <w:r>
         <w:rPr>
           <w:rFonts w:ascii="微软雅黑" w:eastAsia="微软雅黑" w:hAnsi="微软雅黑"/>
@@ -25000,7 +26541,7 @@
         </w:rPr>
         <w:t>写死的颜色在深色模式下变成刺眼的白块</w:t>
       </w:r>
-      <w:bookmarkEnd w:id="59"/>
+      <w:bookmarkEnd w:id="60"/>
     </w:p>
     <w:p>
       <w:r>
@@ -25102,10 +26643,7 @@
         <w:t>个文件里共</w:t>
       </w:r>
       <w:r>
-        <w:t xml:space="preserve"> 80</w:t>
-      </w:r>
-      <w:r>
-        <w:t xml:space="preserve"> </w:t>
+        <w:t xml:space="preserve"> 80 </w:t>
       </w:r>
       <w:r>
         <w:t>多处写死的颜色，按用途映射到语义变量：边框统一用</w:t>
@@ -25416,7 +26954,7 @@
       <w:pPr>
         <w:pStyle w:val="21"/>
       </w:pPr>
-      <w:bookmarkStart w:id="60" w:name="_Toc243842329"/>
+      <w:bookmarkStart w:id="61" w:name="_Toc243842335"/>
       <w:r>
         <w:rPr>
           <w:rFonts w:ascii="微软雅黑" w:eastAsia="微软雅黑" w:hAnsi="微软雅黑"/>
@@ -25429,7 +26967,7 @@
         </w:rPr>
         <w:t>立体感要做得克制</w:t>
       </w:r>
-      <w:bookmarkEnd w:id="60"/>
+      <w:bookmarkEnd w:id="61"/>
     </w:p>
     <w:p>
       <w:r>
@@ -25465,7 +27003,10 @@
         <w:t xml:space="preserve"> 1px </w:t>
       </w:r>
       <w:r>
-        <w:t>的内侧高光（模拟顶部受光），加上一近一远两层投影（近的那层清晰，远的那层大而淡）。阴影分三档：卡片静止、悬停、弹出层。</w:t>
+        <w:t>的内侧高光（模拟顶部受光），加上一近一远两层投影（近的那层清晰，远的那层大而淡）。阴影分三档：卡片静止、悬停、弹出层</w:t>
+      </w:r>
+      <w:r>
+        <w:t>。</w:t>
       </w:r>
     </w:p>
     <w:p>
@@ -25531,17 +27072,14 @@
         <w:spacing w:after="60"/>
       </w:pPr>
       <w:r>
-        <w:t>强调色上的文字颜色根据亮度自动选择：琥珀这类</w:t>
-      </w:r>
-      <w:r>
-        <w:t>亮色上用深色字，其余用白色字。</w:t>
+        <w:t>强调色上的文字颜色根据亮度自动选择：琥珀这类亮色上用深色字，其余用白色字。</w:t>
       </w:r>
     </w:p>
     <w:p>
       <w:pPr>
         <w:pStyle w:val="21"/>
       </w:pPr>
-      <w:bookmarkStart w:id="61" w:name="_Toc243842330"/>
+      <w:bookmarkStart w:id="62" w:name="_Toc243842336"/>
       <w:r>
         <w:rPr>
           <w:rFonts w:ascii="微软雅黑" w:eastAsia="微软雅黑" w:hAnsi="微软雅黑"/>
@@ -25554,7 +27092,7 @@
         </w:rPr>
         <w:t>点击动效：不改每个组件，也不影响原有交互</w:t>
       </w:r>
-      <w:bookmarkEnd w:id="61"/>
+      <w:bookmarkEnd w:id="62"/>
     </w:p>
     <w:p>
       <w:r>
@@ -25570,7 +27108,10 @@
         <w:t xml:space="preserve">Naive UI </w:t>
       </w:r>
       <w:r>
-        <w:t>的按钮本身没有点击波纹。如果给每个按钮、菜单项、标签页都包一层组件，改动会遍布所有页面。</w:t>
+        <w:t>的按钮本身</w:t>
+      </w:r>
+      <w:r>
+        <w:t>没有点击波纹。如果给每个按钮、菜单项、标签页都包一层组件，改动会遍布所有页面。</w:t>
       </w:r>
     </w:p>
     <w:p>
@@ -25667,10 +27208,7 @@
         <w:t>overflow: hidden</w:t>
       </w:r>
       <w:r>
-        <w:t>、圆角继承父元素的容器里，不会溢出按钮</w:t>
-      </w:r>
-      <w:r>
-        <w:t>的圆角；监听器设为</w:t>
+        <w:t>、圆角继承父元素的容器里，不会溢出按钮的圆角；监听器设为</w:t>
       </w:r>
       <w:r>
         <w:t xml:space="preserve"> </w:t>
@@ -25697,7 +27235,10 @@
         <w:t>按钮悬停时上浮</w:t>
       </w:r>
       <w:r>
-        <w:t xml:space="preserve"> 1px</w:t>
+        <w:t xml:space="preserve"> 1</w:t>
+      </w:r>
+      <w:r>
+        <w:t>px</w:t>
       </w:r>
       <w:r>
         <w:t>，按下时下沉</w:t>
@@ -25775,7 +27316,7 @@
       <w:pPr>
         <w:pStyle w:val="21"/>
       </w:pPr>
-      <w:bookmarkStart w:id="62" w:name="_Toc243842331"/>
+      <w:bookmarkStart w:id="63" w:name="_Toc243842337"/>
       <w:r>
         <w:rPr>
           <w:rFonts w:ascii="微软雅黑" w:eastAsia="微软雅黑" w:hAnsi="微软雅黑"/>
@@ -25788,7 +27329,7 @@
         </w:rPr>
         <w:t>切换主题时不能整页闪一下</w:t>
       </w:r>
-      <w:bookmarkEnd w:id="62"/>
+      <w:bookmarkEnd w:id="63"/>
     </w:p>
     <w:p>
       <w:r>
@@ -25804,10 +27345,7 @@
         <w:t xml:space="preserve"> CSS </w:t>
       </w:r>
       <w:r>
-        <w:t>变量时，整页</w:t>
-      </w:r>
-      <w:r>
-        <w:t>会瞬间变色，深浅切换的冲击感很强。</w:t>
+        <w:t>变量时，整页会瞬间变色，深浅切换的冲击感很强。</w:t>
       </w:r>
     </w:p>
     <w:p>
@@ -25837,7 +27375,7 @@
       <w:pPr>
         <w:pStyle w:val="21"/>
       </w:pPr>
-      <w:bookmarkStart w:id="63" w:name="_Toc243842332"/>
+      <w:bookmarkStart w:id="64" w:name="_Toc243842338"/>
       <w:r>
         <w:rPr>
           <w:rFonts w:ascii="微软雅黑" w:eastAsia="微软雅黑" w:hAnsi="微软雅黑"/>
@@ -25868,7 +27406,7 @@
         </w:rPr>
         <w:t>”</w:t>
       </w:r>
-      <w:bookmarkEnd w:id="63"/>
+      <w:bookmarkEnd w:id="64"/>
     </w:p>
     <w:tbl>
       <w:tblPr>
@@ -26260,7 +27798,7 @@
       <w:pPr>
         <w:pStyle w:val="21"/>
       </w:pPr>
-      <w:bookmarkStart w:id="64" w:name="_Toc243842333"/>
+      <w:bookmarkStart w:id="65" w:name="_Toc243842339"/>
       <w:r>
         <w:rPr>
           <w:rFonts w:ascii="微软雅黑" w:eastAsia="微软雅黑" w:hAnsi="微软雅黑"/>
@@ -26273,7 +27811,7 @@
         </w:rPr>
         <w:t>更名：显示名称改了，内部名称为什么不改</w:t>
       </w:r>
-      <w:bookmarkEnd w:id="64"/>
+      <w:bookmarkEnd w:id="65"/>
     </w:p>
     <w:p>
       <w:r>
@@ -26421,15 +27959,7 @@
           <w:color w:val="22434E"/>
           <w:sz w:val="19"/>
         </w:rPr>
-        <w:t>com.yizha</w:t>
-      </w:r>
-      <w:r>
-        <w:rPr>
-          <w:rFonts w:ascii="Consolas" w:hAnsi="Consolas"/>
-          <w:color w:val="22434E"/>
-          <w:sz w:val="19"/>
-        </w:rPr>
-        <w:t>oqi.oaarchive</w:t>
+        <w:t>com.yizhaoqi.oaarchive</w:t>
       </w:r>
       <w:r>
         <w:t>、单实例锁文件。</w:t>
@@ -26462,7 +27992,7 @@
       <w:pPr>
         <w:pStyle w:val="21"/>
       </w:pPr>
-      <w:bookmarkStart w:id="65" w:name="_Toc243842334"/>
+      <w:bookmarkStart w:id="66" w:name="_Toc243842340"/>
       <w:r>
         <w:rPr>
           <w:rFonts w:ascii="微软雅黑" w:eastAsia="微软雅黑" w:hAnsi="微软雅黑"/>
@@ -26523,7 +28053,7 @@
         </w:rPr>
         <w:t>定稿）</w:t>
       </w:r>
-      <w:bookmarkEnd w:id="65"/>
+      <w:bookmarkEnd w:id="66"/>
     </w:p>
     <w:p>
       <w:r>
@@ -26569,10 +28099,7 @@
         <w:t xml:space="preserve">2. </w:t>
       </w:r>
       <w:r>
-        <w:t>用户希望改成</w:t>
-      </w:r>
-      <w:r>
-        <w:t>可爱、简约的二次元风格，于是手绘了</w:t>
+        <w:t>用户希望改成可爱、简约的二次元风格，于是手绘了</w:t>
       </w:r>
       <w:r>
         <w:t>“</w:t>
@@ -27324,15 +28851,7 @@
           <w:color w:val="22434E"/>
           <w:sz w:val="19"/>
         </w:rPr>
-        <w:t>BrandIcon.create(si</w:t>
-      </w:r>
-      <w:r>
-        <w:rPr>
-          <w:rFonts w:ascii="Consolas" w:hAnsi="Consolas"/>
-          <w:color w:val="22434E"/>
-          <w:sz w:val="19"/>
-        </w:rPr>
-        <w:t>ze)</w:t>
+        <w:t>BrandIcon.create(size)</w:t>
       </w:r>
       <w:r>
         <w:t xml:space="preserve"> </w:t>
@@ -27452,7 +28971,10 @@
         <w:t xml:space="preserve"> 16–300px </w:t>
       </w:r>
       <w:r>
-        <w:t>各尺寸都能取到、图标中心不透明、圆角处透明，返回的图片和缓存互不影响。逐个解开</w:t>
+        <w:t>各尺寸都能取到、图标中心不透明、圆角处透明，返回的图片和缓存互不影响。逐</w:t>
+      </w:r>
+      <w:r>
+        <w:t>个解开</w:t>
       </w:r>
       <w:r>
         <w:t xml:space="preserve"> </w:t>
@@ -27540,7 +29062,7 @@
       <w:pPr>
         <w:pStyle w:val="21"/>
       </w:pPr>
-      <w:bookmarkStart w:id="66" w:name="_Toc243842335"/>
+      <w:bookmarkStart w:id="67" w:name="_Toc243842341"/>
       <w:r>
         <w:rPr>
           <w:rFonts w:ascii="微软雅黑" w:eastAsia="微软雅黑" w:hAnsi="微软雅黑"/>
@@ -27553,7 +29075,7 @@
         </w:rPr>
         <w:t>验证过程中的问题</w:t>
       </w:r>
-      <w:bookmarkEnd w:id="66"/>
+      <w:bookmarkEnd w:id="67"/>
     </w:p>
     <w:tbl>
       <w:tblPr>
@@ -27712,7 +29234,13 @@
               <w:rPr>
                 <w:sz w:val="18"/>
               </w:rPr>
-              <w:t xml:space="preserve"> npmmirror </w:t>
+              <w:t xml:space="preserve"> </w:t>
+            </w:r>
+            <w:r>
+              <w:rPr>
+                <w:sz w:val="18"/>
+              </w:rPr>
+              <w:t xml:space="preserve">npmmirror </w:t>
             </w:r>
             <w:r>
               <w:rPr>
@@ -28176,7 +29704,7 @@
       <w:pPr>
         <w:pStyle w:val="21"/>
       </w:pPr>
-      <w:bookmarkStart w:id="67" w:name="_Toc243842336"/>
+      <w:bookmarkStart w:id="68" w:name="_Toc243842342"/>
       <w:r>
         <w:rPr>
           <w:rFonts w:ascii="微软雅黑" w:eastAsia="微软雅黑" w:hAnsi="微软雅黑"/>
@@ -28189,7 +29717,7 @@
         </w:rPr>
         <w:t>已知限制</w:t>
       </w:r>
-      <w:bookmarkEnd w:id="67"/>
+      <w:bookmarkEnd w:id="68"/>
     </w:p>
     <w:p>
       <w:pPr>
@@ -28286,7 +29814,7 @@
       <w:pPr>
         <w:pStyle w:val="1"/>
       </w:pPr>
-      <w:bookmarkStart w:id="68" w:name="_Toc243842337"/>
+      <w:bookmarkStart w:id="69" w:name="_Toc243842343"/>
       <w:r>
         <w:rPr>
           <w:rFonts w:ascii="微软雅黑" w:eastAsia="微软雅黑" w:hAnsi="微软雅黑"/>
@@ -28336,7 +29864,7 @@
         </w:rPr>
         <w:t>）</w:t>
       </w:r>
-      <w:bookmarkEnd w:id="68"/>
+      <w:bookmarkEnd w:id="69"/>
     </w:p>
     <w:p>
       <w:r>
@@ -28358,10 +29886,7 @@
         <w:t>、</w:t>
       </w:r>
       <w:r>
-        <w:t>Dee</w:t>
-      </w:r>
-      <w:r>
-        <w:t>pSeek</w:t>
+        <w:t>DeepSeek</w:t>
       </w:r>
       <w:r>
         <w:t>、通义千问等模型，也可以用中转站的接口。</w:t>
@@ -28391,7 +29916,10 @@
         <w:t>开工前先确认这样做会不会影响现在的</w:t>
       </w:r>
       <w:r>
-        <w:t xml:space="preserve"> exe </w:t>
+        <w:t xml:space="preserve"> e</w:t>
+      </w:r>
+      <w:r>
+        <w:t xml:space="preserve">xe </w:t>
       </w:r>
       <w:r>
         <w:t>打包方式。</w:t>
@@ -28452,7 +29980,7 @@
       <w:pPr>
         <w:pStyle w:val="21"/>
       </w:pPr>
-      <w:bookmarkStart w:id="69" w:name="_Toc243842338"/>
+      <w:bookmarkStart w:id="70" w:name="_Toc243842344"/>
       <w:r>
         <w:rPr>
           <w:rFonts w:ascii="微软雅黑" w:eastAsia="微软雅黑" w:hAnsi="微软雅黑"/>
@@ -28465,7 +29993,7 @@
         </w:rPr>
         <w:t>功能一览</w:t>
       </w:r>
-      <w:bookmarkEnd w:id="69"/>
+      <w:bookmarkEnd w:id="70"/>
     </w:p>
     <w:tbl>
       <w:tblPr>
@@ -28601,13 +30129,7 @@
               <w:rPr>
                 <w:sz w:val="18"/>
               </w:rPr>
-              <w:t xml:space="preserve">API </w:t>
-            </w:r>
-            <w:r>
-              <w:rPr>
-                <w:sz w:val="18"/>
-              </w:rPr>
-              <w:t>Key</w:t>
+              <w:t>API Key</w:t>
             </w:r>
             <w:r>
               <w:rPr>
@@ -29097,7 +30619,7 @@
       <w:pPr>
         <w:pStyle w:val="21"/>
       </w:pPr>
-      <w:bookmarkStart w:id="70" w:name="_Toc243842339"/>
+      <w:bookmarkStart w:id="71" w:name="_Toc243842345"/>
       <w:r>
         <w:rPr>
           <w:rFonts w:ascii="微软雅黑" w:eastAsia="微软雅黑" w:hAnsi="微软雅黑"/>
@@ -29110,7 +30632,7 @@
         </w:rPr>
         <w:t>开工前：会不会影响现有的打包方式</w:t>
       </w:r>
-      <w:bookmarkEnd w:id="70"/>
+      <w:bookmarkEnd w:id="71"/>
     </w:p>
     <w:p>
       <w:r>
@@ -29306,7 +30828,7 @@
       <w:pPr>
         <w:pStyle w:val="21"/>
       </w:pPr>
-      <w:bookmarkStart w:id="71" w:name="_Toc243842340"/>
+      <w:bookmarkStart w:id="72" w:name="_Toc243842346"/>
       <w:r>
         <w:rPr>
           <w:rFonts w:ascii="微软雅黑" w:eastAsia="微软雅黑" w:hAnsi="微软雅黑"/>
@@ -29317,15 +30839,9 @@
         <w:rPr>
           <w:rFonts w:ascii="微软雅黑" w:eastAsia="微软雅黑" w:hAnsi="微软雅黑"/>
         </w:rPr>
-        <w:t>一套代码接入各</w:t>
-      </w:r>
-      <w:r>
-        <w:rPr>
-          <w:rFonts w:ascii="微软雅黑" w:eastAsia="微软雅黑" w:hAnsi="微软雅黑"/>
-        </w:rPr>
-        <w:t>家模型和中转站</w:t>
-      </w:r>
-      <w:bookmarkEnd w:id="71"/>
+        <w:t>一套代码接入各家模型和中转站</w:t>
+      </w:r>
+      <w:bookmarkEnd w:id="72"/>
     </w:p>
     <w:p>
       <w:r>
@@ -29409,7 +30925,10 @@
         <w:t>：每家的</w:t>
       </w:r>
       <w:r>
-        <w:t xml:space="preserve"> SDK </w:t>
+        <w:t xml:space="preserve"> SD</w:t>
+      </w:r>
+      <w:r>
+        <w:t xml:space="preserve">K </w:t>
       </w:r>
       <w:r>
         <w:t>不同，引入后体积变大，打包时还要再查模块依赖；用</w:t>
@@ -30018,7 +31537,7 @@
       <w:pPr>
         <w:pStyle w:val="21"/>
       </w:pPr>
-      <w:bookmarkStart w:id="72" w:name="_Toc243842341"/>
+      <w:bookmarkStart w:id="73" w:name="_Toc243842347"/>
       <w:r>
         <w:rPr>
           <w:rFonts w:ascii="微软雅黑" w:eastAsia="微软雅黑" w:hAnsi="微软雅黑"/>
@@ -30043,7 +31562,7 @@
         </w:rPr>
         <w:t>能动手改数据，但不会改错</w:t>
       </w:r>
-      <w:bookmarkEnd w:id="72"/>
+      <w:bookmarkEnd w:id="73"/>
     </w:p>
     <w:p>
       <w:r>
@@ -30261,10 +31780,7 @@
         <w:t xml:space="preserve"> 0.5–0.95 </w:t>
       </w:r>
       <w:r>
-        <w:t>会调整并提示</w:t>
-      </w:r>
-      <w:r>
-        <w:t>。</w:t>
+        <w:t>会调整并提示。</w:t>
       </w:r>
     </w:p>
     <w:p>
@@ -30387,10 +31903,7 @@
         <w:t>修正识别结果</w:t>
       </w:r>
       <w:r>
-        <w:t>：按这个文件所在批次的模板快照检查部门和类型是否存在；已归档的文件不能修正（要先撤销）。部门、类型、日期、</w:t>
-      </w:r>
-      <w:r>
-        <w:t>标题都不填，表示确认当前识别结果无误，文件从</w:t>
+        <w:t>：按这个文件所在批次的模板快照检查部门和类型是否存在；已归档的文件不能修正（要先撤销）。部门、类型、日期、标题都不填，表示确认当前识别结果无误，文件从</w:t>
       </w:r>
       <w:r>
         <w:t>“</w:t>
@@ -30434,7 +31947,10 @@
         <w:spacing w:after="60"/>
       </w:pPr>
       <w:r>
-        <w:t>自动化测试确认：生成方案后模板没有任何变化，确认后才保存；内置模板不会被改动；同一张卡片第二次确认会被拒绝；写错的方案会把错误原因退回给模型。</w:t>
+        <w:t>自动</w:t>
+      </w:r>
+      <w:r>
+        <w:t>化测试确认：生成方案后模板没有任何变化，确认后才保存；内置模板不会被改动；同一张卡片第二次确认会被拒绝；写错的方案会把错误原因退回给模型。</w:t>
       </w:r>
     </w:p>
     <w:p>
@@ -30462,7 +31978,7 @@
       <w:pPr>
         <w:pStyle w:val="21"/>
       </w:pPr>
-      <w:bookmarkStart w:id="73" w:name="_Toc243842342"/>
+      <w:bookmarkStart w:id="74" w:name="_Toc243842348"/>
       <w:r>
         <w:rPr>
           <w:rFonts w:ascii="微软雅黑" w:eastAsia="微软雅黑" w:hAnsi="微软雅黑"/>
@@ -30476,7 +31992,7 @@
         </w:rPr>
         <w:t>防止被文件内容误导，以及隐私</w:t>
       </w:r>
-      <w:bookmarkEnd w:id="73"/>
+      <w:bookmarkEnd w:id="74"/>
     </w:p>
     <w:p>
       <w:r>
@@ -30498,10 +32014,7 @@
         <w:t>”</w:t>
       </w:r>
       <w:r>
-        <w:t>这类文字。模型读到后，有可</w:t>
-      </w:r>
-      <w:r>
-        <w:t>能照着做。</w:t>
+        <w:t>这类文字。模型读到后，有可能照着做。</w:t>
       </w:r>
     </w:p>
     <w:p>
@@ -30995,7 +32508,7 @@
       <w:pPr>
         <w:pStyle w:val="21"/>
       </w:pPr>
-      <w:bookmarkStart w:id="74" w:name="_Toc243842343"/>
+      <w:bookmarkStart w:id="75" w:name="_Toc243842349"/>
       <w:r>
         <w:rPr>
           <w:rFonts w:ascii="微软雅黑" w:eastAsia="微软雅黑" w:hAnsi="微软雅黑"/>
@@ -31009,7 +32522,7 @@
         </w:rPr>
         <w:t>流式输出、工具调用循环和中途停止</w:t>
       </w:r>
-      <w:bookmarkEnd w:id="74"/>
+      <w:bookmarkEnd w:id="75"/>
     </w:p>
     <w:p>
       <w:r>
@@ -31567,7 +33080,7 @@
       <w:pPr>
         <w:pStyle w:val="21"/>
       </w:pPr>
-      <w:bookmarkStart w:id="75" w:name="_Toc243842344"/>
+      <w:bookmarkStart w:id="76" w:name="_Toc243842350"/>
       <w:r>
         <w:rPr>
           <w:rFonts w:ascii="微软雅黑" w:eastAsia="微软雅黑" w:hAnsi="微软雅黑"/>
@@ -31580,7 +33093,7 @@
         </w:rPr>
         <w:t>对话历史放在哪里</w:t>
       </w:r>
-      <w:bookmarkEnd w:id="75"/>
+      <w:bookmarkEnd w:id="76"/>
     </w:p>
     <w:p>
       <w:r>
@@ -31705,10 +33218,7 @@
         <w:t>R</w:t>
       </w:r>
       <w:r>
-        <w:t>：不额外插入消息（有些接口不接受连续两条用户消息），而是在下一次提问前面加</w:t>
-      </w:r>
-      <w:r>
-        <w:t>一句</w:t>
+        <w:t>：不额外插入消息（有些接口不接受连续两条用户消息），而是在下一次提问前面加一句</w:t>
       </w:r>
       <w:r>
         <w:t>“</w:t>
@@ -31798,7 +33308,7 @@
       <w:pPr>
         <w:pStyle w:val="21"/>
       </w:pPr>
-      <w:bookmarkStart w:id="76" w:name="_Toc243842345"/>
+      <w:bookmarkStart w:id="77" w:name="_Toc243842351"/>
       <w:r>
         <w:rPr>
           <w:rFonts w:ascii="微软雅黑" w:eastAsia="微软雅黑" w:hAnsi="微软雅黑"/>
@@ -31809,9 +33319,15 @@
         <w:rPr>
           <w:rFonts w:ascii="微软雅黑" w:eastAsia="微软雅黑" w:hAnsi="微软雅黑"/>
         </w:rPr>
-        <w:t>名字、自称和开场白</w:t>
-      </w:r>
-      <w:bookmarkEnd w:id="76"/>
+        <w:t>名</w:t>
+      </w:r>
+      <w:r>
+        <w:rPr>
+          <w:rFonts w:ascii="微软雅黑" w:eastAsia="微软雅黑" w:hAnsi="微软雅黑"/>
+        </w:rPr>
+        <w:t>字、自称和开场白</w:t>
+      </w:r>
+      <w:bookmarkEnd w:id="77"/>
     </w:p>
     <w:p>
       <w:pPr>
@@ -31888,10 +33404,7 @@
         <w:t>”</w:t>
       </w:r>
       <w:r>
-        <w:t>不让模型自己判断，而是后端判断：历史里还没</w:t>
-      </w:r>
-      <w:r>
-        <w:t>有助手的回复，就是第一问。第一问时在系统提示词里要求回复第一句固定写</w:t>
+        <w:t>不让模型自己判断，而是后端判断：历史里还没有助手的回复，就是第一问。第一问时在系统提示词里要求回复第一句固定写</w:t>
       </w:r>
       <w:r>
         <w:t>“</w:t>
@@ -31972,7 +33485,7 @@
       <w:pPr>
         <w:pStyle w:val="21"/>
       </w:pPr>
-      <w:bookmarkStart w:id="77" w:name="_Toc243842346"/>
+      <w:bookmarkStart w:id="78" w:name="_Toc243842352"/>
       <w:r>
         <w:rPr>
           <w:rFonts w:ascii="微软雅黑" w:eastAsia="微软雅黑" w:hAnsi="微软雅黑"/>
@@ -31985,7 +33498,7 @@
         </w:rPr>
         <w:t>显示格式化的回复，同时不能执行网页代码</w:t>
       </w:r>
-      <w:bookmarkEnd w:id="77"/>
+      <w:bookmarkEnd w:id="78"/>
     </w:p>
     <w:p>
       <w:r>
@@ -32055,7 +33568,15 @@
           <w:color w:val="22434E"/>
           <w:sz w:val="19"/>
         </w:rPr>
-        <w:t>&lt;script&gt;</w:t>
+        <w:t>&lt;scrip</w:t>
+      </w:r>
+      <w:r>
+        <w:rPr>
+          <w:rFonts w:ascii="Consolas" w:hAnsi="Consolas"/>
+          <w:color w:val="22434E"/>
+          <w:sz w:val="19"/>
+        </w:rPr>
+        <w:t>t&gt;</w:t>
       </w:r>
       <w:r>
         <w:t xml:space="preserve"> </w:t>
@@ -32108,10 +33629,7 @@
         <w:spacing w:after="60"/>
       </w:pPr>
       <w:r>
-        <w:t>流式输出时，代码块还没收到结尾</w:t>
-      </w:r>
-      <w:r>
-        <w:t>标记也能正常显示。</w:t>
+        <w:t>流式输出时，代码块还没收到结尾标记也能正常显示。</w:t>
       </w:r>
     </w:p>
     <w:p>
@@ -32133,7 +33651,7 @@
       <w:pPr>
         <w:pStyle w:val="21"/>
       </w:pPr>
-      <w:bookmarkStart w:id="78" w:name="_Toc243842347"/>
+      <w:bookmarkStart w:id="79" w:name="_Toc243842353"/>
       <w:r>
         <w:rPr>
           <w:rFonts w:ascii="微软雅黑" w:eastAsia="微软雅黑" w:hAnsi="微软雅黑"/>
@@ -32159,7 +33677,7 @@
         </w:rPr>
         <w:t>和外网</w:t>
       </w:r>
-      <w:bookmarkEnd w:id="78"/>
+      <w:bookmarkEnd w:id="79"/>
     </w:p>
     <w:p>
       <w:r>
@@ -32293,15 +33811,7 @@
                 <w:color w:val="FFFFFF"/>
                 <w:sz w:val="18"/>
               </w:rPr>
-              <w:t>检查</w:t>
-            </w:r>
-            <w:r>
-              <w:rPr>
-                <w:b/>
-                <w:color w:val="FFFFFF"/>
-                <w:sz w:val="18"/>
-              </w:rPr>
-              <w:t>内容</w:t>
+              <w:t>检查内容</w:t>
             </w:r>
           </w:p>
         </w:tc>
@@ -33446,7 +34956,7 @@
       <w:pPr>
         <w:pStyle w:val="21"/>
       </w:pPr>
-      <w:bookmarkStart w:id="79" w:name="_Toc243842348"/>
+      <w:bookmarkStart w:id="80" w:name="_Toc243842354"/>
       <w:r>
         <w:rPr>
           <w:rFonts w:ascii="微软雅黑" w:eastAsia="微软雅黑" w:hAnsi="微软雅黑"/>
@@ -33459,7 +34969,7 @@
         </w:rPr>
         <w:t>验证过程中的问题</w:t>
       </w:r>
-      <w:bookmarkEnd w:id="79"/>
+      <w:bookmarkEnd w:id="80"/>
     </w:p>
     <w:tbl>
       <w:tblPr>
@@ -33997,7 +35507,7 @@
       <w:pPr>
         <w:pStyle w:val="21"/>
       </w:pPr>
-      <w:bookmarkStart w:id="80" w:name="_Toc243842349"/>
+      <w:bookmarkStart w:id="81" w:name="_Toc243842355"/>
       <w:r>
         <w:rPr>
           <w:rFonts w:ascii="微软雅黑" w:eastAsia="微软雅黑" w:hAnsi="微软雅黑"/>
@@ -34010,7 +35520,7 @@
         </w:rPr>
         <w:t>已知限制</w:t>
       </w:r>
-      <w:bookmarkEnd w:id="80"/>
+      <w:bookmarkEnd w:id="81"/>
     </w:p>
     <w:p>
       <w:pPr>
@@ -34054,7 +35564,10 @@
         <w:t>新的</w:t>
       </w:r>
       <w:r>
-        <w:t xml:space="preserve"> Responses </w:t>
+        <w:t xml:space="preserve"> </w:t>
+      </w:r>
+      <w:r>
+        <w:t xml:space="preserve">Responses </w:t>
       </w:r>
       <w:r>
         <w:t>接口；国内服务和中转站目前基本都提供前者。</w:t>
@@ -34101,10 +35614,7 @@
         <w:t>R</w:t>
       </w:r>
       <w:r>
-        <w:t>重新生</w:t>
-      </w:r>
-      <w:r>
-        <w:t>成。</w:t>
+        <w:t>重新生成。</w:t>
       </w:r>
     </w:p>
     <w:p>
@@ -34150,7 +35660,7 @@
       <w:pPr>
         <w:pStyle w:val="1"/>
       </w:pPr>
-      <w:bookmarkStart w:id="81" w:name="_Toc243842350"/>
+      <w:bookmarkStart w:id="82" w:name="_Toc243842356"/>
       <w:r>
         <w:rPr>
           <w:rFonts w:ascii="微软雅黑" w:eastAsia="微软雅黑" w:hAnsi="微软雅黑"/>
@@ -34176,7 +35686,7 @@
         </w:rPr>
         <w:t>）</w:t>
       </w:r>
-      <w:bookmarkEnd w:id="81"/>
+      <w:bookmarkEnd w:id="82"/>
     </w:p>
     <w:p>
       <w:r>
@@ -34244,7 +35754,7 @@
       <w:pPr>
         <w:pStyle w:val="21"/>
       </w:pPr>
-      <w:bookmarkStart w:id="82" w:name="_Toc243842351"/>
+      <w:bookmarkStart w:id="83" w:name="_Toc243842357"/>
       <w:r>
         <w:rPr>
           <w:rFonts w:ascii="微软雅黑" w:eastAsia="微软雅黑" w:hAnsi="微软雅黑"/>
@@ -34257,7 +35767,7 @@
         </w:rPr>
         <w:t>版本号对照</w:t>
       </w:r>
-      <w:bookmarkEnd w:id="82"/>
+      <w:bookmarkEnd w:id="83"/>
     </w:p>
     <w:tbl>
       <w:tblPr>
@@ -34997,6 +36507,92 @@
           </w:p>
         </w:tc>
       </w:tr>
+      <w:tr>
+        <w:trPr>
+          <w:cantSplit/>
+          <w:jc w:val="center"/>
+        </w:trPr>
+        <w:tc>
+          <w:tcPr>
+            <w:tcW w:w="932" w:type="dxa"/>
+            <w:vAlign w:val="center"/>
+          </w:tcPr>
+          <w:p>
+            <w:pPr>
+              <w:spacing w:after="0" w:line="276" w:lineRule="auto"/>
+            </w:pPr>
+            <w:r>
+              <w:rPr>
+                <w:sz w:val="17"/>
+              </w:rPr>
+              <w:t>v1.5.1</w:t>
+            </w:r>
+          </w:p>
+        </w:tc>
+        <w:tc>
+          <w:tcPr>
+            <w:tcW w:w="1786" w:type="dxa"/>
+            <w:vAlign w:val="center"/>
+          </w:tcPr>
+          <w:p>
+            <w:pPr>
+              <w:spacing w:after="0" w:line="276" w:lineRule="auto"/>
+            </w:pPr>
+            <w:r>
+              <w:rPr>
+                <w:sz w:val="17"/>
+              </w:rPr>
+              <w:t>2026-10-23</w:t>
+            </w:r>
+          </w:p>
+        </w:tc>
+        <w:tc>
+          <w:tcPr>
+            <w:tcW w:w="4970" w:type="dxa"/>
+            <w:vAlign w:val="center"/>
+          </w:tcPr>
+          <w:p>
+            <w:pPr>
+              <w:spacing w:after="0" w:line="276" w:lineRule="auto"/>
+            </w:pPr>
+            <w:r>
+              <w:rPr>
+                <w:sz w:val="17"/>
+              </w:rPr>
+              <w:t>反面案例示例文件（待确认、失败、重复、重名、跳过）</w:t>
+            </w:r>
+          </w:p>
+        </w:tc>
+        <w:tc>
+          <w:tcPr>
+            <w:tcW w:w="1553" w:type="dxa"/>
+            <w:vAlign w:val="center"/>
+          </w:tcPr>
+          <w:p>
+            <w:pPr>
+              <w:spacing w:after="0" w:line="276" w:lineRule="auto"/>
+            </w:pPr>
+            <w:r>
+              <w:rPr>
+                <w:sz w:val="17"/>
+              </w:rPr>
+              <w:t>第</w:t>
+            </w:r>
+            <w:r>
+              <w:rPr>
+                <w:sz w:val="17"/>
+              </w:rPr>
+              <w:t xml:space="preserve"> 5.7 </w:t>
+            </w:r>
+            <w:r>
+              <w:rPr>
+                <w:sz w:val="17"/>
+              </w:rPr>
+              <w:t>节</w:t>
+            </w:r>
+          </w:p>
+        </w:tc>
+      </w:tr>
     </w:tbl>
     <w:p>
       <w:pPr>
@@ -35060,7 +36656,7 @@
       <w:pPr>
         <w:pStyle w:val="21"/>
       </w:pPr>
-      <w:bookmarkStart w:id="83" w:name="_Toc243842352"/>
+      <w:bookmarkStart w:id="84" w:name="_Toc243842358"/>
       <w:r>
         <w:rPr>
           <w:rFonts w:ascii="微软雅黑" w:eastAsia="微软雅黑" w:hAnsi="微软雅黑"/>
@@ -35073,7 +36669,7 @@
         </w:rPr>
         <w:t>功能</w:t>
       </w:r>
-      <w:bookmarkEnd w:id="83"/>
+      <w:bookmarkEnd w:id="84"/>
     </w:p>
     <w:tbl>
       <w:tblPr>
@@ -35355,6 +36951,7 @@
               <w:rPr>
                 <w:sz w:val="18"/>
               </w:rPr>
+              <w:lastRenderedPageBreak/>
               <w:t xml:space="preserve">NEW </w:t>
             </w:r>
             <w:r>
@@ -35438,7 +37035,6 @@
               <w:rPr>
                 <w:sz w:val="18"/>
               </w:rPr>
-              <w:lastRenderedPageBreak/>
               <w:t>版本号入口</w:t>
             </w:r>
           </w:p>
@@ -35472,7 +37068,7 @@
       <w:pPr>
         <w:pStyle w:val="21"/>
       </w:pPr>
-      <w:bookmarkStart w:id="84" w:name="_Toc243842353"/>
+      <w:bookmarkStart w:id="85" w:name="_Toc243842359"/>
       <w:r>
         <w:rPr>
           <w:rFonts w:ascii="微软雅黑" w:eastAsia="微软雅黑" w:hAnsi="微软雅黑"/>
@@ -35485,7 +37081,7 @@
         </w:rPr>
         <w:t>难点与解决</w:t>
       </w:r>
-      <w:bookmarkEnd w:id="84"/>
+      <w:bookmarkEnd w:id="85"/>
     </w:p>
     <w:p>
       <w:r>
@@ -36151,6 +37747,7 @@
         <w:rPr>
           <w:b/>
         </w:rPr>
+        <w:lastRenderedPageBreak/>
         <w:t>防止忘记改版本号</w:t>
       </w:r>
       <w:r>
@@ -36186,7 +37783,6 @@
         <w:ind w:left="425" w:hanging="312"/>
       </w:pPr>
       <w:r>
-        <w:lastRenderedPageBreak/>
         <w:t xml:space="preserve">1. </w:t>
       </w:r>
       <w:r>
@@ -36393,7 +37989,7 @@
       <w:pPr>
         <w:pStyle w:val="21"/>
       </w:pPr>
-      <w:bookmarkStart w:id="85" w:name="_Toc243842354"/>
+      <w:bookmarkStart w:id="86" w:name="_Toc243842360"/>
       <w:r>
         <w:rPr>
           <w:rFonts w:ascii="微软雅黑" w:eastAsia="微软雅黑" w:hAnsi="微软雅黑"/>
@@ -36406,7 +38002,7 @@
         </w:rPr>
         <w:t>发布新版本的步骤</w:t>
       </w:r>
-      <w:bookmarkEnd w:id="85"/>
+      <w:bookmarkEnd w:id="86"/>
     </w:p>
     <w:p>
       <w:pPr>
@@ -36564,7 +38160,7 @@
       <w:pPr>
         <w:pStyle w:val="21"/>
       </w:pPr>
-      <w:bookmarkStart w:id="86" w:name="_Toc243842355"/>
+      <w:bookmarkStart w:id="87" w:name="_Toc243842361"/>
       <w:r>
         <w:rPr>
           <w:rFonts w:ascii="微软雅黑" w:eastAsia="微软雅黑" w:hAnsi="微软雅黑"/>
@@ -36577,7 +38173,7 @@
         </w:rPr>
         <w:t>已知限制</w:t>
       </w:r>
-      <w:bookmarkEnd w:id="86"/>
+      <w:bookmarkEnd w:id="87"/>
     </w:p>
     <w:p>
       <w:pPr>
@@ -36618,7 +38214,10 @@
         <w:t>”</w:t>
       </w:r>
       <w:r>
-        <w:t>记在浏览器本地，换一个浏览器打开会再弹一次公告。</w:t>
+        <w:t>记在浏览器本地，换一个浏</w:t>
+      </w:r>
+      <w:r>
+        <w:t>览器打开会再弹一次公告。</w:t>
       </w:r>
     </w:p>
     <w:p>
@@ -36675,7 +38274,7 @@
       <w:pPr>
         <w:pStyle w:val="21"/>
       </w:pPr>
-      <w:bookmarkStart w:id="87" w:name="_Toc243842356"/>
+      <w:bookmarkStart w:id="88" w:name="_Toc243842362"/>
       <w:r>
         <w:rPr>
           <w:rFonts w:ascii="微软雅黑" w:eastAsia="微软雅黑" w:hAnsi="微软雅黑"/>
@@ -36700,7 +38299,7 @@
         </w:rPr>
         <w:t>）</w:t>
       </w:r>
-      <w:bookmarkEnd w:id="87"/>
+      <w:bookmarkEnd w:id="88"/>
     </w:p>
     <w:p>
       <w:r>
@@ -36774,15 +38373,7 @@
           <w:color w:val="22434E"/>
           <w:sz w:val="19"/>
         </w:rPr>
-        <w:t>jdk.cry</w:t>
-      </w:r>
-      <w:r>
-        <w:rPr>
-          <w:rFonts w:ascii="Consolas" w:hAnsi="Consolas"/>
-          <w:color w:val="22434E"/>
-          <w:sz w:val="19"/>
-        </w:rPr>
-        <w:t>pto.ec</w:t>
+        <w:t>jdk.crypto.ec</w:t>
       </w:r>
       <w:r>
         <w:t>（见</w:t>
@@ -36791,7 +38382,10 @@
         <w:t xml:space="preserve"> 10.2</w:t>
       </w:r>
       <w:r>
-        <w:t>），打包脚本不用改。实测中发现了一个证书问题（见</w:t>
+        <w:t>），打包脚本</w:t>
+      </w:r>
+      <w:r>
+        <w:t>不用改。实测中发现了一个证书问题（见</w:t>
       </w:r>
       <w:r>
         <w:t xml:space="preserve"> 11.9</w:t>
@@ -36884,10 +38478,7 @@
         <w:t>页面打开时只读取后台的检查结果，不等待网络；后台还在检查时，每</w:t>
       </w:r>
       <w:r>
-        <w:t xml:space="preserve"> </w:t>
-      </w:r>
-      <w:r>
-        <w:t xml:space="preserve">5 </w:t>
+        <w:t xml:space="preserve"> 5 </w:t>
       </w:r>
       <w:r>
         <w:t>秒再读一次，最多读</w:t>
@@ -36905,7 +38496,10 @@
         <w:spacing w:after="60"/>
       </w:pPr>
       <w:r>
-        <w:t>有新版本时，顶栏出现绿色的</w:t>
+        <w:t>有新</w:t>
+      </w:r>
+      <w:r>
+        <w:t>版本时，顶栏出现绿色的</w:t>
       </w:r>
       <w:r>
         <w:t>“</w:t>
@@ -36962,7 +38556,7 @@
       <w:pPr>
         <w:pStyle w:val="21"/>
       </w:pPr>
-      <w:bookmarkStart w:id="88" w:name="_Toc243842357"/>
+      <w:bookmarkStart w:id="89" w:name="_Toc243842363"/>
       <w:r>
         <w:rPr>
           <w:rFonts w:ascii="微软雅黑" w:eastAsia="微软雅黑" w:hAnsi="微软雅黑"/>
@@ -36975,7 +38569,7 @@
         </w:rPr>
         <w:t>没联网时不能影响使用</w:t>
       </w:r>
-      <w:bookmarkEnd w:id="88"/>
+      <w:bookmarkEnd w:id="89"/>
     </w:p>
     <w:tbl>
       <w:tblPr>
@@ -37498,7 +39092,7 @@
       <w:pPr>
         <w:pStyle w:val="21"/>
       </w:pPr>
-      <w:bookmarkStart w:id="89" w:name="_Toc243842358"/>
+      <w:bookmarkStart w:id="90" w:name="_Toc243842364"/>
       <w:r>
         <w:rPr>
           <w:rFonts w:ascii="微软雅黑" w:eastAsia="微软雅黑" w:hAnsi="微软雅黑"/>
@@ -37511,7 +39105,7 @@
         </w:rPr>
         <w:t>安全：只信任本仓库的链接</w:t>
       </w:r>
-      <w:bookmarkEnd w:id="89"/>
+      <w:bookmarkEnd w:id="90"/>
     </w:p>
     <w:p>
       <w:pPr>
@@ -37607,7 +39201,7 @@
       <w:pPr>
         <w:pStyle w:val="21"/>
       </w:pPr>
-      <w:bookmarkStart w:id="90" w:name="_Toc243842359"/>
+      <w:bookmarkStart w:id="91" w:name="_Toc243842365"/>
       <w:r>
         <w:rPr>
           <w:rFonts w:ascii="微软雅黑" w:eastAsia="微软雅黑" w:hAnsi="微软雅黑"/>
@@ -37626,7 +39220,7 @@
         </w:rPr>
         <w:t xml:space="preserve"> GitHub</w:t>
       </w:r>
-      <w:bookmarkEnd w:id="90"/>
+      <w:bookmarkEnd w:id="91"/>
     </w:p>
     <w:p>
       <w:pPr>
@@ -38227,7 +39821,7 @@
       <w:pPr>
         <w:pStyle w:val="21"/>
       </w:pPr>
-      <w:bookmarkStart w:id="91" w:name="_Toc243842360"/>
+      <w:bookmarkStart w:id="92" w:name="_Toc243842366"/>
       <w:r>
         <w:rPr>
           <w:rFonts w:ascii="微软雅黑" w:eastAsia="微软雅黑" w:hAnsi="微软雅黑"/>
@@ -38240,7 +39834,7 @@
         </w:rPr>
         <w:t>已知限制（检查更新）</w:t>
       </w:r>
-      <w:bookmarkEnd w:id="91"/>
+      <w:bookmarkEnd w:id="92"/>
     </w:p>
     <w:p>
       <w:pPr>
@@ -38290,7 +39884,10 @@
         <w:t xml:space="preserve"> AI </w:t>
       </w:r>
       <w:r>
-        <w:t>设置里的代理，只用系统默认的网络连接。</w:t>
+        <w:t>设置里的代理，只</w:t>
+      </w:r>
+      <w:r>
+        <w:t>用系统默认的网络连接。</w:t>
       </w:r>
     </w:p>
     <w:p>
@@ -38317,7 +39914,7 @@
       <w:pPr>
         <w:pStyle w:val="1"/>
       </w:pPr>
-      <w:bookmarkStart w:id="92" w:name="_Toc243842361"/>
+      <w:bookmarkStart w:id="93" w:name="_Toc243842367"/>
       <w:r>
         <w:rPr>
           <w:rFonts w:ascii="微软雅黑" w:eastAsia="微软雅黑" w:hAnsi="微软雅黑"/>
@@ -38331,13 +39928,13 @@
         </w:rPr>
         <w:t>常见疑问</w:t>
       </w:r>
-      <w:bookmarkEnd w:id="92"/>
+      <w:bookmarkEnd w:id="93"/>
     </w:p>
     <w:p>
       <w:pPr>
         <w:pStyle w:val="21"/>
       </w:pPr>
-      <w:bookmarkStart w:id="93" w:name="_Toc243842362"/>
+      <w:bookmarkStart w:id="94" w:name="_Toc243842368"/>
       <w:r>
         <w:rPr>
           <w:rFonts w:ascii="微软雅黑" w:eastAsia="微软雅黑" w:hAnsi="微软雅黑"/>
@@ -38350,7 +39947,7 @@
         </w:rPr>
         <w:t>界面上部门、类型、日期旁边的百分比是相似度吗</w:t>
       </w:r>
-      <w:bookmarkEnd w:id="93"/>
+      <w:bookmarkEnd w:id="94"/>
     </w:p>
     <w:p>
       <w:r>
@@ -38969,7 +40566,7 @@
       <w:pPr>
         <w:pStyle w:val="21"/>
       </w:pPr>
-      <w:bookmarkStart w:id="94" w:name="_Toc243842363"/>
+      <w:bookmarkStart w:id="95" w:name="_Toc243842369"/>
       <w:r>
         <w:rPr>
           <w:rFonts w:ascii="微软雅黑" w:eastAsia="微软雅黑" w:hAnsi="微软雅黑"/>
@@ -39018,7 +40615,7 @@
         </w:rPr>
         <w:t>章）</w:t>
       </w:r>
-      <w:bookmarkEnd w:id="94"/>
+      <w:bookmarkEnd w:id="95"/>
     </w:p>
     <w:p>
       <w:r>
@@ -39046,10 +40643,7 @@
         <w:t>”</w:t>
       </w:r>
       <w:r>
-        <w:t>，选择基于</w:t>
-      </w:r>
-      <w:r>
-        <w:t>已有的某个模板（复制它的全部规则），或者从空白模板开始；也可以直接</w:t>
+        <w:t>，选择基于已有的某个模板（复制它的全部规则），或者从空白模板开始；也可以直接</w:t>
       </w:r>
       <w:r>
         <w:t>“</w:t>
@@ -39088,7 +40682,10 @@
         <w:t>字段旁的实时示例（</w:t>
       </w:r>
       <w:r>
-        <w:t xml:space="preserve">2026-10-16 </w:t>
+        <w:t>202</w:t>
+      </w:r>
+      <w:r>
+        <w:t xml:space="preserve">6-10-16 </w:t>
       </w:r>
       <w:r>
         <w:t>新增）：点击任意一条规则，它下方会用真实文件实时显示修改后的效果。</w:t>
@@ -39119,10 +40716,7 @@
         <w:t>”</w:t>
       </w:r>
       <w:r>
-        <w:t>，变化的部分高亮；会重名的文件标红并提示原因；占位符旁边显示它在第一个文件上的实际取值，点击插入到光标处；常用写法以卡片形式列出，每张卡片显示套用后的</w:t>
-      </w:r>
-      <w:r>
-        <w:t>真实文件名，并标出</w:t>
+        <w:t>，变化的部分高亮；会重名的文件标红并提示原因；占位符旁边显示它在第一个文件上的实际取值，点击插入到光标处；常用写法以卡片形式列出，每张卡片显示套用后的真实文件名，并标出</w:t>
       </w:r>
       <w:r>
         <w:t>“</w:t>
@@ -39275,7 +40869,10 @@
         <w:t>”</w:t>
       </w:r>
       <w:r>
-        <w:t>示例只能靠正文识别，置信度高低不一，最能看出阈值和关键词规则的作用。</w:t>
+        <w:t>示例只能靠正文</w:t>
+      </w:r>
+      <w:r>
+        <w:t>识别，置信度高低不一，最能看出阈值和关键词规则的作用。</w:t>
       </w:r>
     </w:p>
     <w:p>
@@ -39293,10 +40890,7 @@
         <w:spacing w:after="60"/>
       </w:pPr>
       <w:r>
-        <w:t>智能检查</w:t>
-      </w:r>
-      <w:r>
-        <w:t>：实时找出问题，例如规则里的部门不在词典中、部门代码重复、命名规则会导致重名、档号会重复、日期格式写错、单字关键词容易误命中。问题分为错误、警告、提示三级，部分问题可以一键修复。有</w:t>
+        <w:t>智能检查：实时找出问题，例如规则里的部门不在词典中、部门代码重复、命名规则会导致重名、档号会重复、日期格式写错、单字关键词容易误命中。问题分为错误、警告、提示三级，部分问题可以一键修复。有</w:t>
       </w:r>
       <w:r>
         <w:t>“</w:t>
@@ -39317,7 +40911,10 @@
         <w:spacing w:after="60"/>
       </w:pPr>
       <w:r>
-        <w:t>对比：选择任意一个模板作为基准，列出两者在命名、路径、档号、部门、类型、关键词上的差异；编辑器里改动过的行会标记</w:t>
+        <w:t>对比：选择任意一个模板作为基准，列出两者在命名、路径、档号、部门、类型、关键词上的差</w:t>
+      </w:r>
+      <w:r>
+        <w:t>异；编辑器里改动过的行会标记</w:t>
       </w:r>
       <w:r>
         <w:t>“</w:t>
@@ -39415,10 +41012,7 @@
         <w:spacing w:after="60"/>
       </w:pPr>
       <w:r>
-        <w:t>这</w:t>
-      </w:r>
-      <w:r>
-        <w:t>里的</w:t>
+        <w:t>这里的</w:t>
       </w:r>
       <w:r>
         <w:t>“</w:t>
@@ -39497,10 +41091,7 @@
         <w:t>秒；扫描件第一次需要</w:t>
       </w:r>
       <w:r>
-        <w:t xml:space="preserve"> </w:t>
-      </w:r>
-      <w:r>
-        <w:t>OCR</w:t>
+        <w:t xml:space="preserve"> OCR</w:t>
       </w:r>
       <w:r>
         <w:t>，会稍慢。</w:t>
@@ -39542,7 +41133,10 @@
         <w:t>“</w:t>
       </w:r>
       <w:r>
-        <w:t>正确答案</w:t>
+        <w:t>正确答</w:t>
+      </w:r>
+      <w:r>
+        <w:t>案</w:t>
       </w:r>
       <w:r>
         <w:t>”</w:t>
@@ -39555,7 +41149,7 @@
       <w:pPr>
         <w:pStyle w:val="21"/>
       </w:pPr>
-      <w:bookmarkStart w:id="95" w:name="_Toc243842364"/>
+      <w:bookmarkStart w:id="96" w:name="_Toc243842370"/>
       <w:r>
         <w:rPr>
           <w:rFonts w:ascii="微软雅黑" w:eastAsia="微软雅黑" w:hAnsi="微软雅黑"/>
@@ -39568,7 +41162,7 @@
         </w:rPr>
         <w:t>撤销和删除有什么区别</w:t>
       </w:r>
-      <w:bookmarkEnd w:id="95"/>
+      <w:bookmarkEnd w:id="96"/>
     </w:p>
     <w:tbl>
       <w:tblPr>
@@ -39802,7 +41396,7 @@
       <w:pPr>
         <w:pStyle w:val="21"/>
       </w:pPr>
-      <w:bookmarkStart w:id="96" w:name="_Toc243842365"/>
+      <w:bookmarkStart w:id="97" w:name="_Toc243842371"/>
       <w:r>
         <w:rPr>
           <w:rFonts w:ascii="微软雅黑" w:eastAsia="微软雅黑" w:hAnsi="微软雅黑"/>
@@ -39827,7 +41421,7 @@
         </w:rPr>
         <w:t>体现在哪里</w:t>
       </w:r>
-      <w:bookmarkEnd w:id="96"/>
+      <w:bookmarkEnd w:id="97"/>
     </w:p>
     <w:p>
       <w:r>
@@ -39952,7 +41546,7 @@
       <w:pPr>
         <w:pStyle w:val="21"/>
       </w:pPr>
-      <w:bookmarkStart w:id="97" w:name="_Toc243842366"/>
+      <w:bookmarkStart w:id="98" w:name="_Toc243842372"/>
       <w:r>
         <w:rPr>
           <w:rFonts w:ascii="微软雅黑" w:eastAsia="微软雅黑" w:hAnsi="微软雅黑"/>
@@ -39989,7 +41583,7 @@
         </w:rPr>
         <w:t>怎么用</w:t>
       </w:r>
-      <w:bookmarkEnd w:id="97"/>
+      <w:bookmarkEnd w:id="98"/>
     </w:p>
     <w:p>
       <w:pPr>
@@ -40048,7 +41642,10 @@
         <w:t xml:space="preserve"> AI </w:t>
       </w:r>
       <w:r>
-        <w:t>助手</w:t>
+        <w:t>助</w:t>
+      </w:r>
+      <w:r>
+        <w:t>手</w:t>
       </w:r>
       <w:r>
         <w:t>”</w:t>
@@ -40103,10 +41700,7 @@
         <w:t>“</w:t>
       </w:r>
       <w:r>
-        <w:t>测试</w:t>
-      </w:r>
-      <w:r>
-        <w:t>连接</w:t>
+        <w:t>测试连接</w:t>
       </w:r>
       <w:r>
         <w:t>”</w:t>
@@ -40333,7 +41927,7 @@
       <w:pPr>
         <w:pStyle w:val="1"/>
       </w:pPr>
-      <w:bookmarkStart w:id="98" w:name="_Toc243842367"/>
+      <w:bookmarkStart w:id="99" w:name="_Toc243842373"/>
       <w:r>
         <w:rPr>
           <w:rFonts w:ascii="微软雅黑" w:eastAsia="微软雅黑" w:hAnsi="微软雅黑"/>
@@ -40347,13 +41941,13 @@
         </w:rPr>
         <w:t>遗留问题与待验证项</w:t>
       </w:r>
-      <w:bookmarkEnd w:id="98"/>
+      <w:bookmarkEnd w:id="99"/>
     </w:p>
     <w:p>
       <w:pPr>
         <w:pStyle w:val="21"/>
       </w:pPr>
-      <w:bookmarkStart w:id="99" w:name="_Toc243842368"/>
+      <w:bookmarkStart w:id="100" w:name="_Toc243842374"/>
       <w:r>
         <w:rPr>
           <w:rFonts w:ascii="微软雅黑" w:eastAsia="微软雅黑" w:hAnsi="微软雅黑"/>
@@ -40366,7 +41960,7 @@
         </w:rPr>
         <w:t>尚未实现</w:t>
       </w:r>
-      <w:bookmarkEnd w:id="99"/>
+      <w:bookmarkEnd w:id="100"/>
     </w:p>
     <w:tbl>
       <w:tblPr>
@@ -41173,7 +42767,7 @@
       <w:pPr>
         <w:pStyle w:val="21"/>
       </w:pPr>
-      <w:bookmarkStart w:id="100" w:name="_Toc243842369"/>
+      <w:bookmarkStart w:id="101" w:name="_Toc243842375"/>
       <w:r>
         <w:rPr>
           <w:rFonts w:ascii="微软雅黑" w:eastAsia="微软雅黑" w:hAnsi="微软雅黑"/>
@@ -41186,7 +42780,7 @@
         </w:rPr>
         <w:t>待验证</w:t>
       </w:r>
-      <w:bookmarkEnd w:id="100"/>
+      <w:bookmarkEnd w:id="101"/>
     </w:p>
     <w:tbl>
       <w:tblPr>
@@ -42067,7 +43661,7 @@
       <w:pPr>
         <w:pStyle w:val="21"/>
       </w:pPr>
-      <w:bookmarkStart w:id="101" w:name="_Toc243842370"/>
+      <w:bookmarkStart w:id="102" w:name="_Toc243842376"/>
       <w:r>
         <w:rPr>
           <w:rFonts w:ascii="微软雅黑" w:eastAsia="微软雅黑" w:hAnsi="微软雅黑"/>
@@ -42080,7 +43674,7 @@
         </w:rPr>
         <w:t>已知限制</w:t>
       </w:r>
-      <w:bookmarkEnd w:id="101"/>
+      <w:bookmarkEnd w:id="102"/>
     </w:p>
     <w:p>
       <w:pPr>
@@ -42235,13 +43829,13 @@
         <w:t>模型（约</w:t>
       </w:r>
       <w:r>
-        <w:t xml:space="preserve"> 35 </w:t>
-      </w:r>
-      <w:r>
-        <w:t>MB</w:t>
-      </w:r>
-      <w:r>
-        <w:t>）。以后可以评估去掉</w:t>
+        <w:t xml:space="preserve"> 35 MB</w:t>
+      </w:r>
+      <w:r>
+        <w:t>）。以后可</w:t>
+      </w:r>
+      <w:r>
+        <w:t>以评估去掉</w:t>
       </w:r>
       <w:r>
         <w:t xml:space="preserve"> Tika </w:t>
@@ -42298,7 +43892,7 @@
       <w:pPr>
         <w:pStyle w:val="1"/>
       </w:pPr>
-      <w:bookmarkStart w:id="102" w:name="_Toc243842371"/>
+      <w:bookmarkStart w:id="103" w:name="_Toc243842377"/>
       <w:r>
         <w:rPr>
           <w:rFonts w:ascii="微软雅黑" w:eastAsia="微软雅黑" w:hAnsi="微软雅黑"/>
@@ -42318,7 +43912,7 @@
         </w:rPr>
         <w:t>）</w:t>
       </w:r>
-      <w:bookmarkEnd w:id="102"/>
+      <w:bookmarkEnd w:id="103"/>
     </w:p>
     <w:tbl>
       <w:tblPr>
@@ -44045,13 +45639,7 @@
               <w:rPr>
                 <w:sz w:val="18"/>
               </w:rPr>
-              <w:t>打包后访问真实</w:t>
-            </w:r>
-            <w:r>
-              <w:rPr>
-                <w:sz w:val="18"/>
-              </w:rPr>
-              <w:t xml:space="preserve"> GitHub</w:t>
+              <w:t>反面案例</w:t>
             </w:r>
           </w:p>
         </w:tc>
@@ -44068,43 +45656,171 @@
               <w:rPr>
                 <w:sz w:val="18"/>
               </w:rPr>
-              <w:t>通过：本机有</w:t>
-            </w:r>
-            <w:r>
-              <w:rPr>
-                <w:sz w:val="18"/>
-              </w:rPr>
-              <w:t xml:space="preserve"> Watt Toolkit </w:t>
-            </w:r>
-            <w:r>
-              <w:rPr>
-                <w:sz w:val="18"/>
-              </w:rPr>
-              <w:t>重签证书，加入</w:t>
-            </w:r>
-            <w:r>
-              <w:rPr>
-                <w:sz w:val="18"/>
-              </w:rPr>
-              <w:t xml:space="preserve"> Windows </w:t>
-            </w:r>
-            <w:r>
-              <w:rPr>
-                <w:sz w:val="18"/>
-              </w:rPr>
-              <w:t>证书库后，打包的运行时能读到真实的最新发布；</w:t>
-            </w:r>
-            <w:r>
-              <w:rPr>
-                <w:sz w:val="18"/>
-              </w:rPr>
-              <w:t xml:space="preserve">AI </w:t>
-            </w:r>
-            <w:r>
-              <w:rPr>
-                <w:sz w:val="18"/>
-              </w:rPr>
-              <w:t>助手连接中转站正常</w:t>
+              <w:t xml:space="preserve">1/1 </w:t>
+            </w:r>
+            <w:r>
+              <w:rPr>
+                <w:sz w:val="18"/>
+              </w:rPr>
+              <w:t>通过（</w:t>
+            </w:r>
+            <w:r>
+              <w:rPr>
+                <w:rFonts w:ascii="Consolas" w:hAnsi="Consolas"/>
+                <w:color w:val="22434E"/>
+                <w:sz w:val="16"/>
+              </w:rPr>
+              <w:t>NegativeSamplesTest</w:t>
+            </w:r>
+            <w:r>
+              <w:rPr>
+                <w:sz w:val="18"/>
+              </w:rPr>
+              <w:t>）：先归档</w:t>
+            </w:r>
+            <w:r>
+              <w:rPr>
+                <w:sz w:val="18"/>
+              </w:rPr>
+              <w:t xml:space="preserve"> 10 </w:t>
+            </w:r>
+            <w:r>
+              <w:rPr>
+                <w:sz w:val="18"/>
+              </w:rPr>
+              <w:t>份成功示例，再导入</w:t>
+            </w:r>
+            <w:r>
+              <w:rPr>
+                <w:sz w:val="18"/>
+              </w:rPr>
+              <w:t xml:space="preserve"> 16 </w:t>
+            </w:r>
+            <w:r>
+              <w:rPr>
+                <w:sz w:val="18"/>
+              </w:rPr>
+              <w:t>份反面案例，</w:t>
+            </w:r>
+            <w:r>
+              <w:rPr>
+                <w:sz w:val="18"/>
+              </w:rPr>
+              <w:t xml:space="preserve">5 </w:t>
+            </w:r>
+            <w:r>
+              <w:rPr>
+                <w:sz w:val="18"/>
+              </w:rPr>
+              <w:t>份待确认、</w:t>
+            </w:r>
+            <w:r>
+              <w:rPr>
+                <w:sz w:val="18"/>
+              </w:rPr>
+              <w:t xml:space="preserve">3 </w:t>
+            </w:r>
+            <w:r>
+              <w:rPr>
+                <w:sz w:val="18"/>
+              </w:rPr>
+              <w:t>份失败、</w:t>
+            </w:r>
+            <w:r>
+              <w:rPr>
+                <w:sz w:val="18"/>
+              </w:rPr>
+              <w:t xml:space="preserve">2 </w:t>
+            </w:r>
+            <w:r>
+              <w:rPr>
+                <w:sz w:val="18"/>
+              </w:rPr>
+              <w:t>份重复（台账重复</w:t>
+            </w:r>
+            <w:r>
+              <w:rPr>
+                <w:sz w:val="18"/>
+              </w:rPr>
+              <w:t xml:space="preserve"> 1 </w:t>
+            </w:r>
+            <w:r>
+              <w:rPr>
+                <w:sz w:val="18"/>
+              </w:rPr>
+              <w:t>份、同批重复</w:t>
+            </w:r>
+            <w:r>
+              <w:rPr>
+                <w:sz w:val="18"/>
+              </w:rPr>
+              <w:t xml:space="preserve"> 1 </w:t>
+            </w:r>
+            <w:r>
+              <w:rPr>
+                <w:sz w:val="18"/>
+              </w:rPr>
+              <w:t>对中的</w:t>
+            </w:r>
+            <w:r>
+              <w:rPr>
+                <w:sz w:val="18"/>
+              </w:rPr>
+              <w:t xml:space="preserve"> 1 </w:t>
+            </w:r>
+            <w:r>
+              <w:rPr>
+                <w:sz w:val="18"/>
+              </w:rPr>
+              <w:t>份）、</w:t>
+            </w:r>
+            <w:r>
+              <w:rPr>
+                <w:sz w:val="18"/>
+              </w:rPr>
+              <w:t xml:space="preserve">2 </w:t>
+            </w:r>
+            <w:r>
+              <w:rPr>
+                <w:sz w:val="18"/>
+              </w:rPr>
+              <w:t>份重名、</w:t>
+            </w:r>
+            <w:r>
+              <w:rPr>
+                <w:sz w:val="18"/>
+              </w:rPr>
+              <w:t xml:space="preserve">1 </w:t>
+            </w:r>
+            <w:r>
+              <w:rPr>
+                <w:sz w:val="18"/>
+              </w:rPr>
+              <w:t>份非法字符、</w:t>
+            </w:r>
+            <w:r>
+              <w:rPr>
+                <w:sz w:val="18"/>
+              </w:rPr>
+              <w:t xml:space="preserve">2 </w:t>
+            </w:r>
+            <w:r>
+              <w:rPr>
+                <w:sz w:val="18"/>
+              </w:rPr>
+              <w:t>份跳过，全部和</w:t>
+            </w:r>
+            <w:r>
+              <w:rPr>
+                <w:sz w:val="18"/>
+              </w:rPr>
+              <w:t xml:space="preserve"> cases.json </w:t>
+            </w:r>
+            <w:r>
+              <w:rPr>
+                <w:sz w:val="18"/>
+              </w:rPr>
+              <w:t>一致；模板预览可选反面案例</w:t>
             </w:r>
           </w:p>
         </w:tc>
@@ -44128,7 +45844,13 @@
               <w:rPr>
                 <w:sz w:val="18"/>
               </w:rPr>
-              <w:t>重新打包</w:t>
+              <w:t>打包后访问真实</w:t>
+            </w:r>
+            <w:r>
+              <w:rPr>
+                <w:sz w:val="18"/>
+              </w:rPr>
+              <w:t xml:space="preserve"> GitHub</w:t>
             </w:r>
           </w:p>
         </w:tc>
@@ -44136,6 +45858,82 @@
           <w:tcPr>
             <w:tcW w:w="5848" w:type="dxa"/>
             <w:shd w:val="clear" w:color="auto" w:fill="F2F6F7"/>
+            <w:vAlign w:val="center"/>
+          </w:tcPr>
+          <w:p>
+            <w:pPr>
+              <w:spacing w:after="0" w:line="276" w:lineRule="auto"/>
+            </w:pPr>
+            <w:r>
+              <w:rPr>
+                <w:sz w:val="18"/>
+              </w:rPr>
+              <w:t>通过：本机有</w:t>
+            </w:r>
+            <w:r>
+              <w:rPr>
+                <w:sz w:val="18"/>
+              </w:rPr>
+              <w:t xml:space="preserve"> Watt Toolkit </w:t>
+            </w:r>
+            <w:r>
+              <w:rPr>
+                <w:sz w:val="18"/>
+              </w:rPr>
+              <w:t>重签证书，加入</w:t>
+            </w:r>
+            <w:r>
+              <w:rPr>
+                <w:sz w:val="18"/>
+              </w:rPr>
+              <w:t xml:space="preserve"> Windows </w:t>
+            </w:r>
+            <w:r>
+              <w:rPr>
+                <w:sz w:val="18"/>
+              </w:rPr>
+              <w:t>证书库后，打包的运行时能读到真实的最新发布；</w:t>
+            </w:r>
+            <w:r>
+              <w:rPr>
+                <w:sz w:val="18"/>
+              </w:rPr>
+              <w:t xml:space="preserve">AI </w:t>
+            </w:r>
+            <w:r>
+              <w:rPr>
+                <w:sz w:val="18"/>
+              </w:rPr>
+              <w:t>助手连接中转站正常</w:t>
+            </w:r>
+          </w:p>
+        </w:tc>
+      </w:tr>
+      <w:tr>
+        <w:trPr>
+          <w:cantSplit/>
+          <w:jc w:val="center"/>
+        </w:trPr>
+        <w:tc>
+          <w:tcPr>
+            <w:tcW w:w="3393" w:type="dxa"/>
+            <w:vAlign w:val="center"/>
+          </w:tcPr>
+          <w:p>
+            <w:pPr>
+              <w:spacing w:after="0" w:line="276" w:lineRule="auto"/>
+            </w:pPr>
+            <w:r>
+              <w:rPr>
+                <w:sz w:val="18"/>
+              </w:rPr>
+              <w:t>重新打包</w:t>
+            </w:r>
+          </w:p>
+        </w:tc>
+        <w:tc>
+          <w:tcPr>
+            <w:tcW w:w="5848" w:type="dxa"/>
             <w:vAlign w:val="center"/>
           </w:tcPr>
           <w:p>
@@ -44226,7 +46024,7 @@
         <w:t>共</w:t>
       </w:r>
       <w:r>
-        <w:t xml:space="preserve"> 36 </w:t>
+        <w:t xml:space="preserve"> 37 </w:t>
       </w:r>
       <w:r>
         <w:t>项自动化测试，全部通过。</w:t>
@@ -44308,7 +46106,7 @@
         <w:color w:val="646E73"/>
         <w:sz w:val="16"/>
       </w:rPr>
-      <w:t xml:space="preserve"> v1.5</w:t>
+      <w:t xml:space="preserve"> v1.5.1</w:t>
     </w:r>
     <w:r>
       <w:rPr>
@@ -56000,7 +57798,7 @@
     <w:autoRedefine/>
     <w:uiPriority w:val="39"/>
     <w:unhideWhenUsed/>
-    <w:rsid w:val="00073EDF"/>
+    <w:rsid w:val="00E50C2F"/>
   </w:style>
   <w:style w:type="paragraph" w:styleId="TOC2">
     <w:name w:val="toc 2"/>
@@ -56009,7 +57807,7 @@
     <w:autoRedefine/>
     <w:uiPriority w:val="39"/>
     <w:unhideWhenUsed/>
-    <w:rsid w:val="00073EDF"/>
+    <w:rsid w:val="00E50C2F"/>
     <w:pPr>
       <w:ind w:leftChars="200" w:left="420"/>
     </w:pPr>
@@ -56021,7 +57819,7 @@
     <w:autoRedefine/>
     <w:uiPriority w:val="39"/>
     <w:unhideWhenUsed/>
-    <w:rsid w:val="00073EDF"/>
+    <w:rsid w:val="00E50C2F"/>
     <w:pPr>
       <w:widowControl w:val="0"/>
       <w:spacing w:after="0" w:line="240" w:lineRule="auto"/>
@@ -56042,7 +57840,7 @@
     <w:autoRedefine/>
     <w:uiPriority w:val="39"/>
     <w:unhideWhenUsed/>
-    <w:rsid w:val="00073EDF"/>
+    <w:rsid w:val="00E50C2F"/>
     <w:pPr>
       <w:widowControl w:val="0"/>
       <w:spacing w:after="0" w:line="240" w:lineRule="auto"/>
@@ -56063,7 +57861,7 @@
     <w:autoRedefine/>
     <w:uiPriority w:val="39"/>
     <w:unhideWhenUsed/>
-    <w:rsid w:val="00073EDF"/>
+    <w:rsid w:val="00E50C2F"/>
     <w:pPr>
       <w:widowControl w:val="0"/>
       <w:spacing w:after="0" w:line="240" w:lineRule="auto"/>
@@ -56084,7 +57882,7 @@
     <w:autoRedefine/>
     <w:uiPriority w:val="39"/>
     <w:unhideWhenUsed/>
-    <w:rsid w:val="00073EDF"/>
+    <w:rsid w:val="00E50C2F"/>
     <w:pPr>
       <w:widowControl w:val="0"/>
       <w:spacing w:after="0" w:line="240" w:lineRule="auto"/>
@@ -56105,7 +57903,7 @@
     <w:autoRedefine/>
     <w:uiPriority w:val="39"/>
     <w:unhideWhenUsed/>
-    <w:rsid w:val="00073EDF"/>
+    <w:rsid w:val="00E50C2F"/>
     <w:pPr>
       <w:widowControl w:val="0"/>
       <w:spacing w:after="0" w:line="240" w:lineRule="auto"/>
@@ -56126,7 +57924,7 @@
     <w:autoRedefine/>
     <w:uiPriority w:val="39"/>
     <w:unhideWhenUsed/>
-    <w:rsid w:val="00073EDF"/>
+    <w:rsid w:val="00E50C2F"/>
     <w:pPr>
       <w:widowControl w:val="0"/>
       <w:spacing w:after="0" w:line="240" w:lineRule="auto"/>
@@ -56147,7 +57945,7 @@
     <w:autoRedefine/>
     <w:uiPriority w:val="39"/>
     <w:unhideWhenUsed/>
-    <w:rsid w:val="00073EDF"/>
+    <w:rsid w:val="00E50C2F"/>
     <w:pPr>
       <w:widowControl w:val="0"/>
       <w:spacing w:after="0" w:line="240" w:lineRule="auto"/>
@@ -56166,7 +57964,7 @@
     <w:basedOn w:val="a2"/>
     <w:uiPriority w:val="99"/>
     <w:unhideWhenUsed/>
-    <w:rsid w:val="00073EDF"/>
+    <w:rsid w:val="00E50C2F"/>
     <w:rPr>
       <w:color w:val="0000FF" w:themeColor="hyperlink"/>
       <w:u w:val="single"/>
@@ -56178,7 +57976,7 @@
     <w:uiPriority w:val="99"/>
     <w:semiHidden/>
     <w:unhideWhenUsed/>
-    <w:rsid w:val="00073EDF"/>
+    <w:rsid w:val="00E50C2F"/>
     <w:rPr>
       <w:color w:val="605E5C"/>
       <w:shd w:val="clear" w:color="auto" w:fill="E1DFDD"/>

--- a/docs/技术难点与解决方案.docx
+++ b/docs/技术难点与解决方案.docx
@@ -140,7 +140,7 @@
               <w:rPr>
                 <w:sz w:val="18"/>
               </w:rPr>
-              <w:t>v1.5.1</w:t>
+              <w:t>v1.5.2</w:t>
             </w:r>
           </w:p>
         </w:tc>
@@ -228,7 +228,7 @@
               <w:rPr>
                 <w:sz w:val="18"/>
               </w:rPr>
-              <w:t xml:space="preserve"> v1.5.1</w:t>
+              <w:t xml:space="preserve"> v1.5.2</w:t>
             </w:r>
             <w:r>
               <w:rPr>
@@ -930,6 +930,66 @@
               <w:rPr>
                 <w:sz w:val="18"/>
               </w:rPr>
+              <w:t>，更新附录；</w:t>
+            </w:r>
+            <w:r>
+              <w:rPr>
+                <w:sz w:val="18"/>
+              </w:rPr>
+              <w:t>v1.5.2</w:t>
+            </w:r>
+            <w:r>
+              <w:rPr>
+                <w:sz w:val="18"/>
+              </w:rPr>
+              <w:t>（</w:t>
+            </w:r>
+            <w:r>
+              <w:rPr>
+                <w:sz w:val="18"/>
+              </w:rPr>
+              <w:t>10-24</w:t>
+            </w:r>
+            <w:r>
+              <w:rPr>
+                <w:sz w:val="18"/>
+              </w:rPr>
+              <w:t>）：</w:t>
+            </w:r>
+            <w:r>
+              <w:rPr>
+                <w:sz w:val="18"/>
+              </w:rPr>
+              <w:t xml:space="preserve">5.6 </w:t>
+            </w:r>
+            <w:r>
+              <w:rPr>
+                <w:sz w:val="18"/>
+              </w:rPr>
+              <w:t>节新增</w:t>
+            </w:r>
+            <w:r>
+              <w:rPr>
+                <w:sz w:val="18"/>
+              </w:rPr>
+              <w:t>“</w:t>
+            </w:r>
+            <w:r>
+              <w:rPr>
+                <w:sz w:val="18"/>
+              </w:rPr>
+              <w:t>勾选导出</w:t>
+            </w:r>
+            <w:r>
+              <w:rPr>
+                <w:sz w:val="18"/>
+              </w:rPr>
+              <w:t>”</w:t>
+            </w:r>
+            <w:r>
+              <w:rPr>
+                <w:sz w:val="18"/>
+              </w:rPr>
               <w:t>，更新附录</w:t>
             </w:r>
           </w:p>
@@ -1182,7 +1242,7 @@
       <w:r>
         <w:fldChar w:fldCharType="separate"/>
       </w:r>
-      <w:hyperlink w:anchor="_Toc243842274" w:history="1">
+      <w:hyperlink w:anchor="_Toc243842280" w:history="1">
         <w:r>
           <w:rPr>
             <w:rStyle w:val="aff9"/>
@@ -1209,7 +1269,7 @@
             <w:noProof/>
             <w:webHidden/>
           </w:rPr>
-          <w:instrText xml:space="preserve"> PAGEREF _Toc243842274 \h </w:instrText>
+          <w:instrText xml:space="preserve"> PAGEREF _Toc243842280 \h </w:instrText>
         </w:r>
         <w:r>
           <w:rPr>
@@ -1250,7 +1310,7 @@
           <w:noProof/>
         </w:rPr>
       </w:pPr>
-      <w:hyperlink w:anchor="_Toc243842275" w:history="1">
+      <w:hyperlink w:anchor="_Toc243842281" w:history="1">
         <w:r>
           <w:rPr>
             <w:rStyle w:val="aff9"/>
@@ -1277,7 +1337,7 @@
             <w:noProof/>
             <w:webHidden/>
           </w:rPr>
-          <w:instrText xml:space="preserve"> PAGEREF _Toc243842275 \h </w:instrText>
+          <w:instrText xml:space="preserve"> PAGEREF _Toc243842281 \h </w:instrText>
         </w:r>
         <w:r>
           <w:rPr>
@@ -1318,7 +1378,7 @@
           <w:noProof/>
         </w:rPr>
       </w:pPr>
-      <w:hyperlink w:anchor="_Toc243842276" w:history="1">
+      <w:hyperlink w:anchor="_Toc243842282" w:history="1">
         <w:r>
           <w:rPr>
             <w:rStyle w:val="aff9"/>
@@ -1345,7 +1405,7 @@
             <w:noProof/>
             <w:webHidden/>
           </w:rPr>
-          <w:instrText xml:space="preserve"> PAGEREF _Toc243842276 \h </w:instrText>
+          <w:instrText xml:space="preserve"> PAGEREF _Toc243842282 \h </w:instrText>
         </w:r>
         <w:r>
           <w:rPr>
@@ -1386,7 +1446,7 @@
           <w:noProof/>
         </w:rPr>
       </w:pPr>
-      <w:hyperlink w:anchor="_Toc243842277" w:history="1">
+      <w:hyperlink w:anchor="_Toc243842283" w:history="1">
         <w:r>
           <w:rPr>
             <w:rStyle w:val="aff9"/>
@@ -1413,7 +1473,7 @@
             <w:noProof/>
             <w:webHidden/>
           </w:rPr>
-          <w:instrText xml:space="preserve"> PAGEREF _Toc243842277 \h </w:instrText>
+          <w:instrText xml:space="preserve"> PAGEREF _Toc243842283 \h </w:instrText>
         </w:r>
         <w:r>
           <w:rPr>
@@ -1454,7 +1514,7 @@
           <w:noProof/>
         </w:rPr>
       </w:pPr>
-      <w:hyperlink w:anchor="_Toc243842278" w:history="1">
+      <w:hyperlink w:anchor="_Toc243842284" w:history="1">
         <w:r>
           <w:rPr>
             <w:rStyle w:val="aff9"/>
@@ -1481,7 +1541,7 @@
             <w:noProof/>
             <w:webHidden/>
           </w:rPr>
-          <w:instrText xml:space="preserve"> PAGEREF _Toc243842278 \h </w:instrText>
+          <w:instrText xml:space="preserve"> PAGEREF _Toc243842284 \h </w:instrText>
         </w:r>
         <w:r>
           <w:rPr>
@@ -1522,7 +1582,7 @@
           <w:noProof/>
         </w:rPr>
       </w:pPr>
-      <w:hyperlink w:anchor="_Toc243842279" w:history="1">
+      <w:hyperlink w:anchor="_Toc243842285" w:history="1">
         <w:r>
           <w:rPr>
             <w:rStyle w:val="aff9"/>
@@ -1549,7 +1609,7 @@
             <w:noProof/>
             <w:webHidden/>
           </w:rPr>
-          <w:instrText xml:space="preserve"> PAGEREF _Toc243842279 \h </w:instrText>
+          <w:instrText xml:space="preserve"> PAGEREF _Toc243842285 \h </w:instrText>
         </w:r>
         <w:r>
           <w:rPr>
@@ -1590,7 +1650,7 @@
           <w:noProof/>
         </w:rPr>
       </w:pPr>
-      <w:hyperlink w:anchor="_Toc243842280" w:history="1">
+      <w:hyperlink w:anchor="_Toc243842286" w:history="1">
         <w:r>
           <w:rPr>
             <w:rStyle w:val="aff9"/>
@@ -1617,7 +1677,7 @@
             <w:noProof/>
             <w:webHidden/>
           </w:rPr>
-          <w:instrText xml:space="preserve"> PAGEREF _Toc243842280 \h </w:instrText>
+          <w:instrText xml:space="preserve"> PAGEREF _Toc243842286 \h </w:instrText>
         </w:r>
         <w:r>
           <w:rPr>
@@ -1658,7 +1718,7 @@
           <w:noProof/>
         </w:rPr>
       </w:pPr>
-      <w:hyperlink w:anchor="_Toc243842281" w:history="1">
+      <w:hyperlink w:anchor="_Toc243842287" w:history="1">
         <w:r>
           <w:rPr>
             <w:rStyle w:val="aff9"/>
@@ -1685,7 +1745,7 @@
             <w:noProof/>
             <w:webHidden/>
           </w:rPr>
-          <w:instrText xml:space="preserve"> PAGEREF _Toc243842281 \h </w:instrText>
+          <w:instrText xml:space="preserve"> PAGEREF _Toc243842287 \h </w:instrText>
         </w:r>
         <w:r>
           <w:rPr>
@@ -1726,7 +1786,7 @@
           <w:noProof/>
         </w:rPr>
       </w:pPr>
-      <w:hyperlink w:anchor="_Toc243842282" w:history="1">
+      <w:hyperlink w:anchor="_Toc243842288" w:history="1">
         <w:r>
           <w:rPr>
             <w:rStyle w:val="aff9"/>
@@ -1753,7 +1813,7 @@
             <w:noProof/>
             <w:webHidden/>
           </w:rPr>
-          <w:instrText xml:space="preserve"> PAGEREF _Toc243842282 \h </w:instrText>
+          <w:instrText xml:space="preserve"> PAGEREF _Toc243842288 \h </w:instrText>
         </w:r>
         <w:r>
           <w:rPr>
@@ -1794,7 +1854,7 @@
           <w:noProof/>
         </w:rPr>
       </w:pPr>
-      <w:hyperlink w:anchor="_Toc243842283" w:history="1">
+      <w:hyperlink w:anchor="_Toc243842289" w:history="1">
         <w:r>
           <w:rPr>
             <w:rStyle w:val="aff9"/>
@@ -1821,7 +1881,7 @@
             <w:noProof/>
             <w:webHidden/>
           </w:rPr>
-          <w:instrText xml:space="preserve"> PAGEREF _Toc243842283 \h </w:instrText>
+          <w:instrText xml:space="preserve"> PAGEREF _Toc243842289 \h </w:instrText>
         </w:r>
         <w:r>
           <w:rPr>
@@ -1862,7 +1922,7 @@
           <w:noProof/>
         </w:rPr>
       </w:pPr>
-      <w:hyperlink w:anchor="_Toc243842284" w:history="1">
+      <w:hyperlink w:anchor="_Toc243842290" w:history="1">
         <w:r>
           <w:rPr>
             <w:rStyle w:val="aff9"/>
@@ -1889,7 +1949,7 @@
             <w:noProof/>
             <w:webHidden/>
           </w:rPr>
-          <w:instrText xml:space="preserve"> PAGEREF _Toc243842284 \h </w:instrText>
+          <w:instrText xml:space="preserve"> PAGEREF _Toc243842290 \h </w:instrText>
         </w:r>
         <w:r>
           <w:rPr>
@@ -1930,7 +1990,7 @@
           <w:noProof/>
         </w:rPr>
       </w:pPr>
-      <w:hyperlink w:anchor="_Toc243842285" w:history="1">
+      <w:hyperlink w:anchor="_Toc243842291" w:history="1">
         <w:r>
           <w:rPr>
             <w:rStyle w:val="aff9"/>
@@ -1957,7 +2017,7 @@
             <w:noProof/>
             <w:webHidden/>
           </w:rPr>
-          <w:instrText xml:space="preserve"> PAGEREF _Toc243842285 \h </w:instrText>
+          <w:instrText xml:space="preserve"> PAGEREF _Toc243842291 \h </w:instrText>
         </w:r>
         <w:r>
           <w:rPr>
@@ -1998,7 +2058,7 @@
           <w:noProof/>
         </w:rPr>
       </w:pPr>
-      <w:hyperlink w:anchor="_Toc243842286" w:history="1">
+      <w:hyperlink w:anchor="_Toc243842292" w:history="1">
         <w:r>
           <w:rPr>
             <w:rStyle w:val="aff9"/>
@@ -2025,7 +2085,7 @@
             <w:noProof/>
             <w:webHidden/>
           </w:rPr>
-          <w:instrText xml:space="preserve"> PAGEREF _Toc243842286 \h </w:instrText>
+          <w:instrText xml:space="preserve"> PAGEREF _Toc243842292 \h </w:instrText>
         </w:r>
         <w:r>
           <w:rPr>
@@ -2066,7 +2126,7 @@
           <w:noProof/>
         </w:rPr>
       </w:pPr>
-      <w:hyperlink w:anchor="_Toc243842287" w:history="1">
+      <w:hyperlink w:anchor="_Toc243842293" w:history="1">
         <w:r>
           <w:rPr>
             <w:rStyle w:val="aff9"/>
@@ -2093,7 +2153,7 @@
             <w:noProof/>
             <w:webHidden/>
           </w:rPr>
-          <w:instrText xml:space="preserve"> PAGEREF _Toc243842287 \h </w:instrText>
+          <w:instrText xml:space="preserve"> PAGEREF _Toc243842293 \h </w:instrText>
         </w:r>
         <w:r>
           <w:rPr>
@@ -2134,7 +2194,7 @@
           <w:noProof/>
         </w:rPr>
       </w:pPr>
-      <w:hyperlink w:anchor="_Toc243842288" w:history="1">
+      <w:hyperlink w:anchor="_Toc243842294" w:history="1">
         <w:r>
           <w:rPr>
             <w:rStyle w:val="aff9"/>
@@ -2161,7 +2221,7 @@
             <w:noProof/>
             <w:webHidden/>
           </w:rPr>
-          <w:instrText xml:space="preserve"> PAGEREF _Toc243842288 \h </w:instrText>
+          <w:instrText xml:space="preserve"> PAGEREF _Toc243842294 \h </w:instrText>
         </w:r>
         <w:r>
           <w:rPr>
@@ -2202,7 +2262,7 @@
           <w:noProof/>
         </w:rPr>
       </w:pPr>
-      <w:hyperlink w:anchor="_Toc243842289" w:history="1">
+      <w:hyperlink w:anchor="_Toc243842295" w:history="1">
         <w:r>
           <w:rPr>
             <w:rStyle w:val="aff9"/>
@@ -2229,7 +2289,7 @@
             <w:noProof/>
             <w:webHidden/>
           </w:rPr>
-          <w:instrText xml:space="preserve"> PAGEREF _Toc243842289 \h </w:instrText>
+          <w:instrText xml:space="preserve"> PAGEREF _Toc243842295 \h </w:instrText>
         </w:r>
         <w:r>
           <w:rPr>
@@ -2270,7 +2330,7 @@
           <w:noProof/>
         </w:rPr>
       </w:pPr>
-      <w:hyperlink w:anchor="_Toc243842290" w:history="1">
+      <w:hyperlink w:anchor="_Toc243842296" w:history="1">
         <w:r>
           <w:rPr>
             <w:rStyle w:val="aff9"/>
@@ -2297,7 +2357,7 @@
             <w:noProof/>
             <w:webHidden/>
           </w:rPr>
-          <w:instrText xml:space="preserve"> PAGEREF _Toc243842290 \h </w:instrText>
+          <w:instrText xml:space="preserve"> PAGEREF _Toc243842296 \h </w:instrText>
         </w:r>
         <w:r>
           <w:rPr>
@@ -2338,7 +2398,7 @@
           <w:noProof/>
         </w:rPr>
       </w:pPr>
-      <w:hyperlink w:anchor="_Toc243842291" w:history="1">
+      <w:hyperlink w:anchor="_Toc243842297" w:history="1">
         <w:r>
           <w:rPr>
             <w:rStyle w:val="aff9"/>
@@ -2365,7 +2425,7 @@
             <w:noProof/>
             <w:webHidden/>
           </w:rPr>
-          <w:instrText xml:space="preserve"> PAGEREF _Toc243842291 \h </w:instrText>
+          <w:instrText xml:space="preserve"> PAGEREF _Toc243842297 \h </w:instrText>
         </w:r>
         <w:r>
           <w:rPr>
@@ -2406,7 +2466,7 @@
           <w:noProof/>
         </w:rPr>
       </w:pPr>
-      <w:hyperlink w:anchor="_Toc243842292" w:history="1">
+      <w:hyperlink w:anchor="_Toc243842298" w:history="1">
         <w:r>
           <w:rPr>
             <w:rStyle w:val="aff9"/>
@@ -2433,7 +2493,7 @@
             <w:noProof/>
             <w:webHidden/>
           </w:rPr>
-          <w:instrText xml:space="preserve"> PAGEREF _Toc243842292 \h </w:instrText>
+          <w:instrText xml:space="preserve"> PAGEREF _Toc243842298 \h </w:instrText>
         </w:r>
         <w:r>
           <w:rPr>
@@ -2474,7 +2534,7 @@
           <w:noProof/>
         </w:rPr>
       </w:pPr>
-      <w:hyperlink w:anchor="_Toc243842293" w:history="1">
+      <w:hyperlink w:anchor="_Toc243842299" w:history="1">
         <w:r>
           <w:rPr>
             <w:rStyle w:val="aff9"/>
@@ -2501,7 +2561,7 @@
             <w:noProof/>
             <w:webHidden/>
           </w:rPr>
-          <w:instrText xml:space="preserve"> PAGEREF _Toc243842293 \h </w:instrText>
+          <w:instrText xml:space="preserve"> PAGEREF _Toc243842299 \h </w:instrText>
         </w:r>
         <w:r>
           <w:rPr>
@@ -2542,7 +2602,7 @@
           <w:noProof/>
         </w:rPr>
       </w:pPr>
-      <w:hyperlink w:anchor="_Toc243842294" w:history="1">
+      <w:hyperlink w:anchor="_Toc243842300" w:history="1">
         <w:r>
           <w:rPr>
             <w:rStyle w:val="aff9"/>
@@ -2569,7 +2629,7 @@
             <w:noProof/>
             <w:webHidden/>
           </w:rPr>
-          <w:instrText xml:space="preserve"> PAGEREF _Toc243842294 \h </w:instrText>
+          <w:instrText xml:space="preserve"> PAGEREF _Toc243842300 \h </w:instrText>
         </w:r>
         <w:r>
           <w:rPr>
@@ -2610,7 +2670,7 @@
           <w:noProof/>
         </w:rPr>
       </w:pPr>
-      <w:hyperlink w:anchor="_Toc243842295" w:history="1">
+      <w:hyperlink w:anchor="_Toc243842301" w:history="1">
         <w:r>
           <w:rPr>
             <w:rStyle w:val="aff9"/>
@@ -2637,7 +2697,7 @@
             <w:noProof/>
             <w:webHidden/>
           </w:rPr>
-          <w:instrText xml:space="preserve"> PAGEREF _Toc243842295 \h </w:instrText>
+          <w:instrText xml:space="preserve"> PAGEREF _Toc243842301 \h </w:instrText>
         </w:r>
         <w:r>
           <w:rPr>
@@ -2678,7 +2738,7 @@
           <w:noProof/>
         </w:rPr>
       </w:pPr>
-      <w:hyperlink w:anchor="_Toc243842296" w:history="1">
+      <w:hyperlink w:anchor="_Toc243842302" w:history="1">
         <w:r>
           <w:rPr>
             <w:rStyle w:val="aff9"/>
@@ -2705,7 +2765,7 @@
             <w:noProof/>
             <w:webHidden/>
           </w:rPr>
-          <w:instrText xml:space="preserve"> PAGEREF _Toc243842296 \h </w:instrText>
+          <w:instrText xml:space="preserve"> PAGEREF _Toc243842302 \h </w:instrText>
         </w:r>
         <w:r>
           <w:rPr>
@@ -2746,7 +2806,7 @@
           <w:noProof/>
         </w:rPr>
       </w:pPr>
-      <w:hyperlink w:anchor="_Toc243842297" w:history="1">
+      <w:hyperlink w:anchor="_Toc243842303" w:history="1">
         <w:r>
           <w:rPr>
             <w:rStyle w:val="aff9"/>
@@ -2773,7 +2833,7 @@
             <w:noProof/>
             <w:webHidden/>
           </w:rPr>
-          <w:instrText xml:space="preserve"> PAGEREF _Toc243842297 \h </w:instrText>
+          <w:instrText xml:space="preserve"> PAGEREF _Toc243842303 \h </w:instrText>
         </w:r>
         <w:r>
           <w:rPr>
@@ -2814,7 +2874,7 @@
           <w:noProof/>
         </w:rPr>
       </w:pPr>
-      <w:hyperlink w:anchor="_Toc243842298" w:history="1">
+      <w:hyperlink w:anchor="_Toc243842304" w:history="1">
         <w:r>
           <w:rPr>
             <w:rStyle w:val="aff9"/>
@@ -2841,7 +2901,7 @@
             <w:noProof/>
             <w:webHidden/>
           </w:rPr>
-          <w:instrText xml:space="preserve"> PAGEREF _Toc243842298 \h </w:instrText>
+          <w:instrText xml:space="preserve"> PAGEREF _Toc243842304 \h </w:instrText>
         </w:r>
         <w:r>
           <w:rPr>
@@ -2882,7 +2942,7 @@
           <w:noProof/>
         </w:rPr>
       </w:pPr>
-      <w:hyperlink w:anchor="_Toc243842299" w:history="1">
+      <w:hyperlink w:anchor="_Toc243842305" w:history="1">
         <w:r>
           <w:rPr>
             <w:rStyle w:val="aff9"/>
@@ -2909,7 +2969,7 @@
             <w:noProof/>
             <w:webHidden/>
           </w:rPr>
-          <w:instrText xml:space="preserve"> PAGEREF _Toc243842299 \h </w:instrText>
+          <w:instrText xml:space="preserve"> PAGEREF _Toc243842305 \h </w:instrText>
         </w:r>
         <w:r>
           <w:rPr>
@@ -2950,7 +3010,7 @@
           <w:noProof/>
         </w:rPr>
       </w:pPr>
-      <w:hyperlink w:anchor="_Toc243842300" w:history="1">
+      <w:hyperlink w:anchor="_Toc243842306" w:history="1">
         <w:r>
           <w:rPr>
             <w:rStyle w:val="aff9"/>
@@ -2977,7 +3037,7 @@
             <w:noProof/>
             <w:webHidden/>
           </w:rPr>
-          <w:instrText xml:space="preserve"> PAGEREF _Toc243842300 \h </w:instrText>
+          <w:instrText xml:space="preserve"> PAGEREF _Toc243842306 \h </w:instrText>
         </w:r>
         <w:r>
           <w:rPr>
@@ -3018,7 +3078,7 @@
           <w:noProof/>
         </w:rPr>
       </w:pPr>
-      <w:hyperlink w:anchor="_Toc243842301" w:history="1">
+      <w:hyperlink w:anchor="_Toc243842307" w:history="1">
         <w:r>
           <w:rPr>
             <w:rStyle w:val="aff9"/>
@@ -3045,7 +3105,7 @@
             <w:noProof/>
             <w:webHidden/>
           </w:rPr>
-          <w:instrText xml:space="preserve"> PAGEREF _Toc243842301 \h </w:instrText>
+          <w:instrText xml:space="preserve"> PAGEREF _Toc243842307 \h </w:instrText>
         </w:r>
         <w:r>
           <w:rPr>
@@ -3086,7 +3146,7 @@
           <w:noProof/>
         </w:rPr>
       </w:pPr>
-      <w:hyperlink w:anchor="_Toc243842302" w:history="1">
+      <w:hyperlink w:anchor="_Toc243842308" w:history="1">
         <w:r>
           <w:rPr>
             <w:rStyle w:val="aff9"/>
@@ -3113,7 +3173,7 @@
             <w:noProof/>
             <w:webHidden/>
           </w:rPr>
-          <w:instrText xml:space="preserve"> PAGEREF _Toc243842302 \h </w:instrText>
+          <w:instrText xml:space="preserve"> PAGEREF _Toc243842308 \h </w:instrText>
         </w:r>
         <w:r>
           <w:rPr>
@@ -3154,7 +3214,7 @@
           <w:noProof/>
         </w:rPr>
       </w:pPr>
-      <w:hyperlink w:anchor="_Toc243842303" w:history="1">
+      <w:hyperlink w:anchor="_Toc243842309" w:history="1">
         <w:r>
           <w:rPr>
             <w:rStyle w:val="aff9"/>
@@ -3181,7 +3241,7 @@
             <w:noProof/>
             <w:webHidden/>
           </w:rPr>
-          <w:instrText xml:space="preserve"> PAGEREF _Toc243842303 \h </w:instrText>
+          <w:instrText xml:space="preserve"> PAGEREF _Toc243842309 \h </w:instrText>
         </w:r>
         <w:r>
           <w:rPr>
@@ -3222,7 +3282,7 @@
           <w:noProof/>
         </w:rPr>
       </w:pPr>
-      <w:hyperlink w:anchor="_Toc243842304" w:history="1">
+      <w:hyperlink w:anchor="_Toc243842310" w:history="1">
         <w:r>
           <w:rPr>
             <w:rStyle w:val="aff9"/>
@@ -3249,7 +3309,7 @@
             <w:noProof/>
             <w:webHidden/>
           </w:rPr>
-          <w:instrText xml:space="preserve"> PAGEREF _Toc243842304 \h </w:instrText>
+          <w:instrText xml:space="preserve"> PAGEREF _Toc243842310 \h </w:instrText>
         </w:r>
         <w:r>
           <w:rPr>
@@ -3290,7 +3350,7 @@
           <w:noProof/>
         </w:rPr>
       </w:pPr>
-      <w:hyperlink w:anchor="_Toc243842305" w:history="1">
+      <w:hyperlink w:anchor="_Toc243842311" w:history="1">
         <w:r>
           <w:rPr>
             <w:rStyle w:val="aff9"/>
@@ -3317,7 +3377,7 @@
             <w:noProof/>
             <w:webHidden/>
           </w:rPr>
-          <w:instrText xml:space="preserve"> PAGEREF _Toc243842305 \h </w:instrText>
+          <w:instrText xml:space="preserve"> PAGEREF _Toc243842311 \h </w:instrText>
         </w:r>
         <w:r>
           <w:rPr>
@@ -3358,7 +3418,7 @@
           <w:noProof/>
         </w:rPr>
       </w:pPr>
-      <w:hyperlink w:anchor="_Toc243842306" w:history="1">
+      <w:hyperlink w:anchor="_Toc243842312" w:history="1">
         <w:r>
           <w:rPr>
             <w:rStyle w:val="aff9"/>
@@ -3385,7 +3445,7 @@
             <w:noProof/>
             <w:webHidden/>
           </w:rPr>
-          <w:instrText xml:space="preserve"> PAGEREF _Toc243842306 \h </w:instrText>
+          <w:instrText xml:space="preserve"> PAGEREF _Toc243842312 \h </w:instrText>
         </w:r>
         <w:r>
           <w:rPr>
@@ -3426,7 +3486,7 @@
           <w:noProof/>
         </w:rPr>
       </w:pPr>
-      <w:hyperlink w:anchor="_Toc243842307" w:history="1">
+      <w:hyperlink w:anchor="_Toc243842313" w:history="1">
         <w:r>
           <w:rPr>
             <w:rStyle w:val="aff9"/>
@@ -3453,7 +3513,7 @@
             <w:noProof/>
             <w:webHidden/>
           </w:rPr>
-          <w:instrText xml:space="preserve"> PAGEREF _Toc243842307 \h </w:instrText>
+          <w:instrText xml:space="preserve"> PAGEREF _Toc243842313 \h </w:instrText>
         </w:r>
         <w:r>
           <w:rPr>
@@ -3494,7 +3554,7 @@
           <w:noProof/>
         </w:rPr>
       </w:pPr>
-      <w:hyperlink w:anchor="_Toc243842308" w:history="1">
+      <w:hyperlink w:anchor="_Toc243842314" w:history="1">
         <w:r>
           <w:rPr>
             <w:rStyle w:val="aff9"/>
@@ -3521,7 +3581,7 @@
             <w:noProof/>
             <w:webHidden/>
           </w:rPr>
-          <w:instrText xml:space="preserve"> PAGEREF _Toc243842308 \h </w:instrText>
+          <w:instrText xml:space="preserve"> PAGEREF _Toc243842314 \h </w:instrText>
         </w:r>
         <w:r>
           <w:rPr>
@@ -3562,7 +3622,7 @@
           <w:noProof/>
         </w:rPr>
       </w:pPr>
-      <w:hyperlink w:anchor="_Toc243842309" w:history="1">
+      <w:hyperlink w:anchor="_Toc243842315" w:history="1">
         <w:r>
           <w:rPr>
             <w:rStyle w:val="aff9"/>
@@ -3589,7 +3649,7 @@
             <w:noProof/>
             <w:webHidden/>
           </w:rPr>
-          <w:instrText xml:space="preserve"> PAGEREF _Toc243842309 \h </w:instrText>
+          <w:instrText xml:space="preserve"> PAGEREF _Toc243842315 \h </w:instrText>
         </w:r>
         <w:r>
           <w:rPr>
@@ -3630,7 +3690,7 @@
           <w:noProof/>
         </w:rPr>
       </w:pPr>
-      <w:hyperlink w:anchor="_Toc243842310" w:history="1">
+      <w:hyperlink w:anchor="_Toc243842316" w:history="1">
         <w:r>
           <w:rPr>
             <w:rStyle w:val="aff9"/>
@@ -3657,7 +3717,7 @@
             <w:noProof/>
             <w:webHidden/>
           </w:rPr>
-          <w:instrText xml:space="preserve"> PAGEREF _Toc243842310 \h </w:instrText>
+          <w:instrText xml:space="preserve"> PAGEREF _Toc243842316 \h </w:instrText>
         </w:r>
         <w:r>
           <w:rPr>
@@ -3698,7 +3758,7 @@
           <w:noProof/>
         </w:rPr>
       </w:pPr>
-      <w:hyperlink w:anchor="_Toc243842311" w:history="1">
+      <w:hyperlink w:anchor="_Toc243842317" w:history="1">
         <w:r>
           <w:rPr>
             <w:rStyle w:val="aff9"/>
@@ -3725,7 +3785,7 @@
             <w:noProof/>
             <w:webHidden/>
           </w:rPr>
-          <w:instrText xml:space="preserve"> PAGEREF _Toc243842311 \h </w:instrText>
+          <w:instrText xml:space="preserve"> PAGEREF _Toc243842317 \h </w:instrText>
         </w:r>
         <w:r>
           <w:rPr>
@@ -3766,7 +3826,7 @@
           <w:noProof/>
         </w:rPr>
       </w:pPr>
-      <w:hyperlink w:anchor="_Toc243842312" w:history="1">
+      <w:hyperlink w:anchor="_Toc243842318" w:history="1">
         <w:r>
           <w:rPr>
             <w:rStyle w:val="aff9"/>
@@ -3793,7 +3853,7 @@
             <w:noProof/>
             <w:webHidden/>
           </w:rPr>
-          <w:instrText xml:space="preserve"> PAGEREF _Toc243842312 \h </w:instrText>
+          <w:instrText xml:space="preserve"> PAGEREF _Toc243842318 \h </w:instrText>
         </w:r>
         <w:r>
           <w:rPr>
@@ -3834,7 +3894,7 @@
           <w:noProof/>
         </w:rPr>
       </w:pPr>
-      <w:hyperlink w:anchor="_Toc243842313" w:history="1">
+      <w:hyperlink w:anchor="_Toc243842319" w:history="1">
         <w:r>
           <w:rPr>
             <w:rStyle w:val="aff9"/>
@@ -3861,7 +3921,7 @@
             <w:noProof/>
             <w:webHidden/>
           </w:rPr>
-          <w:instrText xml:space="preserve"> PAGEREF _Toc243842313 \h </w:instrText>
+          <w:instrText xml:space="preserve"> PAGEREF _Toc243842319 \h </w:instrText>
         </w:r>
         <w:r>
           <w:rPr>
@@ -3902,7 +3962,7 @@
           <w:noProof/>
         </w:rPr>
       </w:pPr>
-      <w:hyperlink w:anchor="_Toc243842314" w:history="1">
+      <w:hyperlink w:anchor="_Toc243842320" w:history="1">
         <w:r>
           <w:rPr>
             <w:rStyle w:val="aff9"/>
@@ -3929,7 +3989,7 @@
             <w:noProof/>
             <w:webHidden/>
           </w:rPr>
-          <w:instrText xml:space="preserve"> PAGEREF _Toc243842314 \h </w:instrText>
+          <w:instrText xml:space="preserve"> PAGEREF _Toc243842320 \h </w:instrText>
         </w:r>
         <w:r>
           <w:rPr>
@@ -3970,7 +4030,7 @@
           <w:noProof/>
         </w:rPr>
       </w:pPr>
-      <w:hyperlink w:anchor="_Toc243842315" w:history="1">
+      <w:hyperlink w:anchor="_Toc243842321" w:history="1">
         <w:r>
           <w:rPr>
             <w:rStyle w:val="aff9"/>
@@ -3997,7 +4057,7 @@
             <w:noProof/>
             <w:webHidden/>
           </w:rPr>
-          <w:instrText xml:space="preserve"> PAGEREF _Toc243842315 \h </w:instrText>
+          <w:instrText xml:space="preserve"> PAGEREF _Toc243842321 \h </w:instrText>
         </w:r>
         <w:r>
           <w:rPr>
@@ -4038,7 +4098,7 @@
           <w:noProof/>
         </w:rPr>
       </w:pPr>
-      <w:hyperlink w:anchor="_Toc243842316" w:history="1">
+      <w:hyperlink w:anchor="_Toc243842322" w:history="1">
         <w:r>
           <w:rPr>
             <w:rStyle w:val="aff9"/>
@@ -4065,7 +4125,7 @@
             <w:noProof/>
             <w:webHidden/>
           </w:rPr>
-          <w:instrText xml:space="preserve"> PAGEREF _Toc243842316 \h </w:instrText>
+          <w:instrText xml:space="preserve"> PAGEREF _Toc243842322 \h </w:instrText>
         </w:r>
         <w:r>
           <w:rPr>
@@ -4106,7 +4166,7 @@
           <w:noProof/>
         </w:rPr>
       </w:pPr>
-      <w:hyperlink w:anchor="_Toc243842317" w:history="1">
+      <w:hyperlink w:anchor="_Toc243842323" w:history="1">
         <w:r>
           <w:rPr>
             <w:rStyle w:val="aff9"/>
@@ -4133,7 +4193,7 @@
             <w:noProof/>
             <w:webHidden/>
           </w:rPr>
-          <w:instrText xml:space="preserve"> PAGEREF _Toc243842317 \h </w:instrText>
+          <w:instrText xml:space="preserve"> PAGEREF _Toc243842323 \h </w:instrText>
         </w:r>
         <w:r>
           <w:rPr>
@@ -4174,7 +4234,7 @@
           <w:noProof/>
         </w:rPr>
       </w:pPr>
-      <w:hyperlink w:anchor="_Toc243842318" w:history="1">
+      <w:hyperlink w:anchor="_Toc243842324" w:history="1">
         <w:r>
           <w:rPr>
             <w:rStyle w:val="aff9"/>
@@ -4201,7 +4261,7 @@
             <w:noProof/>
             <w:webHidden/>
           </w:rPr>
-          <w:instrText xml:space="preserve"> PAGEREF _Toc243842318 \h </w:instrText>
+          <w:instrText xml:space="preserve"> PAGEREF _Toc243842324 \h </w:instrText>
         </w:r>
         <w:r>
           <w:rPr>
@@ -4242,7 +4302,7 @@
           <w:noProof/>
         </w:rPr>
       </w:pPr>
-      <w:hyperlink w:anchor="_Toc243842319" w:history="1">
+      <w:hyperlink w:anchor="_Toc243842325" w:history="1">
         <w:r>
           <w:rPr>
             <w:rStyle w:val="aff9"/>
@@ -4269,7 +4329,7 @@
             <w:noProof/>
             <w:webHidden/>
           </w:rPr>
-          <w:instrText xml:space="preserve"> PAGEREF _Toc243842319 \h </w:instrText>
+          <w:instrText xml:space="preserve"> PAGEREF _Toc243842325 \h </w:instrText>
         </w:r>
         <w:r>
           <w:rPr>
@@ -4310,7 +4370,7 @@
           <w:noProof/>
         </w:rPr>
       </w:pPr>
-      <w:hyperlink w:anchor="_Toc243842320" w:history="1">
+      <w:hyperlink w:anchor="_Toc243842326" w:history="1">
         <w:r>
           <w:rPr>
             <w:rStyle w:val="aff9"/>
@@ -4337,7 +4397,7 @@
             <w:noProof/>
             <w:webHidden/>
           </w:rPr>
-          <w:instrText xml:space="preserve"> PAGEREF _Toc243842320 \h </w:instrText>
+          <w:instrText xml:space="preserve"> PAGEREF _Toc243842326 \h </w:instrText>
         </w:r>
         <w:r>
           <w:rPr>
@@ -4378,7 +4438,7 @@
           <w:noProof/>
         </w:rPr>
       </w:pPr>
-      <w:hyperlink w:anchor="_Toc243842321" w:history="1">
+      <w:hyperlink w:anchor="_Toc243842327" w:history="1">
         <w:r>
           <w:rPr>
             <w:rStyle w:val="aff9"/>
@@ -4405,7 +4465,7 @@
             <w:noProof/>
             <w:webHidden/>
           </w:rPr>
-          <w:instrText xml:space="preserve"> PAGEREF _Toc243842321 \h </w:instrText>
+          <w:instrText xml:space="preserve"> PAGEREF _Toc243842327 \h </w:instrText>
         </w:r>
         <w:r>
           <w:rPr>
@@ -4446,7 +4506,7 @@
           <w:noProof/>
         </w:rPr>
       </w:pPr>
-      <w:hyperlink w:anchor="_Toc243842322" w:history="1">
+      <w:hyperlink w:anchor="_Toc243842328" w:history="1">
         <w:r>
           <w:rPr>
             <w:rStyle w:val="aff9"/>
@@ -4473,7 +4533,7 @@
             <w:noProof/>
             <w:webHidden/>
           </w:rPr>
-          <w:instrText xml:space="preserve"> PAGEREF _Toc243842322 \h </w:instrText>
+          <w:instrText xml:space="preserve"> PAGEREF _Toc243842328 \h </w:instrText>
         </w:r>
         <w:r>
           <w:rPr>
@@ -4514,7 +4574,7 @@
           <w:noProof/>
         </w:rPr>
       </w:pPr>
-      <w:hyperlink w:anchor="_Toc243842323" w:history="1">
+      <w:hyperlink w:anchor="_Toc243842329" w:history="1">
         <w:r>
           <w:rPr>
             <w:rStyle w:val="aff9"/>
@@ -4541,7 +4601,7 @@
             <w:noProof/>
             <w:webHidden/>
           </w:rPr>
-          <w:instrText xml:space="preserve"> PAGEREF _Toc243842323 \h </w:instrText>
+          <w:instrText xml:space="preserve"> PAGEREF _Toc243842329 \h </w:instrText>
         </w:r>
         <w:r>
           <w:rPr>
@@ -4582,7 +4642,7 @@
           <w:noProof/>
         </w:rPr>
       </w:pPr>
-      <w:hyperlink w:anchor="_Toc243842324" w:history="1">
+      <w:hyperlink w:anchor="_Toc243842330" w:history="1">
         <w:r>
           <w:rPr>
             <w:rStyle w:val="aff9"/>
@@ -4609,7 +4669,7 @@
             <w:noProof/>
             <w:webHidden/>
           </w:rPr>
-          <w:instrText xml:space="preserve"> PAGEREF _Toc243842324 \h </w:instrText>
+          <w:instrText xml:space="preserve"> PAGEREF _Toc243842330 \h </w:instrText>
         </w:r>
         <w:r>
           <w:rPr>
@@ -4650,7 +4710,7 @@
           <w:noProof/>
         </w:rPr>
       </w:pPr>
-      <w:hyperlink w:anchor="_Toc243842325" w:history="1">
+      <w:hyperlink w:anchor="_Toc243842331" w:history="1">
         <w:r>
           <w:rPr>
             <w:rStyle w:val="aff9"/>
@@ -4677,7 +4737,7 @@
             <w:noProof/>
             <w:webHidden/>
           </w:rPr>
-          <w:instrText xml:space="preserve"> PAGEREF _Toc243842325 \h </w:instrText>
+          <w:instrText xml:space="preserve"> PAGEREF _Toc243842331 \h </w:instrText>
         </w:r>
         <w:r>
           <w:rPr>
@@ -4718,7 +4778,7 @@
           <w:noProof/>
         </w:rPr>
       </w:pPr>
-      <w:hyperlink w:anchor="_Toc243842326" w:history="1">
+      <w:hyperlink w:anchor="_Toc243842332" w:history="1">
         <w:r>
           <w:rPr>
             <w:rStyle w:val="aff9"/>
@@ -4745,7 +4805,7 @@
             <w:noProof/>
             <w:webHidden/>
           </w:rPr>
-          <w:instrText xml:space="preserve"> PAGEREF _Toc243842326 \h </w:instrText>
+          <w:instrText xml:space="preserve"> PAGEREF _Toc243842332 \h </w:instrText>
         </w:r>
         <w:r>
           <w:rPr>
@@ -4786,7 +4846,7 @@
           <w:noProof/>
         </w:rPr>
       </w:pPr>
-      <w:hyperlink w:anchor="_Toc243842327" w:history="1">
+      <w:hyperlink w:anchor="_Toc243842333" w:history="1">
         <w:r>
           <w:rPr>
             <w:rStyle w:val="aff9"/>
@@ -4813,7 +4873,7 @@
             <w:noProof/>
             <w:webHidden/>
           </w:rPr>
-          <w:instrText xml:space="preserve"> PAGEREF _Toc243842327 \h </w:instrText>
+          <w:instrText xml:space="preserve"> PAGEREF _Toc243842333 \h </w:instrText>
         </w:r>
         <w:r>
           <w:rPr>
@@ -4854,7 +4914,7 @@
           <w:noProof/>
         </w:rPr>
       </w:pPr>
-      <w:hyperlink w:anchor="_Toc243842328" w:history="1">
+      <w:hyperlink w:anchor="_Toc243842334" w:history="1">
         <w:r>
           <w:rPr>
             <w:rStyle w:val="aff9"/>
@@ -4881,7 +4941,7 @@
             <w:noProof/>
             <w:webHidden/>
           </w:rPr>
-          <w:instrText xml:space="preserve"> PAGEREF _Toc243842328 \h </w:instrText>
+          <w:instrText xml:space="preserve"> PAGEREF _Toc243842334 \h </w:instrText>
         </w:r>
         <w:r>
           <w:rPr>
@@ -4922,7 +4982,7 @@
           <w:noProof/>
         </w:rPr>
       </w:pPr>
-      <w:hyperlink w:anchor="_Toc243842329" w:history="1">
+      <w:hyperlink w:anchor="_Toc243842335" w:history="1">
         <w:r>
           <w:rPr>
             <w:rStyle w:val="aff9"/>
@@ -4949,7 +5009,7 @@
             <w:noProof/>
             <w:webHidden/>
           </w:rPr>
-          <w:instrText xml:space="preserve"> PAGEREF _Toc243842329 \h </w:instrText>
+          <w:instrText xml:space="preserve"> PAGEREF _Toc243842335 \h </w:instrText>
         </w:r>
         <w:r>
           <w:rPr>
@@ -4990,7 +5050,7 @@
           <w:noProof/>
         </w:rPr>
       </w:pPr>
-      <w:hyperlink w:anchor="_Toc243842330" w:history="1">
+      <w:hyperlink w:anchor="_Toc243842336" w:history="1">
         <w:r>
           <w:rPr>
             <w:rStyle w:val="aff9"/>
@@ -5017,7 +5077,7 @@
             <w:noProof/>
             <w:webHidden/>
           </w:rPr>
-          <w:instrText xml:space="preserve"> PAGEREF _Toc243842330 \h </w:instrText>
+          <w:instrText xml:space="preserve"> PAGEREF _Toc243842336 \h </w:instrText>
         </w:r>
         <w:r>
           <w:rPr>
@@ -5058,7 +5118,7 @@
           <w:noProof/>
         </w:rPr>
       </w:pPr>
-      <w:hyperlink w:anchor="_Toc243842331" w:history="1">
+      <w:hyperlink w:anchor="_Toc243842337" w:history="1">
         <w:r>
           <w:rPr>
             <w:rStyle w:val="aff9"/>
@@ -5085,7 +5145,7 @@
             <w:noProof/>
             <w:webHidden/>
           </w:rPr>
-          <w:instrText xml:space="preserve"> PAGEREF _Toc243842331 \h </w:instrText>
+          <w:instrText xml:space="preserve"> PAGEREF _Toc243842337 \h </w:instrText>
         </w:r>
         <w:r>
           <w:rPr>
@@ -5126,7 +5186,7 @@
           <w:noProof/>
         </w:rPr>
       </w:pPr>
-      <w:hyperlink w:anchor="_Toc243842332" w:history="1">
+      <w:hyperlink w:anchor="_Toc243842338" w:history="1">
         <w:r>
           <w:rPr>
             <w:rStyle w:val="aff9"/>
@@ -5153,7 +5213,7 @@
             <w:noProof/>
             <w:webHidden/>
           </w:rPr>
-          <w:instrText xml:space="preserve"> PAGEREF _Toc243842332 \h </w:instrText>
+          <w:instrText xml:space="preserve"> PAGEREF _Toc243842338 \h </w:instrText>
         </w:r>
         <w:r>
           <w:rPr>
@@ -5194,7 +5254,7 @@
           <w:noProof/>
         </w:rPr>
       </w:pPr>
-      <w:hyperlink w:anchor="_Toc243842333" w:history="1">
+      <w:hyperlink w:anchor="_Toc243842339" w:history="1">
         <w:r>
           <w:rPr>
             <w:rStyle w:val="aff9"/>
@@ -5221,7 +5281,7 @@
             <w:noProof/>
             <w:webHidden/>
           </w:rPr>
-          <w:instrText xml:space="preserve"> PAGEREF _Toc243842333 \h </w:instrText>
+          <w:instrText xml:space="preserve"> PAGEREF _Toc243842339 \h </w:instrText>
         </w:r>
         <w:r>
           <w:rPr>
@@ -5262,7 +5322,7 @@
           <w:noProof/>
         </w:rPr>
       </w:pPr>
-      <w:hyperlink w:anchor="_Toc243842334" w:history="1">
+      <w:hyperlink w:anchor="_Toc243842340" w:history="1">
         <w:r>
           <w:rPr>
             <w:rStyle w:val="aff9"/>
@@ -5289,7 +5349,7 @@
             <w:noProof/>
             <w:webHidden/>
           </w:rPr>
-          <w:instrText xml:space="preserve"> PAGEREF _Toc243842334 \h </w:instrText>
+          <w:instrText xml:space="preserve"> PAGEREF _Toc243842340 \h </w:instrText>
         </w:r>
         <w:r>
           <w:rPr>
@@ -5330,7 +5390,7 @@
           <w:noProof/>
         </w:rPr>
       </w:pPr>
-      <w:hyperlink w:anchor="_Toc243842335" w:history="1">
+      <w:hyperlink w:anchor="_Toc243842341" w:history="1">
         <w:r>
           <w:rPr>
             <w:rStyle w:val="aff9"/>
@@ -5357,7 +5417,7 @@
             <w:noProof/>
             <w:webHidden/>
           </w:rPr>
-          <w:instrText xml:space="preserve"> PAGEREF _Toc243842335 \h </w:instrText>
+          <w:instrText xml:space="preserve"> PAGEREF _Toc243842341 \h </w:instrText>
         </w:r>
         <w:r>
           <w:rPr>
@@ -5398,7 +5458,7 @@
           <w:noProof/>
         </w:rPr>
       </w:pPr>
-      <w:hyperlink w:anchor="_Toc243842336" w:history="1">
+      <w:hyperlink w:anchor="_Toc243842342" w:history="1">
         <w:r>
           <w:rPr>
             <w:rStyle w:val="aff9"/>
@@ -5425,7 +5485,7 @@
             <w:noProof/>
             <w:webHidden/>
           </w:rPr>
-          <w:instrText xml:space="preserve"> PAGEREF _Toc243842336 \h </w:instrText>
+          <w:instrText xml:space="preserve"> PAGEREF _Toc243842342 \h </w:instrText>
         </w:r>
         <w:r>
           <w:rPr>
@@ -5466,7 +5526,7 @@
           <w:noProof/>
         </w:rPr>
       </w:pPr>
-      <w:hyperlink w:anchor="_Toc243842337" w:history="1">
+      <w:hyperlink w:anchor="_Toc243842343" w:history="1">
         <w:r>
           <w:rPr>
             <w:rStyle w:val="aff9"/>
@@ -5493,7 +5553,7 @@
             <w:noProof/>
             <w:webHidden/>
           </w:rPr>
-          <w:instrText xml:space="preserve"> PAGEREF _Toc243842337 \h </w:instrText>
+          <w:instrText xml:space="preserve"> PAGEREF _Toc243842343 \h </w:instrText>
         </w:r>
         <w:r>
           <w:rPr>
@@ -5534,7 +5594,7 @@
           <w:noProof/>
         </w:rPr>
       </w:pPr>
-      <w:hyperlink w:anchor="_Toc243842338" w:history="1">
+      <w:hyperlink w:anchor="_Toc243842344" w:history="1">
         <w:r>
           <w:rPr>
             <w:rStyle w:val="aff9"/>
@@ -5561,7 +5621,7 @@
             <w:noProof/>
             <w:webHidden/>
           </w:rPr>
-          <w:instrText xml:space="preserve"> PAGEREF _Toc243842338 \h </w:instrText>
+          <w:instrText xml:space="preserve"> PAGEREF _Toc243842344 \h </w:instrText>
         </w:r>
         <w:r>
           <w:rPr>
@@ -5602,7 +5662,7 @@
           <w:noProof/>
         </w:rPr>
       </w:pPr>
-      <w:hyperlink w:anchor="_Toc243842339" w:history="1">
+      <w:hyperlink w:anchor="_Toc243842345" w:history="1">
         <w:r>
           <w:rPr>
             <w:rStyle w:val="aff9"/>
@@ -5629,7 +5689,7 @@
             <w:noProof/>
             <w:webHidden/>
           </w:rPr>
-          <w:instrText xml:space="preserve"> PAGEREF _Toc243842339 \h </w:instrText>
+          <w:instrText xml:space="preserve"> PAGEREF _Toc243842345 \h </w:instrText>
         </w:r>
         <w:r>
           <w:rPr>
@@ -5670,7 +5730,7 @@
           <w:noProof/>
         </w:rPr>
       </w:pPr>
-      <w:hyperlink w:anchor="_Toc243842340" w:history="1">
+      <w:hyperlink w:anchor="_Toc243842346" w:history="1">
         <w:r>
           <w:rPr>
             <w:rStyle w:val="aff9"/>
@@ -5697,7 +5757,7 @@
             <w:noProof/>
             <w:webHidden/>
           </w:rPr>
-          <w:instrText xml:space="preserve"> PAGEREF _Toc243842340 \h </w:instrText>
+          <w:instrText xml:space="preserve"> PAGEREF _Toc243842346 \h </w:instrText>
         </w:r>
         <w:r>
           <w:rPr>
@@ -5738,7 +5798,7 @@
           <w:noProof/>
         </w:rPr>
       </w:pPr>
-      <w:hyperlink w:anchor="_Toc243842341" w:history="1">
+      <w:hyperlink w:anchor="_Toc243842347" w:history="1">
         <w:r>
           <w:rPr>
             <w:rStyle w:val="aff9"/>
@@ -5765,7 +5825,7 @@
             <w:noProof/>
             <w:webHidden/>
           </w:rPr>
-          <w:instrText xml:space="preserve"> PAGEREF _Toc243842341 \h </w:instrText>
+          <w:instrText xml:space="preserve"> PAGEREF _Toc243842347 \h </w:instrText>
         </w:r>
         <w:r>
           <w:rPr>
@@ -5806,7 +5866,7 @@
           <w:noProof/>
         </w:rPr>
       </w:pPr>
-      <w:hyperlink w:anchor="_Toc243842342" w:history="1">
+      <w:hyperlink w:anchor="_Toc243842348" w:history="1">
         <w:r>
           <w:rPr>
             <w:rStyle w:val="aff9"/>
@@ -5833,7 +5893,7 @@
             <w:noProof/>
             <w:webHidden/>
           </w:rPr>
-          <w:instrText xml:space="preserve"> PAGEREF _Toc243842342 \h </w:instrText>
+          <w:instrText xml:space="preserve"> PAGEREF _Toc243842348 \h </w:instrText>
         </w:r>
         <w:r>
           <w:rPr>
@@ -5874,7 +5934,7 @@
           <w:noProof/>
         </w:rPr>
       </w:pPr>
-      <w:hyperlink w:anchor="_Toc243842343" w:history="1">
+      <w:hyperlink w:anchor="_Toc243842349" w:history="1">
         <w:r>
           <w:rPr>
             <w:rStyle w:val="aff9"/>
@@ -5901,7 +5961,7 @@
             <w:noProof/>
             <w:webHidden/>
           </w:rPr>
-          <w:instrText xml:space="preserve"> PAGEREF _Toc243842343 \h </w:instrText>
+          <w:instrText xml:space="preserve"> PAGEREF _Toc243842349 \h </w:instrText>
         </w:r>
         <w:r>
           <w:rPr>
@@ -5942,7 +6002,7 @@
           <w:noProof/>
         </w:rPr>
       </w:pPr>
-      <w:hyperlink w:anchor="_Toc243842344" w:history="1">
+      <w:hyperlink w:anchor="_Toc243842350" w:history="1">
         <w:r>
           <w:rPr>
             <w:rStyle w:val="aff9"/>
@@ -5969,7 +6029,7 @@
             <w:noProof/>
             <w:webHidden/>
           </w:rPr>
-          <w:instrText xml:space="preserve"> PAGEREF _Toc243842344 \h </w:instrText>
+          <w:instrText xml:space="preserve"> PAGEREF _Toc243842350 \h </w:instrText>
         </w:r>
         <w:r>
           <w:rPr>
@@ -6010,7 +6070,7 @@
           <w:noProof/>
         </w:rPr>
       </w:pPr>
-      <w:hyperlink w:anchor="_Toc243842345" w:history="1">
+      <w:hyperlink w:anchor="_Toc243842351" w:history="1">
         <w:r>
           <w:rPr>
             <w:rStyle w:val="aff9"/>
@@ -6037,7 +6097,7 @@
             <w:noProof/>
             <w:webHidden/>
           </w:rPr>
-          <w:instrText xml:space="preserve"> PAGEREF _Toc243842345 \h </w:instrText>
+          <w:instrText xml:space="preserve"> PAGEREF _Toc243842351 \h </w:instrText>
         </w:r>
         <w:r>
           <w:rPr>
@@ -6078,7 +6138,7 @@
           <w:noProof/>
         </w:rPr>
       </w:pPr>
-      <w:hyperlink w:anchor="_Toc243842346" w:history="1">
+      <w:hyperlink w:anchor="_Toc243842352" w:history="1">
         <w:r>
           <w:rPr>
             <w:rStyle w:val="aff9"/>
@@ -6105,7 +6165,7 @@
             <w:noProof/>
             <w:webHidden/>
           </w:rPr>
-          <w:instrText xml:space="preserve"> PAGEREF _Toc243842346 \h </w:instrText>
+          <w:instrText xml:space="preserve"> PAGEREF _Toc243842352 \h </w:instrText>
         </w:r>
         <w:r>
           <w:rPr>
@@ -6146,7 +6206,7 @@
           <w:noProof/>
         </w:rPr>
       </w:pPr>
-      <w:hyperlink w:anchor="_Toc243842347" w:history="1">
+      <w:hyperlink w:anchor="_Toc243842353" w:history="1">
         <w:r>
           <w:rPr>
             <w:rStyle w:val="aff9"/>
@@ -6173,7 +6233,7 @@
             <w:noProof/>
             <w:webHidden/>
           </w:rPr>
-          <w:instrText xml:space="preserve"> PAGEREF _Toc243842347 \h </w:instrText>
+          <w:instrText xml:space="preserve"> PAGEREF _Toc243842353 \h </w:instrText>
         </w:r>
         <w:r>
           <w:rPr>
@@ -6214,7 +6274,7 @@
           <w:noProof/>
         </w:rPr>
       </w:pPr>
-      <w:hyperlink w:anchor="_Toc243842348" w:history="1">
+      <w:hyperlink w:anchor="_Toc243842354" w:history="1">
         <w:r>
           <w:rPr>
             <w:rStyle w:val="aff9"/>
@@ -6241,7 +6301,7 @@
             <w:noProof/>
             <w:webHidden/>
           </w:rPr>
-          <w:instrText xml:space="preserve"> PAGEREF _Toc243842348 \h </w:instrText>
+          <w:instrText xml:space="preserve"> PAGEREF _Toc243842354 \h </w:instrText>
         </w:r>
         <w:r>
           <w:rPr>
@@ -6282,7 +6342,7 @@
           <w:noProof/>
         </w:rPr>
       </w:pPr>
-      <w:hyperlink w:anchor="_Toc243842349" w:history="1">
+      <w:hyperlink w:anchor="_Toc243842355" w:history="1">
         <w:r>
           <w:rPr>
             <w:rStyle w:val="aff9"/>
@@ -6309,7 +6369,7 @@
             <w:noProof/>
             <w:webHidden/>
           </w:rPr>
-          <w:instrText xml:space="preserve"> PAGEREF _Toc243842349 \h </w:instrText>
+          <w:instrText xml:space="preserve"> PAGEREF _Toc243842355 \h </w:instrText>
         </w:r>
         <w:r>
           <w:rPr>
@@ -6350,7 +6410,7 @@
           <w:noProof/>
         </w:rPr>
       </w:pPr>
-      <w:hyperlink w:anchor="_Toc243842350" w:history="1">
+      <w:hyperlink w:anchor="_Toc243842356" w:history="1">
         <w:r>
           <w:rPr>
             <w:rStyle w:val="aff9"/>
@@ -6377,7 +6437,7 @@
             <w:noProof/>
             <w:webHidden/>
           </w:rPr>
-          <w:instrText xml:space="preserve"> PAGEREF _Toc243842350 \h </w:instrText>
+          <w:instrText xml:space="preserve"> PAGEREF _Toc243842356 \h </w:instrText>
         </w:r>
         <w:r>
           <w:rPr>
@@ -6418,7 +6478,7 @@
           <w:noProof/>
         </w:rPr>
       </w:pPr>
-      <w:hyperlink w:anchor="_Toc243842351" w:history="1">
+      <w:hyperlink w:anchor="_Toc243842357" w:history="1">
         <w:r>
           <w:rPr>
             <w:rStyle w:val="aff9"/>
@@ -6445,7 +6505,7 @@
             <w:noProof/>
             <w:webHidden/>
           </w:rPr>
-          <w:instrText xml:space="preserve"> PAGEREF _Toc243842351 \h </w:instrText>
+          <w:instrText xml:space="preserve"> PAGEREF _Toc243842357 \h </w:instrText>
         </w:r>
         <w:r>
           <w:rPr>
@@ -6486,7 +6546,7 @@
           <w:noProof/>
         </w:rPr>
       </w:pPr>
-      <w:hyperlink w:anchor="_Toc243842352" w:history="1">
+      <w:hyperlink w:anchor="_Toc243842358" w:history="1">
         <w:r>
           <w:rPr>
             <w:rStyle w:val="aff9"/>
@@ -6513,7 +6573,7 @@
             <w:noProof/>
             <w:webHidden/>
           </w:rPr>
-          <w:instrText xml:space="preserve"> PAGEREF _Toc243842352 \h </w:instrText>
+          <w:instrText xml:space="preserve"> PAGEREF _Toc243842358 \h </w:instrText>
         </w:r>
         <w:r>
           <w:rPr>
@@ -6554,7 +6614,7 @@
           <w:noProof/>
         </w:rPr>
       </w:pPr>
-      <w:hyperlink w:anchor="_Toc243842353" w:history="1">
+      <w:hyperlink w:anchor="_Toc243842359" w:history="1">
         <w:r>
           <w:rPr>
             <w:rStyle w:val="aff9"/>
@@ -6581,7 +6641,7 @@
             <w:noProof/>
             <w:webHidden/>
           </w:rPr>
-          <w:instrText xml:space="preserve"> PAGEREF _Toc243842353 \h </w:instrText>
+          <w:instrText xml:space="preserve"> PAGEREF _Toc243842359 \h </w:instrText>
         </w:r>
         <w:r>
           <w:rPr>
@@ -6622,7 +6682,7 @@
           <w:noProof/>
         </w:rPr>
       </w:pPr>
-      <w:hyperlink w:anchor="_Toc243842354" w:history="1">
+      <w:hyperlink w:anchor="_Toc243842360" w:history="1">
         <w:r>
           <w:rPr>
             <w:rStyle w:val="aff9"/>
@@ -6649,7 +6709,7 @@
             <w:noProof/>
             <w:webHidden/>
           </w:rPr>
-          <w:instrText xml:space="preserve"> PAGEREF _Toc243842354 \h </w:instrText>
+          <w:instrText xml:space="preserve"> PAGEREF _Toc243842360 \h </w:instrText>
         </w:r>
         <w:r>
           <w:rPr>
@@ -6690,7 +6750,7 @@
           <w:noProof/>
         </w:rPr>
       </w:pPr>
-      <w:hyperlink w:anchor="_Toc243842355" w:history="1">
+      <w:hyperlink w:anchor="_Toc243842361" w:history="1">
         <w:r>
           <w:rPr>
             <w:rStyle w:val="aff9"/>
@@ -6717,7 +6777,7 @@
             <w:noProof/>
             <w:webHidden/>
           </w:rPr>
-          <w:instrText xml:space="preserve"> PAGEREF _Toc243842355 \h </w:instrText>
+          <w:instrText xml:space="preserve"> PAGEREF _Toc243842361 \h </w:instrText>
         </w:r>
         <w:r>
           <w:rPr>
@@ -6758,7 +6818,7 @@
           <w:noProof/>
         </w:rPr>
       </w:pPr>
-      <w:hyperlink w:anchor="_Toc243842356" w:history="1">
+      <w:hyperlink w:anchor="_Toc243842362" w:history="1">
         <w:r>
           <w:rPr>
             <w:rStyle w:val="aff9"/>
@@ -6785,7 +6845,7 @@
             <w:noProof/>
             <w:webHidden/>
           </w:rPr>
-          <w:instrText xml:space="preserve"> PAGEREF _Toc243842356 \h </w:instrText>
+          <w:instrText xml:space="preserve"> PAGEREF _Toc243842362 \h </w:instrText>
         </w:r>
         <w:r>
           <w:rPr>
@@ -6826,7 +6886,7 @@
           <w:noProof/>
         </w:rPr>
       </w:pPr>
-      <w:hyperlink w:anchor="_Toc243842357" w:history="1">
+      <w:hyperlink w:anchor="_Toc243842363" w:history="1">
         <w:r>
           <w:rPr>
             <w:rStyle w:val="aff9"/>
@@ -6853,7 +6913,7 @@
             <w:noProof/>
             <w:webHidden/>
           </w:rPr>
-          <w:instrText xml:space="preserve"> PAGEREF _Toc243842357 \h </w:instrText>
+          <w:instrText xml:space="preserve"> PAGEREF _Toc243842363 \h </w:instrText>
         </w:r>
         <w:r>
           <w:rPr>
@@ -6894,7 +6954,7 @@
           <w:noProof/>
         </w:rPr>
       </w:pPr>
-      <w:hyperlink w:anchor="_Toc243842358" w:history="1">
+      <w:hyperlink w:anchor="_Toc243842364" w:history="1">
         <w:r>
           <w:rPr>
             <w:rStyle w:val="aff9"/>
@@ -6921,7 +6981,7 @@
             <w:noProof/>
             <w:webHidden/>
           </w:rPr>
-          <w:instrText xml:space="preserve"> PAGEREF _Toc243842358 \h </w:instrText>
+          <w:instrText xml:space="preserve"> PAGEREF _Toc243842364 \h </w:instrText>
         </w:r>
         <w:r>
           <w:rPr>
@@ -6962,7 +7022,7 @@
           <w:noProof/>
         </w:rPr>
       </w:pPr>
-      <w:hyperlink w:anchor="_Toc243842359" w:history="1">
+      <w:hyperlink w:anchor="_Toc243842365" w:history="1">
         <w:r>
           <w:rPr>
             <w:rStyle w:val="aff9"/>
@@ -6989,7 +7049,7 @@
             <w:noProof/>
             <w:webHidden/>
           </w:rPr>
-          <w:instrText xml:space="preserve"> PAGEREF _Toc243842359 \h </w:instrText>
+          <w:instrText xml:space="preserve"> PAGEREF _Toc243842365 \h </w:instrText>
         </w:r>
         <w:r>
           <w:rPr>
@@ -7030,7 +7090,7 @@
           <w:noProof/>
         </w:rPr>
       </w:pPr>
-      <w:hyperlink w:anchor="_Toc243842360" w:history="1">
+      <w:hyperlink w:anchor="_Toc243842366" w:history="1">
         <w:r>
           <w:rPr>
             <w:rStyle w:val="aff9"/>
@@ -7057,7 +7117,7 @@
             <w:noProof/>
             <w:webHidden/>
           </w:rPr>
-          <w:instrText xml:space="preserve"> PAGEREF _Toc243842360 \h </w:instrText>
+          <w:instrText xml:space="preserve"> PAGEREF _Toc243842366 \h </w:instrText>
         </w:r>
         <w:r>
           <w:rPr>
@@ -7098,7 +7158,7 @@
           <w:noProof/>
         </w:rPr>
       </w:pPr>
-      <w:hyperlink w:anchor="_Toc243842361" w:history="1">
+      <w:hyperlink w:anchor="_Toc243842367" w:history="1">
         <w:r>
           <w:rPr>
             <w:rStyle w:val="aff9"/>
@@ -7125,7 +7185,7 @@
             <w:noProof/>
             <w:webHidden/>
           </w:rPr>
-          <w:instrText xml:space="preserve"> PAGEREF _Toc243842361 \h </w:instrText>
+          <w:instrText xml:space="preserve"> PAGEREF _Toc243842367 \h </w:instrText>
         </w:r>
         <w:r>
           <w:rPr>
@@ -7166,7 +7226,7 @@
           <w:noProof/>
         </w:rPr>
       </w:pPr>
-      <w:hyperlink w:anchor="_Toc243842362" w:history="1">
+      <w:hyperlink w:anchor="_Toc243842368" w:history="1">
         <w:r>
           <w:rPr>
             <w:rStyle w:val="aff9"/>
@@ -7193,7 +7253,7 @@
             <w:noProof/>
             <w:webHidden/>
           </w:rPr>
-          <w:instrText xml:space="preserve"> PAGEREF _Toc243842362 \h </w:instrText>
+          <w:instrText xml:space="preserve"> PAGEREF _Toc243842368 \h </w:instrText>
         </w:r>
         <w:r>
           <w:rPr>
@@ -7234,7 +7294,7 @@
           <w:noProof/>
         </w:rPr>
       </w:pPr>
-      <w:hyperlink w:anchor="_Toc243842363" w:history="1">
+      <w:hyperlink w:anchor="_Toc243842369" w:history="1">
         <w:r>
           <w:rPr>
             <w:rStyle w:val="aff9"/>
@@ -7261,7 +7321,7 @@
             <w:noProof/>
             <w:webHidden/>
           </w:rPr>
-          <w:instrText xml:space="preserve"> PAGEREF _Toc243842363 \h </w:instrText>
+          <w:instrText xml:space="preserve"> PAGEREF _Toc243842369 \h </w:instrText>
         </w:r>
         <w:r>
           <w:rPr>
@@ -7302,7 +7362,7 @@
           <w:noProof/>
         </w:rPr>
       </w:pPr>
-      <w:hyperlink w:anchor="_Toc243842364" w:history="1">
+      <w:hyperlink w:anchor="_Toc243842370" w:history="1">
         <w:r>
           <w:rPr>
             <w:rStyle w:val="aff9"/>
@@ -7329,7 +7389,7 @@
             <w:noProof/>
             <w:webHidden/>
           </w:rPr>
-          <w:instrText xml:space="preserve"> PAGEREF _Toc243842364 \h </w:instrText>
+          <w:instrText xml:space="preserve"> PAGEREF _Toc243842370 \h </w:instrText>
         </w:r>
         <w:r>
           <w:rPr>
@@ -7370,7 +7430,7 @@
           <w:noProof/>
         </w:rPr>
       </w:pPr>
-      <w:hyperlink w:anchor="_Toc243842365" w:history="1">
+      <w:hyperlink w:anchor="_Toc243842371" w:history="1">
         <w:r>
           <w:rPr>
             <w:rStyle w:val="aff9"/>
@@ -7397,7 +7457,7 @@
             <w:noProof/>
             <w:webHidden/>
           </w:rPr>
-          <w:instrText xml:space="preserve"> PAGEREF _Toc243842365 \h </w:instrText>
+          <w:instrText xml:space="preserve"> PAGEREF _Toc243842371 \h </w:instrText>
         </w:r>
         <w:r>
           <w:rPr>
@@ -7438,7 +7498,7 @@
           <w:noProof/>
         </w:rPr>
       </w:pPr>
-      <w:hyperlink w:anchor="_Toc243842366" w:history="1">
+      <w:hyperlink w:anchor="_Toc243842372" w:history="1">
         <w:r>
           <w:rPr>
             <w:rStyle w:val="aff9"/>
@@ -7465,7 +7525,7 @@
             <w:noProof/>
             <w:webHidden/>
           </w:rPr>
-          <w:instrText xml:space="preserve"> PAGEREF _Toc243842366 \h </w:instrText>
+          <w:instrText xml:space="preserve"> PAGEREF _Toc243842372 \h </w:instrText>
         </w:r>
         <w:r>
           <w:rPr>
@@ -7506,7 +7566,7 @@
           <w:noProof/>
         </w:rPr>
       </w:pPr>
-      <w:hyperlink w:anchor="_Toc243842367" w:history="1">
+      <w:hyperlink w:anchor="_Toc243842373" w:history="1">
         <w:r>
           <w:rPr>
             <w:rStyle w:val="aff9"/>
@@ -7533,7 +7593,7 @@
             <w:noProof/>
             <w:webHidden/>
           </w:rPr>
-          <w:instrText xml:space="preserve"> PAGEREF _Toc243842367 \h </w:instrText>
+          <w:instrText xml:space="preserve"> PAGEREF _Toc243842373 \h </w:instrText>
         </w:r>
         <w:r>
           <w:rPr>
@@ -7574,7 +7634,7 @@
           <w:noProof/>
         </w:rPr>
       </w:pPr>
-      <w:hyperlink w:anchor="_Toc243842368" w:history="1">
+      <w:hyperlink w:anchor="_Toc243842374" w:history="1">
         <w:r>
           <w:rPr>
             <w:rStyle w:val="aff9"/>
@@ -7601,7 +7661,7 @@
             <w:noProof/>
             <w:webHidden/>
           </w:rPr>
-          <w:instrText xml:space="preserve"> PAGEREF _Toc243842368 \h </w:instrText>
+          <w:instrText xml:space="preserve"> PAGEREF _Toc243842374 \h </w:instrText>
         </w:r>
         <w:r>
           <w:rPr>
@@ -7642,7 +7702,7 @@
           <w:noProof/>
         </w:rPr>
       </w:pPr>
-      <w:hyperlink w:anchor="_Toc243842369" w:history="1">
+      <w:hyperlink w:anchor="_Toc243842375" w:history="1">
         <w:r>
           <w:rPr>
             <w:rStyle w:val="aff9"/>
@@ -7669,7 +7729,7 @@
             <w:noProof/>
             <w:webHidden/>
           </w:rPr>
-          <w:instrText xml:space="preserve"> PAGEREF _Toc243842369 \h </w:instrText>
+          <w:instrText xml:space="preserve"> PAGEREF _Toc243842375 \h </w:instrText>
         </w:r>
         <w:r>
           <w:rPr>
@@ -7710,7 +7770,7 @@
           <w:noProof/>
         </w:rPr>
       </w:pPr>
-      <w:hyperlink w:anchor="_Toc243842370" w:history="1">
+      <w:hyperlink w:anchor="_Toc243842376" w:history="1">
         <w:r>
           <w:rPr>
             <w:rStyle w:val="aff9"/>
@@ -7737,7 +7797,7 @@
             <w:noProof/>
             <w:webHidden/>
           </w:rPr>
-          <w:instrText xml:space="preserve"> PAGEREF _Toc243842370 \h </w:instrText>
+          <w:instrText xml:space="preserve"> PAGEREF _Toc243842376 \h </w:instrText>
         </w:r>
         <w:r>
           <w:rPr>
@@ -7778,7 +7838,7 @@
           <w:noProof/>
         </w:rPr>
       </w:pPr>
-      <w:hyperlink w:anchor="_Toc243842371" w:history="1">
+      <w:hyperlink w:anchor="_Toc243842377" w:history="1">
         <w:r>
           <w:rPr>
             <w:rStyle w:val="aff9"/>
@@ -7805,7 +7865,7 @@
             <w:noProof/>
             <w:webHidden/>
           </w:rPr>
-          <w:instrText xml:space="preserve"> PAGEREF _Toc243842371 \h </w:instrText>
+          <w:instrText xml:space="preserve"> PAGEREF _Toc243842377 \h </w:instrText>
         </w:r>
         <w:r>
           <w:rPr>
@@ -7846,7 +7906,7 @@
           <w:noProof/>
         </w:rPr>
       </w:pPr>
-      <w:hyperlink w:anchor="_Toc243842372" w:history="1">
+      <w:hyperlink w:anchor="_Toc243842378" w:history="1">
         <w:r>
           <w:rPr>
             <w:rStyle w:val="aff9"/>
@@ -7873,7 +7933,7 @@
             <w:noProof/>
             <w:webHidden/>
           </w:rPr>
-          <w:instrText xml:space="preserve"> PAGEREF _Toc243842372 \h </w:instrText>
+          <w:instrText xml:space="preserve"> PAGEREF _Toc243842378 \h </w:instrText>
         </w:r>
         <w:r>
           <w:rPr>
@@ -7914,7 +7974,7 @@
           <w:noProof/>
         </w:rPr>
       </w:pPr>
-      <w:hyperlink w:anchor="_Toc243842373" w:history="1">
+      <w:hyperlink w:anchor="_Toc243842379" w:history="1">
         <w:r>
           <w:rPr>
             <w:rStyle w:val="aff9"/>
@@ -7941,7 +8001,7 @@
             <w:noProof/>
             <w:webHidden/>
           </w:rPr>
-          <w:instrText xml:space="preserve"> PAGEREF _Toc243842373 \h </w:instrText>
+          <w:instrText xml:space="preserve"> PAGEREF _Toc243842379 \h </w:instrText>
         </w:r>
         <w:r>
           <w:rPr>
@@ -7982,7 +8042,7 @@
           <w:noProof/>
         </w:rPr>
       </w:pPr>
-      <w:hyperlink w:anchor="_Toc243842374" w:history="1">
+      <w:hyperlink w:anchor="_Toc243842380" w:history="1">
         <w:r>
           <w:rPr>
             <w:rStyle w:val="aff9"/>
@@ -8009,7 +8069,7 @@
             <w:noProof/>
             <w:webHidden/>
           </w:rPr>
-          <w:instrText xml:space="preserve"> PAGEREF _Toc243842374 \h </w:instrText>
+          <w:instrText xml:space="preserve"> PAGEREF _Toc243842380 \h </w:instrText>
         </w:r>
         <w:r>
           <w:rPr>
@@ -8050,7 +8110,7 @@
           <w:noProof/>
         </w:rPr>
       </w:pPr>
-      <w:hyperlink w:anchor="_Toc243842375" w:history="1">
+      <w:hyperlink w:anchor="_Toc243842381" w:history="1">
         <w:r>
           <w:rPr>
             <w:rStyle w:val="aff9"/>
@@ -8077,7 +8137,7 @@
             <w:noProof/>
             <w:webHidden/>
           </w:rPr>
-          <w:instrText xml:space="preserve"> PAGEREF _Toc243842375 \h </w:instrText>
+          <w:instrText xml:space="preserve"> PAGEREF _Toc243842381 \h </w:instrText>
         </w:r>
         <w:r>
           <w:rPr>
@@ -8118,7 +8178,7 @@
           <w:noProof/>
         </w:rPr>
       </w:pPr>
-      <w:hyperlink w:anchor="_Toc243842376" w:history="1">
+      <w:hyperlink w:anchor="_Toc243842382" w:history="1">
         <w:r>
           <w:rPr>
             <w:rStyle w:val="aff9"/>
@@ -8145,7 +8205,7 @@
             <w:noProof/>
             <w:webHidden/>
           </w:rPr>
-          <w:instrText xml:space="preserve"> PAGEREF _Toc243842376 \h </w:instrText>
+          <w:instrText xml:space="preserve"> PAGEREF _Toc243842382 \h </w:instrText>
         </w:r>
         <w:r>
           <w:rPr>
@@ -8186,7 +8246,7 @@
           <w:noProof/>
         </w:rPr>
       </w:pPr>
-      <w:hyperlink w:anchor="_Toc243842377" w:history="1">
+      <w:hyperlink w:anchor="_Toc243842383" w:history="1">
         <w:r>
           <w:rPr>
             <w:rStyle w:val="aff9"/>
@@ -8213,7 +8273,7 @@
             <w:noProof/>
             <w:webHidden/>
           </w:rPr>
-          <w:instrText xml:space="preserve"> PAGEREF _Toc243842377 \h </w:instrText>
+          <w:instrText xml:space="preserve"> PAGEREF _Toc243842383 \h </w:instrText>
         </w:r>
         <w:r>
           <w:rPr>
@@ -8258,7 +8318,7 @@
       <w:pPr>
         <w:pStyle w:val="1"/>
       </w:pPr>
-      <w:bookmarkStart w:id="0" w:name="_Toc243842274"/>
+      <w:bookmarkStart w:id="0" w:name="_Toc243842280"/>
       <w:r>
         <w:rPr>
           <w:rFonts w:ascii="微软雅黑" w:eastAsia="微软雅黑" w:hAnsi="微软雅黑"/>
@@ -8278,7 +8338,7 @@
       <w:pPr>
         <w:pStyle w:val="21"/>
       </w:pPr>
-      <w:bookmarkStart w:id="1" w:name="_Toc243842275"/>
+      <w:bookmarkStart w:id="1" w:name="_Toc243842281"/>
       <w:r>
         <w:rPr>
           <w:rFonts w:ascii="微软雅黑" w:eastAsia="微软雅黑" w:hAnsi="微软雅黑"/>
@@ -8875,7 +8935,7 @@
       <w:pPr>
         <w:pStyle w:val="21"/>
       </w:pPr>
-      <w:bookmarkStart w:id="2" w:name="_Toc243842276"/>
+      <w:bookmarkStart w:id="2" w:name="_Toc243842282"/>
       <w:r>
         <w:rPr>
           <w:rFonts w:ascii="微软雅黑" w:eastAsia="微软雅黑" w:hAnsi="微软雅黑"/>
@@ -9344,7 +9404,7 @@
       <w:pPr>
         <w:pStyle w:val="21"/>
       </w:pPr>
-      <w:bookmarkStart w:id="3" w:name="_Toc243842277"/>
+      <w:bookmarkStart w:id="3" w:name="_Toc243842283"/>
       <w:r>
         <w:rPr>
           <w:rFonts w:ascii="微软雅黑" w:eastAsia="微软雅黑" w:hAnsi="微软雅黑"/>
@@ -9446,7 +9506,7 @@
       <w:pPr>
         <w:pStyle w:val="21"/>
       </w:pPr>
-      <w:bookmarkStart w:id="4" w:name="_Toc243842278"/>
+      <w:bookmarkStart w:id="4" w:name="_Toc243842284"/>
       <w:r>
         <w:rPr>
           <w:rFonts w:ascii="微软雅黑" w:eastAsia="微软雅黑" w:hAnsi="微软雅黑"/>
@@ -10176,7 +10236,7 @@
       <w:pPr>
         <w:pStyle w:val="21"/>
       </w:pPr>
-      <w:bookmarkStart w:id="5" w:name="_Toc243842279"/>
+      <w:bookmarkStart w:id="5" w:name="_Toc243842285"/>
       <w:r>
         <w:rPr>
           <w:rFonts w:ascii="微软雅黑" w:eastAsia="微软雅黑" w:hAnsi="微软雅黑"/>
@@ -10293,7 +10353,7 @@
       <w:pPr>
         <w:pStyle w:val="21"/>
       </w:pPr>
-      <w:bookmarkStart w:id="6" w:name="_Toc243842280"/>
+      <w:bookmarkStart w:id="6" w:name="_Toc243842286"/>
       <w:r>
         <w:rPr>
           <w:rFonts w:ascii="微软雅黑" w:eastAsia="微软雅黑" w:hAnsi="微软雅黑"/>
@@ -10390,7 +10450,7 @@
       <w:pPr>
         <w:pStyle w:val="21"/>
       </w:pPr>
-      <w:bookmarkStart w:id="7" w:name="_Toc243842281"/>
+      <w:bookmarkStart w:id="7" w:name="_Toc243842287"/>
       <w:r>
         <w:rPr>
           <w:rFonts w:ascii="微软雅黑" w:eastAsia="微软雅黑" w:hAnsi="微软雅黑"/>
@@ -10448,7 +10508,7 @@
       <w:pPr>
         <w:pStyle w:val="21"/>
       </w:pPr>
-      <w:bookmarkStart w:id="8" w:name="_Toc243842282"/>
+      <w:bookmarkStart w:id="8" w:name="_Toc243842288"/>
       <w:r>
         <w:rPr>
           <w:rFonts w:ascii="微软雅黑" w:eastAsia="微软雅黑" w:hAnsi="微软雅黑"/>
@@ -10546,7 +10606,7 @@
       <w:pPr>
         <w:pStyle w:val="1"/>
       </w:pPr>
-      <w:bookmarkStart w:id="9" w:name="_Toc243842283"/>
+      <w:bookmarkStart w:id="9" w:name="_Toc243842289"/>
       <w:r>
         <w:rPr>
           <w:rFonts w:ascii="微软雅黑" w:eastAsia="微软雅黑" w:hAnsi="微软雅黑"/>
@@ -10571,7 +10631,7 @@
       <w:pPr>
         <w:pStyle w:val="21"/>
       </w:pPr>
-      <w:bookmarkStart w:id="10" w:name="_Toc243842284"/>
+      <w:bookmarkStart w:id="10" w:name="_Toc243842290"/>
       <w:r>
         <w:rPr>
           <w:rFonts w:ascii="微软雅黑" w:eastAsia="微软雅黑" w:hAnsi="微软雅黑"/>
@@ -11834,7 +11894,7 @@
       <w:pPr>
         <w:pStyle w:val="21"/>
       </w:pPr>
-      <w:bookmarkStart w:id="11" w:name="_Toc243842285"/>
+      <w:bookmarkStart w:id="11" w:name="_Toc243842291"/>
       <w:r>
         <w:rPr>
           <w:rFonts w:ascii="微软雅黑" w:eastAsia="微软雅黑" w:hAnsi="微软雅黑"/>
@@ -11998,7 +12058,7 @@
       <w:pPr>
         <w:pStyle w:val="21"/>
       </w:pPr>
-      <w:bookmarkStart w:id="12" w:name="_Toc243842286"/>
+      <w:bookmarkStart w:id="12" w:name="_Toc243842292"/>
       <w:r>
         <w:rPr>
           <w:rFonts w:ascii="微软雅黑" w:eastAsia="微软雅黑" w:hAnsi="微软雅黑"/>
@@ -12695,7 +12755,7 @@
       <w:pPr>
         <w:pStyle w:val="21"/>
       </w:pPr>
-      <w:bookmarkStart w:id="13" w:name="_Toc243842287"/>
+      <w:bookmarkStart w:id="13" w:name="_Toc243842293"/>
       <w:r>
         <w:rPr>
           <w:rFonts w:ascii="微软雅黑" w:eastAsia="微软雅黑" w:hAnsi="微软雅黑"/>
@@ -12958,7 +13018,7 @@
       <w:pPr>
         <w:pStyle w:val="21"/>
       </w:pPr>
-      <w:bookmarkStart w:id="14" w:name="_Toc243842288"/>
+      <w:bookmarkStart w:id="14" w:name="_Toc243842294"/>
       <w:r>
         <w:rPr>
           <w:rFonts w:ascii="微软雅黑" w:eastAsia="微软雅黑" w:hAnsi="微软雅黑"/>
@@ -13141,7 +13201,7 @@
       <w:pPr>
         <w:pStyle w:val="1"/>
       </w:pPr>
-      <w:bookmarkStart w:id="15" w:name="_Toc243842289"/>
+      <w:bookmarkStart w:id="15" w:name="_Toc243842295"/>
       <w:r>
         <w:rPr>
           <w:rFonts w:ascii="微软雅黑" w:eastAsia="微软雅黑" w:hAnsi="微软雅黑"/>
@@ -13161,7 +13221,7 @@
       <w:pPr>
         <w:pStyle w:val="21"/>
       </w:pPr>
-      <w:bookmarkStart w:id="16" w:name="_Toc243842290"/>
+      <w:bookmarkStart w:id="16" w:name="_Toc243842296"/>
       <w:r>
         <w:rPr>
           <w:rFonts w:ascii="微软雅黑" w:eastAsia="微软雅黑" w:hAnsi="微软雅黑"/>
@@ -13282,7 +13342,7 @@
       <w:pPr>
         <w:pStyle w:val="21"/>
       </w:pPr>
-      <w:bookmarkStart w:id="17" w:name="_Toc243842291"/>
+      <w:bookmarkStart w:id="17" w:name="_Toc243842297"/>
       <w:r>
         <w:rPr>
           <w:rFonts w:ascii="微软雅黑" w:eastAsia="微软雅黑" w:hAnsi="微软雅黑"/>
@@ -13659,7 +13719,7 @@
       <w:pPr>
         <w:pStyle w:val="21"/>
       </w:pPr>
-      <w:bookmarkStart w:id="18" w:name="_Toc243842292"/>
+      <w:bookmarkStart w:id="18" w:name="_Toc243842298"/>
       <w:r>
         <w:rPr>
           <w:rFonts w:ascii="微软雅黑" w:eastAsia="微软雅黑" w:hAnsi="微软雅黑"/>
@@ -13985,7 +14045,7 @@
       <w:pPr>
         <w:pStyle w:val="21"/>
       </w:pPr>
-      <w:bookmarkStart w:id="19" w:name="_Toc243842293"/>
+      <w:bookmarkStart w:id="19" w:name="_Toc243842299"/>
       <w:r>
         <w:rPr>
           <w:rFonts w:ascii="微软雅黑" w:eastAsia="微软雅黑" w:hAnsi="微软雅黑"/>
@@ -14125,7 +14185,7 @@
       <w:pPr>
         <w:pStyle w:val="21"/>
       </w:pPr>
-      <w:bookmarkStart w:id="20" w:name="_Toc243842294"/>
+      <w:bookmarkStart w:id="20" w:name="_Toc243842300"/>
       <w:r>
         <w:rPr>
           <w:rFonts w:ascii="微软雅黑" w:eastAsia="微软雅黑" w:hAnsi="微软雅黑"/>
@@ -14217,7 +14277,7 @@
       <w:pPr>
         <w:pStyle w:val="21"/>
       </w:pPr>
-      <w:bookmarkStart w:id="21" w:name="_Toc243842295"/>
+      <w:bookmarkStart w:id="21" w:name="_Toc243842301"/>
       <w:r>
         <w:rPr>
           <w:rFonts w:ascii="微软雅黑" w:eastAsia="微软雅黑" w:hAnsi="微软雅黑"/>
@@ -14282,7 +14342,7 @@
       <w:pPr>
         <w:pStyle w:val="1"/>
       </w:pPr>
-      <w:bookmarkStart w:id="22" w:name="_Toc243842296"/>
+      <w:bookmarkStart w:id="22" w:name="_Toc243842302"/>
       <w:r>
         <w:rPr>
           <w:rFonts w:ascii="微软雅黑" w:eastAsia="微软雅黑" w:hAnsi="微软雅黑"/>
@@ -14302,7 +14362,7 @@
       <w:pPr>
         <w:pStyle w:val="21"/>
       </w:pPr>
-      <w:bookmarkStart w:id="23" w:name="_Toc243842297"/>
+      <w:bookmarkStart w:id="23" w:name="_Toc243842303"/>
       <w:r>
         <w:rPr>
           <w:rFonts w:ascii="微软雅黑" w:eastAsia="微软雅黑" w:hAnsi="微软雅黑"/>
@@ -14468,7 +14528,7 @@
       <w:pPr>
         <w:pStyle w:val="21"/>
       </w:pPr>
-      <w:bookmarkStart w:id="24" w:name="_Toc243842298"/>
+      <w:bookmarkStart w:id="24" w:name="_Toc243842304"/>
       <w:r>
         <w:rPr>
           <w:rFonts w:ascii="微软雅黑" w:eastAsia="微软雅黑" w:hAnsi="微软雅黑"/>
@@ -14588,7 +14648,7 @@
       <w:pPr>
         <w:pStyle w:val="21"/>
       </w:pPr>
-      <w:bookmarkStart w:id="25" w:name="_Toc243842299"/>
+      <w:bookmarkStart w:id="25" w:name="_Toc243842305"/>
       <w:r>
         <w:rPr>
           <w:rFonts w:ascii="微软雅黑" w:eastAsia="微软雅黑" w:hAnsi="微软雅黑"/>
@@ -14688,7 +14748,7 @@
       <w:pPr>
         <w:pStyle w:val="21"/>
       </w:pPr>
-      <w:bookmarkStart w:id="26" w:name="_Toc243842300"/>
+      <w:bookmarkStart w:id="26" w:name="_Toc243842306"/>
       <w:r>
         <w:rPr>
           <w:rFonts w:ascii="微软雅黑" w:eastAsia="微软雅黑" w:hAnsi="微软雅黑"/>
@@ -14804,7 +14864,7 @@
       <w:pPr>
         <w:pStyle w:val="21"/>
       </w:pPr>
-      <w:bookmarkStart w:id="27" w:name="_Toc243842301"/>
+      <w:bookmarkStart w:id="27" w:name="_Toc243842307"/>
       <w:r>
         <w:rPr>
           <w:rFonts w:ascii="微软雅黑" w:eastAsia="微软雅黑" w:hAnsi="微软雅黑"/>
@@ -14957,7 +15017,7 @@
       <w:pPr>
         <w:pStyle w:val="21"/>
       </w:pPr>
-      <w:bookmarkStart w:id="28" w:name="_Toc243842302"/>
+      <w:bookmarkStart w:id="28" w:name="_Toc243842308"/>
       <w:r>
         <w:rPr>
           <w:rFonts w:ascii="微软雅黑" w:eastAsia="微软雅黑" w:hAnsi="微软雅黑"/>
@@ -15028,7 +15088,7 @@
       <w:pPr>
         <w:pStyle w:val="1"/>
       </w:pPr>
-      <w:bookmarkStart w:id="29" w:name="_Toc243842303"/>
+      <w:bookmarkStart w:id="29" w:name="_Toc243842309"/>
       <w:r>
         <w:rPr>
           <w:rFonts w:ascii="微软雅黑" w:eastAsia="微软雅黑" w:hAnsi="微软雅黑"/>
@@ -15048,7 +15108,7 @@
       <w:pPr>
         <w:pStyle w:val="21"/>
       </w:pPr>
-      <w:bookmarkStart w:id="30" w:name="_Toc243842304"/>
+      <w:bookmarkStart w:id="30" w:name="_Toc243842310"/>
       <w:r>
         <w:rPr>
           <w:rFonts w:ascii="微软雅黑" w:eastAsia="微软雅黑" w:hAnsi="微软雅黑"/>
@@ -15123,7 +15183,7 @@
       <w:pPr>
         <w:pStyle w:val="21"/>
       </w:pPr>
-      <w:bookmarkStart w:id="31" w:name="_Toc243842305"/>
+      <w:bookmarkStart w:id="31" w:name="_Toc243842311"/>
       <w:r>
         <w:rPr>
           <w:rFonts w:ascii="微软雅黑" w:eastAsia="微软雅黑" w:hAnsi="微软雅黑"/>
@@ -15502,7 +15562,7 @@
       <w:pPr>
         <w:pStyle w:val="21"/>
       </w:pPr>
-      <w:bookmarkStart w:id="32" w:name="_Toc243842306"/>
+      <w:bookmarkStart w:id="32" w:name="_Toc243842312"/>
       <w:r>
         <w:rPr>
           <w:rFonts w:ascii="微软雅黑" w:eastAsia="微软雅黑" w:hAnsi="微软雅黑"/>
@@ -15564,7 +15624,7 @@
       <w:pPr>
         <w:pStyle w:val="21"/>
       </w:pPr>
-      <w:bookmarkStart w:id="33" w:name="_Toc243842307"/>
+      <w:bookmarkStart w:id="33" w:name="_Toc243842313"/>
       <w:r>
         <w:rPr>
           <w:rFonts w:ascii="微软雅黑" w:eastAsia="微软雅黑" w:hAnsi="微软雅黑"/>
@@ -15588,7 +15648,7 @@
       <w:pPr>
         <w:pStyle w:val="21"/>
       </w:pPr>
-      <w:bookmarkStart w:id="34" w:name="_Toc243842308"/>
+      <w:bookmarkStart w:id="34" w:name="_Toc243842314"/>
       <w:r>
         <w:rPr>
           <w:rFonts w:ascii="微软雅黑" w:eastAsia="微软雅黑" w:hAnsi="微软雅黑"/>
@@ -16079,7 +16139,7 @@
       <w:pPr>
         <w:pStyle w:val="21"/>
       </w:pPr>
-      <w:bookmarkStart w:id="35" w:name="_Toc243842309"/>
+      <w:bookmarkStart w:id="35" w:name="_Toc243842315"/>
       <w:r>
         <w:rPr>
           <w:rFonts w:ascii="微软雅黑" w:eastAsia="微软雅黑" w:hAnsi="微软雅黑"/>
@@ -16156,68 +16216,84 @@
     </w:p>
     <w:p>
       <w:pPr>
-        <w:pStyle w:val="21"/>
+        <w:pStyle w:val="a0"/>
+        <w:spacing w:after="60"/>
       </w:pPr>
-      <w:bookmarkStart w:id="36" w:name="_Toc243842310"/>
-      <w:r>
-        <w:rPr>
-          <w:rFonts w:ascii="微软雅黑" w:eastAsia="微软雅黑" w:hAnsi="微软雅黑"/>
-        </w:rPr>
+      <w:r>
+        <w:rPr>
+          <w:b/>
+        </w:rPr>
+        <w:t>勾选导出（</w:t>
+      </w:r>
+      <w:r>
+        <w:rPr>
+          <w:b/>
+        </w:rPr>
+        <w:t>v1.5.2</w:t>
+      </w:r>
+      <w:r>
+        <w:rPr>
+          <w:b/>
+        </w:rPr>
+        <w:t>）</w:t>
+      </w:r>
+      <w:r>
+        <w:t>：用户希望只导出选中的几份文件，而不是每次导出全部。</w:t>
+      </w:r>
+    </w:p>
+    <w:p>
+      <w:pPr>
+        <w:pStyle w:val="20"/>
+        <w:spacing w:after="60"/>
+      </w:pPr>
+      <w:r>
         <w:lastRenderedPageBreak/>
-        <w:t xml:space="preserve">5.7 </w:t>
-      </w:r>
-      <w:r>
-        <w:rPr>
-          <w:rFonts w:ascii="微软雅黑" w:eastAsia="微软雅黑" w:hAnsi="微软雅黑"/>
-        </w:rPr>
-        <w:t>反面案例：证明失败情况也处理得对（</w:t>
-      </w:r>
-      <w:r>
-        <w:rPr>
-          <w:rFonts w:ascii="微软雅黑" w:eastAsia="微软雅黑" w:hAnsi="微软雅黑"/>
-        </w:rPr>
-        <w:t>v1.5.1</w:t>
-      </w:r>
-      <w:r>
-        <w:rPr>
-          <w:rFonts w:ascii="微软雅黑" w:eastAsia="微软雅黑" w:hAnsi="微软雅黑"/>
-        </w:rPr>
-        <w:t>）</w:t>
-      </w:r>
-      <w:bookmarkEnd w:id="36"/>
-    </w:p>
-    <w:p>
-      <w:r>
-        <w:rPr>
-          <w:b/>
-        </w:rPr>
-        <w:t>诉求</w:t>
-      </w:r>
-      <w:r>
-        <w:t>：除了</w:t>
-      </w:r>
-      <w:r>
-        <w:t xml:space="preserve"> 10 </w:t>
-      </w:r>
-      <w:r>
-        <w:t>份能全部识别成功的赛题示例，还要有一组故意出问题的文件，证明待确认、失败、重复等情况程序都能正确处理，台账和模板设置都能用它们演示。</w:t>
-      </w:r>
-    </w:p>
-    <w:p>
-      <w:r>
-        <w:rPr>
-          <w:b/>
-        </w:rPr>
-        <w:t>内容</w:t>
-      </w:r>
-      <w:r>
-        <w:t>：</w:t>
-      </w:r>
-      <w:r>
-        <w:t xml:space="preserve">16 </w:t>
-      </w:r>
-      <w:r>
-        <w:t>份文件，放在</w:t>
+        <w:t>台账表格加勾选框，勾选按台账记录</w:t>
+      </w:r>
+      <w:r>
+        <w:t xml:space="preserve"> id </w:t>
+      </w:r>
+      <w:r>
+        <w:t>保存，翻页、改每页条数后不丢失。有勾选时导出按钮变为</w:t>
+      </w:r>
+      <w:r>
+        <w:t>“</w:t>
+      </w:r>
+      <w:r>
+        <w:t>导出勾选的</w:t>
+      </w:r>
+      <w:r>
+        <w:t xml:space="preserve"> N </w:t>
+      </w:r>
+      <w:r>
+        <w:t>条</w:t>
+      </w:r>
+      <w:r>
+        <w:t>”</w:t>
+      </w:r>
+      <w:r>
+        <w:t>，下拉菜单里还可以选</w:t>
+      </w:r>
+      <w:r>
+        <w:t>“</w:t>
+      </w:r>
+      <w:r>
+        <w:t>导出全部搜索结果</w:t>
+      </w:r>
+      <w:r>
+        <w:t>”</w:t>
+      </w:r>
+      <w:r>
+        <w:t>。</w:t>
+      </w:r>
+    </w:p>
+    <w:p>
+      <w:pPr>
+        <w:pStyle w:val="20"/>
+        <w:spacing w:after="60"/>
+      </w:pPr>
+      <w:r>
+        <w:t>导出接口新增</w:t>
       </w:r>
       <w:r>
         <w:t xml:space="preserve"> </w:t>
@@ -16228,7 +16304,232 @@
           <w:color w:val="22434E"/>
           <w:sz w:val="19"/>
         </w:rPr>
-        <w:t>src/main/resources/samples-negative/</w:t>
+        <w:t>ids</w:t>
+      </w:r>
+      <w:r>
+        <w:t xml:space="preserve"> </w:t>
+      </w:r>
+      <w:r>
+        <w:t>参数，查询条件里加一个</w:t>
+      </w:r>
+      <w:r>
+        <w:t xml:space="preserve">“id </w:t>
+      </w:r>
+      <w:r>
+        <w:t>在这些里面</w:t>
+      </w:r>
+      <w:r>
+        <w:t>”</w:t>
+      </w:r>
+      <w:r>
+        <w:t>，和关键词、部门等条件同时生效。前端勾选导出时只传</w:t>
+      </w:r>
+      <w:r>
+        <w:t xml:space="preserve"> id</w:t>
+      </w:r>
+      <w:r>
+        <w:t>、不带搜索条件，所以勾选后又改了搜索框，导出的仍是勾选的那些。</w:t>
+      </w:r>
+    </w:p>
+    <w:p>
+      <w:pPr>
+        <w:pStyle w:val="20"/>
+        <w:spacing w:after="60"/>
+      </w:pPr>
+      <w:r>
+        <w:t>导出用浏览器直接打开下载地址（不经过</w:t>
+      </w:r>
+      <w:r>
+        <w:t xml:space="preserve"> JavaScript </w:t>
+      </w:r>
+      <w:r>
+        <w:t>读取文件），</w:t>
+      </w:r>
+      <w:r>
+        <w:t xml:space="preserve">id </w:t>
+      </w:r>
+      <w:r>
+        <w:t>放在网址里；网址太长会被拒绝，所以一次最多</w:t>
+      </w:r>
+      <w:r>
+        <w:t xml:space="preserve"> 1000 </w:t>
+      </w:r>
+      <w:r>
+        <w:t>条，超出时前后端都会提示。传了空的</w:t>
+      </w:r>
+      <w:r>
+        <w:t xml:space="preserve"> id </w:t>
+      </w:r>
+      <w:r>
+        <w:t>列表时返回空表，不会退回导出全部。</w:t>
+      </w:r>
+    </w:p>
+    <w:p>
+      <w:pPr>
+        <w:pStyle w:val="20"/>
+        <w:spacing w:after="60"/>
+      </w:pPr>
+      <w:r>
+        <w:t>导出的文件名写明</w:t>
+      </w:r>
+      <w:r>
+        <w:t>“</w:t>
+      </w:r>
+      <w:r>
+        <w:t>选中</w:t>
+      </w:r>
+      <w:r>
+        <w:t>N</w:t>
+      </w:r>
+      <w:r>
+        <w:t>条</w:t>
+      </w:r>
+      <w:r>
+        <w:t>”</w:t>
+      </w:r>
+      <w:r>
+        <w:t>，和全部导出的文件区分开。</w:t>
+      </w:r>
+    </w:p>
+    <w:p>
+      <w:pPr>
+        <w:pStyle w:val="20"/>
+        <w:spacing w:after="60"/>
+      </w:pPr>
+      <w:r>
+        <w:t>验证（已验证）：端到端测试勾选</w:t>
+      </w:r>
+      <w:r>
+        <w:t xml:space="preserve"> 3 </w:t>
+      </w:r>
+      <w:r>
+        <w:t>条导出，</w:t>
+      </w:r>
+      <w:r>
+        <w:t xml:space="preserve">Excel </w:t>
+      </w:r>
+      <w:r>
+        <w:t>里正好表头加</w:t>
+      </w:r>
+      <w:r>
+        <w:t xml:space="preserve"> 3 </w:t>
+      </w:r>
+      <w:r>
+        <w:t>行，</w:t>
+      </w:r>
+      <w:r>
+        <w:t xml:space="preserve">3 </w:t>
+      </w:r>
+      <w:r>
+        <w:t>个档号都在，文件名含</w:t>
+      </w:r>
+      <w:r>
+        <w:t>“</w:t>
+      </w:r>
+      <w:r>
+        <w:t>选中</w:t>
+      </w:r>
+      <w:r>
+        <w:t>3</w:t>
+      </w:r>
+      <w:r>
+        <w:t>条</w:t>
+      </w:r>
+      <w:r>
+        <w:t>”</w:t>
+      </w:r>
+      <w:r>
+        <w:t>；勾选加上不匹配的关键词时结果为空；</w:t>
+      </w:r>
+      <w:r>
+        <w:t xml:space="preserve">1001 </w:t>
+      </w:r>
+      <w:r>
+        <w:t>条时接口拒绝。</w:t>
+      </w:r>
+    </w:p>
+    <w:p>
+      <w:pPr>
+        <w:pStyle w:val="21"/>
+      </w:pPr>
+      <w:bookmarkStart w:id="36" w:name="_Toc243842316"/>
+      <w:r>
+        <w:rPr>
+          <w:rFonts w:ascii="微软雅黑" w:eastAsia="微软雅黑" w:hAnsi="微软雅黑"/>
+        </w:rPr>
+        <w:t xml:space="preserve">5.7 </w:t>
+      </w:r>
+      <w:r>
+        <w:rPr>
+          <w:rFonts w:ascii="微软雅黑" w:eastAsia="微软雅黑" w:hAnsi="微软雅黑"/>
+        </w:rPr>
+        <w:t>反面案例：证明失败情况也处理得对（</w:t>
+      </w:r>
+      <w:r>
+        <w:rPr>
+          <w:rFonts w:ascii="微软雅黑" w:eastAsia="微软雅黑" w:hAnsi="微软雅黑"/>
+        </w:rPr>
+        <w:t>v1.5.1</w:t>
+      </w:r>
+      <w:r>
+        <w:rPr>
+          <w:rFonts w:ascii="微软雅黑" w:eastAsia="微软雅黑" w:hAnsi="微软雅黑"/>
+        </w:rPr>
+        <w:t>）</w:t>
+      </w:r>
+      <w:bookmarkEnd w:id="36"/>
+    </w:p>
+    <w:p>
+      <w:r>
+        <w:rPr>
+          <w:b/>
+        </w:rPr>
+        <w:t>诉求</w:t>
+      </w:r>
+      <w:r>
+        <w:t>：除了</w:t>
+      </w:r>
+      <w:r>
+        <w:t xml:space="preserve"> 10 </w:t>
+      </w:r>
+      <w:r>
+        <w:t>份能全部识别成功的赛题示例，还要有一组故意出问题的文件，证明待确认、失败、重复等情况程序都能正确处理，台账和模板设置都能用它们演示。</w:t>
+      </w:r>
+    </w:p>
+    <w:p>
+      <w:r>
+        <w:rPr>
+          <w:b/>
+        </w:rPr>
+        <w:t>内容</w:t>
+      </w:r>
+      <w:r>
+        <w:t>：</w:t>
+      </w:r>
+      <w:r>
+        <w:t xml:space="preserve">16 </w:t>
+      </w:r>
+      <w:r>
+        <w:t>份文件，放在</w:t>
+      </w:r>
+      <w:r>
+        <w:t xml:space="preserve"> </w:t>
+      </w:r>
+      <w:r>
+        <w:rPr>
+          <w:rFonts w:ascii="Consolas" w:hAnsi="Consolas"/>
+          <w:color w:val="22434E"/>
+          <w:sz w:val="19"/>
+        </w:rPr>
+        <w:t>src/main/resources/sam</w:t>
+      </w:r>
+      <w:r>
+        <w:rPr>
+          <w:rFonts w:ascii="Consolas" w:hAnsi="Consolas"/>
+          <w:color w:val="22434E"/>
+          <w:sz w:val="19"/>
+        </w:rPr>
+        <w:t>ples-negative/</w:t>
       </w:r>
       <w:r>
         <w:t>，绿色版里在</w:t>
@@ -16840,6 +17141,7 @@
               <w:rPr>
                 <w:sz w:val="18"/>
               </w:rPr>
+              <w:lastRenderedPageBreak/>
               <w:t>手写的文件预期结果不一定对</w:t>
             </w:r>
           </w:p>
@@ -17319,7 +17621,6 @@
               <w:rPr>
                 <w:sz w:val="18"/>
               </w:rPr>
-              <w:lastRenderedPageBreak/>
               <w:t>打包脚本复制</w:t>
             </w:r>
             <w:r>
@@ -17555,10 +17856,7 @@
         <w:t xml:space="preserve"> 120 </w:t>
       </w:r>
       <w:r>
-        <w:t>秒）很难用小文件稳</w:t>
-      </w:r>
-      <w:r>
-        <w:t>定复现。这两种情况见</w:t>
+        <w:t>秒）很难用小文件稳定复现。这两种情况见</w:t>
       </w:r>
       <w:r>
         <w:t xml:space="preserve"> 4.6 </w:t>
@@ -17576,7 +17874,7 @@
       <w:pPr>
         <w:pStyle w:val="1"/>
       </w:pPr>
-      <w:bookmarkStart w:id="37" w:name="_Toc243842311"/>
+      <w:bookmarkStart w:id="37" w:name="_Toc243842317"/>
       <w:r>
         <w:rPr>
           <w:rFonts w:ascii="微软雅黑" w:eastAsia="微软雅黑" w:hAnsi="微软雅黑"/>
@@ -17596,7 +17894,7 @@
       <w:pPr>
         <w:pStyle w:val="21"/>
       </w:pPr>
-      <w:bookmarkStart w:id="38" w:name="_Toc243842312"/>
+      <w:bookmarkStart w:id="38" w:name="_Toc243842318"/>
       <w:r>
         <w:rPr>
           <w:rFonts w:ascii="微软雅黑" w:eastAsia="微软雅黑" w:hAnsi="微软雅黑"/>
@@ -17720,7 +18018,7 @@
       <w:pPr>
         <w:pStyle w:val="21"/>
       </w:pPr>
-      <w:bookmarkStart w:id="39" w:name="_Toc243842313"/>
+      <w:bookmarkStart w:id="39" w:name="_Toc243842319"/>
       <w:r>
         <w:rPr>
           <w:rFonts w:ascii="微软雅黑" w:eastAsia="微软雅黑" w:hAnsi="微软雅黑"/>
@@ -17890,7 +18188,13 @@
               <w:rPr>
                 <w:sz w:val="17"/>
               </w:rPr>
-              <w:t>报语法错误，中文全是乱码</w:t>
+              <w:t>报语法错误，中</w:t>
+            </w:r>
+            <w:r>
+              <w:rPr>
+                <w:sz w:val="17"/>
+              </w:rPr>
+              <w:t>文全是乱码</w:t>
             </w:r>
           </w:p>
         </w:tc>
@@ -17907,13 +18211,7 @@
               <w:rPr>
                 <w:sz w:val="17"/>
               </w:rPr>
-              <w:t xml:space="preserve">Windows </w:t>
-            </w:r>
-            <w:r>
-              <w:rPr>
-                <w:sz w:val="17"/>
-              </w:rPr>
-              <w:t xml:space="preserve">PowerShell 5.1 </w:t>
+              <w:t xml:space="preserve">Windows PowerShell 5.1 </w:t>
             </w:r>
             <w:r>
               <w:rPr>
@@ -18260,7 +18558,13 @@
               <w:rPr>
                 <w:sz w:val="17"/>
               </w:rPr>
-              <w:t xml:space="preserve"> GitHub</w:t>
+              <w:t xml:space="preserve"> </w:t>
+            </w:r>
+            <w:r>
+              <w:rPr>
+                <w:sz w:val="17"/>
+              </w:rPr>
+              <w:t>GitHub</w:t>
             </w:r>
             <w:r>
               <w:rPr>
@@ -18759,7 +19063,7 @@
       <w:pPr>
         <w:pStyle w:val="21"/>
       </w:pPr>
-      <w:bookmarkStart w:id="40" w:name="_Toc243842314"/>
+      <w:bookmarkStart w:id="40" w:name="_Toc243842320"/>
       <w:r>
         <w:rPr>
           <w:rFonts w:ascii="微软雅黑" w:eastAsia="微软雅黑" w:hAnsi="微软雅黑"/>
@@ -19025,7 +19329,10 @@
         <w:t xml:space="preserve"> HTTPS </w:t>
       </w:r>
       <w:r>
-        <w:t>证书只在系统证书库里，没有这个模块就连不上（见</w:t>
+        <w:t>证书只在系统证书库里，没有这个模块就连</w:t>
+      </w:r>
+      <w:r>
+        <w:t>不上（见</w:t>
       </w:r>
       <w:r>
         <w:t xml:space="preserve"> 11.9</w:t>
@@ -19038,7 +19345,7 @@
       <w:pPr>
         <w:pStyle w:val="21"/>
       </w:pPr>
-      <w:bookmarkStart w:id="41" w:name="_Toc243842315"/>
+      <w:bookmarkStart w:id="41" w:name="_Toc243842321"/>
       <w:r>
         <w:rPr>
           <w:rFonts w:ascii="微软雅黑" w:eastAsia="微软雅黑" w:hAnsi="微软雅黑"/>
@@ -19386,7 +19693,7 @@
       <w:pPr>
         <w:pStyle w:val="1"/>
       </w:pPr>
-      <w:bookmarkStart w:id="42" w:name="_Toc243842316"/>
+      <w:bookmarkStart w:id="42" w:name="_Toc243842322"/>
       <w:r>
         <w:rPr>
           <w:rFonts w:ascii="微软雅黑" w:eastAsia="微软雅黑" w:hAnsi="微软雅黑"/>
@@ -19406,7 +19713,7 @@
       <w:pPr>
         <w:pStyle w:val="21"/>
       </w:pPr>
-      <w:bookmarkStart w:id="43" w:name="_Toc243842317"/>
+      <w:bookmarkStart w:id="43" w:name="_Toc243842323"/>
       <w:r>
         <w:rPr>
           <w:rFonts w:ascii="微软雅黑" w:eastAsia="微软雅黑" w:hAnsi="微软雅黑"/>
@@ -19672,10 +19979,7 @@
         <w:t xml:space="preserve"> 2 </w:t>
       </w:r>
       <w:r>
-        <w:t>秒内退出，第一个继续正常服</w:t>
-      </w:r>
-      <w:r>
-        <w:t>务，日志里没有数据库被锁的报错。</w:t>
+        <w:t>秒内退出，第一个继续正常服务，日志里没有数据库被锁的报错。</w:t>
       </w:r>
     </w:p>
     <w:p>
@@ -19751,7 +20055,7 @@
       <w:pPr>
         <w:pStyle w:val="21"/>
       </w:pPr>
-      <w:bookmarkStart w:id="44" w:name="_Toc243842318"/>
+      <w:bookmarkStart w:id="44" w:name="_Toc243842324"/>
       <w:r>
         <w:rPr>
           <w:rFonts w:ascii="微软雅黑" w:eastAsia="微软雅黑" w:hAnsi="微软雅黑"/>
@@ -19786,7 +20090,10 @@
         <w:t>现象</w:t>
       </w:r>
       <w:r>
-        <w:t>：右键托盘图标，菜单里的中文全是方块；鼠标悬停时的提示文字反而正常。</w:t>
+        <w:t>：右键托盘图标，菜单里的中文全</w:t>
+      </w:r>
+      <w:r>
+        <w:t>是方块；鼠标悬停时的提示文字反而正常。</w:t>
       </w:r>
     </w:p>
     <w:p>
@@ -19804,10 +20111,7 @@
         <w:t xml:space="preserve"> Java </w:t>
       </w:r>
       <w:r>
-        <w:t>自带的系统原生托</w:t>
-      </w:r>
-      <w:r>
-        <w:t>盘菜单，它依赖</w:t>
+        <w:t>自带的系统原生托盘菜单，它依赖</w:t>
       </w:r>
       <w:r>
         <w:t xml:space="preserve"> Java </w:t>
@@ -19860,7 +20164,10 @@
         <w:spacing w:after="60"/>
       </w:pPr>
       <w:r>
-        <w:t>菜单项：打开主界面、导入识别、待确认（带数量徽标）、文件目录台账、打开归档目录、打开日志目录、退出。</w:t>
+        <w:t>菜单项：打开主界面、导入识别、待确认（带数量徽标）、文</w:t>
+      </w:r>
+      <w:r>
+        <w:t>件目录台账、打开归档目录、打开日志目录、退出。</w:t>
       </w:r>
     </w:p>
     <w:p>
@@ -19887,10 +20194,7 @@
         <w:t xml:space="preserve"> → </w:t>
       </w:r>
       <w:r>
-        <w:t>其</w:t>
-      </w:r>
-      <w:r>
-        <w:t>他中文字体</w:t>
+        <w:t>其他中文字体</w:t>
       </w:r>
       <w:r>
         <w:t>”</w:t>
@@ -20323,7 +20627,7 @@
       <w:pPr>
         <w:pStyle w:val="21"/>
       </w:pPr>
-      <w:bookmarkStart w:id="45" w:name="_Toc243842319"/>
+      <w:bookmarkStart w:id="45" w:name="_Toc243842325"/>
       <w:r>
         <w:rPr>
           <w:rFonts w:ascii="微软雅黑" w:eastAsia="微软雅黑" w:hAnsi="微软雅黑"/>
@@ -20409,7 +20713,7 @@
       <w:pPr>
         <w:pStyle w:val="21"/>
       </w:pPr>
-      <w:bookmarkStart w:id="46" w:name="_Toc243842320"/>
+      <w:bookmarkStart w:id="46" w:name="_Toc243842326"/>
       <w:r>
         <w:rPr>
           <w:rFonts w:ascii="微软雅黑" w:eastAsia="微软雅黑" w:hAnsi="微软雅黑"/>
@@ -20559,7 +20863,7 @@
       <w:pPr>
         <w:pStyle w:val="1"/>
       </w:pPr>
-      <w:bookmarkStart w:id="47" w:name="_Toc243842321"/>
+      <w:bookmarkStart w:id="47" w:name="_Toc243842327"/>
       <w:r>
         <w:rPr>
           <w:rFonts w:ascii="微软雅黑" w:eastAsia="微软雅黑" w:hAnsi="微软雅黑"/>
@@ -20632,7 +20936,7 @@
       <w:pPr>
         <w:pStyle w:val="21"/>
       </w:pPr>
-      <w:bookmarkStart w:id="48" w:name="_Toc243842322"/>
+      <w:bookmarkStart w:id="48" w:name="_Toc243842328"/>
       <w:r>
         <w:rPr>
           <w:rFonts w:ascii="微软雅黑" w:eastAsia="微软雅黑" w:hAnsi="微软雅黑"/>
@@ -21421,7 +21725,7 @@
       <w:pPr>
         <w:pStyle w:val="21"/>
       </w:pPr>
-      <w:bookmarkStart w:id="49" w:name="_Toc243842323"/>
+      <w:bookmarkStart w:id="49" w:name="_Toc243842329"/>
       <w:r>
         <w:rPr>
           <w:rFonts w:ascii="微软雅黑" w:eastAsia="微软雅黑" w:hAnsi="微软雅黑"/>
@@ -21610,17 +21914,14 @@
         <w:t>验证（已验证）</w:t>
       </w:r>
       <w:r>
-        <w:t>：单元测试确认内置默认模板没有任何</w:t>
-      </w:r>
-      <w:r>
-        <w:t>错误和警告；故意写错的模板能检出全部问题，并且保存被拒绝。</w:t>
+        <w:t>：单元测试确认内置默认模板没有任何错误和警告；故意写错的模板能检出全部问题，并且保存被拒绝。</w:t>
       </w:r>
     </w:p>
     <w:p>
       <w:pPr>
         <w:pStyle w:val="21"/>
       </w:pPr>
-      <w:bookmarkStart w:id="50" w:name="_Toc243842324"/>
+      <w:bookmarkStart w:id="50" w:name="_Toc243842330"/>
       <w:r>
         <w:rPr>
           <w:rFonts w:ascii="微软雅黑" w:eastAsia="微软雅黑" w:hAnsi="微软雅黑"/>
@@ -22086,7 +22387,7 @@
       <w:pPr>
         <w:pStyle w:val="21"/>
       </w:pPr>
-      <w:bookmarkStart w:id="51" w:name="_Toc243842325"/>
+      <w:bookmarkStart w:id="51" w:name="_Toc243842331"/>
       <w:r>
         <w:rPr>
           <w:rFonts w:ascii="微软雅黑" w:eastAsia="微软雅黑" w:hAnsi="微软雅黑"/>
@@ -22968,7 +23269,7 @@
       <w:pPr>
         <w:pStyle w:val="21"/>
       </w:pPr>
-      <w:bookmarkStart w:id="52" w:name="_Toc243842326"/>
+      <w:bookmarkStart w:id="52" w:name="_Toc243842332"/>
       <w:r>
         <w:rPr>
           <w:rFonts w:ascii="微软雅黑" w:eastAsia="微软雅黑" w:hAnsi="微软雅黑"/>
@@ -23058,7 +23359,7 @@
       <w:pPr>
         <w:pStyle w:val="21"/>
       </w:pPr>
-      <w:bookmarkStart w:id="53" w:name="_Toc243842327"/>
+      <w:bookmarkStart w:id="53" w:name="_Toc243842333"/>
       <w:r>
         <w:rPr>
           <w:rFonts w:ascii="微软雅黑" w:eastAsia="微软雅黑" w:hAnsi="微软雅黑"/>
@@ -23152,7 +23453,10 @@
         <w:t xml:space="preserve"> </w:t>
       </w:r>
       <w:r>
-        <w:t>标记，表示与阈值无关、一定要人工确认。对任意阈值</w:t>
+        <w:t>标记，表示与阈值无关、一定要人工确</w:t>
+      </w:r>
+      <w:r>
+        <w:t>认。对任意阈值</w:t>
       </w:r>
       <w:r>
         <w:t xml:space="preserve"> t</w:t>
@@ -23333,7 +23637,10 @@
         <w:t>调到</w:t>
       </w:r>
       <w:r>
-        <w:t xml:space="preserve"> 0.95</w:t>
+        <w:t xml:space="preserve"> </w:t>
+      </w:r>
+      <w:r>
+        <w:t>0.95</w:t>
       </w:r>
       <w:r>
         <w:t>，结果完全一样，阈值顾问就没有意义。</w:t>
@@ -23478,15 +23785,7 @@
                 <w:color w:val="FFFFFF"/>
                 <w:sz w:val="16"/>
               </w:rPr>
-              <w:t>0</w:t>
-            </w:r>
-            <w:r>
-              <w:rPr>
-                <w:b/>
-                <w:color w:val="FFFFFF"/>
-                <w:sz w:val="16"/>
-              </w:rPr>
-              <w:t>.90</w:t>
+              <w:t>0.90</w:t>
             </w:r>
           </w:p>
         </w:tc>
@@ -24020,7 +24319,7 @@
       <w:pPr>
         <w:pStyle w:val="21"/>
       </w:pPr>
-      <w:bookmarkStart w:id="54" w:name="_Toc243842328"/>
+      <w:bookmarkStart w:id="54" w:name="_Toc243842334"/>
       <w:r>
         <w:rPr>
           <w:rFonts w:ascii="微软雅黑" w:eastAsia="微软雅黑" w:hAnsi="微软雅黑"/>
@@ -24044,7 +24343,7 @@
       <w:pPr>
         <w:pStyle w:val="21"/>
       </w:pPr>
-      <w:bookmarkStart w:id="55" w:name="_Toc243842329"/>
+      <w:bookmarkStart w:id="55" w:name="_Toc243842335"/>
       <w:r>
         <w:rPr>
           <w:rFonts w:ascii="微软雅黑" w:eastAsia="微软雅黑" w:hAnsi="微软雅黑"/>
@@ -24226,7 +24525,13 @@
               <w:rPr>
                 <w:sz w:val="17"/>
               </w:rPr>
-              <w:t xml:space="preserve"> “Error parsing JavaScript expression”</w:t>
+              <w:t xml:space="preserve"> “Error </w:t>
+            </w:r>
+            <w:r>
+              <w:rPr>
+                <w:sz w:val="17"/>
+              </w:rPr>
+              <w:t>parsing JavaScript expression”</w:t>
             </w:r>
           </w:p>
         </w:tc>
@@ -24861,7 +25166,7 @@
       <w:pPr>
         <w:pStyle w:val="21"/>
       </w:pPr>
-      <w:bookmarkStart w:id="56" w:name="_Toc243842330"/>
+      <w:bookmarkStart w:id="56" w:name="_Toc243842336"/>
       <w:r>
         <w:rPr>
           <w:rFonts w:ascii="微软雅黑" w:eastAsia="微软雅黑" w:hAnsi="微软雅黑"/>
@@ -25441,7 +25746,7 @@
       <w:pPr>
         <w:pStyle w:val="1"/>
       </w:pPr>
-      <w:bookmarkStart w:id="57" w:name="_Toc243842331"/>
+      <w:bookmarkStart w:id="57" w:name="_Toc243842337"/>
       <w:r>
         <w:rPr>
           <w:rFonts w:ascii="微软雅黑" w:eastAsia="微软雅黑" w:hAnsi="微软雅黑"/>
@@ -25522,10 +25827,7 @@
         <w:t>，简称</w:t>
       </w:r>
       <w:r>
-        <w:t xml:space="preserve"> </w:t>
-      </w:r>
-      <w:r>
-        <w:t>RGL</w:t>
+        <w:t xml:space="preserve"> RGL</w:t>
       </w:r>
       <w:r>
         <w:t>，并设计一个文字为</w:t>
@@ -25541,7 +25843,7 @@
       <w:pPr>
         <w:pStyle w:val="21"/>
       </w:pPr>
-      <w:bookmarkStart w:id="58" w:name="_Toc243842332"/>
+      <w:bookmarkStart w:id="58" w:name="_Toc243842338"/>
       <w:r>
         <w:rPr>
           <w:rFonts w:ascii="微软雅黑" w:eastAsia="微软雅黑" w:hAnsi="微软雅黑"/>
@@ -26298,7 +26600,7 @@
       <w:pPr>
         <w:pStyle w:val="21"/>
       </w:pPr>
-      <w:bookmarkStart w:id="59" w:name="_Toc243842333"/>
+      <w:bookmarkStart w:id="59" w:name="_Toc243842339"/>
       <w:r>
         <w:rPr>
           <w:rFonts w:ascii="微软雅黑" w:eastAsia="微软雅黑" w:hAnsi="微软雅黑"/>
@@ -26374,7 +26676,10 @@
         <w:t>：用一份</w:t>
       </w:r>
       <w:r>
-        <w:t xml:space="preserve"> TypeScript </w:t>
+        <w:t xml:space="preserve"> </w:t>
+      </w:r>
+      <w:r>
+        <w:t xml:space="preserve">TypeScript </w:t>
       </w:r>
       <w:r>
         <w:t>色板作为唯一来源。</w:t>
@@ -26386,10 +26691,7 @@
         <w:spacing w:after="60"/>
       </w:pPr>
       <w:r>
-        <w:t>每套底色只定义十几个基础值：背景、侧栏、三层卡片、两级边框、三级文字、四种状态色。强调色只定义一个颜色值</w:t>
-      </w:r>
-      <w:r>
-        <w:t>。</w:t>
+        <w:t>每套底色只定义十几个基础值：背景、侧栏、三层卡片、两级边框、三级文字、四种状态色。强调色只定义一个颜色值。</w:t>
       </w:r>
     </w:p>
     <w:p>
@@ -26507,7 +26809,10 @@
         <w:spacing w:after="60"/>
       </w:pPr>
       <w:r>
-        <w:t>这样新增一套配色只需要加一组基础值，组件和自己写的样式会同时生效。</w:t>
+        <w:t>这样</w:t>
+      </w:r>
+      <w:r>
+        <w:t>新增一套配色只需要加一组基础值，组件和自己写的样式会同时生效。</w:t>
       </w:r>
     </w:p>
     <w:p>
@@ -26518,17 +26823,14 @@
         <w:t>验证（已验证）</w:t>
       </w:r>
       <w:r>
-        <w:t>：类型检查通过；四种底色的截图里，按钮、表格、输入框、标签和自己写的</w:t>
-      </w:r>
-      <w:r>
-        <w:t>面板颜色一致。</w:t>
+        <w:t>：类型检查通过；四种底色的截图里，按钮、表格、输入框、标签和自己写的面板颜色一致。</w:t>
       </w:r>
     </w:p>
     <w:p>
       <w:pPr>
         <w:pStyle w:val="21"/>
       </w:pPr>
-      <w:bookmarkStart w:id="60" w:name="_Toc243842334"/>
+      <w:bookmarkStart w:id="60" w:name="_Toc243842340"/>
       <w:r>
         <w:rPr>
           <w:rFonts w:ascii="微软雅黑" w:eastAsia="微软雅黑" w:hAnsi="微软雅黑"/>
@@ -26614,7 +26916,10 @@
         <w:t xml:space="preserve"> </w:t>
       </w:r>
       <w:r>
-        <w:t>直接返回十六进制色值。切到深色以后，这些区域会变成一块块亮白色，上面的浅灰文字也几乎看不清。</w:t>
+        <w:t>直接返回十六进制色值。切到深色以后，这些区域会变成一块块亮白色，上面的浅灰文字也几乎看不</w:t>
+      </w:r>
+      <w:r>
+        <w:t>清。</w:t>
       </w:r>
     </w:p>
     <w:p>
@@ -26954,7 +27259,7 @@
       <w:pPr>
         <w:pStyle w:val="21"/>
       </w:pPr>
-      <w:bookmarkStart w:id="61" w:name="_Toc243842335"/>
+      <w:bookmarkStart w:id="61" w:name="_Toc243842341"/>
       <w:r>
         <w:rPr>
           <w:rFonts w:ascii="微软雅黑" w:eastAsia="微软雅黑" w:hAnsi="微软雅黑"/>
@@ -27003,10 +27308,7 @@
         <w:t xml:space="preserve"> 1px </w:t>
       </w:r>
       <w:r>
-        <w:t>的内侧高光（模拟顶部受光），加上一近一远两层投影（近的那层清晰，远的那层大而淡）。阴影分三档：卡片静止、悬停、弹出层</w:t>
-      </w:r>
-      <w:r>
-        <w:t>。</w:t>
+        <w:t>的内侧高光（模拟顶部受光），加上一近一远两层投影（近的那层清晰，远的那层大而淡）。阴影分三档：卡片静止、悬停、弹出层。</w:t>
       </w:r>
     </w:p>
     <w:p>
@@ -27072,14 +27374,17 @@
         <w:spacing w:after="60"/>
       </w:pPr>
       <w:r>
-        <w:t>强调色上的文字颜色根据亮度自动选择：琥珀这类亮色上用深色字，其余用白色字。</w:t>
+        <w:t>强调色上的文字颜色根据亮度自动选择：琥珀这类</w:t>
+      </w:r>
+      <w:r>
+        <w:t>亮色上用深色字，其余用白色字。</w:t>
       </w:r>
     </w:p>
     <w:p>
       <w:pPr>
         <w:pStyle w:val="21"/>
       </w:pPr>
-      <w:bookmarkStart w:id="62" w:name="_Toc243842336"/>
+      <w:bookmarkStart w:id="62" w:name="_Toc243842342"/>
       <w:r>
         <w:rPr>
           <w:rFonts w:ascii="微软雅黑" w:eastAsia="微软雅黑" w:hAnsi="微软雅黑"/>
@@ -27108,10 +27413,7 @@
         <w:t xml:space="preserve">Naive UI </w:t>
       </w:r>
       <w:r>
-        <w:t>的按钮本身</w:t>
-      </w:r>
-      <w:r>
-        <w:t>没有点击波纹。如果给每个按钮、菜单项、标签页都包一层组件，改动会遍布所有页面。</w:t>
+        <w:t>的按钮本身没有点击波纹。如果给每个按钮、菜单项、标签页都包一层组件，改动会遍布所有页面。</w:t>
       </w:r>
     </w:p>
     <w:p>
@@ -27208,7 +27510,10 @@
         <w:t>overflow: hidden</w:t>
       </w:r>
       <w:r>
-        <w:t>、圆角继承父元素的容器里，不会溢出按钮的圆角；监听器设为</w:t>
+        <w:t>、圆角继承父元素的容器里，不会溢出按钮</w:t>
+      </w:r>
+      <w:r>
+        <w:t>的圆角；监听器设为</w:t>
       </w:r>
       <w:r>
         <w:t xml:space="preserve"> </w:t>
@@ -27235,10 +27540,7 @@
         <w:t>按钮悬停时上浮</w:t>
       </w:r>
       <w:r>
-        <w:t xml:space="preserve"> 1</w:t>
-      </w:r>
-      <w:r>
-        <w:t>px</w:t>
+        <w:t xml:space="preserve"> 1px</w:t>
       </w:r>
       <w:r>
         <w:t>，按下时下沉</w:t>
@@ -27316,7 +27618,7 @@
       <w:pPr>
         <w:pStyle w:val="21"/>
       </w:pPr>
-      <w:bookmarkStart w:id="63" w:name="_Toc243842337"/>
+      <w:bookmarkStart w:id="63" w:name="_Toc243842343"/>
       <w:r>
         <w:rPr>
           <w:rFonts w:ascii="微软雅黑" w:eastAsia="微软雅黑" w:hAnsi="微软雅黑"/>
@@ -27345,7 +27647,10 @@
         <w:t xml:space="preserve"> CSS </w:t>
       </w:r>
       <w:r>
-        <w:t>变量时，整页会瞬间变色，深浅切换的冲击感很强。</w:t>
+        <w:t>变量时，整页</w:t>
+      </w:r>
+      <w:r>
+        <w:t>会瞬间变色，深浅切换的冲击感很强。</w:t>
       </w:r>
     </w:p>
     <w:p>
@@ -27375,7 +27680,7 @@
       <w:pPr>
         <w:pStyle w:val="21"/>
       </w:pPr>
-      <w:bookmarkStart w:id="64" w:name="_Toc243842338"/>
+      <w:bookmarkStart w:id="64" w:name="_Toc243842344"/>
       <w:r>
         <w:rPr>
           <w:rFonts w:ascii="微软雅黑" w:eastAsia="微软雅黑" w:hAnsi="微软雅黑"/>
@@ -27798,7 +28103,7 @@
       <w:pPr>
         <w:pStyle w:val="21"/>
       </w:pPr>
-      <w:bookmarkStart w:id="65" w:name="_Toc243842339"/>
+      <w:bookmarkStart w:id="65" w:name="_Toc243842345"/>
       <w:r>
         <w:rPr>
           <w:rFonts w:ascii="微软雅黑" w:eastAsia="微软雅黑" w:hAnsi="微软雅黑"/>
@@ -27959,7 +28264,15 @@
           <w:color w:val="22434E"/>
           <w:sz w:val="19"/>
         </w:rPr>
-        <w:t>com.yizhaoqi.oaarchive</w:t>
+        <w:t>com.yizha</w:t>
+      </w:r>
+      <w:r>
+        <w:rPr>
+          <w:rFonts w:ascii="Consolas" w:hAnsi="Consolas"/>
+          <w:color w:val="22434E"/>
+          <w:sz w:val="19"/>
+        </w:rPr>
+        <w:t>oqi.oaarchive</w:t>
       </w:r>
       <w:r>
         <w:t>、单实例锁文件。</w:t>
@@ -27992,7 +28305,7 @@
       <w:pPr>
         <w:pStyle w:val="21"/>
       </w:pPr>
-      <w:bookmarkStart w:id="66" w:name="_Toc243842340"/>
+      <w:bookmarkStart w:id="66" w:name="_Toc243842346"/>
       <w:r>
         <w:rPr>
           <w:rFonts w:ascii="微软雅黑" w:eastAsia="微软雅黑" w:hAnsi="微软雅黑"/>
@@ -28099,7 +28412,10 @@
         <w:t xml:space="preserve">2. </w:t>
       </w:r>
       <w:r>
-        <w:t>用户希望改成可爱、简约的二次元风格，于是手绘了</w:t>
+        <w:t>用户希望改成</w:t>
+      </w:r>
+      <w:r>
+        <w:t>可爱、简约的二次元风格，于是手绘了</w:t>
       </w:r>
       <w:r>
         <w:t>“</w:t>
@@ -28851,7 +29167,15 @@
           <w:color w:val="22434E"/>
           <w:sz w:val="19"/>
         </w:rPr>
-        <w:t>BrandIcon.create(size)</w:t>
+        <w:t>BrandIcon.create(si</w:t>
+      </w:r>
+      <w:r>
+        <w:rPr>
+          <w:rFonts w:ascii="Consolas" w:hAnsi="Consolas"/>
+          <w:color w:val="22434E"/>
+          <w:sz w:val="19"/>
+        </w:rPr>
+        <w:t>ze)</w:t>
       </w:r>
       <w:r>
         <w:t xml:space="preserve"> </w:t>
@@ -28971,10 +29295,7 @@
         <w:t xml:space="preserve"> 16–300px </w:t>
       </w:r>
       <w:r>
-        <w:t>各尺寸都能取到、图标中心不透明、圆角处透明，返回的图片和缓存互不影响。逐</w:t>
-      </w:r>
-      <w:r>
-        <w:t>个解开</w:t>
+        <w:t>各尺寸都能取到、图标中心不透明、圆角处透明，返回的图片和缓存互不影响。逐个解开</w:t>
       </w:r>
       <w:r>
         <w:t xml:space="preserve"> </w:t>
@@ -29062,7 +29383,7 @@
       <w:pPr>
         <w:pStyle w:val="21"/>
       </w:pPr>
-      <w:bookmarkStart w:id="67" w:name="_Toc243842341"/>
+      <w:bookmarkStart w:id="67" w:name="_Toc243842347"/>
       <w:r>
         <w:rPr>
           <w:rFonts w:ascii="微软雅黑" w:eastAsia="微软雅黑" w:hAnsi="微软雅黑"/>
@@ -29234,13 +29555,7 @@
               <w:rPr>
                 <w:sz w:val="18"/>
               </w:rPr>
-              <w:t xml:space="preserve"> </w:t>
-            </w:r>
-            <w:r>
-              <w:rPr>
-                <w:sz w:val="18"/>
-              </w:rPr>
-              <w:t xml:space="preserve">npmmirror </w:t>
+              <w:t xml:space="preserve"> npmmirror </w:t>
             </w:r>
             <w:r>
               <w:rPr>
@@ -29704,7 +30019,7 @@
       <w:pPr>
         <w:pStyle w:val="21"/>
       </w:pPr>
-      <w:bookmarkStart w:id="68" w:name="_Toc243842342"/>
+      <w:bookmarkStart w:id="68" w:name="_Toc243842348"/>
       <w:r>
         <w:rPr>
           <w:rFonts w:ascii="微软雅黑" w:eastAsia="微软雅黑" w:hAnsi="微软雅黑"/>
@@ -29814,7 +30129,7 @@
       <w:pPr>
         <w:pStyle w:val="1"/>
       </w:pPr>
-      <w:bookmarkStart w:id="69" w:name="_Toc243842343"/>
+      <w:bookmarkStart w:id="69" w:name="_Toc243842349"/>
       <w:r>
         <w:rPr>
           <w:rFonts w:ascii="微软雅黑" w:eastAsia="微软雅黑" w:hAnsi="微软雅黑"/>
@@ -29886,7 +30201,10 @@
         <w:t>、</w:t>
       </w:r>
       <w:r>
-        <w:t>DeepSeek</w:t>
+        <w:t>Dee</w:t>
+      </w:r>
+      <w:r>
+        <w:t>pSeek</w:t>
       </w:r>
       <w:r>
         <w:t>、通义千问等模型，也可以用中转站的接口。</w:t>
@@ -29916,10 +30234,7 @@
         <w:t>开工前先确认这样做会不会影响现在的</w:t>
       </w:r>
       <w:r>
-        <w:t xml:space="preserve"> e</w:t>
-      </w:r>
-      <w:r>
-        <w:t xml:space="preserve">xe </w:t>
+        <w:t xml:space="preserve"> exe </w:t>
       </w:r>
       <w:r>
         <w:t>打包方式。</w:t>
@@ -29980,7 +30295,7 @@
       <w:pPr>
         <w:pStyle w:val="21"/>
       </w:pPr>
-      <w:bookmarkStart w:id="70" w:name="_Toc243842344"/>
+      <w:bookmarkStart w:id="70" w:name="_Toc243842350"/>
       <w:r>
         <w:rPr>
           <w:rFonts w:ascii="微软雅黑" w:eastAsia="微软雅黑" w:hAnsi="微软雅黑"/>
@@ -30129,7 +30444,13 @@
               <w:rPr>
                 <w:sz w:val="18"/>
               </w:rPr>
-              <w:t>API Key</w:t>
+              <w:t xml:space="preserve">API </w:t>
+            </w:r>
+            <w:r>
+              <w:rPr>
+                <w:sz w:val="18"/>
+              </w:rPr>
+              <w:t>Key</w:t>
             </w:r>
             <w:r>
               <w:rPr>
@@ -30619,7 +30940,7 @@
       <w:pPr>
         <w:pStyle w:val="21"/>
       </w:pPr>
-      <w:bookmarkStart w:id="71" w:name="_Toc243842345"/>
+      <w:bookmarkStart w:id="71" w:name="_Toc243842351"/>
       <w:r>
         <w:rPr>
           <w:rFonts w:ascii="微软雅黑" w:eastAsia="微软雅黑" w:hAnsi="微软雅黑"/>
@@ -30828,7 +31149,7 @@
       <w:pPr>
         <w:pStyle w:val="21"/>
       </w:pPr>
-      <w:bookmarkStart w:id="72" w:name="_Toc243842346"/>
+      <w:bookmarkStart w:id="72" w:name="_Toc243842352"/>
       <w:r>
         <w:rPr>
           <w:rFonts w:ascii="微软雅黑" w:eastAsia="微软雅黑" w:hAnsi="微软雅黑"/>
@@ -30839,7 +31160,13 @@
         <w:rPr>
           <w:rFonts w:ascii="微软雅黑" w:eastAsia="微软雅黑" w:hAnsi="微软雅黑"/>
         </w:rPr>
-        <w:t>一套代码接入各家模型和中转站</w:t>
+        <w:t>一套代码接入各</w:t>
+      </w:r>
+      <w:r>
+        <w:rPr>
+          <w:rFonts w:ascii="微软雅黑" w:eastAsia="微软雅黑" w:hAnsi="微软雅黑"/>
+        </w:rPr>
+        <w:t>家模型和中转站</w:t>
       </w:r>
       <w:bookmarkEnd w:id="72"/>
     </w:p>
@@ -30925,10 +31252,7 @@
         <w:t>：每家的</w:t>
       </w:r>
       <w:r>
-        <w:t xml:space="preserve"> SD</w:t>
-      </w:r>
-      <w:r>
-        <w:t xml:space="preserve">K </w:t>
+        <w:t xml:space="preserve"> SDK </w:t>
       </w:r>
       <w:r>
         <w:t>不同，引入后体积变大，打包时还要再查模块依赖；用</w:t>
@@ -31537,7 +31861,7 @@
       <w:pPr>
         <w:pStyle w:val="21"/>
       </w:pPr>
-      <w:bookmarkStart w:id="73" w:name="_Toc243842347"/>
+      <w:bookmarkStart w:id="73" w:name="_Toc243842353"/>
       <w:r>
         <w:rPr>
           <w:rFonts w:ascii="微软雅黑" w:eastAsia="微软雅黑" w:hAnsi="微软雅黑"/>
@@ -31780,7 +32104,10 @@
         <w:t xml:space="preserve"> 0.5–0.95 </w:t>
       </w:r>
       <w:r>
-        <w:t>会调整并提示。</w:t>
+        <w:t>会调整并提示</w:t>
+      </w:r>
+      <w:r>
+        <w:t>。</w:t>
       </w:r>
     </w:p>
     <w:p>
@@ -31903,7 +32230,10 @@
         <w:t>修正识别结果</w:t>
       </w:r>
       <w:r>
-        <w:t>：按这个文件所在批次的模板快照检查部门和类型是否存在；已归档的文件不能修正（要先撤销）。部门、类型、日期、标题都不填，表示确认当前识别结果无误，文件从</w:t>
+        <w:t>：按这个文件所在批次的模板快照检查部门和类型是否存在；已归档的文件不能修正（要先撤销）。部门、类型、日期、</w:t>
+      </w:r>
+      <w:r>
+        <w:t>标题都不填，表示确认当前识别结果无误，文件从</w:t>
       </w:r>
       <w:r>
         <w:t>“</w:t>
@@ -31947,10 +32277,7 @@
         <w:spacing w:after="60"/>
       </w:pPr>
       <w:r>
-        <w:t>自动</w:t>
-      </w:r>
-      <w:r>
-        <w:t>化测试确认：生成方案后模板没有任何变化，确认后才保存；内置模板不会被改动；同一张卡片第二次确认会被拒绝；写错的方案会把错误原因退回给模型。</w:t>
+        <w:t>自动化测试确认：生成方案后模板没有任何变化，确认后才保存；内置模板不会被改动；同一张卡片第二次确认会被拒绝；写错的方案会把错误原因退回给模型。</w:t>
       </w:r>
     </w:p>
     <w:p>
@@ -31978,7 +32305,7 @@
       <w:pPr>
         <w:pStyle w:val="21"/>
       </w:pPr>
-      <w:bookmarkStart w:id="74" w:name="_Toc243842348"/>
+      <w:bookmarkStart w:id="74" w:name="_Toc243842354"/>
       <w:r>
         <w:rPr>
           <w:rFonts w:ascii="微软雅黑" w:eastAsia="微软雅黑" w:hAnsi="微软雅黑"/>
@@ -32014,7 +32341,10 @@
         <w:t>”</w:t>
       </w:r>
       <w:r>
-        <w:t>这类文字。模型读到后，有可能照着做。</w:t>
+        <w:t>这类文字。模型读到后，有可</w:t>
+      </w:r>
+      <w:r>
+        <w:t>能照着做。</w:t>
       </w:r>
     </w:p>
     <w:p>
@@ -32508,7 +32838,7 @@
       <w:pPr>
         <w:pStyle w:val="21"/>
       </w:pPr>
-      <w:bookmarkStart w:id="75" w:name="_Toc243842349"/>
+      <w:bookmarkStart w:id="75" w:name="_Toc243842355"/>
       <w:r>
         <w:rPr>
           <w:rFonts w:ascii="微软雅黑" w:eastAsia="微软雅黑" w:hAnsi="微软雅黑"/>
@@ -33080,7 +33410,7 @@
       <w:pPr>
         <w:pStyle w:val="21"/>
       </w:pPr>
-      <w:bookmarkStart w:id="76" w:name="_Toc243842350"/>
+      <w:bookmarkStart w:id="76" w:name="_Toc243842356"/>
       <w:r>
         <w:rPr>
           <w:rFonts w:ascii="微软雅黑" w:eastAsia="微软雅黑" w:hAnsi="微软雅黑"/>
@@ -33218,7 +33548,10 @@
         <w:t>R</w:t>
       </w:r>
       <w:r>
-        <w:t>：不额外插入消息（有些接口不接受连续两条用户消息），而是在下一次提问前面加一句</w:t>
+        <w:t>：不额外插入消息（有些接口不接受连续两条用户消息），而是在下一次提问前面加</w:t>
+      </w:r>
+      <w:r>
+        <w:t>一句</w:t>
       </w:r>
       <w:r>
         <w:t>“</w:t>
@@ -33308,7 +33641,7 @@
       <w:pPr>
         <w:pStyle w:val="21"/>
       </w:pPr>
-      <w:bookmarkStart w:id="77" w:name="_Toc243842351"/>
+      <w:bookmarkStart w:id="77" w:name="_Toc243842357"/>
       <w:r>
         <w:rPr>
           <w:rFonts w:ascii="微软雅黑" w:eastAsia="微软雅黑" w:hAnsi="微软雅黑"/>
@@ -33319,13 +33652,7 @@
         <w:rPr>
           <w:rFonts w:ascii="微软雅黑" w:eastAsia="微软雅黑" w:hAnsi="微软雅黑"/>
         </w:rPr>
-        <w:t>名</w:t>
-      </w:r>
-      <w:r>
-        <w:rPr>
-          <w:rFonts w:ascii="微软雅黑" w:eastAsia="微软雅黑" w:hAnsi="微软雅黑"/>
-        </w:rPr>
-        <w:t>字、自称和开场白</w:t>
+        <w:t>名字、自称和开场白</w:t>
       </w:r>
       <w:bookmarkEnd w:id="77"/>
     </w:p>
@@ -33404,7 +33731,10 @@
         <w:t>”</w:t>
       </w:r>
       <w:r>
-        <w:t>不让模型自己判断，而是后端判断：历史里还没有助手的回复，就是第一问。第一问时在系统提示词里要求回复第一句固定写</w:t>
+        <w:t>不让模型自己判断，而是后端判断：历史里还没</w:t>
+      </w:r>
+      <w:r>
+        <w:t>有助手的回复，就是第一问。第一问时在系统提示词里要求回复第一句固定写</w:t>
       </w:r>
       <w:r>
         <w:t>“</w:t>
@@ -33485,7 +33815,7 @@
       <w:pPr>
         <w:pStyle w:val="21"/>
       </w:pPr>
-      <w:bookmarkStart w:id="78" w:name="_Toc243842352"/>
+      <w:bookmarkStart w:id="78" w:name="_Toc243842358"/>
       <w:r>
         <w:rPr>
           <w:rFonts w:ascii="微软雅黑" w:eastAsia="微软雅黑" w:hAnsi="微软雅黑"/>
@@ -33568,15 +33898,7 @@
           <w:color w:val="22434E"/>
           <w:sz w:val="19"/>
         </w:rPr>
-        <w:t>&lt;scrip</w:t>
-      </w:r>
-      <w:r>
-        <w:rPr>
-          <w:rFonts w:ascii="Consolas" w:hAnsi="Consolas"/>
-          <w:color w:val="22434E"/>
-          <w:sz w:val="19"/>
-        </w:rPr>
-        <w:t>t&gt;</w:t>
+        <w:t>&lt;script&gt;</w:t>
       </w:r>
       <w:r>
         <w:t xml:space="preserve"> </w:t>
@@ -33629,7 +33951,10 @@
         <w:spacing w:after="60"/>
       </w:pPr>
       <w:r>
-        <w:t>流式输出时，代码块还没收到结尾标记也能正常显示。</w:t>
+        <w:t>流式输出时，代码块还没收到结尾</w:t>
+      </w:r>
+      <w:r>
+        <w:t>标记也能正常显示。</w:t>
       </w:r>
     </w:p>
     <w:p>
@@ -33651,7 +33976,7 @@
       <w:pPr>
         <w:pStyle w:val="21"/>
       </w:pPr>
-      <w:bookmarkStart w:id="79" w:name="_Toc243842353"/>
+      <w:bookmarkStart w:id="79" w:name="_Toc243842359"/>
       <w:r>
         <w:rPr>
           <w:rFonts w:ascii="微软雅黑" w:eastAsia="微软雅黑" w:hAnsi="微软雅黑"/>
@@ -33811,7 +34136,15 @@
                 <w:color w:val="FFFFFF"/>
                 <w:sz w:val="18"/>
               </w:rPr>
-              <w:t>检查内容</w:t>
+              <w:t>检查</w:t>
+            </w:r>
+            <w:r>
+              <w:rPr>
+                <w:b/>
+                <w:color w:val="FFFFFF"/>
+                <w:sz w:val="18"/>
+              </w:rPr>
+              <w:t>内容</w:t>
             </w:r>
           </w:p>
         </w:tc>
@@ -34956,7 +35289,7 @@
       <w:pPr>
         <w:pStyle w:val="21"/>
       </w:pPr>
-      <w:bookmarkStart w:id="80" w:name="_Toc243842354"/>
+      <w:bookmarkStart w:id="80" w:name="_Toc243842360"/>
       <w:r>
         <w:rPr>
           <w:rFonts w:ascii="微软雅黑" w:eastAsia="微软雅黑" w:hAnsi="微软雅黑"/>
@@ -35507,7 +35840,7 @@
       <w:pPr>
         <w:pStyle w:val="21"/>
       </w:pPr>
-      <w:bookmarkStart w:id="81" w:name="_Toc243842355"/>
+      <w:bookmarkStart w:id="81" w:name="_Toc243842361"/>
       <w:r>
         <w:rPr>
           <w:rFonts w:ascii="微软雅黑" w:eastAsia="微软雅黑" w:hAnsi="微软雅黑"/>
@@ -35564,10 +35897,7 @@
         <w:t>新的</w:t>
       </w:r>
       <w:r>
-        <w:t xml:space="preserve"> </w:t>
-      </w:r>
-      <w:r>
-        <w:t xml:space="preserve">Responses </w:t>
+        <w:t xml:space="preserve"> Responses </w:t>
       </w:r>
       <w:r>
         <w:t>接口；国内服务和中转站目前基本都提供前者。</w:t>
@@ -35614,7 +35944,10 @@
         <w:t>R</w:t>
       </w:r>
       <w:r>
-        <w:t>重新生成。</w:t>
+        <w:t>重新生</w:t>
+      </w:r>
+      <w:r>
+        <w:t>成。</w:t>
       </w:r>
     </w:p>
     <w:p>
@@ -35660,7 +35993,7 @@
       <w:pPr>
         <w:pStyle w:val="1"/>
       </w:pPr>
-      <w:bookmarkStart w:id="82" w:name="_Toc243842356"/>
+      <w:bookmarkStart w:id="82" w:name="_Toc243842362"/>
       <w:r>
         <w:rPr>
           <w:rFonts w:ascii="微软雅黑" w:eastAsia="微软雅黑" w:hAnsi="微软雅黑"/>
@@ -35754,7 +36087,7 @@
       <w:pPr>
         <w:pStyle w:val="21"/>
       </w:pPr>
-      <w:bookmarkStart w:id="83" w:name="_Toc243842357"/>
+      <w:bookmarkStart w:id="83" w:name="_Toc243842363"/>
       <w:r>
         <w:rPr>
           <w:rFonts w:ascii="微软雅黑" w:eastAsia="微软雅黑" w:hAnsi="微软雅黑"/>
@@ -36593,6 +36926,102 @@
           </w:p>
         </w:tc>
       </w:tr>
+      <w:tr>
+        <w:trPr>
+          <w:cantSplit/>
+          <w:jc w:val="center"/>
+        </w:trPr>
+        <w:tc>
+          <w:tcPr>
+            <w:tcW w:w="932" w:type="dxa"/>
+            <w:shd w:val="clear" w:color="auto" w:fill="F2F6F7"/>
+            <w:vAlign w:val="center"/>
+          </w:tcPr>
+          <w:p>
+            <w:pPr>
+              <w:spacing w:after="0" w:line="276" w:lineRule="auto"/>
+            </w:pPr>
+            <w:r>
+              <w:rPr>
+                <w:sz w:val="17"/>
+              </w:rPr>
+              <w:t>v1.5.2</w:t>
+            </w:r>
+          </w:p>
+        </w:tc>
+        <w:tc>
+          <w:tcPr>
+            <w:tcW w:w="1786" w:type="dxa"/>
+            <w:shd w:val="clear" w:color="auto" w:fill="F2F6F7"/>
+            <w:vAlign w:val="center"/>
+          </w:tcPr>
+          <w:p>
+            <w:pPr>
+              <w:spacing w:after="0" w:line="276" w:lineRule="auto"/>
+            </w:pPr>
+            <w:r>
+              <w:rPr>
+                <w:sz w:val="17"/>
+              </w:rPr>
+              <w:t>2026-10-24</w:t>
+            </w:r>
+          </w:p>
+        </w:tc>
+        <w:tc>
+          <w:tcPr>
+            <w:tcW w:w="4970" w:type="dxa"/>
+            <w:shd w:val="clear" w:color="auto" w:fill="F2F6F7"/>
+            <w:vAlign w:val="center"/>
+          </w:tcPr>
+          <w:p>
+            <w:pPr>
+              <w:spacing w:after="0" w:line="276" w:lineRule="auto"/>
+            </w:pPr>
+            <w:r>
+              <w:rPr>
+                <w:sz w:val="17"/>
+              </w:rPr>
+              <w:t>台账勾选部分文件导出</w:t>
+            </w:r>
+            <w:r>
+              <w:rPr>
+                <w:sz w:val="17"/>
+              </w:rPr>
+              <w:t xml:space="preserve"> Excel</w:t>
+            </w:r>
+          </w:p>
+        </w:tc>
+        <w:tc>
+          <w:tcPr>
+            <w:tcW w:w="1553" w:type="dxa"/>
+            <w:shd w:val="clear" w:color="auto" w:fill="F2F6F7"/>
+            <w:vAlign w:val="center"/>
+          </w:tcPr>
+          <w:p>
+            <w:pPr>
+              <w:spacing w:after="0" w:line="276" w:lineRule="auto"/>
+            </w:pPr>
+            <w:r>
+              <w:rPr>
+                <w:sz w:val="17"/>
+              </w:rPr>
+              <w:t>第</w:t>
+            </w:r>
+            <w:r>
+              <w:rPr>
+                <w:sz w:val="17"/>
+              </w:rPr>
+              <w:t xml:space="preserve"> 5.6 </w:t>
+            </w:r>
+            <w:r>
+              <w:rPr>
+                <w:sz w:val="17"/>
+              </w:rPr>
+              <w:t>节</w:t>
+            </w:r>
+          </w:p>
+        </w:tc>
+      </w:tr>
     </w:tbl>
     <w:p>
       <w:pPr>
@@ -36656,7 +37085,7 @@
       <w:pPr>
         <w:pStyle w:val="21"/>
       </w:pPr>
-      <w:bookmarkStart w:id="84" w:name="_Toc243842358"/>
+      <w:bookmarkStart w:id="84" w:name="_Toc243842364"/>
       <w:r>
         <w:rPr>
           <w:rFonts w:ascii="微软雅黑" w:eastAsia="微软雅黑" w:hAnsi="微软雅黑"/>
@@ -37068,7 +37497,7 @@
       <w:pPr>
         <w:pStyle w:val="21"/>
       </w:pPr>
-      <w:bookmarkStart w:id="85" w:name="_Toc243842359"/>
+      <w:bookmarkStart w:id="85" w:name="_Toc243842365"/>
       <w:r>
         <w:rPr>
           <w:rFonts w:ascii="微软雅黑" w:eastAsia="微软雅黑" w:hAnsi="微软雅黑"/>
@@ -37989,7 +38418,7 @@
       <w:pPr>
         <w:pStyle w:val="21"/>
       </w:pPr>
-      <w:bookmarkStart w:id="86" w:name="_Toc243842360"/>
+      <w:bookmarkStart w:id="86" w:name="_Toc243842366"/>
       <w:r>
         <w:rPr>
           <w:rFonts w:ascii="微软雅黑" w:eastAsia="微软雅黑" w:hAnsi="微软雅黑"/>
@@ -38160,7 +38589,7 @@
       <w:pPr>
         <w:pStyle w:val="21"/>
       </w:pPr>
-      <w:bookmarkStart w:id="87" w:name="_Toc243842361"/>
+      <w:bookmarkStart w:id="87" w:name="_Toc243842367"/>
       <w:r>
         <w:rPr>
           <w:rFonts w:ascii="微软雅黑" w:eastAsia="微软雅黑" w:hAnsi="微软雅黑"/>
@@ -38274,7 +38703,7 @@
       <w:pPr>
         <w:pStyle w:val="21"/>
       </w:pPr>
-      <w:bookmarkStart w:id="88" w:name="_Toc243842362"/>
+      <w:bookmarkStart w:id="88" w:name="_Toc243842368"/>
       <w:r>
         <w:rPr>
           <w:rFonts w:ascii="微软雅黑" w:eastAsia="微软雅黑" w:hAnsi="微软雅黑"/>
@@ -38556,7 +38985,7 @@
       <w:pPr>
         <w:pStyle w:val="21"/>
       </w:pPr>
-      <w:bookmarkStart w:id="89" w:name="_Toc243842363"/>
+      <w:bookmarkStart w:id="89" w:name="_Toc243842369"/>
       <w:r>
         <w:rPr>
           <w:rFonts w:ascii="微软雅黑" w:eastAsia="微软雅黑" w:hAnsi="微软雅黑"/>
@@ -39092,7 +39521,7 @@
       <w:pPr>
         <w:pStyle w:val="21"/>
       </w:pPr>
-      <w:bookmarkStart w:id="90" w:name="_Toc243842364"/>
+      <w:bookmarkStart w:id="90" w:name="_Toc243842370"/>
       <w:r>
         <w:rPr>
           <w:rFonts w:ascii="微软雅黑" w:eastAsia="微软雅黑" w:hAnsi="微软雅黑"/>
@@ -39201,7 +39630,7 @@
       <w:pPr>
         <w:pStyle w:val="21"/>
       </w:pPr>
-      <w:bookmarkStart w:id="91" w:name="_Toc243842365"/>
+      <w:bookmarkStart w:id="91" w:name="_Toc243842371"/>
       <w:r>
         <w:rPr>
           <w:rFonts w:ascii="微软雅黑" w:eastAsia="微软雅黑" w:hAnsi="微软雅黑"/>
@@ -39821,7 +40250,7 @@
       <w:pPr>
         <w:pStyle w:val="21"/>
       </w:pPr>
-      <w:bookmarkStart w:id="92" w:name="_Toc243842366"/>
+      <w:bookmarkStart w:id="92" w:name="_Toc243842372"/>
       <w:r>
         <w:rPr>
           <w:rFonts w:ascii="微软雅黑" w:eastAsia="微软雅黑" w:hAnsi="微软雅黑"/>
@@ -39914,7 +40343,7 @@
       <w:pPr>
         <w:pStyle w:val="1"/>
       </w:pPr>
-      <w:bookmarkStart w:id="93" w:name="_Toc243842367"/>
+      <w:bookmarkStart w:id="93" w:name="_Toc243842373"/>
       <w:r>
         <w:rPr>
           <w:rFonts w:ascii="微软雅黑" w:eastAsia="微软雅黑" w:hAnsi="微软雅黑"/>
@@ -39934,7 +40363,7 @@
       <w:pPr>
         <w:pStyle w:val="21"/>
       </w:pPr>
-      <w:bookmarkStart w:id="94" w:name="_Toc243842368"/>
+      <w:bookmarkStart w:id="94" w:name="_Toc243842374"/>
       <w:r>
         <w:rPr>
           <w:rFonts w:ascii="微软雅黑" w:eastAsia="微软雅黑" w:hAnsi="微软雅黑"/>
@@ -40566,7 +40995,7 @@
       <w:pPr>
         <w:pStyle w:val="21"/>
       </w:pPr>
-      <w:bookmarkStart w:id="95" w:name="_Toc243842369"/>
+      <w:bookmarkStart w:id="95" w:name="_Toc243842375"/>
       <w:r>
         <w:rPr>
           <w:rFonts w:ascii="微软雅黑" w:eastAsia="微软雅黑" w:hAnsi="微软雅黑"/>
@@ -41149,7 +41578,7 @@
       <w:pPr>
         <w:pStyle w:val="21"/>
       </w:pPr>
-      <w:bookmarkStart w:id="96" w:name="_Toc243842370"/>
+      <w:bookmarkStart w:id="96" w:name="_Toc243842376"/>
       <w:r>
         <w:rPr>
           <w:rFonts w:ascii="微软雅黑" w:eastAsia="微软雅黑" w:hAnsi="微软雅黑"/>
@@ -41396,7 +41825,7 @@
       <w:pPr>
         <w:pStyle w:val="21"/>
       </w:pPr>
-      <w:bookmarkStart w:id="97" w:name="_Toc243842371"/>
+      <w:bookmarkStart w:id="97" w:name="_Toc243842377"/>
       <w:r>
         <w:rPr>
           <w:rFonts w:ascii="微软雅黑" w:eastAsia="微软雅黑" w:hAnsi="微软雅黑"/>
@@ -41546,7 +41975,7 @@
       <w:pPr>
         <w:pStyle w:val="21"/>
       </w:pPr>
-      <w:bookmarkStart w:id="98" w:name="_Toc243842372"/>
+      <w:bookmarkStart w:id="98" w:name="_Toc243842378"/>
       <w:r>
         <w:rPr>
           <w:rFonts w:ascii="微软雅黑" w:eastAsia="微软雅黑" w:hAnsi="微软雅黑"/>
@@ -41927,7 +42356,7 @@
       <w:pPr>
         <w:pStyle w:val="1"/>
       </w:pPr>
-      <w:bookmarkStart w:id="99" w:name="_Toc243842373"/>
+      <w:bookmarkStart w:id="99" w:name="_Toc243842379"/>
       <w:r>
         <w:rPr>
           <w:rFonts w:ascii="微软雅黑" w:eastAsia="微软雅黑" w:hAnsi="微软雅黑"/>
@@ -41947,7 +42376,7 @@
       <w:pPr>
         <w:pStyle w:val="21"/>
       </w:pPr>
-      <w:bookmarkStart w:id="100" w:name="_Toc243842374"/>
+      <w:bookmarkStart w:id="100" w:name="_Toc243842380"/>
       <w:r>
         <w:rPr>
           <w:rFonts w:ascii="微软雅黑" w:eastAsia="微软雅黑" w:hAnsi="微软雅黑"/>
@@ -42767,7 +43196,7 @@
       <w:pPr>
         <w:pStyle w:val="21"/>
       </w:pPr>
-      <w:bookmarkStart w:id="101" w:name="_Toc243842375"/>
+      <w:bookmarkStart w:id="101" w:name="_Toc243842381"/>
       <w:r>
         <w:rPr>
           <w:rFonts w:ascii="微软雅黑" w:eastAsia="微软雅黑" w:hAnsi="微软雅黑"/>
@@ -43661,7 +44090,7 @@
       <w:pPr>
         <w:pStyle w:val="21"/>
       </w:pPr>
-      <w:bookmarkStart w:id="102" w:name="_Toc243842376"/>
+      <w:bookmarkStart w:id="102" w:name="_Toc243842382"/>
       <w:r>
         <w:rPr>
           <w:rFonts w:ascii="微软雅黑" w:eastAsia="微软雅黑" w:hAnsi="微软雅黑"/>
@@ -43793,7 +44222,7 @@
         <w:t>绿色版</w:t>
       </w:r>
       <w:r>
-        <w:t xml:space="preserve"> 171 MB</w:t>
+        <w:t xml:space="preserve"> 172.4 MB</w:t>
       </w:r>
       <w:r>
         <w:t>，主要来自</w:t>
@@ -43832,10 +44261,10 @@
         <w:t xml:space="preserve"> 35 MB</w:t>
       </w:r>
       <w:r>
-        <w:t>）。以后可</w:t>
-      </w:r>
-      <w:r>
-        <w:t>以评估去掉</w:t>
+        <w:t>）。以</w:t>
+      </w:r>
+      <w:r>
+        <w:t>后可以评估去掉</w:t>
       </w:r>
       <w:r>
         <w:t xml:space="preserve"> Tika </w:t>
@@ -43892,7 +44321,7 @@
       <w:pPr>
         <w:pStyle w:val="1"/>
       </w:pPr>
-      <w:bookmarkStart w:id="103" w:name="_Toc243842377"/>
+      <w:bookmarkStart w:id="103" w:name="_Toc243842383"/>
       <w:r>
         <w:rPr>
           <w:rFonts w:ascii="微软雅黑" w:eastAsia="微软雅黑" w:hAnsi="微软雅黑"/>
@@ -45844,13 +46273,7 @@
               <w:rPr>
                 <w:sz w:val="18"/>
               </w:rPr>
-              <w:t>打包后访问真实</w:t>
-            </w:r>
-            <w:r>
-              <w:rPr>
-                <w:sz w:val="18"/>
-              </w:rPr>
-              <w:t xml:space="preserve"> GitHub</w:t>
+              <w:t>台账勾选导出</w:t>
             </w:r>
           </w:p>
         </w:tc>
@@ -45868,43 +46291,43 @@
               <w:rPr>
                 <w:sz w:val="18"/>
               </w:rPr>
-              <w:t>通过：本机有</w:t>
-            </w:r>
-            <w:r>
-              <w:rPr>
-                <w:sz w:val="18"/>
-              </w:rPr>
-              <w:t xml:space="preserve"> Watt Toolkit </w:t>
-            </w:r>
-            <w:r>
-              <w:rPr>
-                <w:sz w:val="18"/>
-              </w:rPr>
-              <w:t>重签证书，加入</w:t>
-            </w:r>
-            <w:r>
-              <w:rPr>
-                <w:sz w:val="18"/>
-              </w:rPr>
-              <w:t xml:space="preserve"> Windows </w:t>
-            </w:r>
-            <w:r>
-              <w:rPr>
-                <w:sz w:val="18"/>
-              </w:rPr>
-              <w:t>证书库后，打包的运行时能读到真实的最新发布；</w:t>
-            </w:r>
-            <w:r>
-              <w:rPr>
-                <w:sz w:val="18"/>
-              </w:rPr>
-              <w:t xml:space="preserve">AI </w:t>
-            </w:r>
-            <w:r>
-              <w:rPr>
-                <w:sz w:val="18"/>
-              </w:rPr>
-              <w:t>助手连接中转站正常</w:t>
+              <w:t>通过（包含在端到端测试里）：勾选</w:t>
+            </w:r>
+            <w:r>
+              <w:rPr>
+                <w:sz w:val="18"/>
+              </w:rPr>
+              <w:t xml:space="preserve"> 3 </w:t>
+            </w:r>
+            <w:r>
+              <w:rPr>
+                <w:sz w:val="18"/>
+              </w:rPr>
+              <w:t>条只导出</w:t>
+            </w:r>
+            <w:r>
+              <w:rPr>
+                <w:sz w:val="18"/>
+              </w:rPr>
+              <w:t xml:space="preserve"> 3 </w:t>
+            </w:r>
+            <w:r>
+              <w:rPr>
+                <w:sz w:val="18"/>
+              </w:rPr>
+              <w:t>行；勾选和搜索条件同时生效；空勾选导出为空；超过</w:t>
+            </w:r>
+            <w:r>
+              <w:rPr>
+                <w:sz w:val="18"/>
+              </w:rPr>
+              <w:t xml:space="preserve"> 1000 </w:t>
+            </w:r>
+            <w:r>
+              <w:rPr>
+                <w:sz w:val="18"/>
+              </w:rPr>
+              <w:t>条拒绝</w:t>
             </w:r>
           </w:p>
         </w:tc>
@@ -45927,6 +46350,89 @@
               <w:rPr>
                 <w:sz w:val="18"/>
               </w:rPr>
+              <w:t>打包后访问真实</w:t>
+            </w:r>
+            <w:r>
+              <w:rPr>
+                <w:sz w:val="18"/>
+              </w:rPr>
+              <w:t xml:space="preserve"> GitHub</w:t>
+            </w:r>
+          </w:p>
+        </w:tc>
+        <w:tc>
+          <w:tcPr>
+            <w:tcW w:w="5848" w:type="dxa"/>
+            <w:vAlign w:val="center"/>
+          </w:tcPr>
+          <w:p>
+            <w:pPr>
+              <w:spacing w:after="0" w:line="276" w:lineRule="auto"/>
+            </w:pPr>
+            <w:r>
+              <w:rPr>
+                <w:sz w:val="18"/>
+              </w:rPr>
+              <w:t>通过：本机有</w:t>
+            </w:r>
+            <w:r>
+              <w:rPr>
+                <w:sz w:val="18"/>
+              </w:rPr>
+              <w:t xml:space="preserve"> Watt Toolkit </w:t>
+            </w:r>
+            <w:r>
+              <w:rPr>
+                <w:sz w:val="18"/>
+              </w:rPr>
+              <w:t>重签证书，加入</w:t>
+            </w:r>
+            <w:r>
+              <w:rPr>
+                <w:sz w:val="18"/>
+              </w:rPr>
+              <w:t xml:space="preserve"> Windows </w:t>
+            </w:r>
+            <w:r>
+              <w:rPr>
+                <w:sz w:val="18"/>
+              </w:rPr>
+              <w:t>证书库后，打包的运行时能读到真实的最新发布；</w:t>
+            </w:r>
+            <w:r>
+              <w:rPr>
+                <w:sz w:val="18"/>
+              </w:rPr>
+              <w:t xml:space="preserve">AI </w:t>
+            </w:r>
+            <w:r>
+              <w:rPr>
+                <w:sz w:val="18"/>
+              </w:rPr>
+              <w:t>助手连接中转站正常</w:t>
+            </w:r>
+          </w:p>
+        </w:tc>
+      </w:tr>
+      <w:tr>
+        <w:trPr>
+          <w:cantSplit/>
+          <w:jc w:val="center"/>
+        </w:trPr>
+        <w:tc>
+          <w:tcPr>
+            <w:tcW w:w="3393" w:type="dxa"/>
+            <w:shd w:val="clear" w:color="auto" w:fill="F2F6F7"/>
+            <w:vAlign w:val="center"/>
+          </w:tcPr>
+          <w:p>
+            <w:pPr>
+              <w:spacing w:after="0" w:line="276" w:lineRule="auto"/>
+            </w:pPr>
+            <w:r>
+              <w:rPr>
+                <w:sz w:val="18"/>
+              </w:rPr>
               <w:t>重新打包</w:t>
             </w:r>
           </w:p>
@@ -45934,6 +46440,7 @@
         <w:tc>
           <w:tcPr>
             <w:tcW w:w="5848" w:type="dxa"/>
+            <w:shd w:val="clear" w:color="auto" w:fill="F2F6F7"/>
             <w:vAlign w:val="center"/>
           </w:tcPr>
           <w:p>
@@ -45952,7 +46459,7 @@
                 <w:color w:val="22434E"/>
                 <w:sz w:val="16"/>
               </w:rPr>
-              <w:t>OA-Archive-Agent-v1.5-win64.zip</w:t>
+              <w:t>OA-Archive-Agent-v1.5.2-win64.zip</w:t>
             </w:r>
             <w:r>
               <w:rPr>
@@ -45964,7 +46471,7 @@
               <w:rPr>
                 <w:sz w:val="18"/>
               </w:rPr>
-              <w:t>171.4 MB</w:t>
+              <w:t>172.4 MB</w:t>
             </w:r>
             <w:r>
               <w:rPr>
@@ -45984,7 +46491,7 @@
                 <w:color w:val="22434E"/>
                 <w:sz w:val="16"/>
               </w:rPr>
-              <w:t>5507a1d451e046519f6c9b4509456a041f4d5b98bc8fe84eebaf39d6fd6734bf</w:t>
+              <w:t>f04dcc27ba5c30d0c94955dc861ec24a4858b1d1be36c8481a2e33beb8c64eec</w:t>
             </w:r>
             <w:r>
               <w:rPr>
@@ -46008,7 +46515,61 @@
               <w:rPr>
                 <w:sz w:val="18"/>
               </w:rPr>
-              <w:t xml:space="preserve"> 1.5</w:t>
+              <w:t xml:space="preserve"> 1.5.2</w:t>
+            </w:r>
+            <w:r>
+              <w:rPr>
+                <w:sz w:val="18"/>
+              </w:rPr>
+              <w:t>；</w:t>
+            </w:r>
+            <w:r>
+              <w:rPr>
+                <w:sz w:val="18"/>
+              </w:rPr>
+              <w:t>“</w:t>
+            </w:r>
+            <w:r>
+              <w:rPr>
+                <w:sz w:val="18"/>
+              </w:rPr>
+              <w:t>示例文件</w:t>
+            </w:r>
+            <w:r>
+              <w:rPr>
+                <w:sz w:val="18"/>
+              </w:rPr>
+              <w:t>”</w:t>
+            </w:r>
+            <w:r>
+              <w:rPr>
+                <w:sz w:val="18"/>
+              </w:rPr>
+              <w:t>里有</w:t>
+            </w:r>
+            <w:r>
+              <w:rPr>
+                <w:sz w:val="18"/>
+              </w:rPr>
+              <w:t xml:space="preserve"> 10 </w:t>
+            </w:r>
+            <w:r>
+              <w:rPr>
+                <w:sz w:val="18"/>
+              </w:rPr>
+              <w:t>份成功示例和</w:t>
+            </w:r>
+            <w:r>
+              <w:rPr>
+                <w:sz w:val="18"/>
+              </w:rPr>
+              <w:t xml:space="preserve"> 16 </w:t>
+            </w:r>
+            <w:r>
+              <w:rPr>
+                <w:sz w:val="18"/>
+              </w:rPr>
+              <w:t>份反面案例</w:t>
             </w:r>
           </w:p>
         </w:tc>
@@ -46106,7 +46667,7 @@
         <w:color w:val="646E73"/>
         <w:sz w:val="16"/>
       </w:rPr>
-      <w:t xml:space="preserve"> v1.5.1</w:t>
+      <w:t xml:space="preserve"> v1.5.2</w:t>
     </w:r>
     <w:r>
       <w:rPr>
@@ -57798,7 +58359,7 @@
     <w:autoRedefine/>
     <w:uiPriority w:val="39"/>
     <w:unhideWhenUsed/>
-    <w:rsid w:val="00E50C2F"/>
+    <w:rsid w:val="001C2538"/>
   </w:style>
   <w:style w:type="paragraph" w:styleId="TOC2">
     <w:name w:val="toc 2"/>
@@ -57807,7 +58368,7 @@
     <w:autoRedefine/>
     <w:uiPriority w:val="39"/>
     <w:unhideWhenUsed/>
-    <w:rsid w:val="00E50C2F"/>
+    <w:rsid w:val="001C2538"/>
     <w:pPr>
       <w:ind w:leftChars="200" w:left="420"/>
     </w:pPr>
@@ -57819,7 +58380,7 @@
     <w:autoRedefine/>
     <w:uiPriority w:val="39"/>
     <w:unhideWhenUsed/>
-    <w:rsid w:val="00E50C2F"/>
+    <w:rsid w:val="001C2538"/>
     <w:pPr>
       <w:widowControl w:val="0"/>
       <w:spacing w:after="0" w:line="240" w:lineRule="auto"/>
@@ -57840,7 +58401,7 @@
     <w:autoRedefine/>
     <w:uiPriority w:val="39"/>
     <w:unhideWhenUsed/>
-    <w:rsid w:val="00E50C2F"/>
+    <w:rsid w:val="001C2538"/>
     <w:pPr>
       <w:widowControl w:val="0"/>
       <w:spacing w:after="0" w:line="240" w:lineRule="auto"/>
@@ -57861,7 +58422,7 @@
     <w:autoRedefine/>
     <w:uiPriority w:val="39"/>
     <w:unhideWhenUsed/>
-    <w:rsid w:val="00E50C2F"/>
+    <w:rsid w:val="001C2538"/>
     <w:pPr>
       <w:widowControl w:val="0"/>
       <w:spacing w:after="0" w:line="240" w:lineRule="auto"/>
@@ -57882,7 +58443,7 @@
     <w:autoRedefine/>
     <w:uiPriority w:val="39"/>
     <w:unhideWhenUsed/>
-    <w:rsid w:val="00E50C2F"/>
+    <w:rsid w:val="001C2538"/>
     <w:pPr>
       <w:widowControl w:val="0"/>
       <w:spacing w:after="0" w:line="240" w:lineRule="auto"/>
@@ -57903,7 +58464,7 @@
     <w:autoRedefine/>
     <w:uiPriority w:val="39"/>
     <w:unhideWhenUsed/>
-    <w:rsid w:val="00E50C2F"/>
+    <w:rsid w:val="001C2538"/>
     <w:pPr>
       <w:widowControl w:val="0"/>
       <w:spacing w:after="0" w:line="240" w:lineRule="auto"/>
@@ -57924,7 +58485,7 @@
     <w:autoRedefine/>
     <w:uiPriority w:val="39"/>
     <w:unhideWhenUsed/>
-    <w:rsid w:val="00E50C2F"/>
+    <w:rsid w:val="001C2538"/>
     <w:pPr>
       <w:widowControl w:val="0"/>
       <w:spacing w:after="0" w:line="240" w:lineRule="auto"/>
@@ -57945,7 +58506,7 @@
     <w:autoRedefine/>
     <w:uiPriority w:val="39"/>
     <w:unhideWhenUsed/>
-    <w:rsid w:val="00E50C2F"/>
+    <w:rsid w:val="001C2538"/>
     <w:pPr>
       <w:widowControl w:val="0"/>
       <w:spacing w:after="0" w:line="240" w:lineRule="auto"/>
@@ -57964,7 +58525,7 @@
     <w:basedOn w:val="a2"/>
     <w:uiPriority w:val="99"/>
     <w:unhideWhenUsed/>
-    <w:rsid w:val="00E50C2F"/>
+    <w:rsid w:val="001C2538"/>
     <w:rPr>
       <w:color w:val="0000FF" w:themeColor="hyperlink"/>
       <w:u w:val="single"/>
@@ -57976,7 +58537,7 @@
     <w:uiPriority w:val="99"/>
     <w:semiHidden/>
     <w:unhideWhenUsed/>
-    <w:rsid w:val="00E50C2F"/>
+    <w:rsid w:val="001C2538"/>
     <w:rPr>
       <w:color w:val="605E5C"/>
       <w:shd w:val="clear" w:color="auto" w:fill="E1DFDD"/>
